--- a/draft-paper_with_temperature.docx
+++ b/draft-paper_with_temperature.docx
@@ -3462,19 +3462,7 @@
         <w:rPr>
           <w:rFonts w:ascii="Times New Roman" w:hAnsi="Times New Roman" w:cs="Times New Roman"/>
         </w:rPr>
-        <w:t xml:space="preserve">The small pooled effect </w:t>
-      </w:r>
-      <w:r>
-        <w:rPr>
-          <w:rFonts w:ascii="Times New Roman" w:hAnsi="Times New Roman" w:cs="Times New Roman"/>
-        </w:rPr>
-        <w:t xml:space="preserve">also </w:t>
-      </w:r>
-      <w:r>
-        <w:rPr>
-          <w:rFonts w:ascii="Times New Roman" w:hAnsi="Times New Roman" w:cs="Times New Roman"/>
-        </w:rPr>
-        <w:t>likely reflects the structure of the model</w:t>
+        <w:t>The small pooled effect also likely reflects the structure of the model</w:t>
       </w:r>
       <w:r>
         <w:rPr>
@@ -3527,6 +3515,9 @@
         </w:rPr>
       </w:pPr>
       <w:r>
+        <w:rPr>
+          <w:noProof/>
+        </w:rPr>
         <w:lastRenderedPageBreak/>
         <w:drawing>
           <wp:inline distT="0" distB="0" distL="0" distR="0" wp14:anchorId="0BBF155F" wp14:editId="6FAD0C31">
@@ -3848,6 +3839,9 @@
         </w:rPr>
       </w:pPr>
       <w:r>
+        <w:rPr>
+          <w:noProof/>
+        </w:rPr>
         <w:lastRenderedPageBreak/>
         <w:drawing>
           <wp:inline distT="0" distB="0" distL="0" distR="0" wp14:anchorId="1028B0A0" wp14:editId="53F7BE21">
@@ -4088,6 +4082,9 @@
         </w:rPr>
       </w:pPr>
       <w:r>
+        <w:rPr>
+          <w:noProof/>
+        </w:rPr>
         <w:drawing>
           <wp:inline distT="0" distB="0" distL="0" distR="0" wp14:anchorId="21376296" wp14:editId="24661B80">
             <wp:extent cx="5731510" cy="4011930"/>
@@ -4256,13 +4253,7 @@
         <w:rPr>
           <w:rFonts w:ascii="Times New Roman" w:hAnsi="Times New Roman" w:cs="Times New Roman"/>
         </w:rPr>
-        <w:t>is increasingly being challenged</w:t>
-      </w:r>
-      <w:r>
-        <w:rPr>
-          <w:rFonts w:ascii="Times New Roman" w:hAnsi="Times New Roman" w:cs="Times New Roman"/>
-        </w:rPr>
-        <w:t xml:space="preserve"> </w:t>
+        <w:t xml:space="preserve">is increasingly being challenged </w:t>
       </w:r>
       <w:r>
         <w:rPr>
@@ -5107,6 +5098,7 @@
       <w:pPr>
         <w:rPr>
           <w:rFonts w:ascii="Times New Roman" w:hAnsi="Times New Roman" w:cs="Times New Roman"/>
+          <w:lang w:val="es-ES"/>
         </w:rPr>
       </w:pPr>
       <w:r>
@@ -5126,12 +5118,14 @@
           <w:rFonts w:ascii="Times New Roman" w:hAnsi="Times New Roman" w:cs="Times New Roman"/>
           <w:i/>
           <w:iCs/>
+          <w:lang w:val="es-ES"/>
         </w:rPr>
         <w:t>Environment International</w:t>
       </w:r>
       <w:r>
         <w:rPr>
           <w:rFonts w:ascii="Times New Roman" w:hAnsi="Times New Roman" w:cs="Times New Roman"/>
+          <w:lang w:val="es-ES"/>
         </w:rPr>
         <w:t xml:space="preserve">, 31(8), 1167-1181. </w:t>
       </w:r>
@@ -5140,6 +5134,7 @@
           <w:rPr>
             <w:rStyle w:val="Hyperlink"/>
             <w:rFonts w:ascii="Times New Roman" w:hAnsi="Times New Roman" w:cs="Times New Roman"/>
+            <w:lang w:val="es-ES"/>
           </w:rPr>
           <w:t>https://doi.org/10.1016/j.envint.2005.03.004</w:t>
         </w:r>
@@ -5147,6 +5142,7 @@
       <w:r>
         <w:rPr>
           <w:rFonts w:ascii="Times New Roman" w:hAnsi="Times New Roman" w:cs="Times New Roman"/>
+          <w:lang w:val="es-ES"/>
         </w:rPr>
         <w:t xml:space="preserve"> </w:t>
       </w:r>
@@ -5160,8 +5156,15 @@
       <w:r>
         <w:rPr>
           <w:rFonts w:ascii="Times New Roman" w:hAnsi="Times New Roman" w:cs="Times New Roman"/>
-        </w:rPr>
-        <w:t xml:space="preserve">Esteban-Cantillo, O.J., Clerici, N., Avila-Diaz, A., &amp; Quesada, B. (2024). Historical and future extreme climate events in highly vulnerable small Caribbean Islands. </w:t>
+          <w:lang w:val="es-ES"/>
+        </w:rPr>
+        <w:t xml:space="preserve">Esteban-Cantillo, O.J., Clerici, N., Avila-Diaz, A., &amp; Quesada, B. (2024). </w:t>
+      </w:r>
+      <w:r>
+        <w:rPr>
+          <w:rFonts w:ascii="Times New Roman" w:hAnsi="Times New Roman" w:cs="Times New Roman"/>
+        </w:rPr>
+        <w:t xml:space="preserve">Historical and future extreme climate events in highly vulnerable small Caribbean Islands. </w:t>
       </w:r>
       <w:r>
         <w:rPr>
@@ -5417,23 +5420,7 @@
           <w:i/>
           <w:iCs/>
         </w:rPr>
-        <w:t>Seasonal Patterns in Criminal</w:t>
-      </w:r>
-      <w:r>
-        <w:rPr>
-          <w:rFonts w:ascii="Times New Roman" w:hAnsi="Times New Roman" w:cs="Times New Roman"/>
-          <w:i/>
-          <w:iCs/>
-        </w:rPr>
-        <w:t xml:space="preserve"> </w:t>
-      </w:r>
-      <w:r>
-        <w:rPr>
-          <w:rFonts w:ascii="Times New Roman" w:hAnsi="Times New Roman" w:cs="Times New Roman"/>
-          <w:i/>
-          <w:iCs/>
-        </w:rPr>
-        <w:t>Victimization Trends</w:t>
+        <w:t>Seasonal Patterns in Criminal Victimization Trends</w:t>
       </w:r>
       <w:r>
         <w:rPr>
@@ -6308,7 +6295,7 @@
         <w:annotationRef/>
       </w:r>
       <w:r>
-        <w:t>Thiago to revise this argument</w:t>
+        <w:t>Please revise this argument</w:t>
       </w:r>
     </w:p>
   </w:comment>
@@ -6324,7 +6311,7 @@
         <w:annotationRef/>
       </w:r>
       <w:r>
-        <w:t>Thiago to revise argument</w:t>
+        <w:t>Again revise argument if needed</w:t>
       </w:r>
     </w:p>
   </w:comment>
@@ -8021,6 +8008,7 @@
   <w:style w:type="character" w:default="1" w:styleId="DefaultParagraphFont">
     <w:name w:val="Default Paragraph Font"/>
     <w:uiPriority w:val="1"/>
+    <w:semiHidden/>
     <w:unhideWhenUsed/>
   </w:style>
   <w:style w:type="table" w:default="1" w:styleId="TableNormal">

--- a/draft-paper_with_temperature.docx
+++ b/draft-paper_with_temperature.docx
@@ -11,6 +11,7 @@
           <w:szCs w:val="60"/>
         </w:rPr>
       </w:pPr>
+      <w:commentRangeStart w:id="0"/>
       <w:r>
         <w:rPr>
           <w:rFonts w:ascii="Times New Roman" w:hAnsi="Times New Roman" w:cs="Times New Roman"/>
@@ -43,7 +44,7 @@
         </w:rPr>
         <w:t xml:space="preserve"> </w:t>
       </w:r>
-      <w:commentRangeStart w:id="0"/>
+      <w:commentRangeStart w:id="1"/>
       <w:r>
         <w:rPr>
           <w:rFonts w:ascii="Times New Roman" w:hAnsi="Times New Roman" w:cs="Times New Roman"/>
@@ -52,7 +53,7 @@
         </w:rPr>
         <w:t>Patterns</w:t>
       </w:r>
-      <w:commentRangeEnd w:id="0"/>
+      <w:commentRangeEnd w:id="1"/>
       <w:r>
         <w:rPr>
           <w:rStyle w:val="CommentReference"/>
@@ -60,6 +61,16 @@
           <w:sz w:val="60"/>
           <w:szCs w:val="60"/>
         </w:rPr>
+        <w:commentReference w:id="1"/>
+      </w:r>
+      <w:commentRangeEnd w:id="0"/>
+      <w:r>
+        <w:rPr>
+          <w:rStyle w:val="CommentReference"/>
+          <w:rFonts w:asciiTheme="minorHAnsi" w:eastAsiaTheme="minorEastAsia" w:hAnsiTheme="minorHAnsi" w:cstheme="minorBidi"/>
+          <w:spacing w:val="0"/>
+          <w:kern w:val="2"/>
+        </w:rPr>
         <w:commentReference w:id="0"/>
       </w:r>
     </w:p>
@@ -249,7 +260,21 @@
         <w:rPr>
           <w:rFonts w:ascii="Times New Roman" w:hAnsi="Times New Roman" w:cs="Times New Roman"/>
         </w:rPr>
-        <w:t xml:space="preserve">Seasonal patterns in violent crime are among the most robust findings in criminology, typically linked to weather conditions and routine activities. Yet little is known about how climate change, particularly shifting rainfall patterns associated with global warming, may be reshaping these </w:t>
+        <w:t xml:space="preserve">Seasonal patterns in violent crime are among the most robust findings in criminology, typically linked to weather conditions and routine activities. Yet </w:t>
+      </w:r>
+      <w:del w:id="2" w:author="Thiago Oliveira" w:date="2025-12-16T21:57:00Z" w16du:dateUtc="2025-12-16T21:57:00Z">
+        <w:r>
+          <w:rPr>
+            <w:rFonts w:ascii="Times New Roman" w:hAnsi="Times New Roman" w:cs="Times New Roman"/>
+          </w:rPr>
+          <w:delText xml:space="preserve">little is known about how </w:delText>
+        </w:r>
+      </w:del>
+      <w:r>
+        <w:rPr>
+          <w:rFonts w:ascii="Times New Roman" w:hAnsi="Times New Roman" w:cs="Times New Roman"/>
+        </w:rPr>
+        <w:t xml:space="preserve">climate change, particularly shifting rainfall patterns associated with global warming, may be reshaping these </w:t>
       </w:r>
       <w:r>
         <w:rPr>
@@ -273,7 +298,163 @@
         <w:rPr>
           <w:rFonts w:ascii="Times New Roman" w:hAnsi="Times New Roman" w:cs="Times New Roman"/>
         </w:rPr>
-        <w:t>. This study examines whether recent changes in rainy and dry periods in the Central American and Caribbean region are influencing the seasonality of violent crime. We analyze data on violent offences from three case studies: Colombia (2003-2024), Mexico (1997-2024), and Gainesville, Florida (2011-2024). Data are modelled using a series of fixed-effects panel regressions with fixed effects for year and month, and, where possible, random slopes for geographic areas. Each case study offers a distinct analytical perspective: Colombia provides fine-grained spatial and temporal detail, Mexico extends temporal coverage to nearly three decades, and Gainesville introduces a Global North comparison. Across all three contexts, we observe a displacement of traditional seasonal crime cycles that correspond with shifts in rainfall seasonality. Multiple modelling approaches yield consistent results. The findings suggest that climate change may be altering not only environmental conditions but also the temporal rhythms of crime, calling for renewed attention to the climate-crime nexus in theory and policy.</w:t>
+        <w:t>.</w:t>
+      </w:r>
+      <w:ins w:id="3" w:author="Thiago Oliveira" w:date="2025-12-16T21:57:00Z" w16du:dateUtc="2025-12-16T21:57:00Z">
+        <w:r>
+          <w:rPr>
+            <w:rFonts w:ascii="Times New Roman" w:hAnsi="Times New Roman" w:cs="Times New Roman"/>
+          </w:rPr>
+          <w:t xml:space="preserve"> In some regions of the world, </w:t>
+        </w:r>
+      </w:ins>
+      <w:ins w:id="4" w:author="Thiago Oliveira" w:date="2025-12-16T22:00:00Z" w16du:dateUtc="2025-12-16T22:00:00Z">
+        <w:r>
+          <w:rPr>
+            <w:rFonts w:ascii="Times New Roman" w:hAnsi="Times New Roman" w:cs="Times New Roman"/>
+          </w:rPr>
+          <w:t>rainfall</w:t>
+        </w:r>
+      </w:ins>
+      <w:ins w:id="5" w:author="Thiago Oliveira" w:date="2025-12-16T21:59:00Z" w16du:dateUtc="2025-12-16T21:59:00Z">
+        <w:r>
+          <w:rPr>
+            <w:rFonts w:ascii="Times New Roman" w:hAnsi="Times New Roman" w:cs="Times New Roman"/>
+          </w:rPr>
+          <w:t xml:space="preserve"> patterns have already changed substantially over the last decades</w:t>
+        </w:r>
+      </w:ins>
+      <w:ins w:id="6" w:author="Thiago Oliveira" w:date="2025-12-16T22:01:00Z" w16du:dateUtc="2025-12-16T22:01:00Z">
+        <w:r>
+          <w:rPr>
+            <w:rFonts w:ascii="Times New Roman" w:hAnsi="Times New Roman" w:cs="Times New Roman"/>
+          </w:rPr>
+          <w:t>, prompting the question on how clima</w:t>
+        </w:r>
+      </w:ins>
+      <w:ins w:id="7" w:author="Thiago Oliveira" w:date="2025-12-16T22:02:00Z" w16du:dateUtc="2025-12-16T22:02:00Z">
+        <w:r>
+          <w:rPr>
+            <w:rFonts w:ascii="Times New Roman" w:hAnsi="Times New Roman" w:cs="Times New Roman"/>
+          </w:rPr>
+          <w:t xml:space="preserve">te change </w:t>
+        </w:r>
+        <w:r>
+          <w:rPr>
+            <w:rFonts w:ascii="Times New Roman" w:hAnsi="Times New Roman" w:cs="Times New Roman"/>
+          </w:rPr>
+          <w:t>is affecting seasonal patterns of violence.</w:t>
+        </w:r>
+      </w:ins>
+      <w:r>
+        <w:rPr>
+          <w:rFonts w:ascii="Times New Roman" w:hAnsi="Times New Roman" w:cs="Times New Roman"/>
+        </w:rPr>
+        <w:t xml:space="preserve"> This study examines whether recent changes in rainy and dry periods in the Central American and Caribbean region are influencing the seasonality of violent crime. We analyze data on violent offences from three case studies: Colombia (2003-2024), Mexico (1997-2024), and Gainesville, Florida (2011-2024). Data are modelled using a series of fixed-effects panel regression</w:t>
+      </w:r>
+      <w:ins w:id="8" w:author="Thiago Oliveira" w:date="2025-12-16T21:54:00Z" w16du:dateUtc="2025-12-16T21:54:00Z">
+        <w:r>
+          <w:rPr>
+            <w:rFonts w:ascii="Times New Roman" w:hAnsi="Times New Roman" w:cs="Times New Roman"/>
+          </w:rPr>
+          <w:t xml:space="preserve"> </w:t>
+        </w:r>
+      </w:ins>
+      <w:del w:id="9" w:author="Thiago Oliveira" w:date="2025-12-16T21:54:00Z" w16du:dateUtc="2025-12-16T21:54:00Z">
+        <w:r>
+          <w:rPr>
+            <w:rFonts w:ascii="Times New Roman" w:hAnsi="Times New Roman" w:cs="Times New Roman"/>
+          </w:rPr>
+          <w:delText>s with fixed effects for year and month</w:delText>
+        </w:r>
+      </w:del>
+      <w:ins w:id="10" w:author="Thiago Oliveira" w:date="2025-12-16T21:54:00Z" w16du:dateUtc="2025-12-16T21:54:00Z">
+        <w:r>
+          <w:rPr>
+            <w:rFonts w:ascii="Times New Roman" w:hAnsi="Times New Roman" w:cs="Times New Roman"/>
+          </w:rPr>
+          <w:t>models</w:t>
+        </w:r>
+      </w:ins>
+      <w:ins w:id="11" w:author="Thiago Oliveira" w:date="2025-12-16T22:02:00Z" w16du:dateUtc="2025-12-16T22:02:00Z">
+        <w:r>
+          <w:rPr>
+            <w:rFonts w:ascii="Times New Roman" w:hAnsi="Times New Roman" w:cs="Times New Roman"/>
+          </w:rPr>
+          <w:t xml:space="preserve"> on</w:t>
+        </w:r>
+      </w:ins>
+      <w:ins w:id="12" w:author="Thiago Oliveira" w:date="2025-12-16T22:03:00Z" w16du:dateUtc="2025-12-16T22:03:00Z">
+        <w:r>
+          <w:rPr>
+            <w:rFonts w:ascii="Times New Roman" w:hAnsi="Times New Roman" w:cs="Times New Roman"/>
+          </w:rPr>
+          <w:t xml:space="preserve"> monthly anomalies in rainfall, temperature, and violent crime patterns</w:t>
+        </w:r>
+      </w:ins>
+      <w:r>
+        <w:rPr>
+          <w:rFonts w:ascii="Times New Roman" w:hAnsi="Times New Roman" w:cs="Times New Roman"/>
+        </w:rPr>
+        <w:t xml:space="preserve">, and, where possible, random slopes for geographic areas. </w:t>
+      </w:r>
+      <w:del w:id="13" w:author="Thiago Oliveira" w:date="2025-12-16T21:55:00Z" w16du:dateUtc="2025-12-16T21:55:00Z">
+        <w:r>
+          <w:rPr>
+            <w:rFonts w:ascii="Times New Roman" w:hAnsi="Times New Roman" w:cs="Times New Roman"/>
+          </w:rPr>
+          <w:delText xml:space="preserve">Each case study offers a distinct analytical perspective: Colombia provides fine-grained spatial and temporal detail, Mexico extends temporal coverage to nearly three decades, and Gainesville introduces a Global North comparison. </w:delText>
+        </w:r>
+      </w:del>
+      <w:r>
+        <w:rPr>
+          <w:rFonts w:ascii="Times New Roman" w:hAnsi="Times New Roman" w:cs="Times New Roman"/>
+        </w:rPr>
+        <w:t>Across all three contexts, we observe a displacement of traditional seasonal crime cycles that correspond with shifts in rainfall seasonality</w:t>
+      </w:r>
+      <w:ins w:id="14" w:author="Thiago Oliveira" w:date="2025-12-16T21:55:00Z" w16du:dateUtc="2025-12-16T21:55:00Z">
+        <w:r>
+          <w:rPr>
+            <w:rFonts w:ascii="Times New Roman" w:hAnsi="Times New Roman" w:cs="Times New Roman"/>
+          </w:rPr>
+          <w:t xml:space="preserve">—wetter-than-usual </w:t>
+        </w:r>
+      </w:ins>
+      <w:ins w:id="15" w:author="Thiago Oliveira" w:date="2025-12-16T21:56:00Z" w16du:dateUtc="2025-12-16T21:56:00Z">
+        <w:r>
+          <w:rPr>
+            <w:rFonts w:ascii="Times New Roman" w:hAnsi="Times New Roman" w:cs="Times New Roman"/>
+          </w:rPr>
+          <w:t>months and lower-than-usual violence levels tend to co-occur</w:t>
+        </w:r>
+      </w:ins>
+      <w:r>
+        <w:rPr>
+          <w:rFonts w:ascii="Times New Roman" w:hAnsi="Times New Roman" w:cs="Times New Roman"/>
+        </w:rPr>
+        <w:t xml:space="preserve">. </w:t>
+      </w:r>
+      <w:del w:id="16" w:author="Thiago Oliveira" w:date="2025-12-16T21:56:00Z" w16du:dateUtc="2025-12-16T21:56:00Z">
+        <w:r>
+          <w:rPr>
+            <w:rFonts w:ascii="Times New Roman" w:hAnsi="Times New Roman" w:cs="Times New Roman"/>
+          </w:rPr>
+          <w:delText>Multiple modelling approaches yield consistent results. The f</w:delText>
+        </w:r>
+      </w:del>
+      <w:ins w:id="17" w:author="Thiago Oliveira" w:date="2025-12-16T21:56:00Z" w16du:dateUtc="2025-12-16T21:56:00Z">
+        <w:r>
+          <w:rPr>
+            <w:rFonts w:ascii="Times New Roman" w:hAnsi="Times New Roman" w:cs="Times New Roman"/>
+          </w:rPr>
+          <w:t>F</w:t>
+        </w:r>
+      </w:ins>
+      <w:r>
+        <w:rPr>
+          <w:rFonts w:ascii="Times New Roman" w:hAnsi="Times New Roman" w:cs="Times New Roman"/>
+        </w:rPr>
+        <w:t>indings suggest that climate change may be altering not only environmental conditions but also the temporal rhythms of crime, calling for renewed attention to the climate-crime nexus in theory and policy.</w:t>
       </w:r>
     </w:p>
     <w:p>
@@ -314,19 +495,91 @@
         <w:rPr>
           <w:rFonts w:ascii="Times New Roman" w:hAnsi="Times New Roman" w:cs="Times New Roman"/>
         </w:rPr>
-        <w:t>crime are among the most replicated findings in criminology. Since Quetelet (1842) first documented winter peaks in property crime and summer peaks in violence in 19th-century France, research has repeatedly shown that crime follows predictable seasonal cycles (</w:t>
-      </w:r>
-      <w:r>
-        <w:rPr>
-          <w:rFonts w:ascii="Times New Roman" w:hAnsi="Times New Roman" w:cs="Times New Roman"/>
-        </w:rPr>
-        <w:t xml:space="preserve">Andresen &amp; Malleson, 2013; </w:t>
-      </w:r>
-      <w:r>
-        <w:rPr>
-          <w:rFonts w:ascii="Times New Roman" w:hAnsi="Times New Roman" w:cs="Times New Roman"/>
-        </w:rPr>
-        <w:t xml:space="preserve">Baumer &amp; Wright, 1996; Cohn, 1990; Hipp et al., 2004; </w:t>
+        <w:t xml:space="preserve">crime are among the most replicated findings in criminology. Since </w:t>
+      </w:r>
+      <w:proofErr w:type="spellStart"/>
+      <w:r>
+        <w:rPr>
+          <w:rFonts w:ascii="Times New Roman" w:hAnsi="Times New Roman" w:cs="Times New Roman"/>
+        </w:rPr>
+        <w:t>Quetelet</w:t>
+      </w:r>
+      <w:proofErr w:type="spellEnd"/>
+      <w:r>
+        <w:rPr>
+          <w:rFonts w:ascii="Times New Roman" w:hAnsi="Times New Roman" w:cs="Times New Roman"/>
+        </w:rPr>
+        <w:t xml:space="preserve"> (1842) first documented winter peaks in property crime and summer peaks in violence in 19th-century France, research has repeatedly shown that </w:t>
+      </w:r>
+      <w:ins w:id="18" w:author="Thiago Oliveira" w:date="2025-12-16T18:18:00Z" w16du:dateUtc="2025-12-16T18:18:00Z">
+        <w:r>
+          <w:rPr>
+            <w:rFonts w:ascii="Times New Roman" w:hAnsi="Times New Roman" w:cs="Times New Roman"/>
+          </w:rPr>
+          <w:t xml:space="preserve">violent </w:t>
+        </w:r>
+      </w:ins>
+      <w:r>
+        <w:rPr>
+          <w:rFonts w:ascii="Times New Roman" w:hAnsi="Times New Roman" w:cs="Times New Roman"/>
+        </w:rPr>
+        <w:t>crime follows predictable seasonal cycles</w:t>
+      </w:r>
+      <w:ins w:id="19" w:author="Thiago Oliveira" w:date="2025-12-16T18:18:00Z" w16du:dateUtc="2025-12-16T18:18:00Z">
+        <w:r>
+          <w:rPr>
+            <w:rFonts w:ascii="Times New Roman" w:hAnsi="Times New Roman" w:cs="Times New Roman"/>
+          </w:rPr>
+          <w:t>: it rises and falls accord</w:t>
+        </w:r>
+      </w:ins>
+      <w:ins w:id="20" w:author="Thiago Oliveira" w:date="2025-12-16T18:19:00Z" w16du:dateUtc="2025-12-16T18:19:00Z">
+        <w:r>
+          <w:rPr>
+            <w:rFonts w:ascii="Times New Roman" w:hAnsi="Times New Roman" w:cs="Times New Roman"/>
+          </w:rPr>
+          <w:t>ing to regular shifts in temperature, daylight, and precipitation</w:t>
+        </w:r>
+      </w:ins>
+      <w:r>
+        <w:rPr>
+          <w:rFonts w:ascii="Times New Roman" w:hAnsi="Times New Roman" w:cs="Times New Roman"/>
+        </w:rPr>
+        <w:t xml:space="preserve"> (</w:t>
+      </w:r>
+      <w:r>
+        <w:rPr>
+          <w:rFonts w:ascii="Times New Roman" w:hAnsi="Times New Roman" w:cs="Times New Roman"/>
+        </w:rPr>
+        <w:t xml:space="preserve">Andresen &amp; </w:t>
+      </w:r>
+      <w:proofErr w:type="spellStart"/>
+      <w:r>
+        <w:rPr>
+          <w:rFonts w:ascii="Times New Roman" w:hAnsi="Times New Roman" w:cs="Times New Roman"/>
+        </w:rPr>
+        <w:t>Malleson</w:t>
+      </w:r>
+      <w:proofErr w:type="spellEnd"/>
+      <w:r>
+        <w:rPr>
+          <w:rFonts w:ascii="Times New Roman" w:hAnsi="Times New Roman" w:cs="Times New Roman"/>
+        </w:rPr>
+        <w:t xml:space="preserve">, 2013; </w:t>
+      </w:r>
+      <w:proofErr w:type="spellStart"/>
+      <w:r>
+        <w:rPr>
+          <w:rFonts w:ascii="Times New Roman" w:hAnsi="Times New Roman" w:cs="Times New Roman"/>
+        </w:rPr>
+        <w:t>Baumer</w:t>
+      </w:r>
+      <w:proofErr w:type="spellEnd"/>
+      <w:r>
+        <w:rPr>
+          <w:rFonts w:ascii="Times New Roman" w:hAnsi="Times New Roman" w:cs="Times New Roman"/>
+        </w:rPr>
+        <w:t xml:space="preserve"> &amp; Wright, 1996; Cohn, 1990; Hipp et al., 2004; </w:t>
       </w:r>
       <w:r>
         <w:rPr>
@@ -338,32 +591,287 @@
         <w:rPr>
           <w:rFonts w:ascii="Times New Roman" w:hAnsi="Times New Roman" w:cs="Times New Roman"/>
         </w:rPr>
-        <w:t>McDowall et al., 2012). Across decades and theoretical traditions—from routine activity theory (Cohen &amp; Felson, 1979) to affective aggression models (</w:t>
-      </w:r>
-      <w:r>
-        <w:rPr>
-          <w:rFonts w:ascii="Times New Roman" w:hAnsi="Times New Roman" w:cs="Times New Roman"/>
-        </w:rPr>
-        <w:t xml:space="preserve">Anderson et al., 1995; </w:t>
-      </w:r>
-      <w:r>
-        <w:rPr>
-          <w:rFonts w:ascii="Times New Roman" w:hAnsi="Times New Roman" w:cs="Times New Roman"/>
-        </w:rPr>
-        <w:t>Baron &amp; Bell, 1976)—</w:t>
-      </w:r>
-      <w:r>
-        <w:rPr>
-          <w:rFonts w:ascii="Times New Roman" w:hAnsi="Times New Roman" w:cs="Times New Roman"/>
-        </w:rPr>
-        <w:t>violent crime</w:t>
-      </w:r>
-      <w:r>
-        <w:rPr>
-          <w:rFonts w:ascii="Times New Roman" w:hAnsi="Times New Roman" w:cs="Times New Roman"/>
-        </w:rPr>
-        <w:t xml:space="preserve"> is understood to rise and fall with regular shifts in temperature, daylight, and precipitation. Yet this well-established regularity relies on an implicit assumption: that the seasons themselves are stable. In many parts of the world, this assumption no longer holds, as climate change associated with global warming alters the timing, intensity, and duration of seasonal patterns.</w:t>
-      </w:r>
+        <w:t xml:space="preserve">McDowall et al., 2012). </w:t>
+      </w:r>
+      <w:commentRangeStart w:id="21"/>
+      <w:del w:id="22" w:author="Thiago Oliveira" w:date="2025-12-16T18:21:00Z" w16du:dateUtc="2025-12-16T18:21:00Z">
+        <w:r>
+          <w:rPr>
+            <w:rFonts w:ascii="Times New Roman" w:hAnsi="Times New Roman" w:cs="Times New Roman"/>
+          </w:rPr>
+          <w:delText>Across decades and theoretical traditions—from routine activity theory (Cohen &amp; Felson, 1979) to affective aggression models (</w:delText>
+        </w:r>
+        <w:r>
+          <w:rPr>
+            <w:rFonts w:ascii="Times New Roman" w:hAnsi="Times New Roman" w:cs="Times New Roman"/>
+          </w:rPr>
+          <w:delText xml:space="preserve">Anderson et al., 1995; </w:delText>
+        </w:r>
+        <w:r>
+          <w:rPr>
+            <w:rFonts w:ascii="Times New Roman" w:hAnsi="Times New Roman" w:cs="Times New Roman"/>
+          </w:rPr>
+          <w:delText>Baron &amp; Bell, 1976)</w:delText>
+        </w:r>
+      </w:del>
+      <w:commentRangeEnd w:id="21"/>
+      <w:r>
+        <w:rPr>
+          <w:rStyle w:val="CommentReference"/>
+        </w:rPr>
+        <w:commentReference w:id="21"/>
+      </w:r>
+      <w:del w:id="23" w:author="Thiago Oliveira" w:date="2025-12-16T18:21:00Z" w16du:dateUtc="2025-12-16T18:21:00Z">
+        <w:r>
+          <w:rPr>
+            <w:rFonts w:ascii="Times New Roman" w:hAnsi="Times New Roman" w:cs="Times New Roman"/>
+          </w:rPr>
+          <w:delText>—</w:delText>
+        </w:r>
+        <w:r>
+          <w:rPr>
+            <w:rFonts w:ascii="Times New Roman" w:hAnsi="Times New Roman" w:cs="Times New Roman"/>
+          </w:rPr>
+          <w:delText>violent crime</w:delText>
+        </w:r>
+        <w:r>
+          <w:rPr>
+            <w:rFonts w:ascii="Times New Roman" w:hAnsi="Times New Roman" w:cs="Times New Roman"/>
+          </w:rPr>
+          <w:delText xml:space="preserve"> is understood to rise and fall with regular shifts in temperature, daylight, and precipitation. </w:delText>
+        </w:r>
+      </w:del>
+      <w:r>
+        <w:rPr>
+          <w:rFonts w:ascii="Times New Roman" w:hAnsi="Times New Roman" w:cs="Times New Roman"/>
+        </w:rPr>
+        <w:t xml:space="preserve">Yet this well-established regularity </w:t>
+      </w:r>
+      <w:ins w:id="24" w:author="Thiago Oliveira" w:date="2025-12-16T18:23:00Z" w16du:dateUtc="2025-12-16T18:23:00Z">
+        <w:r>
+          <w:rPr>
+            <w:rFonts w:ascii="Times New Roman" w:hAnsi="Times New Roman" w:cs="Times New Roman"/>
+          </w:rPr>
+          <w:t xml:space="preserve">may be shifting </w:t>
+        </w:r>
+      </w:ins>
+      <w:ins w:id="25" w:author="Thiago Oliveira" w:date="2025-12-16T18:25:00Z" w16du:dateUtc="2025-12-16T18:25:00Z">
+        <w:r>
+          <w:rPr>
+            <w:rFonts w:ascii="Times New Roman" w:hAnsi="Times New Roman" w:cs="Times New Roman"/>
+          </w:rPr>
+          <w:t>in the 21</w:t>
+        </w:r>
+        <w:r>
+          <w:rPr>
+            <w:rFonts w:ascii="Times New Roman" w:hAnsi="Times New Roman" w:cs="Times New Roman"/>
+            <w:vertAlign w:val="superscript"/>
+            <w:rPrChange w:id="26" w:author="Thiago Oliveira" w:date="2025-12-16T18:25:00Z" w16du:dateUtc="2025-12-16T18:25:00Z">
+              <w:rPr>
+                <w:rFonts w:ascii="Times New Roman" w:hAnsi="Times New Roman" w:cs="Times New Roman"/>
+              </w:rPr>
+            </w:rPrChange>
+          </w:rPr>
+          <w:t>st</w:t>
+        </w:r>
+        <w:r>
+          <w:rPr>
+            <w:rFonts w:ascii="Times New Roman" w:hAnsi="Times New Roman" w:cs="Times New Roman"/>
+          </w:rPr>
+          <w:t xml:space="preserve"> Century as the </w:t>
+        </w:r>
+      </w:ins>
+      <w:ins w:id="27" w:author="Thiago Oliveira" w:date="2025-12-16T18:27:00Z" w16du:dateUtc="2025-12-16T18:27:00Z">
+        <w:r>
+          <w:rPr>
+            <w:rFonts w:ascii="Times New Roman" w:hAnsi="Times New Roman" w:cs="Times New Roman"/>
+          </w:rPr>
+          <w:t>world adapts to changin</w:t>
+        </w:r>
+      </w:ins>
+      <w:ins w:id="28" w:author="Thiago Oliveira" w:date="2025-12-16T18:28:00Z" w16du:dateUtc="2025-12-16T18:28:00Z">
+        <w:r>
+          <w:rPr>
+            <w:rFonts w:ascii="Times New Roman" w:hAnsi="Times New Roman" w:cs="Times New Roman"/>
+          </w:rPr>
+          <w:t>g climate patterns</w:t>
+        </w:r>
+      </w:ins>
+      <w:ins w:id="29" w:author="Thiago Oliveira" w:date="2025-12-16T18:29:00Z" w16du:dateUtc="2025-12-16T18:29:00Z">
+        <w:r>
+          <w:rPr>
+            <w:rFonts w:ascii="Times New Roman" w:hAnsi="Times New Roman" w:cs="Times New Roman"/>
+          </w:rPr>
+          <w:t xml:space="preserve"> across the globe. </w:t>
+        </w:r>
+      </w:ins>
+      <w:del w:id="30" w:author="Thiago Oliveira" w:date="2025-12-16T18:29:00Z" w16du:dateUtc="2025-12-16T18:29:00Z">
+        <w:r>
+          <w:rPr>
+            <w:rFonts w:ascii="Times New Roman" w:hAnsi="Times New Roman" w:cs="Times New Roman"/>
+          </w:rPr>
+          <w:delText xml:space="preserve">relies on an implicit assumption: that the seasons themselves are stable. </w:delText>
+        </w:r>
+      </w:del>
+      <w:r>
+        <w:rPr>
+          <w:rFonts w:ascii="Times New Roman" w:hAnsi="Times New Roman" w:cs="Times New Roman"/>
+        </w:rPr>
+        <w:t xml:space="preserve">In many parts of the world, </w:t>
+      </w:r>
+      <w:del w:id="31" w:author="Thiago Oliveira" w:date="2025-12-16T18:30:00Z" w16du:dateUtc="2025-12-16T18:30:00Z">
+        <w:r>
+          <w:rPr>
+            <w:rFonts w:ascii="Times New Roman" w:hAnsi="Times New Roman" w:cs="Times New Roman"/>
+          </w:rPr>
+          <w:delText>this assumption no longer holds, as</w:delText>
+        </w:r>
+      </w:del>
+      <w:del w:id="32" w:author="Thiago Oliveira" w:date="2025-12-16T18:31:00Z" w16du:dateUtc="2025-12-16T18:31:00Z">
+        <w:r>
+          <w:rPr>
+            <w:rFonts w:ascii="Times New Roman" w:hAnsi="Times New Roman" w:cs="Times New Roman"/>
+          </w:rPr>
+          <w:delText xml:space="preserve"> </w:delText>
+        </w:r>
+      </w:del>
+      <w:r>
+        <w:rPr>
+          <w:rFonts w:ascii="Times New Roman" w:hAnsi="Times New Roman" w:cs="Times New Roman"/>
+        </w:rPr>
+        <w:t xml:space="preserve">climate change associated with global warming </w:t>
+      </w:r>
+      <w:del w:id="33" w:author="Thiago Oliveira" w:date="2025-12-16T18:30:00Z" w16du:dateUtc="2025-12-16T18:30:00Z">
+        <w:r>
+          <w:rPr>
+            <w:rFonts w:ascii="Times New Roman" w:hAnsi="Times New Roman" w:cs="Times New Roman"/>
+          </w:rPr>
+          <w:delText xml:space="preserve">alters </w:delText>
+        </w:r>
+      </w:del>
+      <w:ins w:id="34" w:author="Thiago Oliveira" w:date="2025-12-16T18:30:00Z" w16du:dateUtc="2025-12-16T18:30:00Z">
+        <w:r>
+          <w:rPr>
+            <w:rFonts w:ascii="Times New Roman" w:hAnsi="Times New Roman" w:cs="Times New Roman"/>
+          </w:rPr>
+          <w:t>has altered</w:t>
+        </w:r>
+        <w:r>
+          <w:rPr>
+            <w:rFonts w:ascii="Times New Roman" w:hAnsi="Times New Roman" w:cs="Times New Roman"/>
+          </w:rPr>
+          <w:t xml:space="preserve"> </w:t>
+        </w:r>
+      </w:ins>
+      <w:r>
+        <w:rPr>
+          <w:rFonts w:ascii="Times New Roman" w:hAnsi="Times New Roman" w:cs="Times New Roman"/>
+        </w:rPr>
+        <w:t xml:space="preserve">the timing, intensity, and duration of </w:t>
+      </w:r>
+      <w:r>
+        <w:rPr>
+          <w:rFonts w:ascii="Times New Roman" w:hAnsi="Times New Roman" w:cs="Times New Roman"/>
+        </w:rPr>
+        <w:lastRenderedPageBreak/>
+        <w:t>seasonal patterns.</w:t>
+      </w:r>
+      <w:ins w:id="35" w:author="Thiago Oliveira" w:date="2025-12-16T18:32:00Z" w16du:dateUtc="2025-12-16T18:32:00Z">
+        <w:r>
+          <w:rPr>
+            <w:rFonts w:ascii="Times New Roman" w:hAnsi="Times New Roman" w:cs="Times New Roman"/>
+          </w:rPr>
+          <w:t xml:space="preserve"> </w:t>
+        </w:r>
+      </w:ins>
+      <w:ins w:id="36" w:author="Thiago Oliveira" w:date="2025-12-16T18:33:00Z" w16du:dateUtc="2025-12-16T18:33:00Z">
+        <w:r>
+          <w:rPr>
+            <w:rFonts w:ascii="Times New Roman" w:hAnsi="Times New Roman" w:cs="Times New Roman"/>
+          </w:rPr>
+          <w:t>Revisiting one of criminology’s</w:t>
+        </w:r>
+      </w:ins>
+      <w:ins w:id="37" w:author="Thiago Oliveira" w:date="2025-12-16T18:39:00Z" w16du:dateUtc="2025-12-16T18:39:00Z">
+        <w:r>
+          <w:rPr>
+            <w:rFonts w:ascii="Times New Roman" w:hAnsi="Times New Roman" w:cs="Times New Roman"/>
+          </w:rPr>
+          <w:t xml:space="preserve"> widely known</w:t>
+        </w:r>
+      </w:ins>
+      <w:ins w:id="38" w:author="Thiago Oliveira" w:date="2025-12-16T18:40:00Z" w16du:dateUtc="2025-12-16T18:40:00Z">
+        <w:r>
+          <w:rPr>
+            <w:rFonts w:ascii="Times New Roman" w:hAnsi="Times New Roman" w:cs="Times New Roman"/>
+          </w:rPr>
+          <w:t xml:space="preserve"> COLORARI</w:t>
+        </w:r>
+      </w:ins>
+      <w:ins w:id="39" w:author="Thiago Oliveira" w:date="2025-12-16T18:41:00Z" w16du:dateUtc="2025-12-16T18:41:00Z">
+        <w:r>
+          <w:rPr>
+            <w:rFonts w:ascii="Times New Roman" w:hAnsi="Times New Roman" w:cs="Times New Roman"/>
+          </w:rPr>
+          <w:t>ES,</w:t>
+        </w:r>
+      </w:ins>
+      <w:ins w:id="40" w:author="Thiago Oliveira" w:date="2025-12-16T18:33:00Z" w16du:dateUtc="2025-12-16T18:33:00Z">
+        <w:r>
+          <w:rPr>
+            <w:rFonts w:ascii="Times New Roman" w:hAnsi="Times New Roman" w:cs="Times New Roman"/>
+          </w:rPr>
+          <w:t xml:space="preserve"> </w:t>
+        </w:r>
+      </w:ins>
+      <w:ins w:id="41" w:author="Thiago Oliveira" w:date="2025-12-16T18:41:00Z" w16du:dateUtc="2025-12-16T18:41:00Z">
+        <w:r>
+          <w:rPr>
+            <w:rFonts w:ascii="Times New Roman" w:hAnsi="Times New Roman" w:cs="Times New Roman"/>
+          </w:rPr>
+          <w:t>o</w:t>
+        </w:r>
+      </w:ins>
+      <w:ins w:id="42" w:author="Thiago Oliveira" w:date="2025-12-16T18:32:00Z" w16du:dateUtc="2025-12-16T18:32:00Z">
+        <w:r>
+          <w:rPr>
+            <w:rFonts w:ascii="Times New Roman" w:hAnsi="Times New Roman" w:cs="Times New Roman"/>
+          </w:rPr>
+          <w:t xml:space="preserve">ur study asks whether </w:t>
+        </w:r>
+      </w:ins>
+      <w:ins w:id="43" w:author="Thiago Oliveira" w:date="2025-12-16T18:41:00Z" w16du:dateUtc="2025-12-16T18:41:00Z">
+        <w:r>
+          <w:rPr>
+            <w:rFonts w:ascii="Times New Roman" w:hAnsi="Times New Roman" w:cs="Times New Roman"/>
+          </w:rPr>
+          <w:t xml:space="preserve">recent shifts in </w:t>
+        </w:r>
+      </w:ins>
+      <w:ins w:id="44" w:author="Thiago Oliveira" w:date="2025-12-16T18:42:00Z" w16du:dateUtc="2025-12-16T18:42:00Z">
+        <w:r>
+          <w:rPr>
+            <w:rFonts w:ascii="Times New Roman" w:hAnsi="Times New Roman" w:cs="Times New Roman"/>
+          </w:rPr>
+          <w:t>climate</w:t>
+        </w:r>
+      </w:ins>
+      <w:ins w:id="45" w:author="Thiago Oliveira" w:date="2025-12-16T18:41:00Z" w16du:dateUtc="2025-12-16T18:41:00Z">
+        <w:r>
+          <w:rPr>
+            <w:rFonts w:ascii="Times New Roman" w:hAnsi="Times New Roman" w:cs="Times New Roman"/>
+          </w:rPr>
+          <w:t xml:space="preserve"> patterns have led to shifts in seasonal</w:t>
+        </w:r>
+      </w:ins>
+      <w:ins w:id="46" w:author="Thiago Oliveira" w:date="2025-12-16T18:42:00Z" w16du:dateUtc="2025-12-16T18:42:00Z">
+        <w:r>
+          <w:rPr>
+            <w:rFonts w:ascii="Times New Roman" w:hAnsi="Times New Roman" w:cs="Times New Roman"/>
+          </w:rPr>
+          <w:t xml:space="preserve"> violence patterns.</w:t>
+        </w:r>
+      </w:ins>
     </w:p>
     <w:p>
       <w:pPr>
@@ -387,14 +895,65 @@
         <w:rPr>
           <w:rFonts w:ascii="Times New Roman" w:hAnsi="Times New Roman" w:cs="Times New Roman"/>
         </w:rPr>
-        <w:t xml:space="preserve"> precipitation patterns have been documented globally (Dore, 2005; Reyer et al., 2017), the Caribbean and broader Central American region offer a paradigmatic example. Rather than four distinct seasons, the region is shaped by a complex hydroclimate governed by interacting atmospheric systems, producing what has been described as a bimodal rainfall regime, with a rainy season influenced by tropical </w:t>
-      </w:r>
-      <w:r>
-        <w:rPr>
-          <w:rFonts w:ascii="Times New Roman" w:hAnsi="Times New Roman" w:cs="Times New Roman"/>
-        </w:rPr>
-        <w:lastRenderedPageBreak/>
-        <w:t>cyclones alternating with a dry season (Almazroui et al., 2021; Gamble &amp; Curtis, 2008). However, recent research highlights an emerging instability driven by global warming: dry periods are becoming more intense, rainy seasons show signs of reduced accumulation, and the onset of rainfall has begun shifting in tim</w:t>
+        <w:t xml:space="preserve"> precipitation patterns have been documented globally (Dore, 2005; Reyer et al., 2017), the Caribbean and broader Central American region offer a paradigmatic example. Rather than four distinct seasons, the region is shaped by a complex hydroclimate governed by interacting atmospheric systems, producing what has been described as a bimodal rainfall regime</w:t>
+      </w:r>
+      <w:ins w:id="47" w:author="Thiago Oliveira" w:date="2025-12-16T18:45:00Z" w16du:dateUtc="2025-12-16T18:45:00Z">
+        <w:r>
+          <w:rPr>
+            <w:rFonts w:ascii="Times New Roman" w:hAnsi="Times New Roman" w:cs="Times New Roman"/>
+          </w:rPr>
+          <w:t>:</w:t>
+        </w:r>
+      </w:ins>
+      <w:del w:id="48" w:author="Thiago Oliveira" w:date="2025-12-16T18:45:00Z" w16du:dateUtc="2025-12-16T18:45:00Z">
+        <w:r>
+          <w:rPr>
+            <w:rFonts w:ascii="Times New Roman" w:hAnsi="Times New Roman" w:cs="Times New Roman"/>
+          </w:rPr>
+          <w:delText>,</w:delText>
+        </w:r>
+      </w:del>
+      <w:r>
+        <w:rPr>
+          <w:rFonts w:ascii="Times New Roman" w:hAnsi="Times New Roman" w:cs="Times New Roman"/>
+        </w:rPr>
+        <w:t xml:space="preserve"> </w:t>
+      </w:r>
+      <w:ins w:id="49" w:author="Thiago Oliveira" w:date="2025-12-16T18:46:00Z" w16du:dateUtc="2025-12-16T18:46:00Z">
+        <w:r>
+          <w:rPr>
+            <w:rFonts w:ascii="Times New Roman" w:hAnsi="Times New Roman" w:cs="Times New Roman"/>
+          </w:rPr>
+          <w:t xml:space="preserve">it consists of </w:t>
+        </w:r>
+      </w:ins>
+      <w:del w:id="50" w:author="Thiago Oliveira" w:date="2025-12-16T18:46:00Z" w16du:dateUtc="2025-12-16T18:46:00Z">
+        <w:r>
+          <w:rPr>
+            <w:rFonts w:ascii="Times New Roman" w:hAnsi="Times New Roman" w:cs="Times New Roman"/>
+          </w:rPr>
+          <w:delText xml:space="preserve">with </w:delText>
+        </w:r>
+      </w:del>
+      <w:r>
+        <w:rPr>
+          <w:rFonts w:ascii="Times New Roman" w:hAnsi="Times New Roman" w:cs="Times New Roman"/>
+        </w:rPr>
+        <w:t>a rainy season influenced by tropical cyclones alternating with a dry season (</w:t>
+      </w:r>
+      <w:proofErr w:type="spellStart"/>
+      <w:r>
+        <w:rPr>
+          <w:rFonts w:ascii="Times New Roman" w:hAnsi="Times New Roman" w:cs="Times New Roman"/>
+        </w:rPr>
+        <w:t>Almazroui</w:t>
+      </w:r>
+      <w:proofErr w:type="spellEnd"/>
+      <w:r>
+        <w:rPr>
+          <w:rFonts w:ascii="Times New Roman" w:hAnsi="Times New Roman" w:cs="Times New Roman"/>
+        </w:rPr>
+        <w:t xml:space="preserve"> et al., 2021; Gamble &amp; Curtis, 2008). However, recent research highlights an emerging instability driven by global warming: dry periods are becoming more intense, rainy seasons show signs of reduced accumulation, and the onset of rainfall has begun shifting in tim</w:t>
       </w:r>
       <w:r>
         <w:rPr>
@@ -439,11 +998,25 @@
           <w:rFonts w:ascii="Times New Roman" w:hAnsi="Times New Roman" w:cs="Times New Roman"/>
         </w:rPr>
       </w:pPr>
-      <w:r>
-        <w:rPr>
-          <w:rFonts w:ascii="Times New Roman" w:hAnsi="Times New Roman" w:cs="Times New Roman"/>
-        </w:rPr>
-        <w:t>Understanding these changes is crucial for crime theori</w:t>
+      <w:commentRangeStart w:id="51"/>
+      <w:r>
+        <w:rPr>
+          <w:rFonts w:ascii="Times New Roman" w:hAnsi="Times New Roman" w:cs="Times New Roman"/>
+        </w:rPr>
+        <w:t xml:space="preserve">Understanding </w:t>
+      </w:r>
+      <w:commentRangeEnd w:id="51"/>
+      <w:r>
+        <w:rPr>
+          <w:rStyle w:val="CommentReference"/>
+        </w:rPr>
+        <w:commentReference w:id="51"/>
+      </w:r>
+      <w:r>
+        <w:rPr>
+          <w:rFonts w:ascii="Times New Roman" w:hAnsi="Times New Roman" w:cs="Times New Roman"/>
+        </w:rPr>
+        <w:t>these changes is crucial for crime theori</w:t>
       </w:r>
       <w:r>
         <w:rPr>
@@ -463,47 +1036,77 @@
         </w:rPr>
         <w:t>violence</w:t>
       </w:r>
-      <w:r>
-        <w:rPr>
-          <w:rFonts w:ascii="Times New Roman" w:hAnsi="Times New Roman" w:cs="Times New Roman"/>
-        </w:rPr>
-        <w:t>—whether rooted in routine activities</w:t>
-      </w:r>
-      <w:r>
-        <w:rPr>
-          <w:rFonts w:ascii="Times New Roman" w:hAnsi="Times New Roman" w:cs="Times New Roman"/>
-        </w:rPr>
-        <w:t xml:space="preserve"> and opportunity structures</w:t>
-      </w:r>
-      <w:r>
-        <w:rPr>
-          <w:rFonts w:ascii="Times New Roman" w:hAnsi="Times New Roman" w:cs="Times New Roman"/>
-        </w:rPr>
-        <w:t xml:space="preserve"> (Cohen &amp; Felson, 1979)</w:t>
-      </w:r>
-      <w:r>
-        <w:rPr>
-          <w:rFonts w:ascii="Times New Roman" w:hAnsi="Times New Roman" w:cs="Times New Roman"/>
-        </w:rPr>
-        <w:t>,</w:t>
-      </w:r>
-      <w:r>
-        <w:rPr>
-          <w:rFonts w:ascii="Times New Roman" w:hAnsi="Times New Roman" w:cs="Times New Roman"/>
-        </w:rPr>
-        <w:t xml:space="preserve"> or affective responses to heat and discomfort</w:t>
-      </w:r>
-      <w:r>
-        <w:rPr>
-          <w:rFonts w:ascii="Times New Roman" w:hAnsi="Times New Roman" w:cs="Times New Roman"/>
-        </w:rPr>
-        <w:t xml:space="preserve"> (Anderson et al., 1995; Baron &amp; Bell, 1976)</w:t>
-      </w:r>
-      <w:r>
-        <w:rPr>
-          <w:rFonts w:ascii="Times New Roman" w:hAnsi="Times New Roman" w:cs="Times New Roman"/>
-        </w:rPr>
-        <w:t xml:space="preserve">—implicitly assume stable and predictable seasonal cycles. If rainfall seasons are shifting, weakening, or becoming less regular, then the social, spatial, and temporal patterns of everyday life that underpin these theories may also be changing. </w:t>
+      <w:del w:id="52" w:author="Thiago Oliveira" w:date="2025-12-16T18:48:00Z" w16du:dateUtc="2025-12-16T18:48:00Z">
+        <w:r>
+          <w:rPr>
+            <w:rFonts w:ascii="Times New Roman" w:hAnsi="Times New Roman" w:cs="Times New Roman"/>
+          </w:rPr>
+          <w:delText>—whether rooted in routine activities</w:delText>
+        </w:r>
+        <w:r>
+          <w:rPr>
+            <w:rFonts w:ascii="Times New Roman" w:hAnsi="Times New Roman" w:cs="Times New Roman"/>
+          </w:rPr>
+          <w:delText xml:space="preserve"> and opportunity structures</w:delText>
+        </w:r>
+        <w:r>
+          <w:rPr>
+            <w:rFonts w:ascii="Times New Roman" w:hAnsi="Times New Roman" w:cs="Times New Roman"/>
+          </w:rPr>
+          <w:delText xml:space="preserve"> (Cohen &amp; Felson, 1979)</w:delText>
+        </w:r>
+        <w:r>
+          <w:rPr>
+            <w:rFonts w:ascii="Times New Roman" w:hAnsi="Times New Roman" w:cs="Times New Roman"/>
+          </w:rPr>
+          <w:delText>,</w:delText>
+        </w:r>
+        <w:r>
+          <w:rPr>
+            <w:rFonts w:ascii="Times New Roman" w:hAnsi="Times New Roman" w:cs="Times New Roman"/>
+          </w:rPr>
+          <w:delText xml:space="preserve"> or affective responses to heat and discomfort</w:delText>
+        </w:r>
+        <w:r>
+          <w:rPr>
+            <w:rFonts w:ascii="Times New Roman" w:hAnsi="Times New Roman" w:cs="Times New Roman"/>
+          </w:rPr>
+          <w:delText xml:space="preserve"> (Anderson et al., 1995; Baron &amp; Bell, 1976)</w:delText>
+        </w:r>
+        <w:r>
+          <w:rPr>
+            <w:rFonts w:ascii="Times New Roman" w:hAnsi="Times New Roman" w:cs="Times New Roman"/>
+          </w:rPr>
+          <w:delText>—</w:delText>
+        </w:r>
+      </w:del>
+      <w:ins w:id="53" w:author="Thiago Oliveira" w:date="2025-12-16T18:48:00Z" w16du:dateUtc="2025-12-16T18:48:00Z">
+        <w:r>
+          <w:rPr>
+            <w:rFonts w:ascii="Times New Roman" w:hAnsi="Times New Roman" w:cs="Times New Roman"/>
+          </w:rPr>
+          <w:t xml:space="preserve"> </w:t>
+        </w:r>
+      </w:ins>
+      <w:r>
+        <w:rPr>
+          <w:rFonts w:ascii="Times New Roman" w:hAnsi="Times New Roman" w:cs="Times New Roman"/>
+        </w:rPr>
+        <w:t>implicitly assume stable and predictable seasonal cycles</w:t>
+      </w:r>
+      <w:ins w:id="54" w:author="Thiago Oliveira" w:date="2025-12-16T18:48:00Z" w16du:dateUtc="2025-12-16T18:48:00Z">
+        <w:r>
+          <w:rPr>
+            <w:rFonts w:ascii="Times New Roman" w:hAnsi="Times New Roman" w:cs="Times New Roman"/>
+          </w:rPr>
+          <w:t xml:space="preserve"> (Cohen &amp; Felson, 1979; Anderson et al., 1995; Baron &amp; Bell, 1976)</w:t>
+        </w:r>
+      </w:ins>
+      <w:r>
+        <w:rPr>
+          <w:rFonts w:ascii="Times New Roman" w:hAnsi="Times New Roman" w:cs="Times New Roman"/>
+        </w:rPr>
+        <w:t xml:space="preserve">. If rainfall seasons are shifting, weakening, or becoming less regular, then the social, spatial, and temporal patterns of everyday life that underpin these theories may also be changing. </w:t>
       </w:r>
       <w:r>
         <w:rPr>
@@ -558,13 +1161,41 @@
         <w:rPr>
           <w:rFonts w:ascii="Times New Roman" w:hAnsi="Times New Roman" w:cs="Times New Roman"/>
         </w:rPr>
-        <w:t xml:space="preserve">Criminology has long debated how weather influences violence. Affective models, which focus primarily on temperature rather than precipitation, suggest that heat increases irritation and aggression until temperatures surpass a threshold and avoidance behavior sets in (Anderson et al., 1995; Baron &amp; Bell, 1976). </w:t>
-      </w:r>
-      <w:r>
-        <w:rPr>
-          <w:rFonts w:ascii="Times New Roman" w:hAnsi="Times New Roman" w:cs="Times New Roman"/>
-        </w:rPr>
-        <w:t xml:space="preserve">Precipitation, by contrast, is generally thought to reduce opportunities for such irritation and aggression to translate into violence by discouraging outdoor interaction, limiting mobility, and altering the routine activities of offenders and targets. Agnew (2011) similarly argued that the </w:t>
+        <w:t>Criminology has long debated how weather influences violence. Affective models, which focus primarily on temperature</w:t>
+      </w:r>
+      <w:del w:id="55" w:author="Thiago Oliveira" w:date="2025-12-16T18:55:00Z" w16du:dateUtc="2025-12-16T18:55:00Z">
+        <w:r>
+          <w:rPr>
+            <w:rFonts w:ascii="Times New Roman" w:hAnsi="Times New Roman" w:cs="Times New Roman"/>
+          </w:rPr>
+          <w:delText xml:space="preserve"> rather than precipitation</w:delText>
+        </w:r>
+      </w:del>
+      <w:r>
+        <w:rPr>
+          <w:rFonts w:ascii="Times New Roman" w:hAnsi="Times New Roman" w:cs="Times New Roman"/>
+        </w:rPr>
+        <w:t xml:space="preserve">, suggest that heat increases irritation and aggression until temperatures surpass a threshold and avoidance behavior sets in (Anderson et al., 1995; Baron &amp; Bell, 1976). </w:t>
+      </w:r>
+      <w:r>
+        <w:rPr>
+          <w:rFonts w:ascii="Times New Roman" w:hAnsi="Times New Roman" w:cs="Times New Roman"/>
+        </w:rPr>
+        <w:t>Precipitation, by contrast, is generally thought to reduce opportunities for such irritation and aggression to translate into violence by discouraging outdoor interaction, limiting mobility, and altering the routine activities of offenders and targets</w:t>
+      </w:r>
+      <w:ins w:id="56" w:author="Thiago Oliveira" w:date="2025-12-16T18:56:00Z" w16du:dateUtc="2025-12-16T18:56:00Z">
+        <w:r>
+          <w:rPr>
+            <w:rFonts w:ascii="Times New Roman" w:hAnsi="Times New Roman" w:cs="Times New Roman"/>
+          </w:rPr>
+          <w:t xml:space="preserve"> (RAT ref?)</w:t>
+        </w:r>
+      </w:ins>
+      <w:r>
+        <w:rPr>
+          <w:rFonts w:ascii="Times New Roman" w:hAnsi="Times New Roman" w:cs="Times New Roman"/>
+        </w:rPr>
+        <w:t xml:space="preserve">. Agnew (2011) similarly argued that the </w:t>
       </w:r>
       <w:r>
         <w:rPr>
@@ -602,7 +1233,14 @@
         <w:rPr>
           <w:rFonts w:ascii="Times New Roman" w:hAnsi="Times New Roman" w:cs="Times New Roman"/>
         </w:rPr>
-        <w:t xml:space="preserve">posits that weather shapes the convergence of offenders, targets, and capable guardians, with rainfall often suppressing the social interactions and public-space activities that facilitate violent encounters. </w:t>
+        <w:t xml:space="preserve">posits that weather shapes the convergence of offenders, targets, and capable guardians, with rainfall often suppressing the social interactions and public-space </w:t>
+      </w:r>
+      <w:r>
+        <w:rPr>
+          <w:rFonts w:ascii="Times New Roman" w:hAnsi="Times New Roman" w:cs="Times New Roman"/>
+        </w:rPr>
+        <w:lastRenderedPageBreak/>
+        <w:t xml:space="preserve">activities that facilitate violent encounters. </w:t>
       </w:r>
       <w:r>
         <w:rPr>
@@ -633,7 +1271,35 @@
         <w:rPr>
           <w:rFonts w:ascii="Times New Roman" w:hAnsi="Times New Roman" w:cs="Times New Roman"/>
         </w:rPr>
-        <w:t>Extensive research exists on the link between violence and temperature seasonality (Anderson &amp; Anderson, 1998; Breetzke &amp; Cohn, 2011; Choi et al., 2024; Xu et al., 2020), including work that addresses changes linked to climate change (Gamble &amp; Hess, 2012; Mares &amp; Moffett, 2019). Research on seasonal patterns in violence and their association with precipitation trends is more limited. Rainy seasons have been associated with decreased crime in studies conducted in New York City (Wesselbaum, 2022), Boston, M</w:t>
+        <w:t xml:space="preserve">Extensive research exists on the link between violence and temperature seasonality (Anderson &amp; Anderson, 1998; </w:t>
+      </w:r>
+      <w:proofErr w:type="spellStart"/>
+      <w:r>
+        <w:rPr>
+          <w:rFonts w:ascii="Times New Roman" w:hAnsi="Times New Roman" w:cs="Times New Roman"/>
+        </w:rPr>
+        <w:t>Breetzke</w:t>
+      </w:r>
+      <w:proofErr w:type="spellEnd"/>
+      <w:r>
+        <w:rPr>
+          <w:rFonts w:ascii="Times New Roman" w:hAnsi="Times New Roman" w:cs="Times New Roman"/>
+        </w:rPr>
+        <w:t xml:space="preserve"> &amp; Cohn, 2011; Choi et al., 2024; Xu et al., 2020), including work that addresses changes linked to climate change (Gamble &amp; Hess, 2012; Mares &amp; Moffett, 2019). Research on seasonal patterns in violence and their association with precipitation trends is more limited. Rainy seasons have been associated with decreased crime in studies conducted in New York City (</w:t>
+      </w:r>
+      <w:proofErr w:type="spellStart"/>
+      <w:r>
+        <w:rPr>
+          <w:rFonts w:ascii="Times New Roman" w:hAnsi="Times New Roman" w:cs="Times New Roman"/>
+        </w:rPr>
+        <w:t>Wesselbaum</w:t>
+      </w:r>
+      <w:proofErr w:type="spellEnd"/>
+      <w:r>
+        <w:rPr>
+          <w:rFonts w:ascii="Times New Roman" w:hAnsi="Times New Roman" w:cs="Times New Roman"/>
+        </w:rPr>
+        <w:t>, 2022), Boston, M</w:t>
       </w:r>
       <w:r>
         <w:rPr>
@@ -657,88 +1323,1397 @@
         <w:rPr>
           <w:rFonts w:ascii="Times New Roman" w:hAnsi="Times New Roman" w:cs="Times New Roman"/>
         </w:rPr>
-        <w:t xml:space="preserve"> (Hodgkinson &amp; Vamvakaris, 2025), Jamaica (Wright &amp; Stewart, </w:t>
-      </w:r>
-      <w:r>
-        <w:rPr>
-          <w:rFonts w:ascii="Times New Roman" w:hAnsi="Times New Roman" w:cs="Times New Roman"/>
+        <w:t xml:space="preserve"> (Hodgkinson &amp; </w:t>
+      </w:r>
+      <w:proofErr w:type="spellStart"/>
+      <w:r>
+        <w:rPr>
+          <w:rFonts w:ascii="Times New Roman" w:hAnsi="Times New Roman" w:cs="Times New Roman"/>
+        </w:rPr>
+        <w:t>Vamvakaris</w:t>
+      </w:r>
+      <w:proofErr w:type="spellEnd"/>
+      <w:r>
+        <w:rPr>
+          <w:rFonts w:ascii="Times New Roman" w:hAnsi="Times New Roman" w:cs="Times New Roman"/>
+        </w:rPr>
+        <w:t>, 2025), Jamaica (Wright &amp; Stewart, 2024), and Taiwan (Yu et al., 2017), with more modest or null results observed in Baltimore, M</w:t>
+      </w:r>
+      <w:r>
+        <w:rPr>
+          <w:rFonts w:ascii="Times New Roman" w:hAnsi="Times New Roman" w:cs="Times New Roman"/>
+        </w:rPr>
+        <w:t>D</w:t>
+      </w:r>
+      <w:r>
+        <w:rPr>
+          <w:rFonts w:ascii="Times New Roman" w:hAnsi="Times New Roman" w:cs="Times New Roman"/>
+        </w:rPr>
+        <w:t xml:space="preserve"> (Cheatwood, 1995), Hampton Roads, </w:t>
+      </w:r>
+      <w:r>
+        <w:rPr>
+          <w:rFonts w:ascii="Times New Roman" w:hAnsi="Times New Roman" w:cs="Times New Roman"/>
+        </w:rPr>
+        <w:t>VA</w:t>
+      </w:r>
+      <w:r>
+        <w:rPr>
+          <w:rFonts w:ascii="Times New Roman" w:hAnsi="Times New Roman" w:cs="Times New Roman"/>
+        </w:rPr>
+        <w:t xml:space="preserve"> (Wu et al., 2020), and Brisbane, Australia (Corcoran &amp; Zahnow, 2021).</w:t>
+      </w:r>
+    </w:p>
+    <w:p>
+      <w:pPr>
+        <w:rPr>
+          <w:rFonts w:ascii="Times New Roman" w:hAnsi="Times New Roman" w:cs="Times New Roman"/>
+        </w:rPr>
+      </w:pPr>
+      <w:r>
+        <w:rPr>
+          <w:rFonts w:ascii="Times New Roman" w:hAnsi="Times New Roman" w:cs="Times New Roman"/>
+        </w:rPr>
+        <w:t xml:space="preserve">This literature shares two important limitations. First, with </w:t>
+      </w:r>
+      <w:commentRangeStart w:id="57"/>
+      <w:r>
+        <w:rPr>
+          <w:rFonts w:ascii="Times New Roman" w:hAnsi="Times New Roman" w:cs="Times New Roman"/>
+        </w:rPr>
+        <w:t>a few</w:t>
+      </w:r>
+      <w:commentRangeEnd w:id="57"/>
+      <w:r>
+        <w:rPr>
+          <w:rStyle w:val="CommentReference"/>
+        </w:rPr>
+        <w:commentReference w:id="57"/>
+      </w:r>
+      <w:r>
+        <w:rPr>
+          <w:rFonts w:ascii="Times New Roman" w:hAnsi="Times New Roman" w:cs="Times New Roman"/>
+        </w:rPr>
+        <w:t xml:space="preserve"> notable exceptions that model temperature and, to a lesser extent, precipitation anomalies as proxies for climate change at monthly time scales (e.g., Mares, 2013), most studies still focus on short-term variation in weather rather than on documented long-term shifts in rainfall regimes themselves. Second—and crucially—existing work on climate change and crime has primarily examined whether anomalous temperatures (and occasionally precipitation) affect overall crime levels</w:t>
+      </w:r>
+      <w:ins w:id="58" w:author="Thiago Oliveira" w:date="2025-12-16T18:59:00Z" w16du:dateUtc="2025-12-16T18:59:00Z">
+        <w:r>
+          <w:rPr>
+            <w:rFonts w:ascii="Times New Roman" w:hAnsi="Times New Roman" w:cs="Times New Roman"/>
+          </w:rPr>
+          <w:t xml:space="preserve"> (ref?)</w:t>
+        </w:r>
+      </w:ins>
+      <w:r>
+        <w:rPr>
+          <w:rFonts w:ascii="Times New Roman" w:hAnsi="Times New Roman" w:cs="Times New Roman"/>
+        </w:rPr>
+        <w:t xml:space="preserve">. To our knowledge, no research has directly investigated whether observed changes in the seasonality of rainfall associated with global warming are reshaping the seasonal patterning of </w:t>
+      </w:r>
+      <w:r>
+        <w:rPr>
+          <w:rFonts w:ascii="Times New Roman" w:hAnsi="Times New Roman" w:cs="Times New Roman"/>
+        </w:rPr>
+        <w:t>violence</w:t>
+      </w:r>
+      <w:r>
+        <w:rPr>
+          <w:rFonts w:ascii="Times New Roman" w:hAnsi="Times New Roman" w:cs="Times New Roman"/>
+        </w:rPr>
+        <w:t xml:space="preserve">, particularly in tropical and Caribbean settings. If rainfall seasons are shifting—as they are across the Caribbean and equatorial regions—then the </w:t>
+      </w:r>
+      <w:r>
+        <w:rPr>
+          <w:rFonts w:ascii="Times New Roman" w:hAnsi="Times New Roman" w:cs="Times New Roman"/>
+        </w:rPr>
+        <w:t>violence</w:t>
+      </w:r>
+      <w:r>
+        <w:rPr>
+          <w:rFonts w:ascii="Times New Roman" w:hAnsi="Times New Roman" w:cs="Times New Roman"/>
+        </w:rPr>
+        <w:t xml:space="preserve"> cycles tied to them may also be shifting.</w:t>
+      </w:r>
+    </w:p>
+    <w:p>
+      <w:pPr>
+        <w:rPr>
+          <w:rFonts w:ascii="Times New Roman" w:hAnsi="Times New Roman" w:cs="Times New Roman"/>
+        </w:rPr>
+      </w:pPr>
+      <w:r>
+        <w:rPr>
+          <w:rFonts w:ascii="Times New Roman" w:hAnsi="Times New Roman" w:cs="Times New Roman"/>
+        </w:rPr>
+        <w:t>This paper addresses this gap by examining whether recent changes in rainy and dry periods in the Central American and Caribbean region are influencing the seasonality of violent crime</w:t>
+      </w:r>
+      <w:ins w:id="59" w:author="Thiago Oliveira" w:date="2025-12-16T19:04:00Z" w16du:dateUtc="2025-12-16T19:04:00Z">
+        <w:r>
+          <w:rPr>
+            <w:rFonts w:ascii="Times New Roman" w:hAnsi="Times New Roman" w:cs="Times New Roman"/>
+          </w:rPr>
+          <w:t xml:space="preserve"> over the last three decades</w:t>
+        </w:r>
+      </w:ins>
+      <w:del w:id="60" w:author="Thiago Oliveira" w:date="2025-12-16T19:09:00Z" w16du:dateUtc="2025-12-16T19:09:00Z">
+        <w:r>
+          <w:rPr>
+            <w:rFonts w:ascii="Times New Roman" w:hAnsi="Times New Roman" w:cs="Times New Roman"/>
+          </w:rPr>
+          <w:delText xml:space="preserve">, </w:delText>
+        </w:r>
+        <w:commentRangeStart w:id="61"/>
+        <w:r>
+          <w:rPr>
+            <w:rFonts w:ascii="Times New Roman" w:hAnsi="Times New Roman" w:cs="Times New Roman"/>
+          </w:rPr>
+          <w:delText>while adjusting for temperature anomalies to rule out confounding from concurrent temperature shifts</w:delText>
+        </w:r>
+        <w:commentRangeEnd w:id="61"/>
+        <w:r>
+          <w:rPr>
+            <w:rStyle w:val="CommentReference"/>
+          </w:rPr>
+          <w:commentReference w:id="61"/>
+        </w:r>
+      </w:del>
+      <w:r>
+        <w:rPr>
+          <w:rFonts w:ascii="Times New Roman" w:hAnsi="Times New Roman" w:cs="Times New Roman"/>
+        </w:rPr>
+        <w:t xml:space="preserve">. </w:t>
+      </w:r>
+      <w:r>
+        <w:rPr>
+          <w:rFonts w:ascii="Times New Roman" w:hAnsi="Times New Roman" w:cs="Times New Roman"/>
+        </w:rPr>
+        <w:t xml:space="preserve">Using long-term data from </w:t>
+      </w:r>
+      <w:r>
+        <w:rPr>
+          <w:rFonts w:ascii="Times New Roman" w:hAnsi="Times New Roman" w:cs="Times New Roman"/>
+        </w:rPr>
+        <w:t>three case studies in</w:t>
+      </w:r>
+      <w:ins w:id="62" w:author="Thiago Oliveira" w:date="2025-12-16T19:10:00Z" w16du:dateUtc="2025-12-16T19:10:00Z">
+        <w:r>
+          <w:rPr>
+            <w:rFonts w:ascii="Times New Roman" w:hAnsi="Times New Roman" w:cs="Times New Roman"/>
+          </w:rPr>
+          <w:t xml:space="preserve"> th</w:t>
+        </w:r>
+      </w:ins>
+      <w:ins w:id="63" w:author="Thiago Oliveira" w:date="2025-12-16T19:11:00Z" w16du:dateUtc="2025-12-16T19:11:00Z">
+        <w:r>
+          <w:rPr>
+            <w:rFonts w:ascii="Times New Roman" w:hAnsi="Times New Roman" w:cs="Times New Roman"/>
+          </w:rPr>
+          <w:t>e Caribbean region, including</w:t>
+        </w:r>
+      </w:ins>
+      <w:r>
+        <w:rPr>
+          <w:rFonts w:ascii="Times New Roman" w:hAnsi="Times New Roman" w:cs="Times New Roman"/>
+        </w:rPr>
+        <w:t xml:space="preserve"> </w:t>
+      </w:r>
+      <w:r>
+        <w:rPr>
+          <w:rFonts w:ascii="Times New Roman" w:hAnsi="Times New Roman" w:cs="Times New Roman"/>
+        </w:rPr>
+        <w:t xml:space="preserve">Colombia (2003-2024), Mexico (1997-2024), and Gainesville, Florida (2011-2024), and employing fixed-effects models </w:t>
+      </w:r>
+      <w:del w:id="64" w:author="Thiago Oliveira" w:date="2025-12-16T19:10:00Z" w16du:dateUtc="2025-12-16T19:10:00Z">
+        <w:r>
+          <w:rPr>
+            <w:rFonts w:ascii="Times New Roman" w:hAnsi="Times New Roman" w:cs="Times New Roman"/>
+          </w:rPr>
+          <w:delText xml:space="preserve">with </w:delText>
+        </w:r>
+      </w:del>
+      <w:ins w:id="65" w:author="Thiago Oliveira" w:date="2025-12-16T19:10:00Z" w16du:dateUtc="2025-12-16T19:10:00Z">
+        <w:r>
+          <w:rPr>
+            <w:rFonts w:ascii="Times New Roman" w:hAnsi="Times New Roman" w:cs="Times New Roman"/>
+          </w:rPr>
+          <w:t>adjusting for</w:t>
+        </w:r>
+        <w:r>
+          <w:rPr>
+            <w:rFonts w:ascii="Times New Roman" w:hAnsi="Times New Roman" w:cs="Times New Roman"/>
+          </w:rPr>
+          <w:t xml:space="preserve"> </w:t>
+        </w:r>
+      </w:ins>
+      <w:r>
+        <w:rPr>
+          <w:rFonts w:ascii="Times New Roman" w:hAnsi="Times New Roman" w:cs="Times New Roman"/>
+        </w:rPr>
+        <w:t xml:space="preserve">temporal and spatial </w:t>
+      </w:r>
+      <w:del w:id="66" w:author="Thiago Oliveira" w:date="2025-12-16T19:10:00Z" w16du:dateUtc="2025-12-16T19:10:00Z">
+        <w:r>
+          <w:rPr>
+            <w:rFonts w:ascii="Times New Roman" w:hAnsi="Times New Roman" w:cs="Times New Roman"/>
+          </w:rPr>
+          <w:delText>controls</w:delText>
+        </w:r>
+      </w:del>
+      <w:ins w:id="67" w:author="Thiago Oliveira" w:date="2025-12-16T19:10:00Z" w16du:dateUtc="2025-12-16T19:10:00Z">
+        <w:r>
+          <w:rPr>
+            <w:rFonts w:ascii="Times New Roman" w:hAnsi="Times New Roman" w:cs="Times New Roman"/>
+          </w:rPr>
+          <w:t>dependencies</w:t>
+        </w:r>
+      </w:ins>
+      <w:r>
+        <w:rPr>
+          <w:rFonts w:ascii="Times New Roman" w:hAnsi="Times New Roman" w:cs="Times New Roman"/>
+        </w:rPr>
+        <w:t xml:space="preserve">, we test whether changes in rainfall cycles correspond to weakening or displacement of traditional seasonal </w:t>
+      </w:r>
+      <w:r>
+        <w:rPr>
+          <w:rFonts w:ascii="Times New Roman" w:hAnsi="Times New Roman" w:cs="Times New Roman"/>
+        </w:rPr>
+        <w:t xml:space="preserve">violent </w:t>
+      </w:r>
+      <w:r>
+        <w:rPr>
+          <w:rFonts w:ascii="Times New Roman" w:hAnsi="Times New Roman" w:cs="Times New Roman"/>
+        </w:rPr>
+        <w:t>crime patterns. These three contexts provide complementary analytical vantage points: highly granular municipal data in Colombia, long temporal coverage in Mexico, and a Global North comparison in Florida.</w:t>
+      </w:r>
+      <w:r>
+        <w:rPr>
+          <w:rFonts w:ascii="Times New Roman" w:hAnsi="Times New Roman" w:cs="Times New Roman"/>
+        </w:rPr>
+        <w:t xml:space="preserve"> </w:t>
+      </w:r>
+      <w:r>
+        <w:rPr>
+          <w:rFonts w:ascii="Times New Roman" w:hAnsi="Times New Roman" w:cs="Times New Roman"/>
+        </w:rPr>
+        <w:t xml:space="preserve">Specifically, we address the following questions: </w:t>
+      </w:r>
+      <w:ins w:id="68" w:author="Thiago Oliveira" w:date="2025-12-16T19:11:00Z" w16du:dateUtc="2025-12-16T19:11:00Z">
+        <w:r>
+          <w:rPr>
+            <w:rFonts w:ascii="Times New Roman" w:hAnsi="Times New Roman" w:cs="Times New Roman"/>
+          </w:rPr>
+          <w:t>Are</w:t>
+        </w:r>
+      </w:ins>
+      <w:del w:id="69" w:author="Thiago Oliveira" w:date="2025-12-16T19:11:00Z" w16du:dateUtc="2025-12-16T19:11:00Z">
+        <w:r>
+          <w:rPr>
+            <w:rFonts w:ascii="Times New Roman" w:hAnsi="Times New Roman" w:cs="Times New Roman"/>
+          </w:rPr>
+          <w:delText>Do</w:delText>
+        </w:r>
+      </w:del>
+      <w:r>
+        <w:rPr>
+          <w:rFonts w:ascii="Times New Roman" w:hAnsi="Times New Roman" w:cs="Times New Roman"/>
+        </w:rPr>
+        <w:t xml:space="preserve"> monthly rainfall anomalies </w:t>
+      </w:r>
+      <w:del w:id="70" w:author="Thiago Oliveira" w:date="2025-12-16T19:11:00Z" w16du:dateUtc="2025-12-16T19:11:00Z">
+        <w:r>
+          <w:rPr>
+            <w:rFonts w:ascii="Times New Roman" w:hAnsi="Times New Roman" w:cs="Times New Roman"/>
+          </w:rPr>
+          <w:delText>correspond to</w:delText>
+        </w:r>
+      </w:del>
+      <w:ins w:id="71" w:author="Thiago Oliveira" w:date="2025-12-16T19:11:00Z" w16du:dateUtc="2025-12-16T19:11:00Z">
+        <w:r>
+          <w:rPr>
+            <w:rFonts w:ascii="Times New Roman" w:hAnsi="Times New Roman" w:cs="Times New Roman"/>
+          </w:rPr>
+          <w:t>asso</w:t>
+        </w:r>
+      </w:ins>
+      <w:ins w:id="72" w:author="Thiago Oliveira" w:date="2025-12-16T19:12:00Z" w16du:dateUtc="2025-12-16T19:12:00Z">
+        <w:r>
+          <w:rPr>
+            <w:rFonts w:ascii="Times New Roman" w:hAnsi="Times New Roman" w:cs="Times New Roman"/>
+          </w:rPr>
+          <w:t>ciated with</w:t>
+        </w:r>
+      </w:ins>
+      <w:r>
+        <w:rPr>
+          <w:rFonts w:ascii="Times New Roman" w:hAnsi="Times New Roman" w:cs="Times New Roman"/>
+        </w:rPr>
+        <w:t xml:space="preserve"> monthly violence anomalies at the national level? Do monthly rainfall anomalies explain within</w:t>
+      </w:r>
+      <w:r>
+        <w:rPr>
+          <w:rFonts w:ascii="Times New Roman" w:hAnsi="Times New Roman" w:cs="Times New Roman"/>
+        </w:rPr>
+        <w:t>-</w:t>
+      </w:r>
+      <w:r>
+        <w:rPr>
+          <w:rFonts w:ascii="Times New Roman" w:hAnsi="Times New Roman" w:cs="Times New Roman"/>
+        </w:rPr>
+        <w:t>subnational-</w:t>
+      </w:r>
+      <w:r>
+        <w:rPr>
+          <w:rFonts w:ascii="Times New Roman" w:hAnsi="Times New Roman" w:cs="Times New Roman"/>
+        </w:rPr>
+        <w:t>area</w:t>
+      </w:r>
+      <w:r>
+        <w:rPr>
+          <w:rFonts w:ascii="Times New Roman" w:hAnsi="Times New Roman" w:cs="Times New Roman"/>
+        </w:rPr>
+        <w:t xml:space="preserve"> monthly variation? And do subnational </w:t>
+      </w:r>
+      <w:r>
+        <w:rPr>
+          <w:rFonts w:ascii="Times New Roman" w:hAnsi="Times New Roman" w:cs="Times New Roman"/>
+        </w:rPr>
+        <w:t>areas</w:t>
+      </w:r>
+      <w:r>
+        <w:rPr>
+          <w:rFonts w:ascii="Times New Roman" w:hAnsi="Times New Roman" w:cs="Times New Roman"/>
+        </w:rPr>
+        <w:t xml:space="preserve"> differ in how rainfall anomalies </w:t>
+      </w:r>
+      <w:del w:id="73" w:author="Thiago Oliveira" w:date="2025-12-16T19:12:00Z" w16du:dateUtc="2025-12-16T19:12:00Z">
+        <w:r>
+          <w:rPr>
+            <w:rFonts w:ascii="Times New Roman" w:hAnsi="Times New Roman" w:cs="Times New Roman"/>
+          </w:rPr>
+          <w:delText xml:space="preserve">affect </w:delText>
+        </w:r>
+      </w:del>
+      <w:ins w:id="74" w:author="Thiago Oliveira" w:date="2025-12-16T19:12:00Z" w16du:dateUtc="2025-12-16T19:12:00Z">
+        <w:r>
+          <w:rPr>
+            <w:rFonts w:ascii="Times New Roman" w:hAnsi="Times New Roman" w:cs="Times New Roman"/>
+          </w:rPr>
+          <w:t>are associated with</w:t>
+        </w:r>
+        <w:r>
+          <w:rPr>
+            <w:rFonts w:ascii="Times New Roman" w:hAnsi="Times New Roman" w:cs="Times New Roman"/>
+          </w:rPr>
+          <w:t xml:space="preserve"> </w:t>
+        </w:r>
+      </w:ins>
+      <w:r>
+        <w:rPr>
+          <w:rFonts w:ascii="Times New Roman" w:hAnsi="Times New Roman" w:cs="Times New Roman"/>
+        </w:rPr>
+        <w:t>violence?</w:t>
+      </w:r>
+      <w:r>
+        <w:rPr>
+          <w:rFonts w:ascii="Times New Roman" w:hAnsi="Times New Roman" w:cs="Times New Roman"/>
+        </w:rPr>
+        <w:t xml:space="preserve"> </w:t>
+      </w:r>
+      <w:r>
+        <w:rPr>
+          <w:rFonts w:ascii="Times New Roman" w:hAnsi="Times New Roman" w:cs="Times New Roman"/>
+        </w:rPr>
+        <w:t>Across all three settings, we find consistent evidence that traditional seasonal cycles</w:t>
+      </w:r>
+      <w:r>
+        <w:rPr>
+          <w:rFonts w:ascii="Times New Roman" w:hAnsi="Times New Roman" w:cs="Times New Roman"/>
+        </w:rPr>
+        <w:t xml:space="preserve"> in violent crime</w:t>
+      </w:r>
+      <w:r>
+        <w:rPr>
+          <w:rFonts w:ascii="Times New Roman" w:hAnsi="Times New Roman" w:cs="Times New Roman"/>
+        </w:rPr>
+        <w:t xml:space="preserve"> are becoming less pronounced and shifting in time—changes that track evolving rainfall patterns.</w:t>
+      </w:r>
+    </w:p>
+    <w:p>
+      <w:pPr>
+        <w:pStyle w:val="Heading1"/>
+        <w:rPr>
+          <w:rFonts w:ascii="Times New Roman" w:hAnsi="Times New Roman" w:cs="Times New Roman"/>
+          <w:color w:val="auto"/>
+        </w:rPr>
+      </w:pPr>
+      <w:r>
+        <w:rPr>
+          <w:rFonts w:ascii="Times New Roman" w:hAnsi="Times New Roman" w:cs="Times New Roman"/>
+          <w:color w:val="auto"/>
         </w:rPr>
         <w:lastRenderedPageBreak/>
-        <w:t>2024), and Taiwan (Yu et al., 2017), with more modest or null results observed in Baltimore, M</w:t>
-      </w:r>
-      <w:r>
-        <w:rPr>
-          <w:rFonts w:ascii="Times New Roman" w:hAnsi="Times New Roman" w:cs="Times New Roman"/>
-        </w:rPr>
-        <w:t>D</w:t>
-      </w:r>
-      <w:r>
-        <w:rPr>
-          <w:rFonts w:ascii="Times New Roman" w:hAnsi="Times New Roman" w:cs="Times New Roman"/>
-        </w:rPr>
-        <w:t xml:space="preserve"> (Cheatwood, 1995), Hampton Roads, </w:t>
-      </w:r>
-      <w:r>
-        <w:rPr>
-          <w:rFonts w:ascii="Times New Roman" w:hAnsi="Times New Roman" w:cs="Times New Roman"/>
-        </w:rPr>
-        <w:t>VA</w:t>
-      </w:r>
-      <w:r>
-        <w:rPr>
-          <w:rFonts w:ascii="Times New Roman" w:hAnsi="Times New Roman" w:cs="Times New Roman"/>
-        </w:rPr>
-        <w:t xml:space="preserve"> (Wu et al., 2020), and Brisbane, Australia (Corcoran &amp; Zahnow, 2021).</w:t>
-      </w:r>
-    </w:p>
-    <w:p>
-      <w:pPr>
-        <w:rPr>
-          <w:rFonts w:ascii="Times New Roman" w:hAnsi="Times New Roman" w:cs="Times New Roman"/>
-        </w:rPr>
-      </w:pPr>
-      <w:r>
-        <w:rPr>
-          <w:rFonts w:ascii="Times New Roman" w:hAnsi="Times New Roman" w:cs="Times New Roman"/>
-        </w:rPr>
-        <w:t xml:space="preserve">This literature shares two important limitations. First, with a few notable exceptions that model temperature and, to a lesser extent, precipitation anomalies as proxies for climate change at monthly time scales (e.g., Mares, 2013), most studies still focus on short-term variation in weather rather than on documented long-term shifts in rainfall regimes themselves. Second—and crucially—existing work on climate change and crime has primarily examined whether anomalous temperatures (and occasionally precipitation) affect overall crime levels. To our knowledge, no research has directly investigated whether observed changes in the seasonality of rainfall associated with global warming are reshaping the seasonal patterning of </w:t>
-      </w:r>
-      <w:r>
-        <w:rPr>
-          <w:rFonts w:ascii="Times New Roman" w:hAnsi="Times New Roman" w:cs="Times New Roman"/>
-        </w:rPr>
-        <w:t>violence</w:t>
-      </w:r>
-      <w:r>
-        <w:rPr>
-          <w:rFonts w:ascii="Times New Roman" w:hAnsi="Times New Roman" w:cs="Times New Roman"/>
-        </w:rPr>
-        <w:t xml:space="preserve">, particularly in tropical and Caribbean settings. If rainfall seasons are shifting—as they are across the Caribbean and equatorial regions—then the </w:t>
-      </w:r>
-      <w:r>
-        <w:rPr>
-          <w:rFonts w:ascii="Times New Roman" w:hAnsi="Times New Roman" w:cs="Times New Roman"/>
-        </w:rPr>
-        <w:t>violence</w:t>
-      </w:r>
-      <w:r>
-        <w:rPr>
-          <w:rFonts w:ascii="Times New Roman" w:hAnsi="Times New Roman" w:cs="Times New Roman"/>
-        </w:rPr>
-        <w:t xml:space="preserve"> cycles tied to them may also be shifting.</w:t>
-      </w:r>
-    </w:p>
-    <w:p>
-      <w:pPr>
-        <w:rPr>
-          <w:rFonts w:ascii="Times New Roman" w:hAnsi="Times New Roman" w:cs="Times New Roman"/>
-        </w:rPr>
-      </w:pPr>
-      <w:r>
-        <w:rPr>
-          <w:rFonts w:ascii="Times New Roman" w:hAnsi="Times New Roman" w:cs="Times New Roman"/>
-        </w:rPr>
-        <w:t>This paper addresses this gap by examining whether recent changes in rainy and dry periods in the Central American and Caribbean region are influencing the seasonality of violent crime</w:t>
+        <w:t>2 Methodology</w:t>
+      </w:r>
+    </w:p>
+    <w:p>
+      <w:pPr>
+        <w:pStyle w:val="Heading2"/>
+        <w:rPr>
+          <w:rFonts w:ascii="Times New Roman" w:hAnsi="Times New Roman" w:cs="Times New Roman"/>
+          <w:color w:val="auto"/>
+        </w:rPr>
+      </w:pPr>
+      <w:r>
+        <w:rPr>
+          <w:rFonts w:ascii="Times New Roman" w:hAnsi="Times New Roman" w:cs="Times New Roman"/>
+          <w:color w:val="auto"/>
+        </w:rPr>
+        <w:t>2.1 Data</w:t>
+      </w:r>
+    </w:p>
+    <w:p>
+      <w:pPr>
+        <w:rPr>
+          <w:rFonts w:ascii="Times New Roman" w:hAnsi="Times New Roman" w:cs="Times New Roman"/>
+        </w:rPr>
+      </w:pPr>
+      <w:del w:id="75" w:author="Thiago Oliveira" w:date="2025-12-16T19:13:00Z" w16du:dateUtc="2025-12-16T19:13:00Z">
+        <w:r>
+          <w:rPr>
+            <w:rFonts w:ascii="Times New Roman" w:hAnsi="Times New Roman" w:cs="Times New Roman"/>
+          </w:rPr>
+          <w:delText xml:space="preserve">Longitudinal </w:delText>
+        </w:r>
+      </w:del>
+      <w:ins w:id="76" w:author="Thiago Oliveira" w:date="2025-12-16T19:13:00Z" w16du:dateUtc="2025-12-16T19:13:00Z">
+        <w:r>
+          <w:rPr>
+            <w:rFonts w:ascii="Times New Roman" w:hAnsi="Times New Roman" w:cs="Times New Roman"/>
+          </w:rPr>
+          <w:t>Time series</w:t>
+        </w:r>
+        <w:r>
+          <w:rPr>
+            <w:rFonts w:ascii="Times New Roman" w:hAnsi="Times New Roman" w:cs="Times New Roman"/>
+          </w:rPr>
+          <w:t xml:space="preserve"> </w:t>
+        </w:r>
+      </w:ins>
+      <w:r>
+        <w:rPr>
+          <w:rFonts w:ascii="Times New Roman" w:hAnsi="Times New Roman" w:cs="Times New Roman"/>
+        </w:rPr>
+        <w:t>data on monthly violent crime</w:t>
+      </w:r>
+      <w:r>
+        <w:rPr>
+          <w:rFonts w:ascii="Times New Roman" w:hAnsi="Times New Roman" w:cs="Times New Roman"/>
+        </w:rPr>
+        <w:t>,</w:t>
+      </w:r>
+      <w:r>
+        <w:rPr>
+          <w:rFonts w:ascii="Times New Roman" w:hAnsi="Times New Roman" w:cs="Times New Roman"/>
+        </w:rPr>
+        <w:t xml:space="preserve"> precipitation</w:t>
+      </w:r>
+      <w:r>
+        <w:rPr>
+          <w:rFonts w:ascii="Times New Roman" w:hAnsi="Times New Roman" w:cs="Times New Roman"/>
+        </w:rPr>
+        <w:t>,</w:t>
+      </w:r>
+      <w:r>
+        <w:rPr>
+          <w:rFonts w:ascii="Times New Roman" w:hAnsi="Times New Roman" w:cs="Times New Roman"/>
+        </w:rPr>
+        <w:t xml:space="preserve"> </w:t>
+      </w:r>
+      <w:r>
+        <w:rPr>
+          <w:rFonts w:ascii="Times New Roman" w:hAnsi="Times New Roman" w:cs="Times New Roman"/>
+        </w:rPr>
+        <w:t xml:space="preserve">and temperature </w:t>
+      </w:r>
+      <w:r>
+        <w:rPr>
+          <w:rFonts w:ascii="Times New Roman" w:hAnsi="Times New Roman" w:cs="Times New Roman"/>
+        </w:rPr>
+        <w:t>were accessed for three different settings around the Central American and Caribbean region. Colombia, located in the northern part of South America, has a population of 52.89 million and an area of 440,831 sq mi. Its homicide rate reached 25.3 per 100,000 inhabitants in 2022, making it one of the highest in Latin America and globally. Colombia’s climate varies substantially by region and altitude, ranging from tropical conditions along the Caribbean coast, to equatorial climates along the Pacific coastline and Amazon basin in the south, and mountain climates across the Andes.</w:t>
+      </w:r>
+      <w:r>
+        <w:rPr>
+          <w:rFonts w:ascii="Times New Roman" w:hAnsi="Times New Roman" w:cs="Times New Roman"/>
+        </w:rPr>
+        <w:t xml:space="preserve"> </w:t>
+      </w:r>
+      <w:r>
+        <w:rPr>
+          <w:rFonts w:ascii="Times New Roman" w:hAnsi="Times New Roman" w:cs="Times New Roman"/>
+        </w:rPr>
+        <w:t>Mexico, situated in the southern part of North America, has a population of 130.9 million and an area of 761,610 sq mi. Its homicide rate was 24.9 per 100,000 inhabitants in 2023, only slightly below that of Colombia. The country exhibits considerable climatic diversity, with tropical conditions in the southeast by the Caribbean Sea, subtropical climates across central regions, and arid climates in the northeastern and northwestern areas.</w:t>
+      </w:r>
+      <w:r>
+        <w:rPr>
+          <w:rFonts w:ascii="Times New Roman" w:hAnsi="Times New Roman" w:cs="Times New Roman"/>
+        </w:rPr>
+        <w:t xml:space="preserve"> </w:t>
+      </w:r>
+      <w:commentRangeStart w:id="77"/>
+      <w:r>
+        <w:rPr>
+          <w:rFonts w:ascii="Times New Roman" w:hAnsi="Times New Roman" w:cs="Times New Roman"/>
+        </w:rPr>
+        <w:t>Finally, Gainesville, a city in northern Florida, has a population of 141,085 and covers 64.54 sq mi. Fourteen homicides were recorded in 2023.</w:t>
+      </w:r>
+      <w:commentRangeEnd w:id="77"/>
+      <w:r>
+        <w:rPr>
+          <w:rStyle w:val="CommentReference"/>
+        </w:rPr>
+        <w:commentReference w:id="77"/>
+      </w:r>
+    </w:p>
+    <w:p>
+      <w:pPr>
+        <w:rPr>
+          <w:rFonts w:ascii="Times New Roman" w:hAnsi="Times New Roman" w:cs="Times New Roman"/>
+        </w:rPr>
+      </w:pPr>
+      <w:r>
+        <w:rPr>
+          <w:rFonts w:ascii="Times New Roman" w:hAnsi="Times New Roman" w:cs="Times New Roman"/>
+        </w:rPr>
+        <w:t>The selection of these three settings was driven by data availability in areas characteri</w:t>
+      </w:r>
+      <w:r>
+        <w:rPr>
+          <w:rFonts w:ascii="Times New Roman" w:hAnsi="Times New Roman" w:cs="Times New Roman"/>
+        </w:rPr>
+        <w:t>z</w:t>
+      </w:r>
+      <w:r>
+        <w:rPr>
+          <w:rFonts w:ascii="Times New Roman" w:hAnsi="Times New Roman" w:cs="Times New Roman"/>
+        </w:rPr>
+        <w:t xml:space="preserve">ed by different economic and demographic conditions within the broader Caribbean region, spanning both Global North and Global South contexts. Colombia and Mexico provide at least twenty years of homicide </w:t>
+      </w:r>
+      <w:r>
+        <w:rPr>
+          <w:rFonts w:ascii="Times New Roman" w:hAnsi="Times New Roman" w:cs="Times New Roman"/>
+        </w:rPr>
+        <w:t xml:space="preserve">(2003-2024 in Colombia and 1997-2024 in Mexico) </w:t>
+      </w:r>
+      <w:r>
+        <w:rPr>
+          <w:rFonts w:ascii="Times New Roman" w:hAnsi="Times New Roman" w:cs="Times New Roman"/>
+        </w:rPr>
+        <w:t>and locali</w:t>
+      </w:r>
+      <w:r>
+        <w:rPr>
+          <w:rFonts w:ascii="Times New Roman" w:hAnsi="Times New Roman" w:cs="Times New Roman"/>
+        </w:rPr>
+        <w:t>z</w:t>
+      </w:r>
+      <w:r>
+        <w:rPr>
+          <w:rFonts w:ascii="Times New Roman" w:hAnsi="Times New Roman" w:cs="Times New Roman"/>
+        </w:rPr>
+        <w:t>ed rainfall</w:t>
+      </w:r>
+      <w:r>
+        <w:rPr>
+          <w:rFonts w:ascii="Times New Roman" w:hAnsi="Times New Roman" w:cs="Times New Roman"/>
+        </w:rPr>
+        <w:t xml:space="preserve"> and temperature</w:t>
+      </w:r>
+      <w:r>
+        <w:rPr>
+          <w:rFonts w:ascii="Times New Roman" w:hAnsi="Times New Roman" w:cs="Times New Roman"/>
+        </w:rPr>
+        <w:t xml:space="preserve"> data, while Gainesville was the only Global North location around the Caribbean for which we could obtain </w:t>
+      </w:r>
+      <w:r>
+        <w:rPr>
+          <w:rFonts w:ascii="Times New Roman" w:hAnsi="Times New Roman" w:cs="Times New Roman"/>
+        </w:rPr>
+        <w:t>violent crime</w:t>
+      </w:r>
+      <w:r>
+        <w:rPr>
+          <w:rFonts w:ascii="Times New Roman" w:hAnsi="Times New Roman" w:cs="Times New Roman"/>
+        </w:rPr>
+        <w:t>,</w:t>
+      </w:r>
+      <w:r>
+        <w:rPr>
+          <w:rFonts w:ascii="Times New Roman" w:hAnsi="Times New Roman" w:cs="Times New Roman"/>
+        </w:rPr>
+        <w:t xml:space="preserve"> precipitation</w:t>
+      </w:r>
+      <w:r>
+        <w:rPr>
+          <w:rFonts w:ascii="Times New Roman" w:hAnsi="Times New Roman" w:cs="Times New Roman"/>
+        </w:rPr>
+        <w:t xml:space="preserve">, and temperature </w:t>
+      </w:r>
+      <w:r>
+        <w:rPr>
+          <w:rFonts w:ascii="Times New Roman" w:hAnsi="Times New Roman" w:cs="Times New Roman"/>
+        </w:rPr>
+        <w:t>data covering at least ten years</w:t>
+      </w:r>
+      <w:r>
+        <w:rPr>
+          <w:rFonts w:ascii="Times New Roman" w:hAnsi="Times New Roman" w:cs="Times New Roman"/>
+        </w:rPr>
+        <w:t xml:space="preserve"> (2011-2024)</w:t>
+      </w:r>
+      <w:r>
+        <w:rPr>
+          <w:rFonts w:ascii="Times New Roman" w:hAnsi="Times New Roman" w:cs="Times New Roman"/>
+        </w:rPr>
+        <w:t>.</w:t>
+      </w:r>
+      <w:r>
+        <w:rPr>
+          <w:rFonts w:ascii="Times New Roman" w:hAnsi="Times New Roman" w:cs="Times New Roman"/>
+        </w:rPr>
+        <w:t xml:space="preserve"> </w:t>
+      </w:r>
+      <w:r>
+        <w:rPr>
+          <w:rFonts w:ascii="Times New Roman" w:hAnsi="Times New Roman" w:cs="Times New Roman"/>
+        </w:rPr>
+        <w:t>Given Gainesville’s low homicide rate, in this third case we analyze all forms of street violence (including homicide, battery, assault, robbery, affray, false imprisonment, extortion, child molestation, and striking a police animal</w:t>
+      </w:r>
+      <w:r>
+        <w:rPr>
+          <w:rFonts w:ascii="Times New Roman" w:hAnsi="Times New Roman" w:cs="Times New Roman"/>
+        </w:rPr>
+        <w:t>, all in non-domestic contexts</w:t>
+      </w:r>
+      <w:r>
+        <w:rPr>
+          <w:rFonts w:ascii="Times New Roman" w:hAnsi="Times New Roman" w:cs="Times New Roman"/>
+        </w:rPr>
+        <w:t xml:space="preserve">). </w:t>
+      </w:r>
+      <w:r>
+        <w:rPr>
+          <w:rFonts w:ascii="Times New Roman" w:hAnsi="Times New Roman" w:cs="Times New Roman"/>
+        </w:rPr>
+        <w:t>The inclusion of three independent case studies across diverse settings enhances the robustness of the analysis.</w:t>
+      </w:r>
+    </w:p>
+    <w:p>
+      <w:pPr>
+        <w:rPr>
+          <w:ins w:id="78" w:author="Thiago Oliveira" w:date="2025-12-16T19:19:00Z" w16du:dateUtc="2025-12-16T19:19:00Z"/>
+          <w:rFonts w:ascii="Times New Roman" w:hAnsi="Times New Roman" w:cs="Times New Roman"/>
+        </w:rPr>
+      </w:pPr>
+      <w:r>
+        <w:rPr>
+          <w:rFonts w:ascii="Times New Roman" w:hAnsi="Times New Roman" w:cs="Times New Roman"/>
+        </w:rPr>
+        <w:t>In Colombia, homicide microdata were recorded and openly shared by the Ministry of National Defense through its Open Data Portal</w:t>
+      </w:r>
+      <w:ins w:id="79" w:author="Thiago Oliveira" w:date="2025-12-16T18:01:00Z" w16du:dateUtc="2025-12-16T18:01:00Z">
+        <w:r>
+          <w:rPr>
+            <w:rFonts w:ascii="Times New Roman" w:hAnsi="Times New Roman" w:cs="Times New Roman"/>
+          </w:rPr>
+          <w:t>,</w:t>
+        </w:r>
+      </w:ins>
+      <w:r>
+        <w:rPr>
+          <w:rStyle w:val="FootnoteReference"/>
+          <w:rFonts w:ascii="Times New Roman" w:hAnsi="Times New Roman" w:cs="Times New Roman"/>
+        </w:rPr>
+        <w:footnoteReference w:id="1"/>
+      </w:r>
+      <w:del w:id="86" w:author="Thiago Oliveira" w:date="2025-12-16T18:01:00Z" w16du:dateUtc="2025-12-16T18:01:00Z">
+        <w:r>
+          <w:rPr>
+            <w:rFonts w:ascii="Times New Roman" w:hAnsi="Times New Roman" w:cs="Times New Roman"/>
+          </w:rPr>
+          <w:delText>,</w:delText>
+        </w:r>
+      </w:del>
+      <w:r>
+        <w:rPr>
+          <w:rFonts w:ascii="Times New Roman" w:hAnsi="Times New Roman" w:cs="Times New Roman"/>
+        </w:rPr>
+        <w:t xml:space="preserve"> while precipitation estimates, calculated by the Climate Hazards Center at UC Santa Barbara, are derived from satellite observations combined with rain gauge data and made available by the United Nations Office for the Coordination of Humanitarian Affairs (OCHA)</w:t>
+      </w:r>
+      <w:ins w:id="87" w:author="Thiago Oliveira" w:date="2025-12-16T18:02:00Z" w16du:dateUtc="2025-12-16T18:02:00Z">
+        <w:r>
+          <w:rPr>
+            <w:rFonts w:ascii="Times New Roman" w:hAnsi="Times New Roman" w:cs="Times New Roman"/>
+          </w:rPr>
+          <w:t>.</w:t>
+        </w:r>
+      </w:ins>
+      <w:r>
+        <w:rPr>
+          <w:rStyle w:val="FootnoteReference"/>
+          <w:rFonts w:ascii="Times New Roman" w:hAnsi="Times New Roman" w:cs="Times New Roman"/>
+        </w:rPr>
+        <w:footnoteReference w:id="2"/>
+      </w:r>
+      <w:del w:id="96" w:author="Thiago Oliveira" w:date="2025-12-16T18:02:00Z" w16du:dateUtc="2025-12-16T18:02:00Z">
+        <w:r>
+          <w:rPr>
+            <w:rFonts w:ascii="Times New Roman" w:hAnsi="Times New Roman" w:cs="Times New Roman"/>
+          </w:rPr>
+          <w:delText>.</w:delText>
+        </w:r>
+      </w:del>
+      <w:r>
+        <w:rPr>
+          <w:rFonts w:ascii="Times New Roman" w:hAnsi="Times New Roman" w:cs="Times New Roman"/>
+        </w:rPr>
+        <w:t xml:space="preserve"> </w:t>
+      </w:r>
+      <w:r>
+        <w:rPr>
+          <w:rFonts w:ascii="Times New Roman" w:hAnsi="Times New Roman" w:cs="Times New Roman"/>
+        </w:rPr>
+        <w:t>Surface air temperature estimates derived from the Coupled Model Intercomparison Project Phase 6 (CMIP6) under a low-emissions scenario were accessed</w:t>
+      </w:r>
+      <w:r>
+        <w:rPr>
+          <w:rFonts w:ascii="Times New Roman" w:hAnsi="Times New Roman" w:cs="Times New Roman"/>
+        </w:rPr>
+        <w:t xml:space="preserve"> at the regional level</w:t>
+      </w:r>
+      <w:r>
+        <w:rPr>
+          <w:rFonts w:ascii="Times New Roman" w:hAnsi="Times New Roman" w:cs="Times New Roman"/>
+        </w:rPr>
+        <w:t xml:space="preserve"> via the World Bank’s Climate Change Knowledge Portal</w:t>
+      </w:r>
+      <w:r>
+        <w:rPr>
+          <w:rFonts w:ascii="Times New Roman" w:hAnsi="Times New Roman" w:cs="Times New Roman"/>
+        </w:rPr>
+        <w:t>.</w:t>
+      </w:r>
+      <w:r>
+        <w:rPr>
+          <w:rStyle w:val="FootnoteReference"/>
+          <w:rFonts w:ascii="Times New Roman" w:hAnsi="Times New Roman" w:cs="Times New Roman"/>
+        </w:rPr>
+        <w:footnoteReference w:id="3"/>
+      </w:r>
+      <w:r>
+        <w:rPr>
+          <w:rFonts w:ascii="Times New Roman" w:hAnsi="Times New Roman" w:cs="Times New Roman"/>
+        </w:rPr>
+        <w:t xml:space="preserve"> </w:t>
+      </w:r>
+      <w:r>
+        <w:rPr>
+          <w:rFonts w:ascii="Times New Roman" w:hAnsi="Times New Roman" w:cs="Times New Roman"/>
+        </w:rPr>
+        <w:t xml:space="preserve">In Mexico, homicide data are aggregated at the monthly and state levels </w:t>
+      </w:r>
+      <w:r>
+        <w:rPr>
+          <w:rFonts w:ascii="Times New Roman" w:hAnsi="Times New Roman" w:cs="Times New Roman"/>
+        </w:rPr>
+        <w:lastRenderedPageBreak/>
+        <w:t>and shared by the Executive Secretariat of the National Public Security System</w:t>
+      </w:r>
+      <w:r>
+        <w:rPr>
+          <w:rStyle w:val="FootnoteReference"/>
+          <w:rFonts w:ascii="Times New Roman" w:hAnsi="Times New Roman" w:cs="Times New Roman"/>
+        </w:rPr>
+        <w:footnoteReference w:id="4"/>
+      </w:r>
+      <w:r>
+        <w:rPr>
+          <w:rFonts w:ascii="Times New Roman" w:hAnsi="Times New Roman" w:cs="Times New Roman"/>
+        </w:rPr>
+        <w:t>, while rainfall data were also accessed from OCHA</w:t>
+      </w:r>
+      <w:r>
+        <w:rPr>
+          <w:rStyle w:val="FootnoteReference"/>
+          <w:rFonts w:ascii="Times New Roman" w:hAnsi="Times New Roman" w:cs="Times New Roman"/>
+        </w:rPr>
+        <w:footnoteReference w:id="5"/>
+      </w:r>
+      <w:r>
+        <w:rPr>
+          <w:rFonts w:ascii="Times New Roman" w:hAnsi="Times New Roman" w:cs="Times New Roman"/>
+        </w:rPr>
+        <w:t xml:space="preserve"> and temperature data from the </w:t>
+      </w:r>
+      <w:r>
+        <w:rPr>
+          <w:rFonts w:ascii="Times New Roman" w:hAnsi="Times New Roman" w:cs="Times New Roman"/>
+        </w:rPr>
+        <w:t>World Bank’s Climate Change Knowledge Portal</w:t>
+      </w:r>
+      <w:r>
+        <w:rPr>
+          <w:rFonts w:ascii="Times New Roman" w:hAnsi="Times New Roman" w:cs="Times New Roman"/>
+        </w:rPr>
+        <w:t>.</w:t>
+      </w:r>
+      <w:r>
+        <w:rPr>
+          <w:rFonts w:ascii="Times New Roman" w:hAnsi="Times New Roman" w:cs="Times New Roman"/>
+        </w:rPr>
+        <w:t xml:space="preserve"> Finally, crime microdata for Gainesville were accessed through the city’s Open Data Portal</w:t>
+      </w:r>
+      <w:r>
+        <w:rPr>
+          <w:rStyle w:val="FootnoteReference"/>
+          <w:rFonts w:ascii="Times New Roman" w:hAnsi="Times New Roman" w:cs="Times New Roman"/>
+        </w:rPr>
+        <w:footnoteReference w:id="6"/>
+      </w:r>
+      <w:r>
+        <w:rPr>
+          <w:rFonts w:ascii="Times New Roman" w:hAnsi="Times New Roman" w:cs="Times New Roman"/>
+        </w:rPr>
+        <w:t>, precipitation data aggregated for the whole city are provided by the Florida State University Climate Cent</w:t>
+      </w:r>
+      <w:r>
+        <w:rPr>
+          <w:rFonts w:ascii="Times New Roman" w:hAnsi="Times New Roman" w:cs="Times New Roman"/>
+        </w:rPr>
+        <w:t>er</w:t>
+      </w:r>
+      <w:r>
+        <w:rPr>
+          <w:rStyle w:val="FootnoteReference"/>
+          <w:rFonts w:ascii="Times New Roman" w:hAnsi="Times New Roman" w:cs="Times New Roman"/>
+        </w:rPr>
+        <w:footnoteReference w:id="7"/>
+      </w:r>
+      <w:r>
+        <w:rPr>
+          <w:rFonts w:ascii="Times New Roman" w:hAnsi="Times New Roman" w:cs="Times New Roman"/>
+        </w:rPr>
+        <w:t xml:space="preserve">, and </w:t>
+      </w:r>
+      <w:r>
+        <w:rPr>
+          <w:rFonts w:ascii="Times New Roman" w:hAnsi="Times New Roman" w:cs="Times New Roman"/>
+        </w:rPr>
+        <w:t xml:space="preserve">temperature data </w:t>
+      </w:r>
+      <w:r>
+        <w:rPr>
+          <w:rFonts w:ascii="Times New Roman" w:hAnsi="Times New Roman" w:cs="Times New Roman"/>
+        </w:rPr>
+        <w:t xml:space="preserve">for Florida </w:t>
+      </w:r>
+      <w:r>
+        <w:rPr>
+          <w:rFonts w:ascii="Times New Roman" w:hAnsi="Times New Roman" w:cs="Times New Roman"/>
+        </w:rPr>
+        <w:t xml:space="preserve">were </w:t>
+      </w:r>
+      <w:r>
+        <w:rPr>
+          <w:rFonts w:ascii="Times New Roman" w:hAnsi="Times New Roman" w:cs="Times New Roman"/>
+        </w:rPr>
+        <w:t>obtained</w:t>
+      </w:r>
+      <w:r>
+        <w:rPr>
+          <w:rFonts w:ascii="Times New Roman" w:hAnsi="Times New Roman" w:cs="Times New Roman"/>
+        </w:rPr>
+        <w:t xml:space="preserve"> </w:t>
+      </w:r>
+      <w:r>
+        <w:rPr>
+          <w:rFonts w:ascii="Times New Roman" w:hAnsi="Times New Roman" w:cs="Times New Roman"/>
+        </w:rPr>
+        <w:t xml:space="preserve">from the </w:t>
+      </w:r>
+      <w:r>
+        <w:rPr>
+          <w:rFonts w:ascii="Times New Roman" w:hAnsi="Times New Roman" w:cs="Times New Roman"/>
+        </w:rPr>
+        <w:t>World Bank’s Climate Change Knowledge Portal.</w:t>
+      </w:r>
+      <w:r>
+        <w:rPr>
+          <w:rFonts w:ascii="Times New Roman" w:hAnsi="Times New Roman" w:cs="Times New Roman"/>
+        </w:rPr>
+        <w:t xml:space="preserve"> Rainfall estimates reflect total monthly precipitation (in </w:t>
+      </w:r>
+      <w:r>
+        <w:rPr>
+          <w:rFonts w:ascii="Times New Roman" w:hAnsi="Times New Roman" w:cs="Times New Roman"/>
+        </w:rPr>
+        <w:t>millimeters</w:t>
+      </w:r>
+      <w:r>
+        <w:rPr>
+          <w:rFonts w:ascii="Times New Roman" w:hAnsi="Times New Roman" w:cs="Times New Roman"/>
+        </w:rPr>
+        <w:t xml:space="preserve"> for Colombia and Mexico, and in inches for Gainesville), while violence is measured using monthly crime counts.</w:t>
+      </w:r>
+      <w:r>
+        <w:rPr>
+          <w:rFonts w:ascii="Times New Roman" w:hAnsi="Times New Roman" w:cs="Times New Roman"/>
+        </w:rPr>
+        <w:t xml:space="preserve"> </w:t>
+      </w:r>
+      <w:r>
+        <w:rPr>
+          <w:rFonts w:ascii="Times New Roman" w:hAnsi="Times New Roman" w:cs="Times New Roman"/>
+        </w:rPr>
+        <w:t>Temperature estimates reflect average surface air temperature in degrees Celsius.</w:t>
+      </w:r>
+    </w:p>
+    <w:p>
+      <w:pPr>
+        <w:pStyle w:val="Heading2"/>
+        <w:rPr>
+          <w:ins w:id="125" w:author="Thiago Oliveira" w:date="2025-12-16T19:19:00Z" w16du:dateUtc="2025-12-16T19:19:00Z"/>
+          <w:rFonts w:ascii="Times New Roman" w:hAnsi="Times New Roman" w:cs="Times New Roman"/>
+          <w:color w:val="auto"/>
+        </w:rPr>
+      </w:pPr>
+      <w:ins w:id="126" w:author="Thiago Oliveira" w:date="2025-12-16T19:19:00Z" w16du:dateUtc="2025-12-16T19:19:00Z">
+        <w:r>
+          <w:rPr>
+            <w:rFonts w:ascii="Times New Roman" w:hAnsi="Times New Roman" w:cs="Times New Roman"/>
+            <w:color w:val="auto"/>
+          </w:rPr>
+          <w:t>2.</w:t>
+        </w:r>
+        <w:r>
+          <w:rPr>
+            <w:rFonts w:ascii="Times New Roman" w:hAnsi="Times New Roman" w:cs="Times New Roman"/>
+            <w:color w:val="auto"/>
+          </w:rPr>
+          <w:t>2</w:t>
+        </w:r>
+        <w:r>
+          <w:rPr>
+            <w:rFonts w:ascii="Times New Roman" w:hAnsi="Times New Roman" w:cs="Times New Roman"/>
+            <w:color w:val="auto"/>
+          </w:rPr>
+          <w:t xml:space="preserve"> </w:t>
+        </w:r>
+        <w:r>
+          <w:rPr>
+            <w:rFonts w:ascii="Times New Roman" w:hAnsi="Times New Roman" w:cs="Times New Roman"/>
+            <w:color w:val="auto"/>
+          </w:rPr>
+          <w:t>Measures</w:t>
+        </w:r>
+      </w:ins>
+    </w:p>
+    <w:p>
+      <w:pPr>
+        <w:rPr>
+          <w:del w:id="127" w:author="Thiago Oliveira" w:date="2025-12-16T19:19:00Z" w16du:dateUtc="2025-12-16T19:19:00Z"/>
+          <w:rFonts w:ascii="Times New Roman" w:hAnsi="Times New Roman" w:cs="Times New Roman"/>
+        </w:rPr>
+      </w:pPr>
+      <w:ins w:id="128" w:author="Thiago Oliveira" w:date="2025-12-16T19:19:00Z" w16du:dateUtc="2025-12-16T19:19:00Z">
+        <w:r>
+          <w:rPr>
+            <w:rFonts w:ascii="Times New Roman" w:hAnsi="Times New Roman" w:cs="Times New Roman"/>
+          </w:rPr>
+          <w:t xml:space="preserve">Our </w:t>
+        </w:r>
+      </w:ins>
+      <w:ins w:id="129" w:author="Thiago Oliveira" w:date="2025-12-16T19:23:00Z" w16du:dateUtc="2025-12-16T19:23:00Z">
+        <w:r>
+          <w:rPr>
+            <w:rFonts w:ascii="Times New Roman" w:hAnsi="Times New Roman" w:cs="Times New Roman"/>
+          </w:rPr>
+          <w:t>main in</w:t>
+        </w:r>
+      </w:ins>
+      <w:ins w:id="130" w:author="Thiago Oliveira" w:date="2025-12-16T19:19:00Z" w16du:dateUtc="2025-12-16T19:19:00Z">
+        <w:r>
+          <w:rPr>
+            <w:rFonts w:ascii="Times New Roman" w:hAnsi="Times New Roman" w:cs="Times New Roman"/>
+          </w:rPr>
+          <w:t>dependent variable consists of month</w:t>
+        </w:r>
+      </w:ins>
+      <w:ins w:id="131" w:author="Thiago Oliveira" w:date="2025-12-16T19:20:00Z" w16du:dateUtc="2025-12-16T19:20:00Z">
+        <w:r>
+          <w:rPr>
+            <w:rFonts w:ascii="Times New Roman" w:hAnsi="Times New Roman" w:cs="Times New Roman"/>
+          </w:rPr>
+          <w:t>l</w:t>
+        </w:r>
+      </w:ins>
+      <w:ins w:id="132" w:author="Thiago Oliveira" w:date="2025-12-16T19:19:00Z" w16du:dateUtc="2025-12-16T19:19:00Z">
+        <w:r>
+          <w:rPr>
+            <w:rFonts w:ascii="Times New Roman" w:hAnsi="Times New Roman" w:cs="Times New Roman"/>
+          </w:rPr>
+          <w:t xml:space="preserve">y </w:t>
+        </w:r>
+      </w:ins>
+      <w:ins w:id="133" w:author="Thiago Oliveira" w:date="2025-12-16T19:24:00Z" w16du:dateUtc="2025-12-16T19:24:00Z">
+        <w:r>
+          <w:rPr>
+            <w:rFonts w:ascii="Times New Roman" w:hAnsi="Times New Roman" w:cs="Times New Roman"/>
+          </w:rPr>
+          <w:t>rainfall anomalies</w:t>
+        </w:r>
+      </w:ins>
+      <w:ins w:id="134" w:author="Thiago Oliveira" w:date="2025-12-16T19:20:00Z" w16du:dateUtc="2025-12-16T19:20:00Z">
+        <w:r>
+          <w:rPr>
+            <w:rFonts w:ascii="Times New Roman" w:hAnsi="Times New Roman" w:cs="Times New Roman"/>
+          </w:rPr>
+          <w:t xml:space="preserve">. </w:t>
+        </w:r>
+      </w:ins>
+      <w:ins w:id="135" w:author="Thiago Oliveira" w:date="2025-12-16T19:22:00Z" w16du:dateUtc="2025-12-16T19:22:00Z">
+        <w:r>
+          <w:rPr>
+            <w:rFonts w:ascii="Times New Roman" w:hAnsi="Times New Roman" w:cs="Times New Roman"/>
+          </w:rPr>
+          <w:t xml:space="preserve">To build this variable, </w:t>
+        </w:r>
+      </w:ins>
+    </w:p>
+    <w:p>
+      <w:pPr>
+        <w:rPr>
+          <w:ins w:id="136" w:author="Thiago Oliveira" w:date="2025-12-16T19:30:00Z" w16du:dateUtc="2025-12-16T19:30:00Z"/>
+          <w:rFonts w:ascii="Times New Roman" w:hAnsi="Times New Roman" w:cs="Times New Roman"/>
+        </w:rPr>
+      </w:pPr>
+      <w:del w:id="137" w:author="Thiago Oliveira" w:date="2025-12-16T19:22:00Z" w16du:dateUtc="2025-12-16T19:22:00Z">
+        <w:r>
+          <w:rPr>
+            <w:rFonts w:ascii="Times New Roman" w:hAnsi="Times New Roman" w:cs="Times New Roman"/>
+          </w:rPr>
+          <w:delText xml:space="preserve">Monthly violence anomalies serve as the dependent variable, monthly rainfall anomalies as the independent variable, and monthly temperature anomalies are included as a control to reduce the risk of confounding bias. </w:delText>
+        </w:r>
+        <w:r>
+          <w:rPr>
+            <w:rFonts w:ascii="Times New Roman" w:hAnsi="Times New Roman" w:cs="Times New Roman"/>
+          </w:rPr>
+          <w:delText>Monthly rainfall</w:delText>
+        </w:r>
+        <w:r>
+          <w:rPr>
+            <w:rFonts w:ascii="Times New Roman" w:hAnsi="Times New Roman" w:cs="Times New Roman"/>
+          </w:rPr>
+          <w:delText>, temperature,</w:delText>
+        </w:r>
+        <w:r>
+          <w:rPr>
+            <w:rFonts w:ascii="Times New Roman" w:hAnsi="Times New Roman" w:cs="Times New Roman"/>
+          </w:rPr>
+          <w:delText xml:space="preserve"> and violence series were pre-processed in parallel before model estimation. For rainfall, </w:delText>
+        </w:r>
+      </w:del>
+      <w:r>
+        <w:rPr>
+          <w:rFonts w:ascii="Times New Roman" w:hAnsi="Times New Roman" w:cs="Times New Roman"/>
+        </w:rPr>
+        <w:t xml:space="preserve">daily precipitation data at the municipal (Colombia and </w:t>
+      </w:r>
+      <w:r>
+        <w:rPr>
+          <w:rFonts w:ascii="Times New Roman" w:hAnsi="Times New Roman" w:cs="Times New Roman"/>
+        </w:rPr>
+        <w:t>Gainesville</w:t>
+      </w:r>
+      <w:r>
+        <w:rPr>
+          <w:rFonts w:ascii="Times New Roman" w:hAnsi="Times New Roman" w:cs="Times New Roman"/>
+        </w:rPr>
+        <w:t xml:space="preserve">) or </w:t>
+      </w:r>
+      <w:r>
+        <w:rPr>
+          <w:rFonts w:ascii="Times New Roman" w:hAnsi="Times New Roman" w:cs="Times New Roman"/>
+        </w:rPr>
+        <w:t>state</w:t>
+      </w:r>
+      <w:r>
+        <w:rPr>
+          <w:rFonts w:ascii="Times New Roman" w:hAnsi="Times New Roman" w:cs="Times New Roman"/>
+        </w:rPr>
+        <w:t xml:space="preserve"> (</w:t>
+      </w:r>
+      <w:r>
+        <w:rPr>
+          <w:rFonts w:ascii="Times New Roman" w:hAnsi="Times New Roman" w:cs="Times New Roman"/>
+        </w:rPr>
+        <w:t>Mexico</w:t>
+      </w:r>
+      <w:r>
+        <w:rPr>
+          <w:rFonts w:ascii="Times New Roman" w:hAnsi="Times New Roman" w:cs="Times New Roman"/>
+        </w:rPr>
+        <w:t>) level were aggregated to monthly totals. To isolate anomalies from normal seasonal patterns, we calculated the long-term mean precipitation for each calendar month and derived monthly rainfall deviations by subtracting the month-specific mean from the observed monthly total.</w:t>
+      </w:r>
+      <w:ins w:id="138" w:author="Thiago Oliveira" w:date="2025-12-16T19:23:00Z" w16du:dateUtc="2025-12-16T19:23:00Z">
+        <w:r>
+          <w:rPr>
+            <w:rFonts w:ascii="Times New Roman" w:hAnsi="Times New Roman" w:cs="Times New Roman"/>
+          </w:rPr>
+          <w:t xml:space="preserve"> </w:t>
+        </w:r>
+      </w:ins>
+      <w:ins w:id="139" w:author="Thiago Oliveira" w:date="2025-12-16T19:24:00Z" w16du:dateUtc="2025-12-16T19:24:00Z">
+        <w:r>
+          <w:rPr>
+            <w:rFonts w:ascii="Times New Roman" w:hAnsi="Times New Roman" w:cs="Times New Roman"/>
+          </w:rPr>
+          <w:t>Therefore, our main independent variable consists of monthly rainfall deviations from normal seasonal patter</w:t>
+        </w:r>
+      </w:ins>
+      <w:ins w:id="140" w:author="Thiago Oliveira" w:date="2025-12-16T19:25:00Z" w16du:dateUtc="2025-12-16T19:25:00Z">
+        <w:r>
+          <w:rPr>
+            <w:rFonts w:ascii="Times New Roman" w:hAnsi="Times New Roman" w:cs="Times New Roman"/>
+          </w:rPr>
+          <w:t>n</w:t>
+        </w:r>
+      </w:ins>
+      <w:ins w:id="141" w:author="Thiago Oliveira" w:date="2025-12-16T19:24:00Z" w16du:dateUtc="2025-12-16T19:24:00Z">
+        <w:r>
+          <w:rPr>
+            <w:rFonts w:ascii="Times New Roman" w:hAnsi="Times New Roman" w:cs="Times New Roman"/>
+          </w:rPr>
+          <w:t>s.</w:t>
+        </w:r>
+      </w:ins>
+      <w:ins w:id="142" w:author="Thiago Oliveira" w:date="2025-12-16T19:25:00Z" w16du:dateUtc="2025-12-16T19:25:00Z">
+        <w:r>
+          <w:rPr>
+            <w:rFonts w:ascii="Times New Roman" w:hAnsi="Times New Roman" w:cs="Times New Roman"/>
+          </w:rPr>
+          <w:t xml:space="preserve"> Scores closer to zero indicate</w:t>
+        </w:r>
+      </w:ins>
+      <w:ins w:id="143" w:author="Thiago Oliveira" w:date="2025-12-16T19:26:00Z" w16du:dateUtc="2025-12-16T19:26:00Z">
+        <w:r>
+          <w:rPr>
+            <w:rFonts w:ascii="Times New Roman" w:hAnsi="Times New Roman" w:cs="Times New Roman"/>
+          </w:rPr>
+          <w:t xml:space="preserve"> that the </w:t>
+        </w:r>
+      </w:ins>
+      <w:ins w:id="144" w:author="Thiago Oliveira" w:date="2025-12-16T19:28:00Z" w16du:dateUtc="2025-12-16T19:28:00Z">
+        <w:r>
+          <w:rPr>
+            <w:rFonts w:ascii="Times New Roman" w:hAnsi="Times New Roman" w:cs="Times New Roman"/>
+          </w:rPr>
+          <w:t>total</w:t>
+        </w:r>
+      </w:ins>
+      <w:ins w:id="145" w:author="Thiago Oliveira" w:date="2025-12-16T19:26:00Z" w16du:dateUtc="2025-12-16T19:26:00Z">
+        <w:r>
+          <w:rPr>
+            <w:rFonts w:ascii="Times New Roman" w:hAnsi="Times New Roman" w:cs="Times New Roman"/>
+          </w:rPr>
+          <w:t xml:space="preserve"> rainfall</w:t>
+        </w:r>
+      </w:ins>
+      <w:ins w:id="146" w:author="Thiago Oliveira" w:date="2025-12-16T19:28:00Z" w16du:dateUtc="2025-12-16T19:28:00Z">
+        <w:r>
+          <w:rPr>
+            <w:rFonts w:ascii="Times New Roman" w:hAnsi="Times New Roman" w:cs="Times New Roman"/>
+          </w:rPr>
+          <w:t xml:space="preserve"> of a given municipality/state </w:t>
+        </w:r>
+        <w:proofErr w:type="gramStart"/>
+        <w:r>
+          <w:rPr>
+            <w:rFonts w:ascii="Times New Roman" w:hAnsi="Times New Roman" w:cs="Times New Roman"/>
+          </w:rPr>
+          <w:t>in a given</w:t>
+        </w:r>
+        <w:proofErr w:type="gramEnd"/>
+        <w:r>
+          <w:rPr>
+            <w:rFonts w:ascii="Times New Roman" w:hAnsi="Times New Roman" w:cs="Times New Roman"/>
+          </w:rPr>
+          <w:t xml:space="preserve"> month is </w:t>
+        </w:r>
+        <w:proofErr w:type="gramStart"/>
+        <w:r>
+          <w:rPr>
+            <w:rFonts w:ascii="Times New Roman" w:hAnsi="Times New Roman" w:cs="Times New Roman"/>
+          </w:rPr>
+          <w:t>similar to</w:t>
+        </w:r>
+        <w:proofErr w:type="gramEnd"/>
+        <w:r>
+          <w:rPr>
+            <w:rFonts w:ascii="Times New Roman" w:hAnsi="Times New Roman" w:cs="Times New Roman"/>
+          </w:rPr>
+          <w:t xml:space="preserve"> the expected levels of rainfall </w:t>
+        </w:r>
+      </w:ins>
+      <w:ins w:id="147" w:author="Thiago Oliveira" w:date="2025-12-16T19:29:00Z" w16du:dateUtc="2025-12-16T19:29:00Z">
+        <w:r>
+          <w:rPr>
+            <w:rFonts w:ascii="Times New Roman" w:hAnsi="Times New Roman" w:cs="Times New Roman"/>
+          </w:rPr>
+          <w:t xml:space="preserve">in that municipality/state in that calendar month, whereas higher or lower scores indicate </w:t>
+        </w:r>
+      </w:ins>
+      <w:ins w:id="148" w:author="Thiago Oliveira" w:date="2025-12-16T19:30:00Z" w16du:dateUtc="2025-12-16T19:30:00Z">
+        <w:r>
+          <w:rPr>
+            <w:rFonts w:ascii="Times New Roman" w:hAnsi="Times New Roman" w:cs="Times New Roman"/>
+          </w:rPr>
+          <w:t>that that month was unusually wetter/drier.</w:t>
+        </w:r>
+      </w:ins>
+    </w:p>
+    <w:p>
+      <w:pPr>
+        <w:rPr>
+          <w:ins w:id="149" w:author="Thiago Oliveira" w:date="2025-12-16T19:35:00Z" w16du:dateUtc="2025-12-16T19:35:00Z"/>
+          <w:rFonts w:ascii="Times New Roman" w:hAnsi="Times New Roman" w:cs="Times New Roman"/>
+        </w:rPr>
+      </w:pPr>
+      <w:ins w:id="150" w:author="Thiago Oliveira" w:date="2025-12-16T19:31:00Z" w16du:dateUtc="2025-12-16T19:31:00Z">
+        <w:r>
+          <w:rPr>
+            <w:rFonts w:ascii="Times New Roman" w:hAnsi="Times New Roman" w:cs="Times New Roman"/>
+          </w:rPr>
+          <w:t xml:space="preserve">Our main dependent variable consists of monthly violence anomalies. To build this variable, </w:t>
+        </w:r>
+      </w:ins>
+      <w:del w:id="151" w:author="Thiago Oliveira" w:date="2025-12-16T19:32:00Z" w16du:dateUtc="2025-12-16T19:32:00Z">
+        <w:r>
+          <w:rPr>
+            <w:rFonts w:ascii="Times New Roman" w:hAnsi="Times New Roman" w:cs="Times New Roman"/>
+          </w:rPr>
+          <w:delText xml:space="preserve"> </w:delText>
+        </w:r>
+        <w:r>
+          <w:rPr>
+            <w:rFonts w:ascii="Times New Roman" w:hAnsi="Times New Roman" w:cs="Times New Roman"/>
+          </w:rPr>
+          <w:delText>Temperature data were processed equivalently</w:delText>
+        </w:r>
+        <w:r>
+          <w:rPr>
+            <w:rFonts w:ascii="Times New Roman" w:hAnsi="Times New Roman" w:cs="Times New Roman"/>
+          </w:rPr>
+          <w:delText xml:space="preserve">. </w:delText>
+        </w:r>
+        <w:r>
+          <w:rPr>
+            <w:rFonts w:ascii="Times New Roman" w:hAnsi="Times New Roman" w:cs="Times New Roman"/>
+          </w:rPr>
+          <w:delText>Violence data</w:delText>
+        </w:r>
+      </w:del>
+      <w:ins w:id="152" w:author="Thiago Oliveira" w:date="2025-12-16T19:32:00Z" w16du:dateUtc="2025-12-16T19:32:00Z">
+        <w:r>
+          <w:rPr>
+            <w:rFonts w:ascii="Times New Roman" w:hAnsi="Times New Roman" w:cs="Times New Roman"/>
+          </w:rPr>
+          <w:t xml:space="preserve">we </w:t>
+        </w:r>
+      </w:ins>
+      <w:del w:id="153" w:author="Thiago Oliveira" w:date="2025-12-16T19:32:00Z" w16du:dateUtc="2025-12-16T19:32:00Z">
+        <w:r>
+          <w:rPr>
+            <w:rFonts w:ascii="Times New Roman" w:hAnsi="Times New Roman" w:cs="Times New Roman"/>
+          </w:rPr>
+          <w:delText xml:space="preserve"> </w:delText>
+        </w:r>
+      </w:del>
+      <w:r>
+        <w:rPr>
+          <w:rFonts w:ascii="Times New Roman" w:hAnsi="Times New Roman" w:cs="Times New Roman"/>
+        </w:rPr>
+        <w:t>followed the same logic</w:t>
+      </w:r>
+      <w:r>
+        <w:rPr>
+          <w:rFonts w:ascii="Times New Roman" w:hAnsi="Times New Roman" w:cs="Times New Roman"/>
+        </w:rPr>
+        <w:t xml:space="preserve">: </w:t>
+      </w:r>
+      <w:r>
+        <w:rPr>
+          <w:rFonts w:ascii="Times New Roman" w:hAnsi="Times New Roman" w:cs="Times New Roman"/>
+        </w:rPr>
+        <w:t>incident-level records were aggregated to monthly counts and standardized within each year to remove interannual level shifts. For each calendar month, we then calculated the long-term mean of these standardized values and obtained monthly crime deviations by subtracting this month-specific mean from each observed value.</w:t>
+      </w:r>
+      <w:ins w:id="154" w:author="Thiago Oliveira" w:date="2025-12-16T19:33:00Z" w16du:dateUtc="2025-12-16T19:33:00Z">
+        <w:r>
+          <w:rPr>
+            <w:rFonts w:ascii="Times New Roman" w:hAnsi="Times New Roman" w:cs="Times New Roman"/>
+          </w:rPr>
+          <w:t xml:space="preserve"> Therefore, higher and lower scores </w:t>
+        </w:r>
+      </w:ins>
+      <w:ins w:id="155" w:author="Thiago Oliveira" w:date="2025-12-16T19:34:00Z" w16du:dateUtc="2025-12-16T19:34:00Z">
+        <w:r>
+          <w:rPr>
+            <w:rFonts w:ascii="Times New Roman" w:hAnsi="Times New Roman" w:cs="Times New Roman"/>
+          </w:rPr>
+          <w:t xml:space="preserve">indicate municipalities/states with an unusually </w:t>
+        </w:r>
+      </w:ins>
+      <w:ins w:id="156" w:author="Thiago Oliveira" w:date="2025-12-16T19:35:00Z" w16du:dateUtc="2025-12-16T19:35:00Z">
+        <w:r>
+          <w:rPr>
+            <w:rFonts w:ascii="Times New Roman" w:hAnsi="Times New Roman" w:cs="Times New Roman"/>
+          </w:rPr>
+          <w:t>high or low count of violent crime in relation to the expected scores for that calendar month, whereas scores closer to zero indicate little anomaly.</w:t>
+        </w:r>
+      </w:ins>
+    </w:p>
+    <w:p>
+      <w:pPr>
+        <w:rPr>
+          <w:rFonts w:ascii="Times New Roman" w:hAnsi="Times New Roman" w:cs="Times New Roman"/>
+        </w:rPr>
+      </w:pPr>
+      <w:ins w:id="157" w:author="Thiago Oliveira" w:date="2025-12-16T19:36:00Z" w16du:dateUtc="2025-12-16T19:36:00Z">
+        <w:r>
+          <w:rPr>
+            <w:rFonts w:ascii="Times New Roman" w:hAnsi="Times New Roman" w:cs="Times New Roman"/>
+          </w:rPr>
+          <w:t>Finally, monthly temperature anomalies were processed equivalently. Monthly rainfall, violence, and temperature series were pre-processed in parallel before model estimatio</w:t>
+        </w:r>
+      </w:ins>
+      <w:ins w:id="158" w:author="Thiago Oliveira" w:date="2025-12-16T19:37:00Z" w16du:dateUtc="2025-12-16T19:37:00Z">
+        <w:r>
+          <w:rPr>
+            <w:rFonts w:ascii="Times New Roman" w:hAnsi="Times New Roman" w:cs="Times New Roman"/>
+          </w:rPr>
+          <w:t>n.</w:t>
+        </w:r>
+      </w:ins>
+      <w:r>
+        <w:rPr>
+          <w:rFonts w:ascii="Times New Roman" w:hAnsi="Times New Roman" w:cs="Times New Roman"/>
+        </w:rPr>
+        <w:t xml:space="preserve"> </w:t>
+      </w:r>
+      <w:r>
+        <w:rPr>
+          <w:rFonts w:ascii="Times New Roman" w:hAnsi="Times New Roman" w:cs="Times New Roman"/>
+        </w:rPr>
+        <w:t>Rainfall</w:t>
       </w:r>
       <w:r>
         <w:rPr>
@@ -746,47 +2721,19 @@
         </w:rPr>
         <w:t xml:space="preserve">, </w:t>
       </w:r>
-      <w:r>
-        <w:rPr>
-          <w:rFonts w:ascii="Times New Roman" w:hAnsi="Times New Roman" w:cs="Times New Roman"/>
-        </w:rPr>
-        <w:t>while adjusting for temperature anomalies to rule out confounding from concurrent temperature shifts</w:t>
-      </w:r>
-      <w:r>
-        <w:rPr>
-          <w:rFonts w:ascii="Times New Roman" w:hAnsi="Times New Roman" w:cs="Times New Roman"/>
-        </w:rPr>
-        <w:t xml:space="preserve">. </w:t>
-      </w:r>
-      <w:r>
-        <w:rPr>
-          <w:rFonts w:ascii="Times New Roman" w:hAnsi="Times New Roman" w:cs="Times New Roman"/>
-        </w:rPr>
-        <w:t xml:space="preserve">Using long-term data from </w:t>
-      </w:r>
-      <w:r>
-        <w:rPr>
-          <w:rFonts w:ascii="Times New Roman" w:hAnsi="Times New Roman" w:cs="Times New Roman"/>
-        </w:rPr>
-        <w:t xml:space="preserve">three case studies in </w:t>
-      </w:r>
-      <w:r>
-        <w:rPr>
-          <w:rFonts w:ascii="Times New Roman" w:hAnsi="Times New Roman" w:cs="Times New Roman"/>
-        </w:rPr>
-        <w:t xml:space="preserve">Colombia (2003-2024), Mexico (1997-2024), and Gainesville, Florida (2011-2024), and employing fixed-effects models with temporal and spatial controls, we test whether changes in rainfall cycles correspond to weakening or displacement of traditional seasonal </w:t>
-      </w:r>
-      <w:r>
-        <w:rPr>
-          <w:rFonts w:ascii="Times New Roman" w:hAnsi="Times New Roman" w:cs="Times New Roman"/>
-        </w:rPr>
-        <w:t xml:space="preserve">violent </w:t>
-      </w:r>
-      <w:r>
-        <w:rPr>
-          <w:rFonts w:ascii="Times New Roman" w:hAnsi="Times New Roman" w:cs="Times New Roman"/>
-        </w:rPr>
-        <w:t>crime patterns. These three contexts provide complementary analytical vantage points: highly granular municipal data in Colombia, long temporal coverage in Mexico, and a Global North comparison in Florida.</w:t>
+      <w:ins w:id="159" w:author="Thiago Oliveira" w:date="2025-12-16T19:37:00Z" w16du:dateUtc="2025-12-16T19:37:00Z">
+        <w:r>
+          <w:rPr>
+            <w:rFonts w:ascii="Times New Roman" w:hAnsi="Times New Roman" w:cs="Times New Roman"/>
+          </w:rPr>
+          <w:t xml:space="preserve">violence, and </w:t>
+        </w:r>
+      </w:ins>
+      <w:r>
+        <w:rPr>
+          <w:rFonts w:ascii="Times New Roman" w:hAnsi="Times New Roman" w:cs="Times New Roman"/>
+        </w:rPr>
+        <w:t>temperature,</w:t>
       </w:r>
       <w:r>
         <w:rPr>
@@ -794,814 +2741,241 @@
         </w:rPr>
         <w:t xml:space="preserve"> </w:t>
       </w:r>
-      <w:r>
-        <w:rPr>
-          <w:rFonts w:ascii="Times New Roman" w:hAnsi="Times New Roman" w:cs="Times New Roman"/>
-        </w:rPr>
-        <w:t>Specifically, we address the following questions: Do monthly rainfall anomalies correspond to monthly violence anomalies at the national level? Do monthly rainfall anomalies explain within</w:t>
-      </w:r>
-      <w:r>
-        <w:rPr>
-          <w:rFonts w:ascii="Times New Roman" w:hAnsi="Times New Roman" w:cs="Times New Roman"/>
-        </w:rPr>
-        <w:t>-</w:t>
-      </w:r>
-      <w:r>
-        <w:rPr>
-          <w:rFonts w:ascii="Times New Roman" w:hAnsi="Times New Roman" w:cs="Times New Roman"/>
-        </w:rPr>
-        <w:t>subnational-</w:t>
-      </w:r>
-      <w:r>
-        <w:rPr>
-          <w:rFonts w:ascii="Times New Roman" w:hAnsi="Times New Roman" w:cs="Times New Roman"/>
-        </w:rPr>
-        <w:t>area</w:t>
-      </w:r>
-      <w:r>
-        <w:rPr>
-          <w:rFonts w:ascii="Times New Roman" w:hAnsi="Times New Roman" w:cs="Times New Roman"/>
-        </w:rPr>
-        <w:t xml:space="preserve"> monthly variation? And do subnational </w:t>
-      </w:r>
-      <w:r>
-        <w:rPr>
-          <w:rFonts w:ascii="Times New Roman" w:hAnsi="Times New Roman" w:cs="Times New Roman"/>
-        </w:rPr>
-        <w:t>areas</w:t>
-      </w:r>
-      <w:r>
-        <w:rPr>
-          <w:rFonts w:ascii="Times New Roman" w:hAnsi="Times New Roman" w:cs="Times New Roman"/>
-        </w:rPr>
-        <w:t xml:space="preserve"> differ in how rainfall anomalies affect violence?</w:t>
-      </w:r>
-      <w:r>
-        <w:rPr>
-          <w:rFonts w:ascii="Times New Roman" w:hAnsi="Times New Roman" w:cs="Times New Roman"/>
+      <w:del w:id="160" w:author="Thiago Oliveira" w:date="2025-12-16T19:37:00Z" w16du:dateUtc="2025-12-16T19:37:00Z">
+        <w:r>
+          <w:rPr>
+            <w:rFonts w:ascii="Times New Roman" w:hAnsi="Times New Roman" w:cs="Times New Roman"/>
+          </w:rPr>
+          <w:delText xml:space="preserve">and violence </w:delText>
+        </w:r>
+      </w:del>
+      <w:r>
+        <w:rPr>
+          <w:rFonts w:ascii="Times New Roman" w:hAnsi="Times New Roman" w:cs="Times New Roman"/>
+        </w:rPr>
+        <w:t>deviations were then merged by year and month</w:t>
+      </w:r>
+      <w:r>
+        <w:rPr>
+          <w:rFonts w:ascii="Times New Roman" w:hAnsi="Times New Roman" w:cs="Times New Roman"/>
+        </w:rPr>
+        <w:t xml:space="preserve">, and by geographical </w:t>
+      </w:r>
+      <w:r>
+        <w:rPr>
+          <w:rFonts w:ascii="Times New Roman" w:hAnsi="Times New Roman" w:cs="Times New Roman"/>
+        </w:rPr>
+        <w:t>unit</w:t>
+      </w:r>
+      <w:r>
+        <w:rPr>
+          <w:rFonts w:ascii="Times New Roman" w:hAnsi="Times New Roman" w:cs="Times New Roman"/>
+        </w:rPr>
+        <w:t xml:space="preserve"> where available, </w:t>
+      </w:r>
+      <w:r>
+        <w:rPr>
+          <w:rFonts w:ascii="Times New Roman" w:hAnsi="Times New Roman" w:cs="Times New Roman"/>
+        </w:rPr>
+        <w:t xml:space="preserve">and </w:t>
+      </w:r>
+      <w:r>
+        <w:rPr>
+          <w:rFonts w:ascii="Times New Roman" w:hAnsi="Times New Roman" w:cs="Times New Roman"/>
+        </w:rPr>
+        <w:t>all</w:t>
+      </w:r>
+      <w:r>
+        <w:rPr>
+          <w:rFonts w:ascii="Times New Roman" w:hAnsi="Times New Roman" w:cs="Times New Roman"/>
+        </w:rPr>
+        <w:t xml:space="preserve"> series were </w:t>
+      </w:r>
+      <w:proofErr w:type="gramStart"/>
+      <w:r>
+        <w:rPr>
+          <w:rFonts w:ascii="Times New Roman" w:hAnsi="Times New Roman" w:cs="Times New Roman"/>
+        </w:rPr>
+        <w:t>z-standardi</w:t>
+      </w:r>
+      <w:r>
+        <w:rPr>
+          <w:rFonts w:ascii="Times New Roman" w:hAnsi="Times New Roman" w:cs="Times New Roman"/>
+        </w:rPr>
+        <w:t>z</w:t>
+      </w:r>
+      <w:r>
+        <w:rPr>
+          <w:rFonts w:ascii="Times New Roman" w:hAnsi="Times New Roman" w:cs="Times New Roman"/>
+        </w:rPr>
+        <w:t>ed</w:t>
+      </w:r>
+      <w:proofErr w:type="gramEnd"/>
+      <w:r>
+        <w:rPr>
+          <w:rFonts w:ascii="Times New Roman" w:hAnsi="Times New Roman" w:cs="Times New Roman"/>
+        </w:rPr>
+        <w:t xml:space="preserve">. These </w:t>
+      </w:r>
+      <w:r>
+        <w:rPr>
+          <w:rFonts w:ascii="Times New Roman" w:hAnsi="Times New Roman" w:cs="Times New Roman"/>
+        </w:rPr>
+        <w:lastRenderedPageBreak/>
+        <w:t xml:space="preserve">detrended, </w:t>
+      </w:r>
+      <w:proofErr w:type="gramStart"/>
+      <w:r>
+        <w:rPr>
+          <w:rFonts w:ascii="Times New Roman" w:hAnsi="Times New Roman" w:cs="Times New Roman"/>
+        </w:rPr>
+        <w:t>seasonally-adjusted</w:t>
+      </w:r>
+      <w:proofErr w:type="gramEnd"/>
+      <w:r>
+        <w:rPr>
+          <w:rFonts w:ascii="Times New Roman" w:hAnsi="Times New Roman" w:cs="Times New Roman"/>
+        </w:rPr>
+        <w:t>, and standardi</w:t>
+      </w:r>
+      <w:r>
+        <w:rPr>
+          <w:rFonts w:ascii="Times New Roman" w:hAnsi="Times New Roman" w:cs="Times New Roman"/>
+        </w:rPr>
+        <w:t>z</w:t>
+      </w:r>
+      <w:r>
+        <w:rPr>
+          <w:rFonts w:ascii="Times New Roman" w:hAnsi="Times New Roman" w:cs="Times New Roman"/>
+        </w:rPr>
+        <w:t xml:space="preserve">ed deviation series serve as the inputs for </w:t>
+      </w:r>
+      <w:r>
+        <w:rPr>
+          <w:rFonts w:ascii="Times New Roman" w:hAnsi="Times New Roman" w:cs="Times New Roman"/>
+        </w:rPr>
+        <w:t xml:space="preserve">the fixed-effects time-series </w:t>
+      </w:r>
+      <w:del w:id="161" w:author="Thiago Oliveira" w:date="2025-12-16T19:39:00Z" w16du:dateUtc="2025-12-16T19:39:00Z">
+        <w:r>
+          <w:rPr>
+            <w:rFonts w:ascii="Times New Roman" w:hAnsi="Times New Roman" w:cs="Times New Roman"/>
+          </w:rPr>
+          <w:delText xml:space="preserve">and panel </w:delText>
+        </w:r>
+      </w:del>
+      <w:r>
+        <w:rPr>
+          <w:rFonts w:ascii="Times New Roman" w:hAnsi="Times New Roman" w:cs="Times New Roman"/>
+        </w:rPr>
+        <w:t>models</w:t>
+      </w:r>
+      <w:r>
+        <w:rPr>
+          <w:rFonts w:ascii="Times New Roman" w:hAnsi="Times New Roman" w:cs="Times New Roman"/>
+        </w:rPr>
+        <w:t xml:space="preserve">. This framework </w:t>
+      </w:r>
+      <w:r>
+        <w:rPr>
+          <w:rFonts w:ascii="Times New Roman" w:hAnsi="Times New Roman" w:cs="Times New Roman"/>
+        </w:rPr>
+        <w:t>allow</w:t>
+      </w:r>
+      <w:r>
+        <w:rPr>
+          <w:rFonts w:ascii="Times New Roman" w:hAnsi="Times New Roman" w:cs="Times New Roman"/>
+        </w:rPr>
+        <w:t>s</w:t>
+      </w:r>
+      <w:r>
+        <w:rPr>
+          <w:rFonts w:ascii="Times New Roman" w:hAnsi="Times New Roman" w:cs="Times New Roman"/>
+        </w:rPr>
+        <w:t xml:space="preserve"> us to estimate whether departures from typical rainfall conditions </w:t>
+      </w:r>
+      <w:proofErr w:type="gramStart"/>
+      <w:r>
+        <w:rPr>
+          <w:rFonts w:ascii="Times New Roman" w:hAnsi="Times New Roman" w:cs="Times New Roman"/>
+        </w:rPr>
+        <w:t>in</w:t>
+      </w:r>
+      <w:r>
+        <w:rPr>
+          <w:rFonts w:ascii="Times New Roman" w:hAnsi="Times New Roman" w:cs="Times New Roman"/>
+        </w:rPr>
+        <w:t xml:space="preserve"> a given</w:t>
+      </w:r>
+      <w:proofErr w:type="gramEnd"/>
+      <w:r>
+        <w:rPr>
+          <w:rFonts w:ascii="Times New Roman" w:hAnsi="Times New Roman" w:cs="Times New Roman"/>
+        </w:rPr>
+        <w:t xml:space="preserve"> month are associated with corresponding departures in violence, net of all stable seasonal patterns</w:t>
+      </w:r>
+      <w:r>
+        <w:rPr>
+          <w:rFonts w:ascii="Times New Roman" w:hAnsi="Times New Roman" w:cs="Times New Roman"/>
+        </w:rPr>
+        <w:t xml:space="preserve"> and controlling for temperature anomalies</w:t>
+      </w:r>
+      <w:r>
+        <w:rPr>
+          <w:rFonts w:ascii="Times New Roman" w:hAnsi="Times New Roman" w:cs="Times New Roman"/>
+        </w:rPr>
+        <w:t>.</w:t>
+      </w:r>
+    </w:p>
+    <w:p>
+      <w:pPr>
+        <w:pStyle w:val="Heading2"/>
+        <w:rPr>
+          <w:rFonts w:ascii="Times New Roman" w:hAnsi="Times New Roman" w:cs="Times New Roman"/>
+          <w:color w:val="auto"/>
+        </w:rPr>
+      </w:pPr>
+      <w:r>
+        <w:rPr>
+          <w:rFonts w:ascii="Times New Roman" w:hAnsi="Times New Roman" w:cs="Times New Roman"/>
+          <w:color w:val="auto"/>
+        </w:rPr>
+        <w:t>2.</w:t>
+      </w:r>
+      <w:ins w:id="162" w:author="Thiago Oliveira" w:date="2025-12-16T19:39:00Z" w16du:dateUtc="2025-12-16T19:39:00Z">
+        <w:r>
+          <w:rPr>
+            <w:rFonts w:ascii="Times New Roman" w:hAnsi="Times New Roman" w:cs="Times New Roman"/>
+            <w:color w:val="auto"/>
+          </w:rPr>
+          <w:t>3</w:t>
+        </w:r>
+      </w:ins>
+      <w:del w:id="163" w:author="Thiago Oliveira" w:date="2025-12-16T19:39:00Z" w16du:dateUtc="2025-12-16T19:39:00Z">
+        <w:r>
+          <w:rPr>
+            <w:rFonts w:ascii="Times New Roman" w:hAnsi="Times New Roman" w:cs="Times New Roman"/>
+            <w:color w:val="auto"/>
+          </w:rPr>
+          <w:delText>2</w:delText>
+        </w:r>
+      </w:del>
+      <w:r>
+        <w:rPr>
+          <w:rFonts w:ascii="Times New Roman" w:hAnsi="Times New Roman" w:cs="Times New Roman"/>
+          <w:color w:val="auto"/>
         </w:rPr>
         <w:t xml:space="preserve"> </w:t>
       </w:r>
-      <w:r>
-        <w:rPr>
-          <w:rFonts w:ascii="Times New Roman" w:hAnsi="Times New Roman" w:cs="Times New Roman"/>
-        </w:rPr>
-        <w:t>Across all three settings, we find consistent evidence that traditional seasonal cycles</w:t>
-      </w:r>
-      <w:r>
-        <w:rPr>
-          <w:rFonts w:ascii="Times New Roman" w:hAnsi="Times New Roman" w:cs="Times New Roman"/>
-        </w:rPr>
-        <w:t xml:space="preserve"> in violent crime</w:t>
-      </w:r>
-      <w:r>
-        <w:rPr>
-          <w:rFonts w:ascii="Times New Roman" w:hAnsi="Times New Roman" w:cs="Times New Roman"/>
-        </w:rPr>
-        <w:t xml:space="preserve"> are becoming less pronounced and shifting in time—changes that track evolving rainfall patterns.</w:t>
-      </w:r>
-    </w:p>
-    <w:p>
-      <w:pPr>
-        <w:pStyle w:val="Heading1"/>
+      <w:commentRangeStart w:id="164"/>
+      <w:r>
         <w:rPr>
           <w:rFonts w:ascii="Times New Roman" w:hAnsi="Times New Roman" w:cs="Times New Roman"/>
           <w:color w:val="auto"/>
         </w:rPr>
-      </w:pPr>
-      <w:r>
-        <w:rPr>
-          <w:rFonts w:ascii="Times New Roman" w:hAnsi="Times New Roman" w:cs="Times New Roman"/>
-          <w:color w:val="auto"/>
-        </w:rPr>
-        <w:t>2 Methodology</w:t>
-      </w:r>
-    </w:p>
-    <w:p>
-      <w:pPr>
-        <w:pStyle w:val="Heading2"/>
-        <w:rPr>
-          <w:rFonts w:ascii="Times New Roman" w:hAnsi="Times New Roman" w:cs="Times New Roman"/>
-          <w:color w:val="auto"/>
-        </w:rPr>
-      </w:pPr>
-      <w:r>
-        <w:rPr>
-          <w:rFonts w:ascii="Times New Roman" w:hAnsi="Times New Roman" w:cs="Times New Roman"/>
-          <w:color w:val="auto"/>
-        </w:rPr>
-        <w:t>2.1 Data</w:t>
-      </w:r>
-    </w:p>
-    <w:p>
-      <w:pPr>
-        <w:rPr>
-          <w:rFonts w:ascii="Times New Roman" w:hAnsi="Times New Roman" w:cs="Times New Roman"/>
-        </w:rPr>
-      </w:pPr>
-      <w:r>
-        <w:rPr>
-          <w:rFonts w:ascii="Times New Roman" w:hAnsi="Times New Roman" w:cs="Times New Roman"/>
-        </w:rPr>
-        <w:t>Longitudinal data on monthly violent crime</w:t>
-      </w:r>
-      <w:r>
-        <w:rPr>
-          <w:rFonts w:ascii="Times New Roman" w:hAnsi="Times New Roman" w:cs="Times New Roman"/>
-        </w:rPr>
-        <w:t>,</w:t>
-      </w:r>
-      <w:r>
-        <w:rPr>
-          <w:rFonts w:ascii="Times New Roman" w:hAnsi="Times New Roman" w:cs="Times New Roman"/>
-        </w:rPr>
-        <w:t xml:space="preserve"> precipitation</w:t>
-      </w:r>
-      <w:r>
-        <w:rPr>
-          <w:rFonts w:ascii="Times New Roman" w:hAnsi="Times New Roman" w:cs="Times New Roman"/>
-        </w:rPr>
-        <w:t>,</w:t>
-      </w:r>
-      <w:r>
-        <w:rPr>
-          <w:rFonts w:ascii="Times New Roman" w:hAnsi="Times New Roman" w:cs="Times New Roman"/>
-        </w:rPr>
-        <w:t xml:space="preserve"> </w:t>
-      </w:r>
-      <w:r>
-        <w:rPr>
-          <w:rFonts w:ascii="Times New Roman" w:hAnsi="Times New Roman" w:cs="Times New Roman"/>
-        </w:rPr>
-        <w:t xml:space="preserve">and temperature </w:t>
-      </w:r>
-      <w:r>
-        <w:rPr>
-          <w:rFonts w:ascii="Times New Roman" w:hAnsi="Times New Roman" w:cs="Times New Roman"/>
-        </w:rPr>
-        <w:t>were accessed for three different settings around the Central American and Caribbean region. Colombia, located in the northern part of South America, has a population of 52.89 million and an area of 440,831 sq mi. Its homicide rate reached 25.3 per 100,000 inhabitants in 2022, making it one of the highest in Latin America and globally. Colombia’s climate varies substantially by region and altitude, ranging from tropical conditions along the Caribbean coast, to equatorial climates along the Pacific coastline and Amazon basin in the south, and mountain climates across the Andes.</w:t>
-      </w:r>
-      <w:r>
-        <w:rPr>
-          <w:rFonts w:ascii="Times New Roman" w:hAnsi="Times New Roman" w:cs="Times New Roman"/>
-        </w:rPr>
-        <w:t xml:space="preserve"> </w:t>
-      </w:r>
-      <w:r>
-        <w:rPr>
-          <w:rFonts w:ascii="Times New Roman" w:hAnsi="Times New Roman" w:cs="Times New Roman"/>
-        </w:rPr>
-        <w:t xml:space="preserve">Mexico, situated in the southern part of North America, has a population of </w:t>
-      </w:r>
-      <w:r>
-        <w:rPr>
-          <w:rFonts w:ascii="Times New Roman" w:hAnsi="Times New Roman" w:cs="Times New Roman"/>
-        </w:rPr>
-        <w:lastRenderedPageBreak/>
-        <w:t>130.9 million and an area of 761,610 sq mi. Its homicide rate was 24.9 per 100,000 inhabitants in 2023, only slightly below that of Colombia. The country exhibits considerable climatic diversity, with tropical conditions in the southeast by the Caribbean Sea, subtropical climates across central regions, and arid climates in the northeastern and northwestern areas.</w:t>
-      </w:r>
-      <w:r>
-        <w:rPr>
-          <w:rFonts w:ascii="Times New Roman" w:hAnsi="Times New Roman" w:cs="Times New Roman"/>
-        </w:rPr>
-        <w:t xml:space="preserve"> </w:t>
-      </w:r>
-      <w:r>
-        <w:rPr>
-          <w:rFonts w:ascii="Times New Roman" w:hAnsi="Times New Roman" w:cs="Times New Roman"/>
-        </w:rPr>
-        <w:t>Finally, Gainesville, a city in northern Florida, has a population of 141,085 and covers 64.54 sq mi. Fourteen homicides were recorded in 2023.</w:t>
-      </w:r>
-    </w:p>
-    <w:p>
-      <w:pPr>
-        <w:rPr>
-          <w:rFonts w:ascii="Times New Roman" w:hAnsi="Times New Roman" w:cs="Times New Roman"/>
-        </w:rPr>
-      </w:pPr>
-      <w:r>
-        <w:rPr>
-          <w:rFonts w:ascii="Times New Roman" w:hAnsi="Times New Roman" w:cs="Times New Roman"/>
-        </w:rPr>
-        <w:t>The selection of these three settings was driven by data availability in areas characteri</w:t>
-      </w:r>
-      <w:r>
-        <w:rPr>
-          <w:rFonts w:ascii="Times New Roman" w:hAnsi="Times New Roman" w:cs="Times New Roman"/>
-        </w:rPr>
-        <w:t>z</w:t>
-      </w:r>
-      <w:r>
-        <w:rPr>
-          <w:rFonts w:ascii="Times New Roman" w:hAnsi="Times New Roman" w:cs="Times New Roman"/>
-        </w:rPr>
-        <w:t xml:space="preserve">ed by different economic and demographic conditions within the broader Caribbean region, spanning both Global North and Global South contexts. Colombia and Mexico provide at least twenty years of homicide </w:t>
-      </w:r>
-      <w:r>
-        <w:rPr>
-          <w:rFonts w:ascii="Times New Roman" w:hAnsi="Times New Roman" w:cs="Times New Roman"/>
-        </w:rPr>
-        <w:t xml:space="preserve">(2003-2024 in Colombia and 1997-2024 in Mexico) </w:t>
-      </w:r>
-      <w:r>
-        <w:rPr>
-          <w:rFonts w:ascii="Times New Roman" w:hAnsi="Times New Roman" w:cs="Times New Roman"/>
-        </w:rPr>
-        <w:t>and locali</w:t>
-      </w:r>
-      <w:r>
-        <w:rPr>
-          <w:rFonts w:ascii="Times New Roman" w:hAnsi="Times New Roman" w:cs="Times New Roman"/>
-        </w:rPr>
-        <w:t>z</w:t>
-      </w:r>
-      <w:r>
-        <w:rPr>
-          <w:rFonts w:ascii="Times New Roman" w:hAnsi="Times New Roman" w:cs="Times New Roman"/>
-        </w:rPr>
-        <w:t>ed rainfall</w:t>
-      </w:r>
-      <w:r>
-        <w:rPr>
-          <w:rFonts w:ascii="Times New Roman" w:hAnsi="Times New Roman" w:cs="Times New Roman"/>
-        </w:rPr>
-        <w:t xml:space="preserve"> and temperature</w:t>
-      </w:r>
-      <w:r>
-        <w:rPr>
-          <w:rFonts w:ascii="Times New Roman" w:hAnsi="Times New Roman" w:cs="Times New Roman"/>
-        </w:rPr>
-        <w:t xml:space="preserve"> data, while Gainesville was the only Global North location around the Caribbean for which we could obtain </w:t>
-      </w:r>
-      <w:r>
-        <w:rPr>
-          <w:rFonts w:ascii="Times New Roman" w:hAnsi="Times New Roman" w:cs="Times New Roman"/>
-        </w:rPr>
-        <w:t>violent crime</w:t>
-      </w:r>
-      <w:r>
-        <w:rPr>
-          <w:rFonts w:ascii="Times New Roman" w:hAnsi="Times New Roman" w:cs="Times New Roman"/>
-        </w:rPr>
-        <w:t>,</w:t>
-      </w:r>
-      <w:r>
-        <w:rPr>
-          <w:rFonts w:ascii="Times New Roman" w:hAnsi="Times New Roman" w:cs="Times New Roman"/>
-        </w:rPr>
-        <w:t xml:space="preserve"> precipitation</w:t>
-      </w:r>
-      <w:r>
-        <w:rPr>
-          <w:rFonts w:ascii="Times New Roman" w:hAnsi="Times New Roman" w:cs="Times New Roman"/>
-        </w:rPr>
-        <w:t xml:space="preserve">, and temperature </w:t>
-      </w:r>
-      <w:r>
-        <w:rPr>
-          <w:rFonts w:ascii="Times New Roman" w:hAnsi="Times New Roman" w:cs="Times New Roman"/>
-        </w:rPr>
-        <w:t>data covering at least ten years</w:t>
-      </w:r>
-      <w:r>
-        <w:rPr>
-          <w:rFonts w:ascii="Times New Roman" w:hAnsi="Times New Roman" w:cs="Times New Roman"/>
-        </w:rPr>
-        <w:t xml:space="preserve"> (2011-2024)</w:t>
-      </w:r>
-      <w:r>
-        <w:rPr>
-          <w:rFonts w:ascii="Times New Roman" w:hAnsi="Times New Roman" w:cs="Times New Roman"/>
-        </w:rPr>
-        <w:t>.</w:t>
-      </w:r>
-      <w:r>
-        <w:rPr>
-          <w:rFonts w:ascii="Times New Roman" w:hAnsi="Times New Roman" w:cs="Times New Roman"/>
-        </w:rPr>
-        <w:t xml:space="preserve"> </w:t>
-      </w:r>
-      <w:r>
-        <w:rPr>
-          <w:rFonts w:ascii="Times New Roman" w:hAnsi="Times New Roman" w:cs="Times New Roman"/>
-        </w:rPr>
-        <w:t>Given Gainesville’s low homicide rate, in this third case we analyze all forms of street violence (including homicide, battery, assault, robbery, affray, false imprisonment, extortion, child molestation, and striking a police animal</w:t>
-      </w:r>
-      <w:r>
-        <w:rPr>
-          <w:rFonts w:ascii="Times New Roman" w:hAnsi="Times New Roman" w:cs="Times New Roman"/>
-        </w:rPr>
-        <w:t>, all in non-domestic contexts</w:t>
-      </w:r>
-      <w:r>
-        <w:rPr>
-          <w:rFonts w:ascii="Times New Roman" w:hAnsi="Times New Roman" w:cs="Times New Roman"/>
-        </w:rPr>
-        <w:t xml:space="preserve">). </w:t>
-      </w:r>
-      <w:r>
-        <w:rPr>
-          <w:rFonts w:ascii="Times New Roman" w:hAnsi="Times New Roman" w:cs="Times New Roman"/>
-        </w:rPr>
-        <w:t>The inclusion of three independent case studies across diverse settings enhances the robustness of the analysis.</w:t>
-      </w:r>
-    </w:p>
-    <w:p>
-      <w:pPr>
-        <w:rPr>
-          <w:rFonts w:ascii="Times New Roman" w:hAnsi="Times New Roman" w:cs="Times New Roman"/>
-        </w:rPr>
-      </w:pPr>
-      <w:r>
-        <w:rPr>
-          <w:rFonts w:ascii="Times New Roman" w:hAnsi="Times New Roman" w:cs="Times New Roman"/>
-        </w:rPr>
-        <w:t>In Colombia, homicide microdata were recorded and openly shared by the Ministry of National Defense through its Open Data Portal</w:t>
-      </w:r>
-      <w:r>
-        <w:rPr>
-          <w:rStyle w:val="FootnoteReference"/>
-          <w:rFonts w:ascii="Times New Roman" w:hAnsi="Times New Roman" w:cs="Times New Roman"/>
-        </w:rPr>
-        <w:footnoteReference w:id="1"/>
-      </w:r>
-      <w:r>
-        <w:rPr>
-          <w:rFonts w:ascii="Times New Roman" w:hAnsi="Times New Roman" w:cs="Times New Roman"/>
-        </w:rPr>
-        <w:t>, while precipitation estimates, calculated by the Climate Hazards Center at UC Santa Barbara, are derived from satellite observations combined with rain gauge data and made available by the United Nations Office for the Coordination of Humanitarian Affairs (OCHA)</w:t>
-      </w:r>
-      <w:r>
-        <w:rPr>
-          <w:rStyle w:val="FootnoteReference"/>
-          <w:rFonts w:ascii="Times New Roman" w:hAnsi="Times New Roman" w:cs="Times New Roman"/>
-        </w:rPr>
-        <w:footnoteReference w:id="2"/>
-      </w:r>
-      <w:r>
-        <w:rPr>
-          <w:rFonts w:ascii="Times New Roman" w:hAnsi="Times New Roman" w:cs="Times New Roman"/>
-        </w:rPr>
-        <w:t xml:space="preserve">. </w:t>
-      </w:r>
-      <w:r>
-        <w:rPr>
-          <w:rFonts w:ascii="Times New Roman" w:hAnsi="Times New Roman" w:cs="Times New Roman"/>
-        </w:rPr>
-        <w:t>Surface air temperature estimates derived from the Coupled Model Intercomparison Project Phase 6 (CMIP6) under a low-emissions scenario were accessed</w:t>
-      </w:r>
-      <w:r>
-        <w:rPr>
-          <w:rFonts w:ascii="Times New Roman" w:hAnsi="Times New Roman" w:cs="Times New Roman"/>
-        </w:rPr>
-        <w:t xml:space="preserve"> at the regional level</w:t>
-      </w:r>
-      <w:r>
-        <w:rPr>
-          <w:rFonts w:ascii="Times New Roman" w:hAnsi="Times New Roman" w:cs="Times New Roman"/>
-        </w:rPr>
-        <w:t xml:space="preserve"> via the World Bank’s Climate Change Knowledge Portal</w:t>
-      </w:r>
-      <w:r>
-        <w:rPr>
-          <w:rFonts w:ascii="Times New Roman" w:hAnsi="Times New Roman" w:cs="Times New Roman"/>
-        </w:rPr>
-        <w:t>.</w:t>
-      </w:r>
-      <w:r>
-        <w:rPr>
-          <w:rStyle w:val="FootnoteReference"/>
-          <w:rFonts w:ascii="Times New Roman" w:hAnsi="Times New Roman" w:cs="Times New Roman"/>
-        </w:rPr>
-        <w:footnoteReference w:id="3"/>
-      </w:r>
-      <w:r>
-        <w:rPr>
-          <w:rFonts w:ascii="Times New Roman" w:hAnsi="Times New Roman" w:cs="Times New Roman"/>
-        </w:rPr>
-        <w:t xml:space="preserve"> </w:t>
-      </w:r>
-      <w:r>
-        <w:rPr>
-          <w:rFonts w:ascii="Times New Roman" w:hAnsi="Times New Roman" w:cs="Times New Roman"/>
-        </w:rPr>
-        <w:t>In Mexico, homicide data are aggregated at the monthly and state levels and shared by the Executive Secretariat of the National Public Security System</w:t>
-      </w:r>
-      <w:r>
-        <w:rPr>
-          <w:rStyle w:val="FootnoteReference"/>
-          <w:rFonts w:ascii="Times New Roman" w:hAnsi="Times New Roman" w:cs="Times New Roman"/>
-        </w:rPr>
-        <w:footnoteReference w:id="4"/>
-      </w:r>
-      <w:r>
-        <w:rPr>
-          <w:rFonts w:ascii="Times New Roman" w:hAnsi="Times New Roman" w:cs="Times New Roman"/>
-        </w:rPr>
-        <w:t>, while rainfall data were also accessed from OCHA</w:t>
-      </w:r>
-      <w:r>
-        <w:rPr>
-          <w:rStyle w:val="FootnoteReference"/>
-          <w:rFonts w:ascii="Times New Roman" w:hAnsi="Times New Roman" w:cs="Times New Roman"/>
-        </w:rPr>
-        <w:footnoteReference w:id="5"/>
-      </w:r>
-      <w:r>
-        <w:rPr>
-          <w:rFonts w:ascii="Times New Roman" w:hAnsi="Times New Roman" w:cs="Times New Roman"/>
-        </w:rPr>
-        <w:t xml:space="preserve"> and temperature data from the </w:t>
-      </w:r>
-      <w:r>
-        <w:rPr>
-          <w:rFonts w:ascii="Times New Roman" w:hAnsi="Times New Roman" w:cs="Times New Roman"/>
-        </w:rPr>
-        <w:t>World Bank’s Climate Change Knowledge Portal</w:t>
-      </w:r>
-      <w:r>
-        <w:rPr>
-          <w:rFonts w:ascii="Times New Roman" w:hAnsi="Times New Roman" w:cs="Times New Roman"/>
-        </w:rPr>
-        <w:t>.</w:t>
-      </w:r>
-      <w:r>
-        <w:rPr>
-          <w:rFonts w:ascii="Times New Roman" w:hAnsi="Times New Roman" w:cs="Times New Roman"/>
-        </w:rPr>
-        <w:t xml:space="preserve"> Finally, crime microdata for Gainesville were accessed through the city’s Open Data Portal</w:t>
-      </w:r>
-      <w:r>
-        <w:rPr>
-          <w:rStyle w:val="FootnoteReference"/>
-          <w:rFonts w:ascii="Times New Roman" w:hAnsi="Times New Roman" w:cs="Times New Roman"/>
-        </w:rPr>
-        <w:footnoteReference w:id="6"/>
-      </w:r>
-      <w:r>
-        <w:rPr>
-          <w:rFonts w:ascii="Times New Roman" w:hAnsi="Times New Roman" w:cs="Times New Roman"/>
-        </w:rPr>
-        <w:t>, precipitation data aggregated for the whole city are provided by the Florida State University Climate Cent</w:t>
-      </w:r>
-      <w:r>
-        <w:rPr>
-          <w:rFonts w:ascii="Times New Roman" w:hAnsi="Times New Roman" w:cs="Times New Roman"/>
-        </w:rPr>
-        <w:t>er</w:t>
-      </w:r>
-      <w:r>
-        <w:rPr>
-          <w:rStyle w:val="FootnoteReference"/>
-          <w:rFonts w:ascii="Times New Roman" w:hAnsi="Times New Roman" w:cs="Times New Roman"/>
-        </w:rPr>
-        <w:footnoteReference w:id="7"/>
-      </w:r>
-      <w:r>
-        <w:rPr>
-          <w:rFonts w:ascii="Times New Roman" w:hAnsi="Times New Roman" w:cs="Times New Roman"/>
-        </w:rPr>
-        <w:t xml:space="preserve">, and </w:t>
-      </w:r>
-      <w:r>
-        <w:rPr>
-          <w:rFonts w:ascii="Times New Roman" w:hAnsi="Times New Roman" w:cs="Times New Roman"/>
-        </w:rPr>
-        <w:t xml:space="preserve">temperature data </w:t>
-      </w:r>
-      <w:r>
-        <w:rPr>
-          <w:rFonts w:ascii="Times New Roman" w:hAnsi="Times New Roman" w:cs="Times New Roman"/>
-        </w:rPr>
-        <w:t xml:space="preserve">for Florida </w:t>
-      </w:r>
-      <w:r>
-        <w:rPr>
-          <w:rFonts w:ascii="Times New Roman" w:hAnsi="Times New Roman" w:cs="Times New Roman"/>
-        </w:rPr>
-        <w:t xml:space="preserve">were </w:t>
-      </w:r>
-      <w:r>
-        <w:rPr>
-          <w:rFonts w:ascii="Times New Roman" w:hAnsi="Times New Roman" w:cs="Times New Roman"/>
-        </w:rPr>
-        <w:t>obtained</w:t>
-      </w:r>
-      <w:r>
-        <w:rPr>
-          <w:rFonts w:ascii="Times New Roman" w:hAnsi="Times New Roman" w:cs="Times New Roman"/>
-        </w:rPr>
-        <w:t xml:space="preserve"> </w:t>
-      </w:r>
-      <w:r>
-        <w:rPr>
-          <w:rFonts w:ascii="Times New Roman" w:hAnsi="Times New Roman" w:cs="Times New Roman"/>
-        </w:rPr>
-        <w:t xml:space="preserve">from the </w:t>
-      </w:r>
-      <w:r>
-        <w:rPr>
-          <w:rFonts w:ascii="Times New Roman" w:hAnsi="Times New Roman" w:cs="Times New Roman"/>
-        </w:rPr>
-        <w:t>World Bank’s Climate Change Knowledge Portal.</w:t>
-      </w:r>
-      <w:r>
-        <w:rPr>
-          <w:rFonts w:ascii="Times New Roman" w:hAnsi="Times New Roman" w:cs="Times New Roman"/>
-        </w:rPr>
-        <w:t xml:space="preserve"> Rainfall estimates reflect total monthly precipitation (in </w:t>
-      </w:r>
-      <w:r>
-        <w:rPr>
-          <w:rFonts w:ascii="Times New Roman" w:hAnsi="Times New Roman" w:cs="Times New Roman"/>
-        </w:rPr>
-        <w:t>millimeters</w:t>
-      </w:r>
-      <w:r>
-        <w:rPr>
-          <w:rFonts w:ascii="Times New Roman" w:hAnsi="Times New Roman" w:cs="Times New Roman"/>
-        </w:rPr>
-        <w:t xml:space="preserve"> for Colombia and Mexico, and in inches for Gainesville), while violence is measured using monthly crime counts.</w:t>
-      </w:r>
-      <w:r>
-        <w:rPr>
-          <w:rFonts w:ascii="Times New Roman" w:hAnsi="Times New Roman" w:cs="Times New Roman"/>
-        </w:rPr>
-        <w:t xml:space="preserve"> </w:t>
-      </w:r>
-      <w:r>
-        <w:rPr>
-          <w:rFonts w:ascii="Times New Roman" w:hAnsi="Times New Roman" w:cs="Times New Roman"/>
-        </w:rPr>
-        <w:t>Temperature estimates reflect average surface air temperature in degrees Celsius.</w:t>
-      </w:r>
-    </w:p>
-    <w:p>
-      <w:pPr>
-        <w:rPr>
-          <w:rFonts w:ascii="Times New Roman" w:hAnsi="Times New Roman" w:cs="Times New Roman"/>
-        </w:rPr>
-      </w:pPr>
-      <w:r>
-        <w:rPr>
-          <w:rFonts w:ascii="Times New Roman" w:hAnsi="Times New Roman" w:cs="Times New Roman"/>
-        </w:rPr>
-        <w:t xml:space="preserve">Monthly violence anomalies serve as the dependent variable, monthly rainfall anomalies as the independent variable, and monthly temperature anomalies are included as a control to </w:t>
-      </w:r>
-      <w:r>
-        <w:rPr>
-          <w:rFonts w:ascii="Times New Roman" w:hAnsi="Times New Roman" w:cs="Times New Roman"/>
-        </w:rPr>
-        <w:lastRenderedPageBreak/>
-        <w:t xml:space="preserve">reduce the risk of confounding bias. </w:t>
-      </w:r>
-      <w:r>
-        <w:rPr>
-          <w:rFonts w:ascii="Times New Roman" w:hAnsi="Times New Roman" w:cs="Times New Roman"/>
-        </w:rPr>
-        <w:t>Monthly rainfall</w:t>
-      </w:r>
-      <w:r>
-        <w:rPr>
-          <w:rFonts w:ascii="Times New Roman" w:hAnsi="Times New Roman" w:cs="Times New Roman"/>
-        </w:rPr>
-        <w:t>, temperature,</w:t>
-      </w:r>
-      <w:r>
-        <w:rPr>
-          <w:rFonts w:ascii="Times New Roman" w:hAnsi="Times New Roman" w:cs="Times New Roman"/>
-        </w:rPr>
-        <w:t xml:space="preserve"> and violence series were pre-processed in parallel before model estimation. For rainfall, daily precipitation data at the municipal (Colombia and </w:t>
-      </w:r>
-      <w:r>
-        <w:rPr>
-          <w:rFonts w:ascii="Times New Roman" w:hAnsi="Times New Roman" w:cs="Times New Roman"/>
-        </w:rPr>
-        <w:t>Gainesville</w:t>
-      </w:r>
-      <w:r>
-        <w:rPr>
-          <w:rFonts w:ascii="Times New Roman" w:hAnsi="Times New Roman" w:cs="Times New Roman"/>
-        </w:rPr>
-        <w:t xml:space="preserve">) or </w:t>
-      </w:r>
-      <w:r>
-        <w:rPr>
-          <w:rFonts w:ascii="Times New Roman" w:hAnsi="Times New Roman" w:cs="Times New Roman"/>
-        </w:rPr>
-        <w:t>state</w:t>
-      </w:r>
-      <w:r>
-        <w:rPr>
-          <w:rFonts w:ascii="Times New Roman" w:hAnsi="Times New Roman" w:cs="Times New Roman"/>
-        </w:rPr>
-        <w:t xml:space="preserve"> (</w:t>
-      </w:r>
-      <w:r>
-        <w:rPr>
-          <w:rFonts w:ascii="Times New Roman" w:hAnsi="Times New Roman" w:cs="Times New Roman"/>
-        </w:rPr>
-        <w:t>Mexico</w:t>
-      </w:r>
-      <w:r>
-        <w:rPr>
-          <w:rFonts w:ascii="Times New Roman" w:hAnsi="Times New Roman" w:cs="Times New Roman"/>
-        </w:rPr>
-        <w:t xml:space="preserve">) level were aggregated to monthly totals. To isolate anomalies from normal seasonal patterns, we calculated the long-term mean precipitation for each calendar month and derived monthly rainfall deviations by subtracting the month-specific mean from the observed monthly total. </w:t>
-      </w:r>
-      <w:r>
-        <w:rPr>
-          <w:rFonts w:ascii="Times New Roman" w:hAnsi="Times New Roman" w:cs="Times New Roman"/>
-        </w:rPr>
-        <w:t>Temperature data were processed equivalently</w:t>
-      </w:r>
-      <w:r>
-        <w:rPr>
-          <w:rFonts w:ascii="Times New Roman" w:hAnsi="Times New Roman" w:cs="Times New Roman"/>
-        </w:rPr>
-        <w:t xml:space="preserve">. </w:t>
-      </w:r>
-      <w:r>
-        <w:rPr>
-          <w:rFonts w:ascii="Times New Roman" w:hAnsi="Times New Roman" w:cs="Times New Roman"/>
-        </w:rPr>
-        <w:t>Violence data followed the same logic</w:t>
-      </w:r>
-      <w:r>
-        <w:rPr>
-          <w:rFonts w:ascii="Times New Roman" w:hAnsi="Times New Roman" w:cs="Times New Roman"/>
-        </w:rPr>
-        <w:t xml:space="preserve">: </w:t>
-      </w:r>
-      <w:r>
-        <w:rPr>
-          <w:rFonts w:ascii="Times New Roman" w:hAnsi="Times New Roman" w:cs="Times New Roman"/>
-        </w:rPr>
-        <w:t>incident-level records were aggregated to monthly counts and standardized within each year to remove interannual level shifts. For each calendar month, we then calculated the long-term mean of these standardized values and obtained monthly crime deviations by subtracting this month-specific mean from each observed value.</w:t>
-      </w:r>
-      <w:r>
-        <w:rPr>
-          <w:rFonts w:ascii="Times New Roman" w:hAnsi="Times New Roman" w:cs="Times New Roman"/>
-        </w:rPr>
-        <w:t xml:space="preserve"> </w:t>
-      </w:r>
-      <w:r>
-        <w:rPr>
-          <w:rFonts w:ascii="Times New Roman" w:hAnsi="Times New Roman" w:cs="Times New Roman"/>
-        </w:rPr>
-        <w:t>Rainfall</w:t>
-      </w:r>
-      <w:r>
-        <w:rPr>
-          <w:rFonts w:ascii="Times New Roman" w:hAnsi="Times New Roman" w:cs="Times New Roman"/>
-        </w:rPr>
-        <w:t>, temperature,</w:t>
-      </w:r>
-      <w:r>
-        <w:rPr>
-          <w:rFonts w:ascii="Times New Roman" w:hAnsi="Times New Roman" w:cs="Times New Roman"/>
-        </w:rPr>
-        <w:t xml:space="preserve"> and violence deviations were then merged by year and month</w:t>
-      </w:r>
-      <w:r>
-        <w:rPr>
-          <w:rFonts w:ascii="Times New Roman" w:hAnsi="Times New Roman" w:cs="Times New Roman"/>
-        </w:rPr>
-        <w:t xml:space="preserve">, and by geographical </w:t>
-      </w:r>
-      <w:r>
-        <w:rPr>
-          <w:rFonts w:ascii="Times New Roman" w:hAnsi="Times New Roman" w:cs="Times New Roman"/>
-        </w:rPr>
-        <w:t>unit</w:t>
-      </w:r>
-      <w:r>
-        <w:rPr>
-          <w:rFonts w:ascii="Times New Roman" w:hAnsi="Times New Roman" w:cs="Times New Roman"/>
-        </w:rPr>
-        <w:t xml:space="preserve"> where available, </w:t>
-      </w:r>
-      <w:r>
-        <w:rPr>
-          <w:rFonts w:ascii="Times New Roman" w:hAnsi="Times New Roman" w:cs="Times New Roman"/>
-        </w:rPr>
-        <w:t xml:space="preserve">and </w:t>
-      </w:r>
-      <w:r>
-        <w:rPr>
-          <w:rFonts w:ascii="Times New Roman" w:hAnsi="Times New Roman" w:cs="Times New Roman"/>
-        </w:rPr>
-        <w:t>all</w:t>
-      </w:r>
-      <w:r>
-        <w:rPr>
-          <w:rFonts w:ascii="Times New Roman" w:hAnsi="Times New Roman" w:cs="Times New Roman"/>
-        </w:rPr>
-        <w:t xml:space="preserve"> series were z-standardi</w:t>
-      </w:r>
-      <w:r>
-        <w:rPr>
-          <w:rFonts w:ascii="Times New Roman" w:hAnsi="Times New Roman" w:cs="Times New Roman"/>
-        </w:rPr>
-        <w:t>z</w:t>
-      </w:r>
-      <w:r>
-        <w:rPr>
-          <w:rFonts w:ascii="Times New Roman" w:hAnsi="Times New Roman" w:cs="Times New Roman"/>
-        </w:rPr>
-        <w:t>ed. These detrended, seasonally-adjusted, and standardi</w:t>
-      </w:r>
-      <w:r>
-        <w:rPr>
-          <w:rFonts w:ascii="Times New Roman" w:hAnsi="Times New Roman" w:cs="Times New Roman"/>
-        </w:rPr>
-        <w:t>z</w:t>
-      </w:r>
-      <w:r>
-        <w:rPr>
-          <w:rFonts w:ascii="Times New Roman" w:hAnsi="Times New Roman" w:cs="Times New Roman"/>
-        </w:rPr>
-        <w:t xml:space="preserve">ed deviation series serve as the inputs for </w:t>
-      </w:r>
-      <w:r>
-        <w:rPr>
-          <w:rFonts w:ascii="Times New Roman" w:hAnsi="Times New Roman" w:cs="Times New Roman"/>
-        </w:rPr>
-        <w:t>the fixed-effects time-series and panel models</w:t>
-      </w:r>
-      <w:r>
-        <w:rPr>
-          <w:rFonts w:ascii="Times New Roman" w:hAnsi="Times New Roman" w:cs="Times New Roman"/>
-        </w:rPr>
-        <w:t xml:space="preserve">. This framework </w:t>
-      </w:r>
-      <w:r>
-        <w:rPr>
-          <w:rFonts w:ascii="Times New Roman" w:hAnsi="Times New Roman" w:cs="Times New Roman"/>
-        </w:rPr>
-        <w:t>allow</w:t>
-      </w:r>
-      <w:r>
-        <w:rPr>
-          <w:rFonts w:ascii="Times New Roman" w:hAnsi="Times New Roman" w:cs="Times New Roman"/>
-        </w:rPr>
-        <w:t>s</w:t>
-      </w:r>
-      <w:r>
-        <w:rPr>
-          <w:rFonts w:ascii="Times New Roman" w:hAnsi="Times New Roman" w:cs="Times New Roman"/>
-        </w:rPr>
-        <w:t xml:space="preserve"> us to estimate whether departures from typical rainfall conditions </w:t>
-      </w:r>
-      <w:r>
-        <w:rPr>
-          <w:rFonts w:ascii="Times New Roman" w:hAnsi="Times New Roman" w:cs="Times New Roman"/>
-        </w:rPr>
-        <w:t>in</w:t>
-      </w:r>
-      <w:r>
-        <w:rPr>
-          <w:rFonts w:ascii="Times New Roman" w:hAnsi="Times New Roman" w:cs="Times New Roman"/>
-        </w:rPr>
-        <w:t xml:space="preserve"> a given month are associated with corresponding departures in violence, net of all stable seasonal patterns</w:t>
-      </w:r>
-      <w:r>
-        <w:rPr>
-          <w:rFonts w:ascii="Times New Roman" w:hAnsi="Times New Roman" w:cs="Times New Roman"/>
-        </w:rPr>
-        <w:t xml:space="preserve"> and controlling for temperature anomalies</w:t>
-      </w:r>
-      <w:r>
-        <w:rPr>
-          <w:rFonts w:ascii="Times New Roman" w:hAnsi="Times New Roman" w:cs="Times New Roman"/>
-        </w:rPr>
-        <w:t>.</w:t>
-      </w:r>
-    </w:p>
-    <w:p>
-      <w:pPr>
-        <w:pStyle w:val="Heading2"/>
-        <w:rPr>
-          <w:rFonts w:ascii="Times New Roman" w:hAnsi="Times New Roman" w:cs="Times New Roman"/>
-          <w:color w:val="auto"/>
-        </w:rPr>
-      </w:pPr>
-      <w:r>
-        <w:rPr>
-          <w:rFonts w:ascii="Times New Roman" w:hAnsi="Times New Roman" w:cs="Times New Roman"/>
-          <w:color w:val="auto"/>
-        </w:rPr>
-        <w:t xml:space="preserve">2.2 </w:t>
-      </w:r>
-      <w:commentRangeStart w:id="1"/>
-      <w:r>
-        <w:rPr>
-          <w:rFonts w:ascii="Times New Roman" w:hAnsi="Times New Roman" w:cs="Times New Roman"/>
-          <w:color w:val="auto"/>
-        </w:rPr>
         <w:t>Analytic Strategy</w:t>
       </w:r>
-      <w:commentRangeEnd w:id="1"/>
+      <w:commentRangeEnd w:id="164"/>
       <w:r>
         <w:rPr>
           <w:rStyle w:val="CommentReference"/>
@@ -1610,7 +2984,7 @@
           <w:sz w:val="32"/>
           <w:szCs w:val="32"/>
         </w:rPr>
-        <w:commentReference w:id="1"/>
+        <w:commentReference w:id="164"/>
       </w:r>
     </w:p>
     <w:p>
@@ -1648,7 +3022,49 @@
         <w:rPr>
           <w:rFonts w:ascii="Times New Roman" w:hAnsi="Times New Roman" w:cs="Times New Roman"/>
         </w:rPr>
-        <w:t>We begin by estimating whether monthly rainfall anomalies correspond to monthly violence anomalies at the national level</w:t>
+        <w:t xml:space="preserve">We begin by estimating whether monthly rainfall anomalies </w:t>
+      </w:r>
+      <w:del w:id="165" w:author="Thiago Oliveira" w:date="2025-12-16T19:42:00Z" w16du:dateUtc="2025-12-16T19:42:00Z">
+        <w:r>
+          <w:rPr>
+            <w:rFonts w:ascii="Times New Roman" w:hAnsi="Times New Roman" w:cs="Times New Roman"/>
+          </w:rPr>
+          <w:delText>correspond to</w:delText>
+        </w:r>
+      </w:del>
+      <w:ins w:id="166" w:author="Thiago Oliveira" w:date="2025-12-16T19:42:00Z" w16du:dateUtc="2025-12-16T19:42:00Z">
+        <w:r>
+          <w:rPr>
+            <w:rFonts w:ascii="Times New Roman" w:hAnsi="Times New Roman" w:cs="Times New Roman"/>
+          </w:rPr>
+          <w:t>are associated with</w:t>
+        </w:r>
+      </w:ins>
+      <w:r>
+        <w:rPr>
+          <w:rFonts w:ascii="Times New Roman" w:hAnsi="Times New Roman" w:cs="Times New Roman"/>
+        </w:rPr>
+        <w:t xml:space="preserve"> monthly violence anomalies at the </w:t>
+      </w:r>
+      <w:commentRangeStart w:id="167"/>
+      <w:r>
+        <w:rPr>
+          <w:rFonts w:ascii="Times New Roman" w:hAnsi="Times New Roman" w:cs="Times New Roman"/>
+        </w:rPr>
+        <w:t xml:space="preserve">national </w:t>
+      </w:r>
+      <w:commentRangeEnd w:id="167"/>
+      <w:r>
+        <w:rPr>
+          <w:rStyle w:val="CommentReference"/>
+        </w:rPr>
+        <w:commentReference w:id="167"/>
+      </w:r>
+      <w:r>
+        <w:rPr>
+          <w:rFonts w:ascii="Times New Roman" w:hAnsi="Times New Roman" w:cs="Times New Roman"/>
+        </w:rPr>
+        <w:t>level</w:t>
       </w:r>
       <w:r>
         <w:rPr>
@@ -1660,20 +3076,92 @@
         <w:rPr>
           <w:rFonts w:ascii="Times New Roman" w:hAnsi="Times New Roman" w:cs="Times New Roman"/>
         </w:rPr>
-        <w:t xml:space="preserve">. For each </w:t>
-      </w:r>
-      <w:r>
-        <w:rPr>
-          <w:rFonts w:ascii="Times New Roman" w:hAnsi="Times New Roman" w:cs="Times New Roman"/>
-        </w:rPr>
-        <w:t>case setting</w:t>
-      </w:r>
-      <w:r>
-        <w:rPr>
-          <w:rFonts w:ascii="Times New Roman" w:hAnsi="Times New Roman" w:cs="Times New Roman"/>
-        </w:rPr>
-        <w:t>, we estimate a two-way fixed-effects model with year and month fixed effects:</w:t>
-      </w:r>
+        <w:t>.</w:t>
+      </w:r>
+      <w:ins w:id="168" w:author="Thiago Oliveira" w:date="2025-12-16T19:55:00Z" w16du:dateUtc="2025-12-16T19:55:00Z">
+        <w:r>
+          <w:rPr>
+            <w:rFonts w:ascii="Times New Roman" w:hAnsi="Times New Roman" w:cs="Times New Roman"/>
+          </w:rPr>
+          <w:t xml:space="preserve"> We estimate separate </w:t>
+        </w:r>
+      </w:ins>
+      <w:ins w:id="169" w:author="Thiago Oliveira" w:date="2025-12-16T19:59:00Z" w16du:dateUtc="2025-12-16T19:59:00Z">
+        <w:r>
+          <w:rPr>
+            <w:rFonts w:ascii="Times New Roman" w:hAnsi="Times New Roman" w:cs="Times New Roman"/>
+          </w:rPr>
+          <w:t xml:space="preserve">two-way fixed effects </w:t>
+        </w:r>
+      </w:ins>
+      <w:ins w:id="170" w:author="Thiago Oliveira" w:date="2025-12-16T19:55:00Z" w16du:dateUtc="2025-12-16T19:55:00Z">
+        <w:r>
+          <w:rPr>
+            <w:rFonts w:ascii="Times New Roman" w:hAnsi="Times New Roman" w:cs="Times New Roman"/>
+          </w:rPr>
+          <w:t>models for C</w:t>
+        </w:r>
+      </w:ins>
+      <w:ins w:id="171" w:author="Thiago Oliveira" w:date="2025-12-16T19:56:00Z" w16du:dateUtc="2025-12-16T19:56:00Z">
+        <w:r>
+          <w:rPr>
+            <w:rFonts w:ascii="Times New Roman" w:hAnsi="Times New Roman" w:cs="Times New Roman"/>
+          </w:rPr>
+          <w:t>olombia, Mexico, and Gainesville.</w:t>
+        </w:r>
+      </w:ins>
+      <w:ins w:id="172" w:author="Thiago Oliveira" w:date="2025-12-16T19:51:00Z" w16du:dateUtc="2025-12-16T19:51:00Z">
+        <w:r>
+          <w:rPr>
+            <w:rFonts w:ascii="Times New Roman" w:hAnsi="Times New Roman" w:cs="Times New Roman"/>
+          </w:rPr>
+          <w:t xml:space="preserve"> For each month-year observation</w:t>
+        </w:r>
+      </w:ins>
+      <w:ins w:id="173" w:author="Thiago Oliveira" w:date="2025-12-16T19:57:00Z" w16du:dateUtc="2025-12-16T19:57:00Z">
+        <w:r>
+          <w:rPr>
+            <w:rFonts w:ascii="Times New Roman" w:hAnsi="Times New Roman" w:cs="Times New Roman"/>
+          </w:rPr>
+          <w:t>, we model</w:t>
+        </w:r>
+      </w:ins>
+      <w:ins w:id="174" w:author="Thiago Oliveira" w:date="2025-12-16T19:58:00Z" w16du:dateUtc="2025-12-16T19:58:00Z">
+        <w:r>
+          <w:rPr>
+            <w:rFonts w:ascii="Times New Roman" w:hAnsi="Times New Roman" w:cs="Times New Roman"/>
+          </w:rPr>
+          <w:t xml:space="preserve"> the violence anomaly in function of contemporaneous rainfall and temperature anomalies</w:t>
+        </w:r>
+      </w:ins>
+      <w:ins w:id="175" w:author="Thiago Oliveira" w:date="2025-12-16T19:59:00Z" w16du:dateUtc="2025-12-16T19:59:00Z">
+        <w:r>
+          <w:rPr>
+            <w:rFonts w:ascii="Times New Roman" w:hAnsi="Times New Roman" w:cs="Times New Roman"/>
+          </w:rPr>
+          <w:t>,</w:t>
+        </w:r>
+      </w:ins>
+      <w:del w:id="176" w:author="Thiago Oliveira" w:date="2025-12-16T19:59:00Z" w16du:dateUtc="2025-12-16T19:59:00Z">
+        <w:r>
+          <w:rPr>
+            <w:rFonts w:ascii="Times New Roman" w:hAnsi="Times New Roman" w:cs="Times New Roman"/>
+          </w:rPr>
+          <w:delText xml:space="preserve"> For each </w:delText>
+        </w:r>
+        <w:r>
+          <w:rPr>
+            <w:rFonts w:ascii="Times New Roman" w:hAnsi="Times New Roman" w:cs="Times New Roman"/>
+          </w:rPr>
+          <w:delText>case setting</w:delText>
+        </w:r>
+        <w:r>
+          <w:rPr>
+            <w:rFonts w:ascii="Times New Roman" w:hAnsi="Times New Roman" w:cs="Times New Roman"/>
+          </w:rPr>
+          <w:delText>, we estimate a two-way fixed-effects model with year and month fixed effects:</w:delText>
+        </w:r>
+      </w:del>
     </w:p>
     <w:p>
       <w:pPr>
@@ -1702,6 +3190,14 @@
           </m:e>
           <m:sub>
             <m:r>
+              <w:ins w:id="177" w:author="Thiago Oliveira" w:date="2025-12-16T20:00:00Z" w16du:dateUtc="2025-12-16T20:00:00Z">
+                <w:rPr>
+                  <w:rFonts w:ascii="Cambria Math" w:hAnsi="Cambria Math" w:cs="Times New Roman"/>
+                </w:rPr>
+                <m:t>m</m:t>
+              </w:ins>
+            </m:r>
+            <m:r>
               <w:rPr>
                 <w:rFonts w:ascii="Cambria Math" w:hAnsi="Cambria Math" w:cs="Times New Roman"/>
               </w:rPr>
@@ -1721,7 +3217,151 @@
           <w:rPr>
             <w:rFonts w:ascii="Cambria Math" w:hAnsi="Cambria Math" w:cs="Times New Roman"/>
           </w:rPr>
-          <m:t>=β</m:t>
+          <m:t>=</m:t>
+        </m:r>
+        <m:sSub>
+          <m:sSubPr>
+            <m:ctrlPr>
+              <w:ins w:id="178" w:author="Thiago Oliveira" w:date="2025-12-16T20:01:00Z" w16du:dateUtc="2025-12-16T20:01:00Z">
+                <w:rPr>
+                  <w:rFonts w:ascii="Cambria Math" w:hAnsi="Cambria Math" w:cs="Times New Roman"/>
+                  <w:i/>
+                </w:rPr>
+              </w:ins>
+            </m:ctrlPr>
+          </m:sSubPr>
+          <m:e>
+            <m:r>
+              <w:ins w:id="179" w:author="Thiago Oliveira" w:date="2025-12-16T20:01:00Z" w16du:dateUtc="2025-12-16T20:01:00Z">
+                <w:rPr>
+                  <w:rFonts w:ascii="Cambria Math" w:hAnsi="Cambria Math" w:cs="Times New Roman"/>
+                </w:rPr>
+                <m:t>β</m:t>
+              </w:ins>
+            </m:r>
+          </m:e>
+          <m:sub>
+            <m:r>
+              <w:ins w:id="180" w:author="Thiago Oliveira" w:date="2025-12-16T20:01:00Z" w16du:dateUtc="2025-12-16T20:01:00Z">
+                <w:rPr>
+                  <w:rFonts w:ascii="Cambria Math" w:hAnsi="Cambria Math" w:cs="Times New Roman"/>
+                </w:rPr>
+                <m:t>1</m:t>
+              </w:ins>
+            </m:r>
+          </m:sub>
+        </m:sSub>
+        <m:r>
+          <w:del w:id="181" w:author="Thiago Oliveira" w:date="2025-12-16T20:01:00Z" w16du:dateUtc="2025-12-16T20:01:00Z">
+            <w:rPr>
+              <w:rFonts w:ascii="Cambria Math" w:hAnsi="Cambria Math" w:cs="Times New Roman"/>
+            </w:rPr>
+            <m:t>β</m:t>
+          </w:del>
+        </m:r>
+        <m:sSubSup>
+          <m:sSubSupPr>
+            <m:ctrlPr>
+              <w:rPr>
+                <w:rFonts w:ascii="Cambria Math" w:hAnsi="Cambria Math" w:cs="Times New Roman"/>
+                <w:i/>
+              </w:rPr>
+            </m:ctrlPr>
+          </m:sSubSupPr>
+          <m:e>
+            <m:r>
+              <w:ins w:id="182" w:author="Thiago Oliveira" w:date="2025-12-16T20:01:00Z" w16du:dateUtc="2025-12-16T20:01:00Z">
+                <w:rPr>
+                  <w:rFonts w:ascii="Cambria Math" w:hAnsi="Cambria Math" w:cs="Times New Roman"/>
+                </w:rPr>
+                <m:t>∙</m:t>
+              </w:ins>
+            </m:r>
+            <m:r>
+              <w:rPr>
+                <w:rFonts w:ascii="Cambria Math" w:hAnsi="Cambria Math" w:cs="Times New Roman"/>
+              </w:rPr>
+              <m:t>Z</m:t>
+            </m:r>
+          </m:e>
+          <m:sub>
+            <m:r>
+              <w:ins w:id="183" w:author="Thiago Oliveira" w:date="2025-12-16T20:01:00Z" w16du:dateUtc="2025-12-16T20:01:00Z">
+                <w:rPr>
+                  <w:rFonts w:ascii="Cambria Math" w:hAnsi="Cambria Math" w:cs="Times New Roman"/>
+                </w:rPr>
+                <m:t>m</m:t>
+              </w:ins>
+            </m:r>
+            <m:r>
+              <w:rPr>
+                <w:rFonts w:ascii="Cambria Math" w:hAnsi="Cambria Math" w:cs="Times New Roman"/>
+              </w:rPr>
+              <m:t>t</m:t>
+            </m:r>
+          </m:sub>
+          <m:sup>
+            <m:r>
+              <w:rPr>
+                <w:rFonts w:ascii="Cambria Math" w:hAnsi="Cambria Math" w:cs="Times New Roman"/>
+              </w:rPr>
+              <m:t>R</m:t>
+            </m:r>
+          </m:sup>
+        </m:sSubSup>
+        <m:r>
+          <w:rPr>
+            <w:rFonts w:ascii="Cambria Math" w:hAnsi="Cambria Math" w:cs="Times New Roman"/>
+          </w:rPr>
+          <m:t xml:space="preserve">+ </m:t>
+        </m:r>
+        <m:sSub>
+          <m:sSubPr>
+            <m:ctrlPr>
+              <w:ins w:id="184" w:author="Thiago Oliveira" w:date="2025-12-16T20:02:00Z" w16du:dateUtc="2025-12-16T20:02:00Z">
+                <w:rPr>
+                  <w:rFonts w:ascii="Cambria Math" w:hAnsi="Cambria Math" w:cs="Times New Roman"/>
+                  <w:i/>
+                </w:rPr>
+              </w:ins>
+            </m:ctrlPr>
+          </m:sSubPr>
+          <m:e>
+            <m:r>
+              <w:ins w:id="185" w:author="Thiago Oliveira" w:date="2025-12-16T20:02:00Z" w16du:dateUtc="2025-12-16T20:02:00Z">
+                <w:rPr>
+                  <w:rFonts w:ascii="Cambria Math" w:hAnsi="Cambria Math" w:cs="Times New Roman"/>
+                </w:rPr>
+                <m:t>β</m:t>
+              </w:ins>
+            </m:r>
+          </m:e>
+          <m:sub>
+            <m:r>
+              <w:ins w:id="186" w:author="Thiago Oliveira" w:date="2025-12-16T20:02:00Z" w16du:dateUtc="2025-12-16T20:02:00Z">
+                <w:rPr>
+                  <w:rFonts w:ascii="Cambria Math" w:hAnsi="Cambria Math" w:cs="Times New Roman"/>
+                </w:rPr>
+                <m:t>2</m:t>
+              </w:ins>
+            </m:r>
+          </m:sub>
+        </m:sSub>
+        <m:r>
+          <w:del w:id="187" w:author="Thiago Oliveira" w:date="2025-12-16T20:02:00Z" w16du:dateUtc="2025-12-16T20:02:00Z">
+            <w:rPr>
+              <w:rFonts w:ascii="Cambria Math" w:hAnsi="Cambria Math" w:cs="Times New Roman"/>
+            </w:rPr>
+            <m:t>β</m:t>
+          </w:del>
+        </m:r>
+        <m:r>
+          <w:ins w:id="188" w:author="Thiago Oliveira" w:date="2025-12-16T20:02:00Z" w16du:dateUtc="2025-12-16T20:02:00Z">
+            <w:rPr>
+              <w:rFonts w:ascii="Cambria Math" w:hAnsi="Cambria Math" w:cs="Times New Roman"/>
+            </w:rPr>
+            <m:t>∙</m:t>
+          </w:ins>
         </m:r>
         <m:sSubSup>
           <m:sSubSupPr>
@@ -1742,45 +3382,13 @@
           </m:e>
           <m:sub>
             <m:r>
-              <w:rPr>
-                <w:rFonts w:ascii="Cambria Math" w:hAnsi="Cambria Math" w:cs="Times New Roman"/>
-              </w:rPr>
-              <m:t>t</m:t>
+              <w:ins w:id="189" w:author="Thiago Oliveira" w:date="2025-12-16T20:02:00Z" w16du:dateUtc="2025-12-16T20:02:00Z">
+                <w:rPr>
+                  <w:rFonts w:ascii="Cambria Math" w:hAnsi="Cambria Math" w:cs="Times New Roman"/>
+                </w:rPr>
+                <m:t>m</m:t>
+              </w:ins>
             </m:r>
-          </m:sub>
-          <m:sup>
-            <m:r>
-              <w:rPr>
-                <w:rFonts w:ascii="Cambria Math" w:hAnsi="Cambria Math" w:cs="Times New Roman"/>
-              </w:rPr>
-              <m:t>R</m:t>
-            </m:r>
-          </m:sup>
-        </m:sSubSup>
-        <m:r>
-          <w:rPr>
-            <w:rFonts w:ascii="Cambria Math" w:hAnsi="Cambria Math" w:cs="Times New Roman"/>
-          </w:rPr>
-          <m:t>+ β</m:t>
-        </m:r>
-        <m:sSubSup>
-          <m:sSubSupPr>
-            <m:ctrlPr>
-              <w:rPr>
-                <w:rFonts w:ascii="Cambria Math" w:hAnsi="Cambria Math" w:cs="Times New Roman"/>
-                <w:i/>
-              </w:rPr>
-            </m:ctrlPr>
-          </m:sSubSupPr>
-          <m:e>
-            <m:r>
-              <w:rPr>
-                <w:rFonts w:ascii="Cambria Math" w:hAnsi="Cambria Math" w:cs="Times New Roman"/>
-              </w:rPr>
-              <m:t>Z</m:t>
-            </m:r>
-          </m:e>
-          <m:sub>
             <m:r>
               <w:rPr>
                 <w:rFonts w:ascii="Cambria Math" w:hAnsi="Cambria Math" w:cs="Times New Roman"/>
@@ -1822,10 +3430,26 @@
           </m:e>
           <m:sub>
             <m:r>
+              <w:del w:id="190" w:author="Thiago Oliveira" w:date="2025-12-16T20:03:00Z" w16du:dateUtc="2025-12-16T20:03:00Z">
+                <w:rPr>
+                  <w:rFonts w:ascii="Cambria Math" w:hAnsi="Cambria Math" w:cs="Times New Roman"/>
+                </w:rPr>
+                <m:t>y(</m:t>
+              </w:del>
+            </m:r>
+            <m:r>
               <w:rPr>
                 <w:rFonts w:ascii="Cambria Math" w:hAnsi="Cambria Math" w:cs="Times New Roman"/>
               </w:rPr>
-              <m:t>y(t)</m:t>
+              <m:t>t</m:t>
+            </m:r>
+            <m:r>
+              <w:del w:id="191" w:author="Thiago Oliveira" w:date="2025-12-16T20:03:00Z" w16du:dateUtc="2025-12-16T20:03:00Z">
+                <w:rPr>
+                  <w:rFonts w:ascii="Cambria Math" w:hAnsi="Cambria Math" w:cs="Times New Roman"/>
+                </w:rPr>
+                <m:t>)</m:t>
+              </w:del>
             </m:r>
           </m:sub>
         </m:sSub>
@@ -1857,7 +3481,15 @@
               <w:rPr>
                 <w:rFonts w:ascii="Cambria Math" w:hAnsi="Cambria Math" w:cs="Times New Roman"/>
               </w:rPr>
-              <m:t>m(t)</m:t>
+              <m:t>m</m:t>
+            </m:r>
+            <m:r>
+              <w:del w:id="192" w:author="Thiago Oliveira" w:date="2025-12-16T20:03:00Z" w16du:dateUtc="2025-12-16T20:03:00Z">
+                <w:rPr>
+                  <w:rFonts w:ascii="Cambria Math" w:hAnsi="Cambria Math" w:cs="Times New Roman"/>
+                </w:rPr>
+                <m:t>(t)</m:t>
+              </w:del>
             </m:r>
           </m:sub>
         </m:sSub>
@@ -1886,6 +3518,14 @@
           </m:e>
           <m:sub>
             <m:r>
+              <w:ins w:id="193" w:author="Thiago Oliveira" w:date="2025-12-16T20:04:00Z" w16du:dateUtc="2025-12-16T20:04:00Z">
+                <w:rPr>
+                  <w:rFonts w:ascii="Cambria Math" w:hAnsi="Cambria Math" w:cs="Times New Roman"/>
+                </w:rPr>
+                <m:t>m</m:t>
+              </w:ins>
+            </m:r>
+            <m:r>
               <w:rPr>
                 <w:rFonts w:ascii="Cambria Math" w:hAnsi="Cambria Math" w:cs="Times New Roman"/>
               </w:rPr>
@@ -1904,6 +3544,7 @@
     <w:p>
       <w:pPr>
         <w:rPr>
+          <w:del w:id="194" w:author="Thiago Oliveira" w:date="2025-12-16T20:12:00Z" w16du:dateUtc="2025-12-16T20:12:00Z"/>
           <w:rFonts w:ascii="Times New Roman" w:hAnsi="Times New Roman" w:cs="Times New Roman"/>
         </w:rPr>
       </w:pPr>
@@ -1919,6 +3560,901 @@
         </w:rPr>
         <w:t xml:space="preserve"> </w:t>
       </w:r>
+      <m:oMath>
+        <m:sSubSup>
+          <m:sSubSupPr>
+            <m:ctrlPr>
+              <w:rPr>
+                <w:rFonts w:ascii="Cambria Math" w:hAnsi="Cambria Math" w:cs="Times New Roman"/>
+                <w:i/>
+              </w:rPr>
+            </m:ctrlPr>
+          </m:sSubSupPr>
+          <m:e>
+            <m:r>
+              <w:rPr>
+                <w:rFonts w:ascii="Cambria Math" w:hAnsi="Cambria Math" w:cs="Times New Roman"/>
+              </w:rPr>
+              <m:t>Z</m:t>
+            </m:r>
+          </m:e>
+          <m:sub>
+            <m:r>
+              <w:ins w:id="195" w:author="Thiago Oliveira" w:date="2025-12-16T20:00:00Z" w16du:dateUtc="2025-12-16T20:00:00Z">
+                <w:rPr>
+                  <w:rFonts w:ascii="Cambria Math" w:hAnsi="Cambria Math" w:cs="Times New Roman"/>
+                </w:rPr>
+                <m:t>m</m:t>
+              </w:ins>
+            </m:r>
+            <m:r>
+              <w:rPr>
+                <w:rFonts w:ascii="Cambria Math" w:hAnsi="Cambria Math" w:cs="Times New Roman"/>
+              </w:rPr>
+              <m:t>t</m:t>
+            </m:r>
+          </m:sub>
+          <m:sup>
+            <m:r>
+              <w:rPr>
+                <w:rFonts w:ascii="Cambria Math" w:hAnsi="Cambria Math" w:cs="Times New Roman"/>
+              </w:rPr>
+              <m:t>V</m:t>
+            </m:r>
+          </m:sup>
+        </m:sSubSup>
+      </m:oMath>
+      <w:r>
+        <w:rPr>
+          <w:rFonts w:ascii="Times New Roman" w:hAnsi="Times New Roman" w:cs="Times New Roman"/>
+        </w:rPr>
+        <w:t xml:space="preserve"> </w:t>
+      </w:r>
+      <w:r>
+        <w:rPr>
+          <w:rFonts w:ascii="Times New Roman" w:hAnsi="Times New Roman" w:cs="Times New Roman"/>
+        </w:rPr>
+        <w:t xml:space="preserve">represents the z-standardized violence deviation in month </w:t>
+      </w:r>
+      <w:ins w:id="196" w:author="Thiago Oliveira" w:date="2025-12-16T20:00:00Z" w16du:dateUtc="2025-12-16T20:00:00Z">
+        <w:r>
+          <w:rPr>
+            <w:rFonts w:ascii="Times New Roman" w:hAnsi="Times New Roman" w:cs="Times New Roman"/>
+            <w:i/>
+            <w:iCs/>
+          </w:rPr>
+          <w:t>m</w:t>
+        </w:r>
+      </w:ins>
+      <w:del w:id="197" w:author="Thiago Oliveira" w:date="2025-12-16T20:00:00Z" w16du:dateUtc="2025-12-16T20:00:00Z">
+        <w:r>
+          <w:rPr>
+            <w:rFonts w:ascii="Times New Roman" w:hAnsi="Times New Roman" w:cs="Times New Roman"/>
+            <w:i/>
+            <w:iCs/>
+          </w:rPr>
+          <w:delText>t</w:delText>
+        </w:r>
+      </w:del>
+      <w:ins w:id="198" w:author="Thiago Oliveira" w:date="2025-12-16T20:00:00Z" w16du:dateUtc="2025-12-16T20:00:00Z">
+        <w:r>
+          <w:rPr>
+            <w:rFonts w:ascii="Times New Roman" w:hAnsi="Times New Roman" w:cs="Times New Roman"/>
+          </w:rPr>
+          <w:t xml:space="preserve"> in year </w:t>
+        </w:r>
+        <w:r>
+          <w:rPr>
+            <w:rFonts w:ascii="Times New Roman" w:hAnsi="Times New Roman" w:cs="Times New Roman"/>
+            <w:i/>
+            <w:iCs/>
+          </w:rPr>
+          <w:t>y</w:t>
+        </w:r>
+      </w:ins>
+      <w:r>
+        <w:rPr>
+          <w:rFonts w:ascii="Times New Roman" w:hAnsi="Times New Roman" w:cs="Times New Roman"/>
+        </w:rPr>
+        <w:t>,</w:t>
+      </w:r>
+      <w:r>
+        <w:rPr>
+          <w:rFonts w:ascii="Times New Roman" w:hAnsi="Times New Roman" w:cs="Times New Roman"/>
+        </w:rPr>
+        <w:t xml:space="preserve"> </w:t>
+      </w:r>
+      <m:oMath>
+        <m:sSubSup>
+          <m:sSubSupPr>
+            <m:ctrlPr>
+              <w:rPr>
+                <w:rFonts w:ascii="Cambria Math" w:hAnsi="Cambria Math" w:cs="Times New Roman"/>
+                <w:i/>
+              </w:rPr>
+            </m:ctrlPr>
+          </m:sSubSupPr>
+          <m:e>
+            <m:r>
+              <w:rPr>
+                <w:rFonts w:ascii="Cambria Math" w:hAnsi="Cambria Math" w:cs="Times New Roman"/>
+              </w:rPr>
+              <m:t>Z</m:t>
+            </m:r>
+          </m:e>
+          <m:sub>
+            <m:r>
+              <w:ins w:id="199" w:author="Thiago Oliveira" w:date="2025-12-16T20:00:00Z" w16du:dateUtc="2025-12-16T20:00:00Z">
+                <w:rPr>
+                  <w:rFonts w:ascii="Cambria Math" w:hAnsi="Cambria Math" w:cs="Times New Roman"/>
+                </w:rPr>
+                <m:t>m</m:t>
+              </w:ins>
+            </m:r>
+            <m:r>
+              <w:rPr>
+                <w:rFonts w:ascii="Cambria Math" w:hAnsi="Cambria Math" w:cs="Times New Roman"/>
+              </w:rPr>
+              <m:t>t</m:t>
+            </m:r>
+          </m:sub>
+          <m:sup>
+            <m:r>
+              <w:rPr>
+                <w:rFonts w:ascii="Cambria Math" w:hAnsi="Cambria Math" w:cs="Times New Roman"/>
+              </w:rPr>
+              <m:t>R</m:t>
+            </m:r>
+          </m:sup>
+        </m:sSubSup>
+      </m:oMath>
+      <w:r>
+        <w:rPr>
+          <w:rFonts w:ascii="Times New Roman" w:hAnsi="Times New Roman" w:cs="Times New Roman"/>
+        </w:rPr>
+        <w:t xml:space="preserve"> is the z-standardized </w:t>
+      </w:r>
+      <w:r>
+        <w:rPr>
+          <w:rFonts w:ascii="Times New Roman" w:hAnsi="Times New Roman" w:cs="Times New Roman"/>
+        </w:rPr>
+        <w:t xml:space="preserve">rainfall </w:t>
+      </w:r>
+      <w:r>
+        <w:rPr>
+          <w:rFonts w:ascii="Times New Roman" w:hAnsi="Times New Roman" w:cs="Times New Roman"/>
+        </w:rPr>
+        <w:t>variable</w:t>
+      </w:r>
+      <w:ins w:id="200" w:author="Thiago Oliveira" w:date="2025-12-16T20:01:00Z" w16du:dateUtc="2025-12-16T20:01:00Z">
+        <w:r>
+          <w:rPr>
+            <w:rFonts w:ascii="Times New Roman" w:hAnsi="Times New Roman" w:cs="Times New Roman"/>
+          </w:rPr>
+          <w:t xml:space="preserve"> in month </w:t>
+        </w:r>
+        <w:r>
+          <w:rPr>
+            <w:rFonts w:ascii="Times New Roman" w:hAnsi="Times New Roman" w:cs="Times New Roman"/>
+            <w:i/>
+            <w:iCs/>
+          </w:rPr>
+          <w:t>m</w:t>
+        </w:r>
+        <w:r>
+          <w:rPr>
+            <w:rFonts w:ascii="Times New Roman" w:hAnsi="Times New Roman" w:cs="Times New Roman"/>
+          </w:rPr>
+          <w:t xml:space="preserve"> in year </w:t>
+        </w:r>
+        <w:r>
+          <w:rPr>
+            <w:rFonts w:ascii="Times New Roman" w:hAnsi="Times New Roman" w:cs="Times New Roman"/>
+            <w:i/>
+            <w:iCs/>
+          </w:rPr>
+          <w:t>t</w:t>
+        </w:r>
+      </w:ins>
+      <w:r>
+        <w:rPr>
+          <w:rFonts w:ascii="Times New Roman" w:hAnsi="Times New Roman" w:cs="Times New Roman"/>
+        </w:rPr>
+        <w:t xml:space="preserve">, and </w:t>
+      </w:r>
+      <m:oMath>
+        <m:sSubSup>
+          <m:sSubSupPr>
+            <m:ctrlPr>
+              <w:rPr>
+                <w:rFonts w:ascii="Cambria Math" w:hAnsi="Cambria Math" w:cs="Times New Roman"/>
+                <w:i/>
+              </w:rPr>
+            </m:ctrlPr>
+          </m:sSubSupPr>
+          <m:e>
+            <m:r>
+              <w:rPr>
+                <w:rFonts w:ascii="Cambria Math" w:hAnsi="Cambria Math" w:cs="Times New Roman"/>
+              </w:rPr>
+              <m:t>Z</m:t>
+            </m:r>
+          </m:e>
+          <m:sub>
+            <m:r>
+              <w:ins w:id="201" w:author="Thiago Oliveira" w:date="2025-12-16T20:02:00Z" w16du:dateUtc="2025-12-16T20:02:00Z">
+                <w:rPr>
+                  <w:rFonts w:ascii="Cambria Math" w:hAnsi="Cambria Math" w:cs="Times New Roman"/>
+                </w:rPr>
+                <m:t>m</m:t>
+              </w:ins>
+            </m:r>
+            <m:r>
+              <w:rPr>
+                <w:rFonts w:ascii="Cambria Math" w:hAnsi="Cambria Math" w:cs="Times New Roman"/>
+              </w:rPr>
+              <m:t>t</m:t>
+            </m:r>
+          </m:sub>
+          <m:sup>
+            <m:r>
+              <w:rPr>
+                <w:rFonts w:ascii="Cambria Math" w:hAnsi="Cambria Math" w:cs="Times New Roman"/>
+              </w:rPr>
+              <m:t>T</m:t>
+            </m:r>
+          </m:sup>
+        </m:sSubSup>
+      </m:oMath>
+      <w:r>
+        <w:rPr>
+          <w:rFonts w:ascii="Times New Roman" w:hAnsi="Times New Roman" w:cs="Times New Roman"/>
+        </w:rPr>
+        <w:t xml:space="preserve"> is the z-standardized temperature variable</w:t>
+      </w:r>
+      <w:ins w:id="202" w:author="Thiago Oliveira" w:date="2025-12-16T20:02:00Z" w16du:dateUtc="2025-12-16T20:02:00Z">
+        <w:r>
+          <w:rPr>
+            <w:rFonts w:ascii="Times New Roman" w:hAnsi="Times New Roman" w:cs="Times New Roman"/>
+          </w:rPr>
+          <w:t xml:space="preserve"> in month </w:t>
+        </w:r>
+        <w:r>
+          <w:rPr>
+            <w:rFonts w:ascii="Times New Roman" w:hAnsi="Times New Roman" w:cs="Times New Roman"/>
+            <w:i/>
+            <w:iCs/>
+          </w:rPr>
+          <w:t>m</w:t>
+        </w:r>
+        <w:r>
+          <w:rPr>
+            <w:rFonts w:ascii="Times New Roman" w:hAnsi="Times New Roman" w:cs="Times New Roman"/>
+          </w:rPr>
+          <w:t xml:space="preserve"> in year </w:t>
+        </w:r>
+        <w:r>
+          <w:rPr>
+            <w:rFonts w:ascii="Times New Roman" w:hAnsi="Times New Roman" w:cs="Times New Roman"/>
+            <w:i/>
+            <w:iCs/>
+          </w:rPr>
+          <w:t>t</w:t>
+        </w:r>
+      </w:ins>
+      <w:r>
+        <w:rPr>
+          <w:rFonts w:ascii="Times New Roman" w:hAnsi="Times New Roman" w:cs="Times New Roman"/>
+        </w:rPr>
+        <w:t>.</w:t>
+      </w:r>
+      <w:r>
+        <w:rPr>
+          <w:rFonts w:ascii="Times New Roman" w:hAnsi="Times New Roman" w:cs="Times New Roman"/>
+        </w:rPr>
+        <w:t xml:space="preserve"> </w:t>
+      </w:r>
+      <m:oMath>
+        <m:sSub>
+          <m:sSubPr>
+            <m:ctrlPr>
+              <w:rPr>
+                <w:rFonts w:ascii="Cambria Math" w:hAnsi="Cambria Math" w:cs="Times New Roman"/>
+                <w:i/>
+              </w:rPr>
+            </m:ctrlPr>
+          </m:sSubPr>
+          <m:e>
+            <m:r>
+              <w:rPr>
+                <w:rFonts w:ascii="Cambria Math" w:hAnsi="Cambria Math" w:cs="Times New Roman"/>
+              </w:rPr>
+              <m:t>γ</m:t>
+            </m:r>
+          </m:e>
+          <m:sub>
+            <m:r>
+              <w:del w:id="203" w:author="Thiago Oliveira" w:date="2025-12-16T20:03:00Z" w16du:dateUtc="2025-12-16T20:03:00Z">
+                <w:rPr>
+                  <w:rFonts w:ascii="Cambria Math" w:hAnsi="Cambria Math" w:cs="Times New Roman"/>
+                </w:rPr>
+                <m:t>y(</m:t>
+              </w:del>
+            </m:r>
+            <m:r>
+              <w:rPr>
+                <w:rFonts w:ascii="Cambria Math" w:hAnsi="Cambria Math" w:cs="Times New Roman"/>
+              </w:rPr>
+              <m:t>t</m:t>
+            </m:r>
+            <m:r>
+              <w:del w:id="204" w:author="Thiago Oliveira" w:date="2025-12-16T20:03:00Z" w16du:dateUtc="2025-12-16T20:03:00Z">
+                <w:rPr>
+                  <w:rFonts w:ascii="Cambria Math" w:hAnsi="Cambria Math" w:cs="Times New Roman"/>
+                </w:rPr>
+                <m:t>)</m:t>
+              </w:del>
+            </m:r>
+          </m:sub>
+        </m:sSub>
+      </m:oMath>
+      <w:r>
+        <w:rPr>
+          <w:rFonts w:ascii="Times New Roman" w:hAnsi="Times New Roman" w:cs="Times New Roman"/>
+        </w:rPr>
+        <w:t xml:space="preserve"> represents the year fixed effects, absorbing all annual shocks (e.g., macroeconomic fluctuations, national policy changes</w:t>
+      </w:r>
+      <w:r>
+        <w:rPr>
+          <w:rFonts w:ascii="Times New Roman" w:hAnsi="Times New Roman" w:cs="Times New Roman"/>
+        </w:rPr>
+        <w:t>)</w:t>
+      </w:r>
+      <w:r>
+        <w:rPr>
+          <w:rFonts w:ascii="Times New Roman" w:hAnsi="Times New Roman" w:cs="Times New Roman"/>
+        </w:rPr>
+        <w:t xml:space="preserve">, and </w:t>
+      </w:r>
+      <m:oMath>
+        <m:sSub>
+          <m:sSubPr>
+            <m:ctrlPr>
+              <w:rPr>
+                <w:rFonts w:ascii="Cambria Math" w:hAnsi="Cambria Math" w:cs="Times New Roman"/>
+                <w:i/>
+              </w:rPr>
+            </m:ctrlPr>
+          </m:sSubPr>
+          <m:e>
+            <m:r>
+              <w:rPr>
+                <w:rFonts w:ascii="Cambria Math" w:hAnsi="Cambria Math" w:cs="Times New Roman"/>
+              </w:rPr>
+              <m:t>δ</m:t>
+            </m:r>
+          </m:e>
+          <m:sub>
+            <m:r>
+              <w:rPr>
+                <w:rFonts w:ascii="Cambria Math" w:hAnsi="Cambria Math" w:cs="Times New Roman"/>
+              </w:rPr>
+              <m:t>m</m:t>
+            </m:r>
+            <m:r>
+              <w:del w:id="205" w:author="Thiago Oliveira" w:date="2025-12-16T20:03:00Z" w16du:dateUtc="2025-12-16T20:03:00Z">
+                <w:rPr>
+                  <w:rFonts w:ascii="Cambria Math" w:hAnsi="Cambria Math" w:cs="Times New Roman"/>
+                </w:rPr>
+                <m:t>(t)</m:t>
+              </w:del>
+            </m:r>
+          </m:sub>
+        </m:sSub>
+      </m:oMath>
+      <w:r>
+        <w:rPr>
+          <w:rFonts w:ascii="Times New Roman" w:hAnsi="Times New Roman" w:cs="Times New Roman"/>
+        </w:rPr>
+        <w:t xml:space="preserve"> represents month fixed effects, absorb</w:t>
+      </w:r>
+      <w:r>
+        <w:rPr>
+          <w:rFonts w:ascii="Times New Roman" w:hAnsi="Times New Roman" w:cs="Times New Roman"/>
+        </w:rPr>
+        <w:t>ing</w:t>
+      </w:r>
+      <w:r>
+        <w:rPr>
+          <w:rFonts w:ascii="Times New Roman" w:hAnsi="Times New Roman" w:cs="Times New Roman"/>
+        </w:rPr>
+        <w:t xml:space="preserve"> the stable seasonal pattern repeated each calendar year.</w:t>
+      </w:r>
+      <w:ins w:id="206" w:author="Thiago Oliveira" w:date="2025-12-16T20:07:00Z" w16du:dateUtc="2025-12-16T20:07:00Z">
+        <w:r>
+          <w:rPr>
+            <w:rFonts w:ascii="Times New Roman" w:hAnsi="Times New Roman" w:cs="Times New Roman"/>
+          </w:rPr>
+          <w:t xml:space="preserve"> </w:t>
+        </w:r>
+      </w:ins>
+      <m:oMath>
+        <m:sSub>
+          <m:sSubPr>
+            <m:ctrlPr>
+              <w:ins w:id="207" w:author="Thiago Oliveira" w:date="2025-12-16T20:07:00Z" w16du:dateUtc="2025-12-16T20:07:00Z">
+                <w:rPr>
+                  <w:rFonts w:ascii="Cambria Math" w:hAnsi="Cambria Math" w:cs="Times New Roman"/>
+                  <w:i/>
+                </w:rPr>
+              </w:ins>
+            </m:ctrlPr>
+          </m:sSubPr>
+          <m:e>
+            <m:r>
+              <w:ins w:id="208" w:author="Thiago Oliveira" w:date="2025-12-16T20:07:00Z" w16du:dateUtc="2025-12-16T20:07:00Z">
+                <w:rPr>
+                  <w:rFonts w:ascii="Cambria Math" w:hAnsi="Cambria Math" w:cs="Times New Roman"/>
+                </w:rPr>
+                <m:t>β</m:t>
+              </w:ins>
+            </m:r>
+          </m:e>
+          <m:sub>
+            <m:r>
+              <w:ins w:id="209" w:author="Thiago Oliveira" w:date="2025-12-16T20:07:00Z" w16du:dateUtc="2025-12-16T20:07:00Z">
+                <w:rPr>
+                  <w:rFonts w:ascii="Cambria Math" w:hAnsi="Cambria Math" w:cs="Times New Roman"/>
+                </w:rPr>
+                <m:t>1</m:t>
+              </w:ins>
+            </m:r>
+          </m:sub>
+        </m:sSub>
+      </m:oMath>
+      <w:ins w:id="210" w:author="Thiago Oliveira" w:date="2025-12-16T20:07:00Z" w16du:dateUtc="2025-12-16T20:07:00Z">
+        <w:r>
+          <w:rPr>
+            <w:rFonts w:ascii="Times New Roman" w:hAnsi="Times New Roman" w:cs="Times New Roman"/>
+          </w:rPr>
+          <w:t xml:space="preserve"> and </w:t>
+        </w:r>
+      </w:ins>
+      <m:oMath>
+        <m:sSub>
+          <m:sSubPr>
+            <m:ctrlPr>
+              <w:ins w:id="211" w:author="Thiago Oliveira" w:date="2025-12-16T20:07:00Z" w16du:dateUtc="2025-12-16T20:07:00Z">
+                <w:rPr>
+                  <w:rFonts w:ascii="Cambria Math" w:hAnsi="Cambria Math" w:cs="Times New Roman"/>
+                  <w:i/>
+                </w:rPr>
+              </w:ins>
+            </m:ctrlPr>
+          </m:sSubPr>
+          <m:e>
+            <m:r>
+              <w:ins w:id="212" w:author="Thiago Oliveira" w:date="2025-12-16T20:07:00Z" w16du:dateUtc="2025-12-16T20:07:00Z">
+                <w:rPr>
+                  <w:rFonts w:ascii="Cambria Math" w:hAnsi="Cambria Math" w:cs="Times New Roman"/>
+                </w:rPr>
+                <m:t>β</m:t>
+              </w:ins>
+            </m:r>
+          </m:e>
+          <m:sub>
+            <m:r>
+              <w:ins w:id="213" w:author="Thiago Oliveira" w:date="2025-12-16T20:07:00Z" w16du:dateUtc="2025-12-16T20:07:00Z">
+                <w:rPr>
+                  <w:rFonts w:ascii="Cambria Math" w:hAnsi="Cambria Math" w:cs="Times New Roman"/>
+                </w:rPr>
+                <m:t>2</m:t>
+              </w:ins>
+            </m:r>
+          </m:sub>
+        </m:sSub>
+      </m:oMath>
+      <w:ins w:id="214" w:author="Thiago Oliveira" w:date="2025-12-16T20:07:00Z" w16du:dateUtc="2025-12-16T20:07:00Z">
+        <w:r>
+          <w:rPr>
+            <w:rFonts w:ascii="Times New Roman" w:hAnsi="Times New Roman" w:cs="Times New Roman"/>
+          </w:rPr>
+          <w:t xml:space="preserve"> </w:t>
+        </w:r>
+      </w:ins>
+      <w:ins w:id="215" w:author="Thiago Oliveira" w:date="2025-12-16T20:08:00Z" w16du:dateUtc="2025-12-16T20:08:00Z">
+        <w:r>
+          <w:rPr>
+            <w:rFonts w:ascii="Times New Roman" w:hAnsi="Times New Roman" w:cs="Times New Roman"/>
+          </w:rPr>
+          <w:t>are parameters reflecting the conditional association between rainfall and temperature anomalies, respectively, and violence deviations</w:t>
+        </w:r>
+      </w:ins>
+      <w:ins w:id="216" w:author="Thiago Oliveira" w:date="2025-12-16T20:11:00Z" w16du:dateUtc="2025-12-16T20:11:00Z">
+        <w:r>
+          <w:rPr>
+            <w:rFonts w:ascii="Times New Roman" w:hAnsi="Times New Roman" w:cs="Times New Roman"/>
+          </w:rPr>
+          <w:t xml:space="preserve">, whereas </w:t>
+        </w:r>
+      </w:ins>
+      <m:oMath>
+        <m:sSub>
+          <m:sSubPr>
+            <m:ctrlPr>
+              <w:ins w:id="217" w:author="Thiago Oliveira" w:date="2025-12-16T20:11:00Z" w16du:dateUtc="2025-12-16T20:11:00Z">
+                <w:rPr>
+                  <w:rFonts w:ascii="Cambria Math" w:hAnsi="Cambria Math" w:cs="Times New Roman"/>
+                  <w:i/>
+                </w:rPr>
+              </w:ins>
+            </m:ctrlPr>
+          </m:sSubPr>
+          <m:e>
+            <m:r>
+              <w:ins w:id="218" w:author="Thiago Oliveira" w:date="2025-12-16T20:11:00Z" w16du:dateUtc="2025-12-16T20:11:00Z">
+                <w:rPr>
+                  <w:rFonts w:ascii="Cambria Math" w:hAnsi="Cambria Math" w:cs="Times New Roman"/>
+                </w:rPr>
+                <m:t>ε</m:t>
+              </w:ins>
+            </m:r>
+          </m:e>
+          <m:sub>
+            <m:r>
+              <w:ins w:id="219" w:author="Thiago Oliveira" w:date="2025-12-16T20:11:00Z" w16du:dateUtc="2025-12-16T20:11:00Z">
+                <w:rPr>
+                  <w:rFonts w:ascii="Cambria Math" w:hAnsi="Cambria Math" w:cs="Times New Roman"/>
+                </w:rPr>
+                <m:t>mt</m:t>
+              </w:ins>
+            </m:r>
+          </m:sub>
+        </m:sSub>
+      </m:oMath>
+      <w:ins w:id="220" w:author="Thiago Oliveira" w:date="2025-12-16T20:11:00Z" w16du:dateUtc="2025-12-16T20:11:00Z">
+        <w:r>
+          <w:rPr>
+            <w:rFonts w:ascii="Times New Roman" w:hAnsi="Times New Roman" w:cs="Times New Roman"/>
+          </w:rPr>
+          <w:t xml:space="preserve"> is a disturbance term</w:t>
+        </w:r>
+      </w:ins>
+      <w:ins w:id="221" w:author="Thiago Oliveira" w:date="2025-12-16T20:08:00Z" w16du:dateUtc="2025-12-16T20:08:00Z">
+        <w:r>
+          <w:rPr>
+            <w:rFonts w:ascii="Times New Roman" w:hAnsi="Times New Roman" w:cs="Times New Roman"/>
+          </w:rPr>
+          <w:t>.</w:t>
+        </w:r>
+      </w:ins>
+      <w:ins w:id="222" w:author="Thiago Oliveira" w:date="2025-12-16T20:06:00Z" w16du:dateUtc="2025-12-16T20:06:00Z">
+        <w:r>
+          <w:rPr>
+            <w:rFonts w:ascii="Times New Roman" w:hAnsi="Times New Roman" w:cs="Times New Roman"/>
+          </w:rPr>
+          <w:t xml:space="preserve"> Given that monthly anomalies</w:t>
+        </w:r>
+      </w:ins>
+      <w:ins w:id="223" w:author="Thiago Oliveira" w:date="2025-12-16T20:07:00Z" w16du:dateUtc="2025-12-16T20:07:00Z">
+        <w:r>
+          <w:rPr>
+            <w:rFonts w:ascii="Times New Roman" w:hAnsi="Times New Roman" w:cs="Times New Roman"/>
+          </w:rPr>
+          <w:t xml:space="preserve"> are normally distributed, </w:t>
+        </w:r>
+      </w:ins>
+      <w:ins w:id="224" w:author="Thiago Oliveira" w:date="2025-12-16T20:08:00Z" w16du:dateUtc="2025-12-16T20:08:00Z">
+        <w:r>
+          <w:rPr>
+            <w:rFonts w:ascii="Times New Roman" w:hAnsi="Times New Roman" w:cs="Times New Roman"/>
+          </w:rPr>
+          <w:t xml:space="preserve">this model is estimated using </w:t>
+        </w:r>
+        <w:r>
+          <w:rPr>
+            <w:rFonts w:ascii="Times New Roman" w:hAnsi="Times New Roman" w:cs="Times New Roman"/>
+            <w:highlight w:val="yellow"/>
+            <w:rPrChange w:id="225" w:author="Thiago Oliveira" w:date="2025-12-16T20:13:00Z" w16du:dateUtc="2025-12-16T20:13:00Z">
+              <w:rPr>
+                <w:rFonts w:ascii="Times New Roman" w:hAnsi="Times New Roman" w:cs="Times New Roman"/>
+              </w:rPr>
+            </w:rPrChange>
+          </w:rPr>
+          <w:t>gene</w:t>
+        </w:r>
+      </w:ins>
+      <w:ins w:id="226" w:author="Thiago Oliveira" w:date="2025-12-16T20:09:00Z" w16du:dateUtc="2025-12-16T20:09:00Z">
+        <w:r>
+          <w:rPr>
+            <w:rFonts w:ascii="Times New Roman" w:hAnsi="Times New Roman" w:cs="Times New Roman"/>
+            <w:highlight w:val="yellow"/>
+            <w:rPrChange w:id="227" w:author="Thiago Oliveira" w:date="2025-12-16T20:13:00Z" w16du:dateUtc="2025-12-16T20:13:00Z">
+              <w:rPr>
+                <w:rFonts w:ascii="Times New Roman" w:hAnsi="Times New Roman" w:cs="Times New Roman"/>
+              </w:rPr>
+            </w:rPrChange>
+          </w:rPr>
+          <w:t>ralized least squares</w:t>
+        </w:r>
+        <w:r>
+          <w:rPr>
+            <w:rFonts w:ascii="Times New Roman" w:hAnsi="Times New Roman" w:cs="Times New Roman"/>
+          </w:rPr>
+          <w:t>.</w:t>
+        </w:r>
+        <w:r>
+          <w:rPr>
+            <w:rStyle w:val="FootnoteReference"/>
+            <w:rFonts w:ascii="Times New Roman" w:hAnsi="Times New Roman" w:cs="Times New Roman"/>
+          </w:rPr>
+          <w:footnoteReference w:id="8"/>
+        </w:r>
+      </w:ins>
+    </w:p>
+    <w:p>
+      <w:pPr>
+        <w:rPr>
+          <w:rFonts w:ascii="Times New Roman" w:hAnsi="Times New Roman" w:cs="Times New Roman"/>
+        </w:rPr>
+      </w:pPr>
+      <w:r>
+        <w:rPr>
+          <w:rFonts w:ascii="Times New Roman" w:hAnsi="Times New Roman" w:cs="Times New Roman"/>
+        </w:rPr>
+        <w:t xml:space="preserve">This </w:t>
+      </w:r>
+      <w:del w:id="237" w:author="Thiago Oliveira" w:date="2025-12-16T20:13:00Z" w16du:dateUtc="2025-12-16T20:13:00Z">
+        <w:r>
+          <w:rPr>
+            <w:rFonts w:ascii="Times New Roman" w:hAnsi="Times New Roman" w:cs="Times New Roman"/>
+          </w:rPr>
+          <w:delText>specification asks</w:delText>
+        </w:r>
+      </w:del>
+      <w:ins w:id="238" w:author="Thiago Oliveira" w:date="2025-12-16T20:13:00Z" w16du:dateUtc="2025-12-16T20:13:00Z">
+        <w:r>
+          <w:rPr>
+            <w:rFonts w:ascii="Times New Roman" w:hAnsi="Times New Roman" w:cs="Times New Roman"/>
+          </w:rPr>
+          <w:t>model provides evidence on</w:t>
+        </w:r>
+      </w:ins>
+      <w:r>
+        <w:rPr>
+          <w:rFonts w:ascii="Times New Roman" w:hAnsi="Times New Roman" w:cs="Times New Roman"/>
+        </w:rPr>
+        <w:t xml:space="preserve"> whether months that are wetter or drier than historical norms also exhibit correspondingly higher or lower levels of violence after removing </w:t>
+      </w:r>
+      <w:commentRangeStart w:id="239"/>
+      <w:r>
+        <w:rPr>
+          <w:rFonts w:ascii="Times New Roman" w:hAnsi="Times New Roman" w:cs="Times New Roman"/>
+        </w:rPr>
+        <w:t xml:space="preserve">secular </w:t>
+      </w:r>
+      <w:commentRangeEnd w:id="239"/>
+      <w:r>
+        <w:rPr>
+          <w:rStyle w:val="CommentReference"/>
+        </w:rPr>
+        <w:commentReference w:id="239"/>
+      </w:r>
+      <w:r>
+        <w:rPr>
+          <w:rFonts w:ascii="Times New Roman" w:hAnsi="Times New Roman" w:cs="Times New Roman"/>
+        </w:rPr>
+        <w:t>and seasonal structure</w:t>
+      </w:r>
+      <w:r>
+        <w:rPr>
+          <w:rFonts w:ascii="Times New Roman" w:hAnsi="Times New Roman" w:cs="Times New Roman"/>
+        </w:rPr>
+        <w:t xml:space="preserve"> and controlling for temperature anomalies</w:t>
+      </w:r>
+      <w:r>
+        <w:rPr>
+          <w:rFonts w:ascii="Times New Roman" w:hAnsi="Times New Roman" w:cs="Times New Roman"/>
+        </w:rPr>
+        <w:t xml:space="preserve">. </w:t>
+      </w:r>
+      <w:del w:id="240" w:author="Thiago Oliveira" w:date="2025-12-16T20:12:00Z" w16du:dateUtc="2025-12-16T20:12:00Z">
+        <w:r>
+          <w:rPr>
+            <w:rFonts w:ascii="Times New Roman" w:hAnsi="Times New Roman" w:cs="Times New Roman"/>
+          </w:rPr>
+          <w:delText xml:space="preserve">As a robustness check, </w:delText>
+        </w:r>
+        <w:r>
+          <w:rPr>
+            <w:rFonts w:ascii="Times New Roman" w:hAnsi="Times New Roman" w:cs="Times New Roman"/>
+          </w:rPr>
+          <w:delText xml:space="preserve">we re-estimate the same specification using an </w:delText>
+        </w:r>
+        <w:r>
+          <w:rPr>
+            <w:rFonts w:ascii="Times New Roman" w:hAnsi="Times New Roman" w:cs="Times New Roman"/>
+          </w:rPr>
+          <w:delText>Ordinary Least Squares (</w:delText>
+        </w:r>
+        <w:r>
+          <w:rPr>
+            <w:rFonts w:ascii="Times New Roman" w:hAnsi="Times New Roman" w:cs="Times New Roman"/>
+          </w:rPr>
+          <w:delText>OLS</w:delText>
+        </w:r>
+        <w:r>
+          <w:rPr>
+            <w:rFonts w:ascii="Times New Roman" w:hAnsi="Times New Roman" w:cs="Times New Roman"/>
+          </w:rPr>
+          <w:delText>)</w:delText>
+        </w:r>
+        <w:r>
+          <w:rPr>
+            <w:rFonts w:ascii="Times New Roman" w:hAnsi="Times New Roman" w:cs="Times New Roman"/>
+          </w:rPr>
+          <w:delText xml:space="preserve"> model with explicit year and month dummy variables</w:delText>
+        </w:r>
+        <w:r>
+          <w:rPr>
+            <w:rFonts w:ascii="Times New Roman" w:hAnsi="Times New Roman" w:cs="Times New Roman"/>
+          </w:rPr>
+          <w:delText>. In addition</w:delText>
+        </w:r>
+        <w:r>
+          <w:rPr>
+            <w:rFonts w:ascii="Times New Roman" w:hAnsi="Times New Roman" w:cs="Times New Roman"/>
+          </w:rPr>
+          <w:delText>, because fixed-effects models may mask serial correlation in monthly time series, we also fit generalized least-squares (GLS) models with AR(1), AR(2), and AR(3) autocorrelation structures. These GLS models serve as robustness checks by assessing whether the estimated relationship persists under flexible error structures.</w:delText>
+        </w:r>
+      </w:del>
+    </w:p>
+    <w:p>
+      <w:pPr>
+        <w:rPr>
+          <w:rFonts w:ascii="Times New Roman" w:hAnsi="Times New Roman" w:cs="Times New Roman"/>
+        </w:rPr>
+      </w:pPr>
+      <w:r>
+        <w:rPr>
+          <w:rFonts w:ascii="Times New Roman" w:hAnsi="Times New Roman" w:cs="Times New Roman"/>
+        </w:rPr>
+        <w:lastRenderedPageBreak/>
+        <w:t xml:space="preserve">Second, </w:t>
+      </w:r>
+      <w:r>
+        <w:rPr>
+          <w:rFonts w:ascii="Times New Roman" w:hAnsi="Times New Roman" w:cs="Times New Roman"/>
+        </w:rPr>
+        <w:t>we examine whether rainfall anomalies explain monthly fluctuations in violence within subnational units (municipalities in Colombia; states in Mexico).</w:t>
+      </w:r>
+      <w:ins w:id="241" w:author="Thiago Oliveira" w:date="2025-12-16T20:23:00Z" w16du:dateUtc="2025-12-16T20:23:00Z">
+        <w:r>
+          <w:rPr>
+            <w:rFonts w:ascii="Times New Roman" w:hAnsi="Times New Roman" w:cs="Times New Roman"/>
+          </w:rPr>
+          <w:t xml:space="preserve"> Considering monthly anomalies of violence, rainfall, and temperature in</w:t>
+        </w:r>
+      </w:ins>
+      <w:ins w:id="242" w:author="Thiago Oliveira" w:date="2025-12-16T20:24:00Z" w16du:dateUtc="2025-12-16T20:24:00Z">
+        <w:r>
+          <w:rPr>
+            <w:rFonts w:ascii="Times New Roman" w:hAnsi="Times New Roman" w:cs="Times New Roman"/>
+          </w:rPr>
+          <w:t xml:space="preserve"> each municipality/state </w:t>
+        </w:r>
+        <w:proofErr w:type="spellStart"/>
+        <w:r>
+          <w:rPr>
+            <w:rFonts w:ascii="Times New Roman" w:hAnsi="Times New Roman" w:cs="Times New Roman"/>
+            <w:i/>
+            <w:iCs/>
+          </w:rPr>
+          <w:t>i</w:t>
+        </w:r>
+        <w:proofErr w:type="spellEnd"/>
+        <w:r>
+          <w:rPr>
+            <w:rFonts w:ascii="Times New Roman" w:hAnsi="Times New Roman" w:cs="Times New Roman"/>
+          </w:rPr>
+          <w:t xml:space="preserve"> in month </w:t>
+        </w:r>
+        <w:r>
+          <w:rPr>
+            <w:rFonts w:ascii="Times New Roman" w:hAnsi="Times New Roman" w:cs="Times New Roman"/>
+            <w:i/>
+            <w:iCs/>
+          </w:rPr>
+          <w:t>m</w:t>
+        </w:r>
+        <w:r>
+          <w:rPr>
+            <w:rFonts w:ascii="Times New Roman" w:hAnsi="Times New Roman" w:cs="Times New Roman"/>
+          </w:rPr>
+          <w:t xml:space="preserve"> in year </w:t>
+        </w:r>
+        <w:r>
+          <w:rPr>
+            <w:rFonts w:ascii="Times New Roman" w:hAnsi="Times New Roman" w:cs="Times New Roman"/>
+            <w:i/>
+            <w:iCs/>
+          </w:rPr>
+          <w:t>y</w:t>
+        </w:r>
+        <w:r>
+          <w:rPr>
+            <w:rFonts w:ascii="Times New Roman" w:hAnsi="Times New Roman" w:cs="Times New Roman"/>
+          </w:rPr>
+          <w:t>,</w:t>
+        </w:r>
+      </w:ins>
+      <w:r>
+        <w:rPr>
+          <w:rFonts w:ascii="Times New Roman" w:hAnsi="Times New Roman" w:cs="Times New Roman"/>
+        </w:rPr>
+        <w:t xml:space="preserve"> </w:t>
+      </w:r>
+      <w:ins w:id="243" w:author="Thiago Oliveira" w:date="2025-12-16T20:24:00Z" w16du:dateUtc="2025-12-16T20:24:00Z">
+        <w:r>
+          <w:rPr>
+            <w:rFonts w:ascii="Times New Roman" w:hAnsi="Times New Roman" w:cs="Times New Roman"/>
+          </w:rPr>
+          <w:t>w</w:t>
+        </w:r>
+      </w:ins>
+      <w:del w:id="244" w:author="Thiago Oliveira" w:date="2025-12-16T20:24:00Z" w16du:dateUtc="2025-12-16T20:24:00Z">
+        <w:r>
+          <w:rPr>
+            <w:rFonts w:ascii="Times New Roman" w:hAnsi="Times New Roman" w:cs="Times New Roman"/>
+          </w:rPr>
+          <w:delText>W</w:delText>
+        </w:r>
+      </w:del>
+      <w:r>
+        <w:rPr>
+          <w:rFonts w:ascii="Times New Roman" w:hAnsi="Times New Roman" w:cs="Times New Roman"/>
+        </w:rPr>
+        <w:t xml:space="preserve">e </w:t>
+      </w:r>
+      <w:proofErr w:type="gramStart"/>
+      <w:r>
+        <w:rPr>
+          <w:rFonts w:ascii="Times New Roman" w:hAnsi="Times New Roman" w:cs="Times New Roman"/>
+        </w:rPr>
+        <w:t>estimate</w:t>
+      </w:r>
+      <w:proofErr w:type="gramEnd"/>
+      <w:r>
+        <w:rPr>
+          <w:rFonts w:ascii="Times New Roman" w:hAnsi="Times New Roman" w:cs="Times New Roman"/>
+        </w:rPr>
+        <w:t xml:space="preserve"> a three-way fixed-effects model</w:t>
+      </w:r>
+      <w:ins w:id="245" w:author="Thiago Oliveira" w:date="2025-12-16T20:24:00Z" w16du:dateUtc="2025-12-16T20:24:00Z">
+        <w:r>
+          <w:rPr>
+            <w:rFonts w:ascii="Times New Roman" w:hAnsi="Times New Roman" w:cs="Times New Roman"/>
+          </w:rPr>
+          <w:t>,</w:t>
+        </w:r>
+      </w:ins>
+      <w:del w:id="246" w:author="Thiago Oliveira" w:date="2025-12-16T20:24:00Z" w16du:dateUtc="2025-12-16T20:24:00Z">
+        <w:r>
+          <w:rPr>
+            <w:rFonts w:ascii="Times New Roman" w:hAnsi="Times New Roman" w:cs="Times New Roman"/>
+          </w:rPr>
+          <w:delText>:</w:delText>
+        </w:r>
+      </w:del>
+    </w:p>
+    <w:commentRangeStart w:id="247"/>
+    <w:p>
+      <w:pPr>
+        <w:jc w:val="center"/>
+        <w:rPr>
+          <w:rFonts w:ascii="Times New Roman" w:hAnsi="Times New Roman" w:cs="Times New Roman"/>
+        </w:rPr>
+      </w:pPr>
       <m:oMath>
         <m:sSubSup>
           <m:sSubSupPr>
@@ -1942,6 +4478,20 @@
               <w:rPr>
                 <w:rFonts w:ascii="Cambria Math" w:hAnsi="Cambria Math" w:cs="Times New Roman"/>
               </w:rPr>
+              <m:t>i</m:t>
+            </m:r>
+            <m:r>
+              <w:ins w:id="248" w:author="Thiago Oliveira" w:date="2025-12-16T20:24:00Z" w16du:dateUtc="2025-12-16T20:24:00Z">
+                <w:rPr>
+                  <w:rFonts w:ascii="Cambria Math" w:hAnsi="Cambria Math" w:cs="Times New Roman"/>
+                </w:rPr>
+                <m:t>m</m:t>
+              </w:ins>
+            </m:r>
+            <m:r>
+              <w:rPr>
+                <w:rFonts w:ascii="Cambria Math" w:hAnsi="Cambria Math" w:cs="Times New Roman"/>
+              </w:rPr>
               <m:t>t</m:t>
             </m:r>
           </m:sub>
@@ -1954,380 +4504,59 @@
             </m:r>
           </m:sup>
         </m:sSubSup>
-      </m:oMath>
-      <w:r>
-        <w:rPr>
-          <w:rFonts w:ascii="Times New Roman" w:hAnsi="Times New Roman" w:cs="Times New Roman"/>
-        </w:rPr>
-        <w:t xml:space="preserve"> </w:t>
-      </w:r>
-      <w:r>
-        <w:rPr>
-          <w:rFonts w:ascii="Times New Roman" w:hAnsi="Times New Roman" w:cs="Times New Roman"/>
-        </w:rPr>
-        <w:t xml:space="preserve">represents the z-standardized violence deviation in month </w:t>
-      </w:r>
-      <w:r>
-        <w:rPr>
-          <w:rFonts w:ascii="Times New Roman" w:hAnsi="Times New Roman" w:cs="Times New Roman"/>
-          <w:i/>
-          <w:iCs/>
-        </w:rPr>
-        <w:t>t</w:t>
-      </w:r>
-      <w:r>
-        <w:rPr>
-          <w:rFonts w:ascii="Times New Roman" w:hAnsi="Times New Roman" w:cs="Times New Roman"/>
-        </w:rPr>
-        <w:t>,</w:t>
-      </w:r>
-      <w:r>
-        <w:rPr>
-          <w:rFonts w:ascii="Times New Roman" w:hAnsi="Times New Roman" w:cs="Times New Roman"/>
-        </w:rPr>
-        <w:t xml:space="preserve"> </w:t>
-      </w:r>
-      <m:oMath>
-        <m:sSubSup>
-          <m:sSubSupPr>
+        <m:r>
+          <w:rPr>
+            <w:rFonts w:ascii="Cambria Math" w:hAnsi="Cambria Math" w:cs="Times New Roman"/>
+          </w:rPr>
+          <m:t>=</m:t>
+        </m:r>
+        <m:sSub>
+          <m:sSubPr>
             <m:ctrlPr>
-              <w:rPr>
-                <w:rFonts w:ascii="Cambria Math" w:hAnsi="Cambria Math" w:cs="Times New Roman"/>
-                <w:i/>
-              </w:rPr>
+              <w:ins w:id="249" w:author="Thiago Oliveira" w:date="2025-12-16T20:25:00Z" w16du:dateUtc="2025-12-16T20:25:00Z">
+                <w:rPr>
+                  <w:rFonts w:ascii="Cambria Math" w:hAnsi="Cambria Math" w:cs="Times New Roman"/>
+                  <w:i/>
+                </w:rPr>
+              </w:ins>
             </m:ctrlPr>
-          </m:sSubSupPr>
+          </m:sSubPr>
           <m:e>
             <m:r>
-              <w:rPr>
-                <w:rFonts w:ascii="Cambria Math" w:hAnsi="Cambria Math" w:cs="Times New Roman"/>
-              </w:rPr>
-              <m:t>Z</m:t>
+              <w:ins w:id="250" w:author="Thiago Oliveira" w:date="2025-12-16T20:25:00Z" w16du:dateUtc="2025-12-16T20:25:00Z">
+                <w:rPr>
+                  <w:rFonts w:ascii="Cambria Math" w:hAnsi="Cambria Math" w:cs="Times New Roman"/>
+                </w:rPr>
+                <m:t>β</m:t>
+              </w:ins>
             </m:r>
           </m:e>
           <m:sub>
             <m:r>
-              <w:rPr>
-                <w:rFonts w:ascii="Cambria Math" w:hAnsi="Cambria Math" w:cs="Times New Roman"/>
-              </w:rPr>
-              <m:t>t</m:t>
-            </m:r>
-          </m:sub>
-          <m:sup>
-            <m:r>
-              <w:rPr>
-                <w:rFonts w:ascii="Cambria Math" w:hAnsi="Cambria Math" w:cs="Times New Roman"/>
-              </w:rPr>
-              <m:t>R</m:t>
-            </m:r>
-          </m:sup>
-        </m:sSubSup>
-      </m:oMath>
-      <w:r>
-        <w:rPr>
-          <w:rFonts w:ascii="Times New Roman" w:hAnsi="Times New Roman" w:cs="Times New Roman"/>
-        </w:rPr>
-        <w:t xml:space="preserve"> is the z-standardized </w:t>
-      </w:r>
-      <w:r>
-        <w:rPr>
-          <w:rFonts w:ascii="Times New Roman" w:hAnsi="Times New Roman" w:cs="Times New Roman"/>
-        </w:rPr>
-        <w:t xml:space="preserve">rainfall </w:t>
-      </w:r>
-      <w:r>
-        <w:rPr>
-          <w:rFonts w:ascii="Times New Roman" w:hAnsi="Times New Roman" w:cs="Times New Roman"/>
-        </w:rPr>
-        <w:t xml:space="preserve">variable, and </w:t>
-      </w:r>
-      <m:oMath>
-        <m:sSubSup>
-          <m:sSubSupPr>
-            <m:ctrlPr>
-              <w:rPr>
-                <w:rFonts w:ascii="Cambria Math" w:hAnsi="Cambria Math" w:cs="Times New Roman"/>
-                <w:i/>
-              </w:rPr>
-            </m:ctrlPr>
-          </m:sSubSupPr>
-          <m:e>
-            <m:r>
-              <w:rPr>
-                <w:rFonts w:ascii="Cambria Math" w:hAnsi="Cambria Math" w:cs="Times New Roman"/>
-              </w:rPr>
-              <m:t>Z</m:t>
-            </m:r>
-          </m:e>
-          <m:sub>
-            <m:r>
-              <w:rPr>
-                <w:rFonts w:ascii="Cambria Math" w:hAnsi="Cambria Math" w:cs="Times New Roman"/>
-              </w:rPr>
-              <m:t>t</m:t>
-            </m:r>
-          </m:sub>
-          <m:sup>
-            <m:r>
-              <w:rPr>
-                <w:rFonts w:ascii="Cambria Math" w:hAnsi="Cambria Math" w:cs="Times New Roman"/>
-              </w:rPr>
-              <m:t>T</m:t>
-            </m:r>
-          </m:sup>
-        </m:sSubSup>
-      </m:oMath>
-      <w:r>
-        <w:rPr>
-          <w:rFonts w:ascii="Times New Roman" w:hAnsi="Times New Roman" w:cs="Times New Roman"/>
-        </w:rPr>
-        <w:t xml:space="preserve"> is the z-standardized temperature variable</w:t>
-      </w:r>
-      <w:r>
-        <w:rPr>
-          <w:rFonts w:ascii="Times New Roman" w:hAnsi="Times New Roman" w:cs="Times New Roman"/>
-        </w:rPr>
-        <w:t>.</w:t>
-      </w:r>
-      <w:r>
-        <w:rPr>
-          <w:rFonts w:ascii="Times New Roman" w:hAnsi="Times New Roman" w:cs="Times New Roman"/>
-        </w:rPr>
-        <w:t xml:space="preserve"> </w:t>
-      </w:r>
-      <m:oMath>
-        <m:sSub>
-          <m:sSubPr>
-            <m:ctrlPr>
-              <w:rPr>
-                <w:rFonts w:ascii="Cambria Math" w:hAnsi="Cambria Math" w:cs="Times New Roman"/>
-                <w:i/>
-              </w:rPr>
-            </m:ctrlPr>
-          </m:sSubPr>
-          <m:e>
-            <m:r>
-              <w:rPr>
-                <w:rFonts w:ascii="Cambria Math" w:hAnsi="Cambria Math" w:cs="Times New Roman"/>
-              </w:rPr>
-              <m:t>γ</m:t>
-            </m:r>
-          </m:e>
-          <m:sub>
-            <m:r>
-              <w:rPr>
-                <w:rFonts w:ascii="Cambria Math" w:hAnsi="Cambria Math" w:cs="Times New Roman"/>
-              </w:rPr>
-              <m:t>y(t)</m:t>
+              <w:ins w:id="251" w:author="Thiago Oliveira" w:date="2025-12-16T20:25:00Z" w16du:dateUtc="2025-12-16T20:25:00Z">
+                <w:rPr>
+                  <w:rFonts w:ascii="Cambria Math" w:hAnsi="Cambria Math" w:cs="Times New Roman"/>
+                </w:rPr>
+                <m:t>1</m:t>
+              </w:ins>
             </m:r>
           </m:sub>
         </m:sSub>
-      </m:oMath>
-      <w:r>
-        <w:rPr>
-          <w:rFonts w:ascii="Times New Roman" w:hAnsi="Times New Roman" w:cs="Times New Roman"/>
-        </w:rPr>
-        <w:t xml:space="preserve"> represents the year fixed effects, absorbing all annual shocks (e.g., macroeconomic fluctuations, national policy changes</w:t>
-      </w:r>
-      <w:r>
-        <w:rPr>
-          <w:rFonts w:ascii="Times New Roman" w:hAnsi="Times New Roman" w:cs="Times New Roman"/>
-        </w:rPr>
-        <w:t>)</w:t>
-      </w:r>
-      <w:r>
-        <w:rPr>
-          <w:rFonts w:ascii="Times New Roman" w:hAnsi="Times New Roman" w:cs="Times New Roman"/>
-        </w:rPr>
-        <w:t xml:space="preserve">, and </w:t>
-      </w:r>
-      <m:oMath>
-        <m:sSub>
-          <m:sSubPr>
-            <m:ctrlPr>
-              <w:rPr>
-                <w:rFonts w:ascii="Cambria Math" w:hAnsi="Cambria Math" w:cs="Times New Roman"/>
-                <w:i/>
-              </w:rPr>
-            </m:ctrlPr>
-          </m:sSubPr>
-          <m:e>
-            <m:r>
-              <w:rPr>
-                <w:rFonts w:ascii="Cambria Math" w:hAnsi="Cambria Math" w:cs="Times New Roman"/>
-              </w:rPr>
-              <m:t>δ</m:t>
-            </m:r>
-          </m:e>
-          <m:sub>
-            <m:r>
-              <w:rPr>
-                <w:rFonts w:ascii="Cambria Math" w:hAnsi="Cambria Math" w:cs="Times New Roman"/>
-              </w:rPr>
-              <m:t>m(t)</m:t>
-            </m:r>
-          </m:sub>
-        </m:sSub>
-      </m:oMath>
-      <w:r>
-        <w:rPr>
-          <w:rFonts w:ascii="Times New Roman" w:hAnsi="Times New Roman" w:cs="Times New Roman"/>
-        </w:rPr>
-        <w:t xml:space="preserve"> represents month fixed effects, absorb</w:t>
-      </w:r>
-      <w:r>
-        <w:rPr>
-          <w:rFonts w:ascii="Times New Roman" w:hAnsi="Times New Roman" w:cs="Times New Roman"/>
-        </w:rPr>
-        <w:t>ing</w:t>
-      </w:r>
-      <w:r>
-        <w:rPr>
-          <w:rFonts w:ascii="Times New Roman" w:hAnsi="Times New Roman" w:cs="Times New Roman"/>
-        </w:rPr>
-        <w:t xml:space="preserve"> the stable seasonal pattern repeated each calendar year.</w:t>
-      </w:r>
-    </w:p>
-    <w:p>
-      <w:pPr>
-        <w:rPr>
-          <w:rFonts w:ascii="Times New Roman" w:hAnsi="Times New Roman" w:cs="Times New Roman"/>
-        </w:rPr>
-      </w:pPr>
-      <w:r>
-        <w:rPr>
-          <w:rFonts w:ascii="Times New Roman" w:hAnsi="Times New Roman" w:cs="Times New Roman"/>
-        </w:rPr>
-        <w:t>This specification asks whether months that are wetter or drier than historical norms also exhibit correspondingly higher or lower levels of violence after removing secular and seasonal structure</w:t>
-      </w:r>
-      <w:r>
-        <w:rPr>
-          <w:rFonts w:ascii="Times New Roman" w:hAnsi="Times New Roman" w:cs="Times New Roman"/>
-        </w:rPr>
-        <w:t xml:space="preserve"> and controlling for temperature anomalies</w:t>
-      </w:r>
-      <w:r>
-        <w:rPr>
-          <w:rFonts w:ascii="Times New Roman" w:hAnsi="Times New Roman" w:cs="Times New Roman"/>
-        </w:rPr>
-        <w:t xml:space="preserve">. </w:t>
-      </w:r>
-      <w:r>
-        <w:rPr>
-          <w:rFonts w:ascii="Times New Roman" w:hAnsi="Times New Roman" w:cs="Times New Roman"/>
-        </w:rPr>
-        <w:t xml:space="preserve">As a robustness check, </w:t>
-      </w:r>
-      <w:r>
-        <w:rPr>
-          <w:rFonts w:ascii="Times New Roman" w:hAnsi="Times New Roman" w:cs="Times New Roman"/>
-        </w:rPr>
-        <w:t xml:space="preserve">we re-estimate the same specification using an </w:t>
-      </w:r>
-      <w:r>
-        <w:rPr>
-          <w:rFonts w:ascii="Times New Roman" w:hAnsi="Times New Roman" w:cs="Times New Roman"/>
-        </w:rPr>
-        <w:t>Ordinary Least Squares (</w:t>
-      </w:r>
-      <w:r>
-        <w:rPr>
-          <w:rFonts w:ascii="Times New Roman" w:hAnsi="Times New Roman" w:cs="Times New Roman"/>
-        </w:rPr>
-        <w:t>OLS</w:t>
-      </w:r>
-      <w:r>
-        <w:rPr>
-          <w:rFonts w:ascii="Times New Roman" w:hAnsi="Times New Roman" w:cs="Times New Roman"/>
-        </w:rPr>
-        <w:t>)</w:t>
-      </w:r>
-      <w:r>
-        <w:rPr>
-          <w:rFonts w:ascii="Times New Roman" w:hAnsi="Times New Roman" w:cs="Times New Roman"/>
-        </w:rPr>
-        <w:t xml:space="preserve"> model with explicit year and month dummy variables</w:t>
-      </w:r>
-      <w:r>
-        <w:rPr>
-          <w:rFonts w:ascii="Times New Roman" w:hAnsi="Times New Roman" w:cs="Times New Roman"/>
-        </w:rPr>
-        <w:t>. In addition</w:t>
-      </w:r>
-      <w:r>
-        <w:rPr>
-          <w:rFonts w:ascii="Times New Roman" w:hAnsi="Times New Roman" w:cs="Times New Roman"/>
-        </w:rPr>
-        <w:t>, because fixed-effects models may mask serial correlation in monthly time series, we also fit generalized least-squares (GLS) models with AR(1), AR(2), and AR(3) autocorrelation structures. These GLS models serve as robustness checks by assessing whether the estimated relationship persists under flexible error structures.</w:t>
-      </w:r>
-    </w:p>
-    <w:p>
-      <w:pPr>
-        <w:rPr>
-          <w:rFonts w:ascii="Times New Roman" w:hAnsi="Times New Roman" w:cs="Times New Roman"/>
-        </w:rPr>
-      </w:pPr>
-      <w:r>
-        <w:rPr>
-          <w:rFonts w:ascii="Times New Roman" w:hAnsi="Times New Roman" w:cs="Times New Roman"/>
-        </w:rPr>
-        <w:lastRenderedPageBreak/>
-        <w:t xml:space="preserve">Second, </w:t>
-      </w:r>
-      <w:r>
-        <w:rPr>
-          <w:rFonts w:ascii="Times New Roman" w:hAnsi="Times New Roman" w:cs="Times New Roman"/>
-        </w:rPr>
-        <w:t>we examine whether rainfall anomalies explain monthly fluctuations in violence within subnational units (municipalities in Colombia; states in Mexico). We estimate a three-way fixed-effects model:</w:t>
-      </w:r>
-    </w:p>
-    <w:p>
-      <w:pPr>
-        <w:jc w:val="center"/>
-        <w:rPr>
-          <w:rFonts w:ascii="Times New Roman" w:hAnsi="Times New Roman" w:cs="Times New Roman"/>
-        </w:rPr>
-      </w:pPr>
-      <m:oMath>
-        <m:sSubSup>
-          <m:sSubSupPr>
-            <m:ctrlPr>
-              <w:rPr>
-                <w:rFonts w:ascii="Cambria Math" w:hAnsi="Cambria Math" w:cs="Times New Roman"/>
-                <w:i/>
-              </w:rPr>
-            </m:ctrlPr>
-          </m:sSubSupPr>
-          <m:e>
-            <m:r>
-              <w:rPr>
-                <w:rFonts w:ascii="Cambria Math" w:hAnsi="Cambria Math" w:cs="Times New Roman"/>
-              </w:rPr>
-              <m:t>Z</m:t>
-            </m:r>
-          </m:e>
-          <m:sub>
-            <m:r>
-              <w:rPr>
-                <w:rFonts w:ascii="Cambria Math" w:hAnsi="Cambria Math" w:cs="Times New Roman"/>
-              </w:rPr>
-              <m:t>it</m:t>
-            </m:r>
-          </m:sub>
-          <m:sup>
-            <m:r>
-              <w:rPr>
-                <w:rFonts w:ascii="Cambria Math" w:hAnsi="Cambria Math" w:cs="Times New Roman"/>
-              </w:rPr>
-              <m:t>V</m:t>
-            </m:r>
-          </m:sup>
-        </m:sSubSup>
         <m:r>
-          <w:rPr>
-            <w:rFonts w:ascii="Cambria Math" w:hAnsi="Cambria Math" w:cs="Times New Roman"/>
-          </w:rPr>
-          <m:t>=β</m:t>
+          <w:del w:id="252" w:author="Thiago Oliveira" w:date="2025-12-16T20:25:00Z" w16du:dateUtc="2025-12-16T20:25:00Z">
+            <w:rPr>
+              <w:rFonts w:ascii="Cambria Math" w:hAnsi="Cambria Math" w:cs="Times New Roman"/>
+            </w:rPr>
+            <m:t>β</m:t>
+          </w:del>
+        </m:r>
+        <m:r>
+          <w:ins w:id="253" w:author="Thiago Oliveira" w:date="2025-12-16T20:24:00Z" w16du:dateUtc="2025-12-16T20:24:00Z">
+            <w:rPr>
+              <w:rFonts w:ascii="Cambria Math" w:hAnsi="Cambria Math" w:cs="Times New Roman"/>
+            </w:rPr>
+            <m:t>∙</m:t>
+          </w:ins>
         </m:r>
         <m:sSubSup>
           <m:sSubSupPr>
@@ -2351,7 +4580,21 @@
               <w:rPr>
                 <w:rFonts w:ascii="Cambria Math" w:hAnsi="Cambria Math" w:cs="Times New Roman"/>
               </w:rPr>
-              <m:t>it</m:t>
+              <m:t>i</m:t>
+            </m:r>
+            <m:r>
+              <w:ins w:id="254" w:author="Thiago Oliveira" w:date="2025-12-16T20:25:00Z" w16du:dateUtc="2025-12-16T20:25:00Z">
+                <w:rPr>
+                  <w:rFonts w:ascii="Cambria Math" w:hAnsi="Cambria Math" w:cs="Times New Roman"/>
+                </w:rPr>
+                <m:t>m</m:t>
+              </w:ins>
+            </m:r>
+            <m:r>
+              <w:rPr>
+                <w:rFonts w:ascii="Cambria Math" w:hAnsi="Cambria Math" w:cs="Times New Roman"/>
+              </w:rPr>
+              <m:t>t</m:t>
             </m:r>
           </m:sub>
           <m:sup>
@@ -2367,7 +4610,55 @@
           <w:rPr>
             <w:rFonts w:ascii="Cambria Math" w:hAnsi="Cambria Math" w:cs="Times New Roman"/>
           </w:rPr>
-          <m:t>+β</m:t>
+          <m:t>+</m:t>
+        </m:r>
+        <m:sSub>
+          <m:sSubPr>
+            <m:ctrlPr>
+              <w:ins w:id="255" w:author="Thiago Oliveira" w:date="2025-12-16T20:25:00Z" w16du:dateUtc="2025-12-16T20:25:00Z">
+                <w:rPr>
+                  <w:rFonts w:ascii="Cambria Math" w:hAnsi="Cambria Math" w:cs="Times New Roman"/>
+                  <w:i/>
+                </w:rPr>
+              </w:ins>
+            </m:ctrlPr>
+          </m:sSubPr>
+          <m:e>
+            <m:r>
+              <w:ins w:id="256" w:author="Thiago Oliveira" w:date="2025-12-16T20:25:00Z" w16du:dateUtc="2025-12-16T20:25:00Z">
+                <w:rPr>
+                  <w:rFonts w:ascii="Cambria Math" w:hAnsi="Cambria Math" w:cs="Times New Roman"/>
+                </w:rPr>
+                <m:t>β</m:t>
+              </w:ins>
+            </m:r>
+          </m:e>
+          <m:sub>
+            <m:r>
+              <w:ins w:id="257" w:author="Thiago Oliveira" w:date="2025-12-16T20:25:00Z" w16du:dateUtc="2025-12-16T20:25:00Z">
+                <w:rPr>
+                  <w:rFonts w:ascii="Cambria Math" w:hAnsi="Cambria Math" w:cs="Times New Roman"/>
+                </w:rPr>
+                <m:t>2</m:t>
+              </w:ins>
+            </m:r>
+          </m:sub>
+        </m:sSub>
+        <m:r>
+          <w:ins w:id="258" w:author="Thiago Oliveira" w:date="2025-12-16T20:25:00Z" w16du:dateUtc="2025-12-16T20:25:00Z">
+            <w:rPr>
+              <w:rFonts w:ascii="Cambria Math" w:hAnsi="Cambria Math" w:cs="Times New Roman"/>
+            </w:rPr>
+            <m:t>∙</m:t>
+          </w:ins>
+        </m:r>
+        <m:r>
+          <w:del w:id="259" w:author="Thiago Oliveira" w:date="2025-12-16T20:25:00Z" w16du:dateUtc="2025-12-16T20:25:00Z">
+            <w:rPr>
+              <w:rFonts w:ascii="Cambria Math" w:hAnsi="Cambria Math" w:cs="Times New Roman"/>
+            </w:rPr>
+            <m:t>β</m:t>
+          </w:del>
         </m:r>
         <m:sSubSup>
           <m:sSubSupPr>
@@ -2391,7 +4682,21 @@
               <w:rPr>
                 <w:rFonts w:ascii="Cambria Math" w:hAnsi="Cambria Math" w:cs="Times New Roman"/>
               </w:rPr>
-              <m:t>it</m:t>
+              <m:t>i</m:t>
+            </m:r>
+            <m:r>
+              <w:ins w:id="260" w:author="Thiago Oliveira" w:date="2025-12-16T20:25:00Z" w16du:dateUtc="2025-12-16T20:25:00Z">
+                <w:rPr>
+                  <w:rFonts w:ascii="Cambria Math" w:hAnsi="Cambria Math" w:cs="Times New Roman"/>
+                </w:rPr>
+                <m:t>m</m:t>
+              </w:ins>
+            </m:r>
+            <m:r>
+              <w:rPr>
+                <w:rFonts w:ascii="Cambria Math" w:hAnsi="Cambria Math" w:cs="Times New Roman"/>
+              </w:rPr>
+              <m:t>t</m:t>
             </m:r>
           </m:sub>
           <m:sup>
@@ -2460,10 +4765,26 @@
           </m:e>
           <m:sub>
             <m:r>
+              <w:del w:id="261" w:author="Thiago Oliveira" w:date="2025-12-16T20:25:00Z" w16du:dateUtc="2025-12-16T20:25:00Z">
+                <w:rPr>
+                  <w:rFonts w:ascii="Cambria Math" w:hAnsi="Cambria Math" w:cs="Times New Roman"/>
+                </w:rPr>
+                <m:t>y(</m:t>
+              </w:del>
+            </m:r>
+            <m:r>
               <w:rPr>
                 <w:rFonts w:ascii="Cambria Math" w:hAnsi="Cambria Math" w:cs="Times New Roman"/>
               </w:rPr>
-              <m:t>y(t)</m:t>
+              <m:t>t</m:t>
+            </m:r>
+            <m:r>
+              <w:del w:id="262" w:author="Thiago Oliveira" w:date="2025-12-16T20:25:00Z" w16du:dateUtc="2025-12-16T20:25:00Z">
+                <w:rPr>
+                  <w:rFonts w:ascii="Cambria Math" w:hAnsi="Cambria Math" w:cs="Times New Roman"/>
+                </w:rPr>
+                <m:t>)</m:t>
+              </w:del>
             </m:r>
           </m:sub>
         </m:sSub>
@@ -2495,7 +4816,23 @@
               <w:rPr>
                 <w:rFonts w:ascii="Cambria Math" w:hAnsi="Cambria Math" w:cs="Times New Roman"/>
               </w:rPr>
-              <m:t>m(t)</m:t>
+              <m:t>m</m:t>
+            </m:r>
+            <m:r>
+              <w:del w:id="263" w:author="Thiago Oliveira" w:date="2025-12-16T20:38:00Z" w16du:dateUtc="2025-12-16T20:38:00Z">
+                <w:rPr>
+                  <w:rFonts w:ascii="Cambria Math" w:hAnsi="Cambria Math" w:cs="Times New Roman"/>
+                </w:rPr>
+                <m:t>(t</m:t>
+              </w:del>
+            </m:r>
+            <m:r>
+              <w:del w:id="264" w:author="Thiago Oliveira" w:date="2025-12-16T20:26:00Z" w16du:dateUtc="2025-12-16T20:26:00Z">
+                <w:rPr>
+                  <w:rFonts w:ascii="Cambria Math" w:hAnsi="Cambria Math" w:cs="Times New Roman"/>
+                </w:rPr>
+                <m:t>)</m:t>
+              </w:del>
             </m:r>
           </m:sub>
         </m:sSub>
@@ -2524,6 +4861,14 @@
           </m:e>
           <m:sub>
             <m:r>
+              <w:ins w:id="265" w:author="Thiago Oliveira" w:date="2025-12-16T20:26:00Z" w16du:dateUtc="2025-12-16T20:26:00Z">
+                <w:rPr>
+                  <w:rFonts w:ascii="Cambria Math" w:hAnsi="Cambria Math" w:cs="Times New Roman"/>
+                </w:rPr>
+                <m:t>im</m:t>
+              </w:ins>
+            </m:r>
+            <m:r>
               <w:rPr>
                 <w:rFonts w:ascii="Cambria Math" w:hAnsi="Cambria Math" w:cs="Times New Roman"/>
               </w:rPr>
@@ -2537,6 +4882,13 @@
           <w:rFonts w:ascii="Times New Roman" w:hAnsi="Times New Roman" w:cs="Times New Roman"/>
         </w:rPr>
         <w:t>,</w:t>
+      </w:r>
+      <w:commentRangeEnd w:id="247"/>
+      <w:r>
+        <w:rPr>
+          <w:rStyle w:val="CommentReference"/>
+        </w:rPr>
+        <w:commentReference w:id="247"/>
       </w:r>
     </w:p>
     <w:p>
@@ -2583,7 +4935,37 @@
         <w:rPr>
           <w:rFonts w:ascii="Times New Roman" w:hAnsi="Times New Roman" w:cs="Times New Roman"/>
         </w:rPr>
-        <w:t xml:space="preserve"> controls for time-invariant differences across </w:t>
+        <w:t xml:space="preserve"> </w:t>
+      </w:r>
+      <w:ins w:id="266" w:author="Thiago Oliveira" w:date="2025-12-16T20:26:00Z" w16du:dateUtc="2025-12-16T20:26:00Z">
+        <w:r>
+          <w:rPr>
+            <w:rFonts w:ascii="Times New Roman" w:hAnsi="Times New Roman" w:cs="Times New Roman"/>
+          </w:rPr>
+          <w:t xml:space="preserve">is a fixed-effect accounting for </w:t>
+        </w:r>
+      </w:ins>
+      <w:del w:id="267" w:author="Thiago Oliveira" w:date="2025-12-16T20:26:00Z" w16du:dateUtc="2025-12-16T20:26:00Z">
+        <w:r>
+          <w:rPr>
+            <w:rFonts w:ascii="Times New Roman" w:hAnsi="Times New Roman" w:cs="Times New Roman"/>
+          </w:rPr>
+          <w:delText xml:space="preserve">controls for </w:delText>
+        </w:r>
+      </w:del>
+      <w:ins w:id="268" w:author="Thiago Oliveira" w:date="2025-12-16T20:26:00Z" w16du:dateUtc="2025-12-16T20:26:00Z">
+        <w:r>
+          <w:rPr>
+            <w:rFonts w:ascii="Times New Roman" w:hAnsi="Times New Roman" w:cs="Times New Roman"/>
+          </w:rPr>
+          <w:t xml:space="preserve">all </w:t>
+        </w:r>
+      </w:ins>
+      <w:r>
+        <w:rPr>
+          <w:rFonts w:ascii="Times New Roman" w:hAnsi="Times New Roman" w:cs="Times New Roman"/>
+        </w:rPr>
+        <w:t xml:space="preserve">time-invariant differences across </w:t>
       </w:r>
       <w:r>
         <w:rPr>
@@ -2603,6 +4985,7 @@
         </w:rPr>
         <w:t xml:space="preserve"> </w:t>
       </w:r>
+      <w:proofErr w:type="spellStart"/>
       <w:r>
         <w:rPr>
           <w:rFonts w:ascii="Times New Roman" w:hAnsi="Times New Roman" w:cs="Times New Roman"/>
@@ -2611,25 +4994,326 @@
         </w:rPr>
         <w:t>i</w:t>
       </w:r>
+      <w:proofErr w:type="spellEnd"/>
       <w:r>
         <w:rPr>
           <w:rFonts w:ascii="Times New Roman" w:hAnsi="Times New Roman" w:cs="Times New Roman"/>
         </w:rPr>
         <w:t xml:space="preserve"> (e.g., socioeconomic conditions, long-term rainfall patterns).</w:t>
       </w:r>
-    </w:p>
-    <w:p>
-      <w:pPr>
-        <w:rPr>
-          <w:rFonts w:ascii="Times New Roman" w:hAnsi="Times New Roman" w:cs="Times New Roman"/>
-        </w:rPr>
-      </w:pPr>
-      <w:r>
-        <w:rPr>
-          <w:rFonts w:ascii="Times New Roman" w:hAnsi="Times New Roman" w:cs="Times New Roman"/>
-        </w:rPr>
-        <w:t>This model identifies whether deviations in rainfall within a given municipality/state and month predict deviations in violence in the same place and month</w:t>
-      </w:r>
+      <w:ins w:id="269" w:author="Thiago Oliveira" w:date="2025-12-16T20:35:00Z" w16du:dateUtc="2025-12-16T20:35:00Z">
+        <w:r>
+          <w:rPr>
+            <w:rFonts w:ascii="Times New Roman" w:hAnsi="Times New Roman" w:cs="Times New Roman"/>
+          </w:rPr>
+          <w:t xml:space="preserve"> Otherwise, this model is </w:t>
+        </w:r>
+        <w:proofErr w:type="gramStart"/>
+        <w:r>
+          <w:rPr>
+            <w:rFonts w:ascii="Times New Roman" w:hAnsi="Times New Roman" w:cs="Times New Roman"/>
+          </w:rPr>
+          <w:t>similar to</w:t>
+        </w:r>
+        <w:proofErr w:type="gramEnd"/>
+        <w:r>
+          <w:rPr>
+            <w:rFonts w:ascii="Times New Roman" w:hAnsi="Times New Roman" w:cs="Times New Roman"/>
+          </w:rPr>
+          <w:t xml:space="preserve"> the one previously shown, with </w:t>
+        </w:r>
+      </w:ins>
+      <m:oMath>
+        <m:sSub>
+          <m:sSubPr>
+            <m:ctrlPr>
+              <w:ins w:id="270" w:author="Thiago Oliveira" w:date="2025-12-16T20:36:00Z" w16du:dateUtc="2025-12-16T20:36:00Z">
+                <w:rPr>
+                  <w:rFonts w:ascii="Cambria Math" w:hAnsi="Cambria Math" w:cs="Times New Roman"/>
+                  <w:i/>
+                </w:rPr>
+              </w:ins>
+            </m:ctrlPr>
+          </m:sSubPr>
+          <m:e>
+            <m:r>
+              <w:ins w:id="271" w:author="Thiago Oliveira" w:date="2025-12-16T20:36:00Z" w16du:dateUtc="2025-12-16T20:36:00Z">
+                <w:rPr>
+                  <w:rFonts w:ascii="Cambria Math" w:hAnsi="Cambria Math" w:cs="Times New Roman"/>
+                </w:rPr>
+                <m:t>β</m:t>
+              </w:ins>
+            </m:r>
+          </m:e>
+          <m:sub>
+            <m:r>
+              <w:ins w:id="272" w:author="Thiago Oliveira" w:date="2025-12-16T20:36:00Z" w16du:dateUtc="2025-12-16T20:36:00Z">
+                <w:rPr>
+                  <w:rFonts w:ascii="Cambria Math" w:hAnsi="Cambria Math" w:cs="Times New Roman"/>
+                </w:rPr>
+                <m:t>1</m:t>
+              </w:ins>
+            </m:r>
+          </m:sub>
+        </m:sSub>
+      </m:oMath>
+      <w:ins w:id="273" w:author="Thiago Oliveira" w:date="2025-12-16T20:36:00Z" w16du:dateUtc="2025-12-16T20:36:00Z">
+        <w:r>
+          <w:rPr>
+            <w:rFonts w:ascii="Times New Roman" w:hAnsi="Times New Roman" w:cs="Times New Roman"/>
+          </w:rPr>
+          <w:t xml:space="preserve"> and </w:t>
+        </w:r>
+      </w:ins>
+      <m:oMath>
+        <m:sSub>
+          <m:sSubPr>
+            <m:ctrlPr>
+              <w:ins w:id="274" w:author="Thiago Oliveira" w:date="2025-12-16T20:36:00Z" w16du:dateUtc="2025-12-16T20:36:00Z">
+                <w:rPr>
+                  <w:rFonts w:ascii="Cambria Math" w:hAnsi="Cambria Math" w:cs="Times New Roman"/>
+                  <w:i/>
+                </w:rPr>
+              </w:ins>
+            </m:ctrlPr>
+          </m:sSubPr>
+          <m:e>
+            <m:r>
+              <w:ins w:id="275" w:author="Thiago Oliveira" w:date="2025-12-16T20:36:00Z" w16du:dateUtc="2025-12-16T20:36:00Z">
+                <w:rPr>
+                  <w:rFonts w:ascii="Cambria Math" w:hAnsi="Cambria Math" w:cs="Times New Roman"/>
+                </w:rPr>
+                <m:t>β</m:t>
+              </w:ins>
+            </m:r>
+          </m:e>
+          <m:sub>
+            <m:r>
+              <w:ins w:id="276" w:author="Thiago Oliveira" w:date="2025-12-16T20:36:00Z" w16du:dateUtc="2025-12-16T20:36:00Z">
+                <w:rPr>
+                  <w:rFonts w:ascii="Cambria Math" w:hAnsi="Cambria Math" w:cs="Times New Roman"/>
+                </w:rPr>
+                <m:t>2</m:t>
+              </w:ins>
+            </m:r>
+          </m:sub>
+        </m:sSub>
+      </m:oMath>
+      <w:ins w:id="277" w:author="Thiago Oliveira" w:date="2025-12-16T20:36:00Z" w16du:dateUtc="2025-12-16T20:36:00Z">
+        <w:r>
+          <w:rPr>
+            <w:rFonts w:ascii="Times New Roman" w:hAnsi="Times New Roman" w:cs="Times New Roman"/>
+          </w:rPr>
+          <w:t xml:space="preserve"> representing the conditional association between monthly rainfall and temperature anomalies, respectively, and </w:t>
+        </w:r>
+      </w:ins>
+      <w:ins w:id="278" w:author="Thiago Oliveira" w:date="2025-12-16T20:37:00Z" w16du:dateUtc="2025-12-16T20:37:00Z">
+        <w:r>
+          <w:rPr>
+            <w:rFonts w:ascii="Times New Roman" w:hAnsi="Times New Roman" w:cs="Times New Roman"/>
+          </w:rPr>
+          <w:t>violence deviations—now, considering each geographic unit-month-year observation</w:t>
+        </w:r>
+      </w:ins>
+      <w:ins w:id="279" w:author="Thiago Oliveira" w:date="2025-12-16T20:38:00Z" w16du:dateUtc="2025-12-16T20:38:00Z">
+        <w:r>
+          <w:rPr>
+            <w:rFonts w:ascii="Times New Roman" w:hAnsi="Times New Roman" w:cs="Times New Roman"/>
+          </w:rPr>
+          <w:t xml:space="preserve">. </w:t>
+        </w:r>
+      </w:ins>
+      <m:oMath>
+        <m:sSub>
+          <m:sSubPr>
+            <m:ctrlPr>
+              <w:ins w:id="280" w:author="Thiago Oliveira" w:date="2025-12-16T20:38:00Z" w16du:dateUtc="2025-12-16T20:38:00Z">
+                <w:rPr>
+                  <w:rFonts w:ascii="Cambria Math" w:hAnsi="Cambria Math" w:cs="Times New Roman"/>
+                  <w:i/>
+                </w:rPr>
+              </w:ins>
+            </m:ctrlPr>
+          </m:sSubPr>
+          <m:e>
+            <m:r>
+              <w:ins w:id="281" w:author="Thiago Oliveira" w:date="2025-12-16T20:38:00Z" w16du:dateUtc="2025-12-16T20:38:00Z">
+                <w:rPr>
+                  <w:rFonts w:ascii="Cambria Math" w:hAnsi="Cambria Math" w:cs="Times New Roman"/>
+                </w:rPr>
+                <m:t>γ</m:t>
+              </w:ins>
+            </m:r>
+          </m:e>
+          <m:sub>
+            <m:r>
+              <w:ins w:id="282" w:author="Thiago Oliveira" w:date="2025-12-16T20:38:00Z" w16du:dateUtc="2025-12-16T20:38:00Z">
+                <w:rPr>
+                  <w:rFonts w:ascii="Cambria Math" w:hAnsi="Cambria Math" w:cs="Times New Roman"/>
+                </w:rPr>
+                <m:t>t</m:t>
+              </w:ins>
+            </m:r>
+          </m:sub>
+        </m:sSub>
+      </m:oMath>
+      <w:ins w:id="283" w:author="Thiago Oliveira" w:date="2025-12-16T20:38:00Z" w16du:dateUtc="2025-12-16T20:38:00Z">
+        <w:r>
+          <w:rPr>
+            <w:rFonts w:ascii="Times New Roman" w:hAnsi="Times New Roman" w:cs="Times New Roman"/>
+          </w:rPr>
+          <w:t xml:space="preserve"> and </w:t>
+        </w:r>
+      </w:ins>
+      <m:oMath>
+        <m:sSub>
+          <m:sSubPr>
+            <m:ctrlPr>
+              <w:ins w:id="284" w:author="Thiago Oliveira" w:date="2025-12-16T20:38:00Z" w16du:dateUtc="2025-12-16T20:38:00Z">
+                <w:rPr>
+                  <w:rFonts w:ascii="Cambria Math" w:hAnsi="Cambria Math" w:cs="Times New Roman"/>
+                  <w:i/>
+                </w:rPr>
+              </w:ins>
+            </m:ctrlPr>
+          </m:sSubPr>
+          <m:e>
+            <m:r>
+              <w:ins w:id="285" w:author="Thiago Oliveira" w:date="2025-12-16T20:38:00Z" w16du:dateUtc="2025-12-16T20:38:00Z">
+                <w:rPr>
+                  <w:rFonts w:ascii="Cambria Math" w:hAnsi="Cambria Math" w:cs="Times New Roman"/>
+                </w:rPr>
+                <m:t>δ</m:t>
+              </w:ins>
+            </m:r>
+          </m:e>
+          <m:sub>
+            <m:r>
+              <w:ins w:id="286" w:author="Thiago Oliveira" w:date="2025-12-16T20:38:00Z" w16du:dateUtc="2025-12-16T20:38:00Z">
+                <w:rPr>
+                  <w:rFonts w:ascii="Cambria Math" w:hAnsi="Cambria Math" w:cs="Times New Roman"/>
+                </w:rPr>
+                <m:t>m</m:t>
+              </w:ins>
+            </m:r>
+          </m:sub>
+        </m:sSub>
+      </m:oMath>
+      <w:ins w:id="287" w:author="Thiago Oliveira" w:date="2025-12-16T20:38:00Z" w16du:dateUtc="2025-12-16T20:38:00Z">
+        <w:r>
+          <w:rPr>
+            <w:rFonts w:ascii="Times New Roman" w:hAnsi="Times New Roman" w:cs="Times New Roman"/>
+          </w:rPr>
+          <w:t xml:space="preserve"> </w:t>
+        </w:r>
+      </w:ins>
+      <w:ins w:id="288" w:author="Thiago Oliveira" w:date="2025-12-16T20:39:00Z" w16du:dateUtc="2025-12-16T20:39:00Z">
+        <w:r>
+          <w:rPr>
+            <w:rFonts w:ascii="Times New Roman" w:hAnsi="Times New Roman" w:cs="Times New Roman"/>
+          </w:rPr>
+          <w:t>representing year and month fixed effects, respectively.</w:t>
+        </w:r>
+      </w:ins>
+    </w:p>
+    <w:p>
+      <w:pPr>
+        <w:rPr>
+          <w:rFonts w:ascii="Times New Roman" w:hAnsi="Times New Roman" w:cs="Times New Roman"/>
+        </w:rPr>
+      </w:pPr>
+      <w:r>
+        <w:rPr>
+          <w:rFonts w:ascii="Times New Roman" w:hAnsi="Times New Roman" w:cs="Times New Roman"/>
+        </w:rPr>
+        <w:t>This model identifies whether deviations in rainfall within a given municipality/state</w:t>
+      </w:r>
+      <w:ins w:id="289" w:author="Thiago Oliveira" w:date="2025-12-16T20:39:00Z" w16du:dateUtc="2025-12-16T20:39:00Z">
+        <w:r>
+          <w:rPr>
+            <w:rFonts w:ascii="Times New Roman" w:hAnsi="Times New Roman" w:cs="Times New Roman"/>
+          </w:rPr>
+          <w:t>, in a given</w:t>
+        </w:r>
+      </w:ins>
+      <w:r>
+        <w:rPr>
+          <w:rFonts w:ascii="Times New Roman" w:hAnsi="Times New Roman" w:cs="Times New Roman"/>
+        </w:rPr>
+        <w:t xml:space="preserve"> </w:t>
+      </w:r>
+      <w:del w:id="290" w:author="Thiago Oliveira" w:date="2025-12-16T20:39:00Z" w16du:dateUtc="2025-12-16T20:39:00Z">
+        <w:r>
+          <w:rPr>
+            <w:rFonts w:ascii="Times New Roman" w:hAnsi="Times New Roman" w:cs="Times New Roman"/>
+          </w:rPr>
+          <w:delText xml:space="preserve">and </w:delText>
+        </w:r>
+      </w:del>
+      <w:r>
+        <w:rPr>
+          <w:rFonts w:ascii="Times New Roman" w:hAnsi="Times New Roman" w:cs="Times New Roman"/>
+        </w:rPr>
+        <w:t>month</w:t>
+      </w:r>
+      <w:ins w:id="291" w:author="Thiago Oliveira" w:date="2025-12-16T20:39:00Z" w16du:dateUtc="2025-12-16T20:39:00Z">
+        <w:r>
+          <w:rPr>
+            <w:rFonts w:ascii="Times New Roman" w:hAnsi="Times New Roman" w:cs="Times New Roman"/>
+          </w:rPr>
+          <w:t xml:space="preserve">, </w:t>
+        </w:r>
+        <w:proofErr w:type="gramStart"/>
+        <w:r>
+          <w:rPr>
+            <w:rFonts w:ascii="Times New Roman" w:hAnsi="Times New Roman" w:cs="Times New Roman"/>
+          </w:rPr>
+          <w:t>in a given year</w:t>
+        </w:r>
+      </w:ins>
+      <w:proofErr w:type="gramEnd"/>
+      <w:r>
+        <w:rPr>
+          <w:rFonts w:ascii="Times New Roman" w:hAnsi="Times New Roman" w:cs="Times New Roman"/>
+        </w:rPr>
+        <w:t xml:space="preserve"> predict deviations in violence in the same place</w:t>
+      </w:r>
+      <w:ins w:id="292" w:author="Thiago Oliveira" w:date="2025-12-16T20:39:00Z" w16du:dateUtc="2025-12-16T20:39:00Z">
+        <w:r>
+          <w:rPr>
+            <w:rFonts w:ascii="Times New Roman" w:hAnsi="Times New Roman" w:cs="Times New Roman"/>
+          </w:rPr>
+          <w:t>,</w:t>
+        </w:r>
+      </w:ins>
+      <w:r>
+        <w:rPr>
+          <w:rFonts w:ascii="Times New Roman" w:hAnsi="Times New Roman" w:cs="Times New Roman"/>
+        </w:rPr>
+        <w:t xml:space="preserve"> </w:t>
+      </w:r>
+      <w:del w:id="293" w:author="Thiago Oliveira" w:date="2025-12-16T20:39:00Z" w16du:dateUtc="2025-12-16T20:39:00Z">
+        <w:r>
+          <w:rPr>
+            <w:rFonts w:ascii="Times New Roman" w:hAnsi="Times New Roman" w:cs="Times New Roman"/>
+          </w:rPr>
+          <w:delText xml:space="preserve">and </w:delText>
+        </w:r>
+      </w:del>
+      <w:r>
+        <w:rPr>
+          <w:rFonts w:ascii="Times New Roman" w:hAnsi="Times New Roman" w:cs="Times New Roman"/>
+        </w:rPr>
+        <w:t>month</w:t>
+      </w:r>
+      <w:ins w:id="294" w:author="Thiago Oliveira" w:date="2025-12-16T20:39:00Z" w16du:dateUtc="2025-12-16T20:39:00Z">
+        <w:r>
+          <w:rPr>
+            <w:rFonts w:ascii="Times New Roman" w:hAnsi="Times New Roman" w:cs="Times New Roman"/>
+          </w:rPr>
+          <w:t>, and year</w:t>
+        </w:r>
+      </w:ins>
       <w:r>
         <w:rPr>
           <w:rFonts w:ascii="Times New Roman" w:hAnsi="Times New Roman" w:cs="Times New Roman"/>
@@ -2652,38 +5336,112 @@
         <w:rPr>
           <w:rFonts w:ascii="Times New Roman" w:hAnsi="Times New Roman" w:cs="Times New Roman"/>
         </w:rPr>
-        <w:t>a one-way fixed-effects model with subnational-area fixed effects</w:t>
-      </w:r>
-      <w:r>
-        <w:rPr>
-          <w:rFonts w:ascii="Times New Roman" w:hAnsi="Times New Roman" w:cs="Times New Roman"/>
-        </w:rPr>
-        <w:t xml:space="preserve">, and </w:t>
-      </w:r>
-      <w:r>
-        <w:rPr>
-          <w:rFonts w:ascii="Times New Roman" w:hAnsi="Times New Roman" w:cs="Times New Roman"/>
-        </w:rPr>
         <w:t xml:space="preserve">a </w:t>
       </w:r>
-      <w:r>
-        <w:rPr>
-          <w:rFonts w:ascii="Times New Roman" w:hAnsi="Times New Roman" w:cs="Times New Roman"/>
-        </w:rPr>
-        <w:t>one</w:t>
-      </w:r>
-      <w:r>
-        <w:rPr>
-          <w:rFonts w:ascii="Times New Roman" w:hAnsi="Times New Roman" w:cs="Times New Roman"/>
-        </w:rPr>
-        <w:t>-way fixed-effects model including year</w:t>
-      </w:r>
-      <w:r>
-        <w:rPr>
-          <w:rFonts w:ascii="Times New Roman" w:hAnsi="Times New Roman" w:cs="Times New Roman"/>
-        </w:rPr>
-        <w:t xml:space="preserve"> fixed effects</w:t>
-      </w:r>
+      <w:del w:id="295" w:author="Thiago Oliveira" w:date="2025-12-16T20:40:00Z" w16du:dateUtc="2025-12-16T20:40:00Z">
+        <w:r>
+          <w:rPr>
+            <w:rFonts w:ascii="Times New Roman" w:hAnsi="Times New Roman" w:cs="Times New Roman"/>
+          </w:rPr>
+          <w:delText>one-way</w:delText>
+        </w:r>
+      </w:del>
+      <w:ins w:id="296" w:author="Thiago Oliveira" w:date="2025-12-16T20:40:00Z" w16du:dateUtc="2025-12-16T20:40:00Z">
+        <w:r>
+          <w:rPr>
+            <w:rFonts w:ascii="Times New Roman" w:hAnsi="Times New Roman" w:cs="Times New Roman"/>
+          </w:rPr>
+          <w:t>simple</w:t>
+        </w:r>
+      </w:ins>
+      <w:r>
+        <w:rPr>
+          <w:rFonts w:ascii="Times New Roman" w:hAnsi="Times New Roman" w:cs="Times New Roman"/>
+        </w:rPr>
+        <w:t xml:space="preserve"> </w:t>
+      </w:r>
+      <w:ins w:id="297" w:author="Thiago Oliveira" w:date="2025-12-16T20:40:00Z" w16du:dateUtc="2025-12-16T20:40:00Z">
+        <w:r>
+          <w:rPr>
+            <w:rFonts w:ascii="Times New Roman" w:hAnsi="Times New Roman" w:cs="Times New Roman"/>
+          </w:rPr>
+          <w:t xml:space="preserve">subnational-area </w:t>
+        </w:r>
+      </w:ins>
+      <w:r>
+        <w:rPr>
+          <w:rFonts w:ascii="Times New Roman" w:hAnsi="Times New Roman" w:cs="Times New Roman"/>
+        </w:rPr>
+        <w:t xml:space="preserve">fixed-effects </w:t>
+      </w:r>
+      <w:del w:id="298" w:author="Thiago Oliveira" w:date="2025-12-16T20:40:00Z" w16du:dateUtc="2025-12-16T20:40:00Z">
+        <w:r>
+          <w:rPr>
+            <w:rFonts w:ascii="Times New Roman" w:hAnsi="Times New Roman" w:cs="Times New Roman"/>
+          </w:rPr>
+          <w:delText>model with subnational-area fixed effects</w:delText>
+        </w:r>
+        <w:r>
+          <w:rPr>
+            <w:rFonts w:ascii="Times New Roman" w:hAnsi="Times New Roman" w:cs="Times New Roman"/>
+          </w:rPr>
+          <w:delText xml:space="preserve">, </w:delText>
+        </w:r>
+      </w:del>
+      <w:r>
+        <w:rPr>
+          <w:rFonts w:ascii="Times New Roman" w:hAnsi="Times New Roman" w:cs="Times New Roman"/>
+        </w:rPr>
+        <w:t xml:space="preserve">and </w:t>
+      </w:r>
+      <w:r>
+        <w:rPr>
+          <w:rFonts w:ascii="Times New Roman" w:hAnsi="Times New Roman" w:cs="Times New Roman"/>
+        </w:rPr>
+        <w:t xml:space="preserve">a </w:t>
+      </w:r>
+      <w:del w:id="299" w:author="Thiago Oliveira" w:date="2025-12-16T20:40:00Z" w16du:dateUtc="2025-12-16T20:40:00Z">
+        <w:r>
+          <w:rPr>
+            <w:rFonts w:ascii="Times New Roman" w:hAnsi="Times New Roman" w:cs="Times New Roman"/>
+          </w:rPr>
+          <w:delText>one</w:delText>
+        </w:r>
+        <w:r>
+          <w:rPr>
+            <w:rFonts w:ascii="Times New Roman" w:hAnsi="Times New Roman" w:cs="Times New Roman"/>
+          </w:rPr>
+          <w:delText xml:space="preserve">-way </w:delText>
+        </w:r>
+      </w:del>
+      <w:ins w:id="300" w:author="Thiago Oliveira" w:date="2025-12-16T20:40:00Z" w16du:dateUtc="2025-12-16T20:40:00Z">
+        <w:r>
+          <w:rPr>
+            <w:rFonts w:ascii="Times New Roman" w:hAnsi="Times New Roman" w:cs="Times New Roman"/>
+          </w:rPr>
+          <w:t xml:space="preserve">simple year </w:t>
+        </w:r>
+      </w:ins>
+      <w:r>
+        <w:rPr>
+          <w:rFonts w:ascii="Times New Roman" w:hAnsi="Times New Roman" w:cs="Times New Roman"/>
+        </w:rPr>
+        <w:t>fixed-effects model</w:t>
+      </w:r>
+      <w:del w:id="301" w:author="Thiago Oliveira" w:date="2025-12-16T20:40:00Z" w16du:dateUtc="2025-12-16T20:40:00Z">
+        <w:r>
+          <w:rPr>
+            <w:rFonts w:ascii="Times New Roman" w:hAnsi="Times New Roman" w:cs="Times New Roman"/>
+          </w:rPr>
+          <w:delText xml:space="preserve"> including year</w:delText>
+        </w:r>
+        <w:r>
+          <w:rPr>
+            <w:rFonts w:ascii="Times New Roman" w:hAnsi="Times New Roman" w:cs="Times New Roman"/>
+          </w:rPr>
+          <w:delText xml:space="preserve"> fixed effects</w:delText>
+        </w:r>
+      </w:del>
       <w:r>
         <w:rPr>
           <w:rFonts w:ascii="Times New Roman" w:hAnsi="Times New Roman" w:cs="Times New Roman"/>
@@ -2701,7 +5459,65 @@
         <w:rPr>
           <w:rFonts w:ascii="Times New Roman" w:hAnsi="Times New Roman" w:cs="Times New Roman"/>
         </w:rPr>
-        <w:t>Finally, we explore whether the rainfall-violence relationship varies across subnational areas (Andresen &amp; Malleson, 2013). Instead of assuming a single slope across all geographic zones, we fit a model with municipality-specific slopes by interacting rainfall anomalies with subnational area identifiers:</w:t>
+        <w:t xml:space="preserve">Finally, we explore whether the rainfall-violence relationship varies across subnational areas (Andresen &amp; </w:t>
+      </w:r>
+      <w:proofErr w:type="spellStart"/>
+      <w:r>
+        <w:rPr>
+          <w:rFonts w:ascii="Times New Roman" w:hAnsi="Times New Roman" w:cs="Times New Roman"/>
+        </w:rPr>
+        <w:t>Malleson</w:t>
+      </w:r>
+      <w:proofErr w:type="spellEnd"/>
+      <w:r>
+        <w:rPr>
+          <w:rFonts w:ascii="Times New Roman" w:hAnsi="Times New Roman" w:cs="Times New Roman"/>
+        </w:rPr>
+        <w:t xml:space="preserve">, 2013). Instead of assuming a single slope </w:t>
+      </w:r>
+      <w:ins w:id="302" w:author="Thiago Oliveira" w:date="2025-12-16T20:41:00Z" w16du:dateUtc="2025-12-16T20:41:00Z">
+        <w:r>
+          <w:rPr>
+            <w:rFonts w:ascii="Times New Roman" w:hAnsi="Times New Roman" w:cs="Times New Roman"/>
+          </w:rPr>
+          <w:t xml:space="preserve">indicating the average association between </w:t>
+        </w:r>
+      </w:ins>
+      <w:ins w:id="303" w:author="Thiago Oliveira" w:date="2025-12-16T20:42:00Z" w16du:dateUtc="2025-12-16T20:42:00Z">
+        <w:r>
+          <w:rPr>
+            <w:rFonts w:ascii="Times New Roman" w:hAnsi="Times New Roman" w:cs="Times New Roman"/>
+          </w:rPr>
+          <w:t xml:space="preserve">rainfall and violence anomalies </w:t>
+        </w:r>
+      </w:ins>
+      <w:r>
+        <w:rPr>
+          <w:rFonts w:ascii="Times New Roman" w:hAnsi="Times New Roman" w:cs="Times New Roman"/>
+        </w:rPr>
+        <w:t xml:space="preserve">across all geographic </w:t>
+      </w:r>
+      <w:del w:id="304" w:author="Thiago Oliveira" w:date="2025-12-16T20:42:00Z" w16du:dateUtc="2025-12-16T20:42:00Z">
+        <w:r>
+          <w:rPr>
+            <w:rFonts w:ascii="Times New Roman" w:hAnsi="Times New Roman" w:cs="Times New Roman"/>
+          </w:rPr>
+          <w:delText>zones</w:delText>
+        </w:r>
+      </w:del>
+      <w:ins w:id="305" w:author="Thiago Oliveira" w:date="2025-12-16T20:42:00Z" w16du:dateUtc="2025-12-16T20:42:00Z">
+        <w:r>
+          <w:rPr>
+            <w:rFonts w:ascii="Times New Roman" w:hAnsi="Times New Roman" w:cs="Times New Roman"/>
+          </w:rPr>
+          <w:t>units</w:t>
+        </w:r>
+      </w:ins>
+      <w:r>
+        <w:rPr>
+          <w:rFonts w:ascii="Times New Roman" w:hAnsi="Times New Roman" w:cs="Times New Roman"/>
+        </w:rPr>
+        <w:t>, we fit a model with municipality-specific slopes by interacting rainfall anomalies with subnational area identifiers:</w:t>
       </w:r>
     </w:p>
     <w:p>
@@ -2734,7 +5550,21 @@
               <w:rPr>
                 <w:rFonts w:ascii="Cambria Math" w:hAnsi="Cambria Math" w:cs="Times New Roman"/>
               </w:rPr>
-              <m:t>it</m:t>
+              <m:t>i</m:t>
+            </m:r>
+            <m:r>
+              <w:ins w:id="306" w:author="Thiago Oliveira" w:date="2025-12-16T20:42:00Z" w16du:dateUtc="2025-12-16T20:42:00Z">
+                <w:rPr>
+                  <w:rFonts w:ascii="Cambria Math" w:hAnsi="Cambria Math" w:cs="Times New Roman"/>
+                </w:rPr>
+                <m:t>m</m:t>
+              </w:ins>
+            </m:r>
+            <m:r>
+              <w:rPr>
+                <w:rFonts w:ascii="Cambria Math" w:hAnsi="Cambria Math" w:cs="Times New Roman"/>
+              </w:rPr>
+              <m:t>t</m:t>
             </m:r>
           </m:sub>
           <m:sup>
@@ -3130,6 +5960,7 @@
         </w:rPr>
         <w:t xml:space="preserve"> is a dummy variable for area </w:t>
       </w:r>
+      <w:proofErr w:type="spellStart"/>
       <w:r>
         <w:rPr>
           <w:rFonts w:ascii="Times New Roman" w:hAnsi="Times New Roman" w:cs="Times New Roman"/>
@@ -3138,6 +5969,7 @@
         </w:rPr>
         <w:t>i</w:t>
       </w:r>
+      <w:proofErr w:type="spellEnd"/>
       <w:r>
         <w:rPr>
           <w:rFonts w:ascii="Times New Roman" w:hAnsi="Times New Roman" w:cs="Times New Roman"/>
@@ -3176,7 +6008,21 @@
         <w:rPr>
           <w:rFonts w:ascii="Times New Roman" w:hAnsi="Times New Roman" w:cs="Times New Roman"/>
         </w:rPr>
-        <w:t xml:space="preserve"> coefficients provides a distribution of subnational area-specific rainfall effects. </w:t>
+        <w:t xml:space="preserve"> coefficients </w:t>
+      </w:r>
+      <w:proofErr w:type="gramStart"/>
+      <w:r>
+        <w:rPr>
+          <w:rFonts w:ascii="Times New Roman" w:hAnsi="Times New Roman" w:cs="Times New Roman"/>
+        </w:rPr>
+        <w:t>provides</w:t>
+      </w:r>
+      <w:proofErr w:type="gramEnd"/>
+      <w:r>
+        <w:rPr>
+          <w:rFonts w:ascii="Times New Roman" w:hAnsi="Times New Roman" w:cs="Times New Roman"/>
+        </w:rPr>
+        <w:t xml:space="preserve"> a distribution of subnational area-specific rainfall effects. </w:t>
       </w:r>
       <w:r>
         <w:rPr>
@@ -3242,11 +6088,25 @@
           <w:rFonts w:ascii="Times New Roman" w:hAnsi="Times New Roman" w:cs="Times New Roman"/>
         </w:rPr>
       </w:pPr>
-      <w:r>
-        <w:rPr>
-          <w:rFonts w:ascii="Times New Roman" w:hAnsi="Times New Roman" w:cs="Times New Roman"/>
-        </w:rPr>
-        <w:t>Seasonal rainfall regimes in Colombia have shifted markedly over the past four decades. Figure 1a and 1c show that the early months of the year (particularly February and March) are now wetter than in previous decades, while rainfall during the latter part of the year (September through December) has steadily declined. In parallel, homicide seasonality has shifted in the opposite direction (Figure 1b and 1d): violence is now consistently below historical levels in the first months of the year (January</w:t>
+      <w:commentRangeStart w:id="307"/>
+      <w:r>
+        <w:rPr>
+          <w:rFonts w:ascii="Times New Roman" w:hAnsi="Times New Roman" w:cs="Times New Roman"/>
+        </w:rPr>
+        <w:t>Seasonal rainfall regimes in Colombia have shifted markedly over the past four decades. Figure 1a and 1c show that the early months of the year (particularly February and March) are now wetter than in previous decades, while rainfall during the latter part of the year (September through December) has steadily declined.</w:t>
+      </w:r>
+      <w:commentRangeEnd w:id="307"/>
+      <w:r>
+        <w:rPr>
+          <w:rStyle w:val="CommentReference"/>
+        </w:rPr>
+        <w:commentReference w:id="307"/>
+      </w:r>
+      <w:r>
+        <w:rPr>
+          <w:rFonts w:ascii="Times New Roman" w:hAnsi="Times New Roman" w:cs="Times New Roman"/>
+        </w:rPr>
+        <w:t xml:space="preserve"> In parallel, homicide seasonality has shifted in the opposite direction (Figure 1b and 1d): violence is now consistently below historical levels in the first months of the year (January</w:t>
       </w:r>
       <w:r>
         <w:rPr>
@@ -3283,6 +6143,7 @@
         <w:rPr>
           <w:rFonts w:ascii="Times New Roman" w:hAnsi="Times New Roman" w:cs="Times New Roman"/>
         </w:rPr>
+        <w:lastRenderedPageBreak/>
         <w:t xml:space="preserve">To assess this relationship formally, we first estimate a two-way fixed-effects panel model with year and month fixed effects, using monthly rainfall and homicide anomalies at the national level and controlling for temperature anomalies. </w:t>
       </w:r>
       <w:r>
@@ -3337,14 +6198,157 @@
         <w:rPr>
           <w:rFonts w:ascii="Times New Roman" w:hAnsi="Times New Roman" w:cs="Times New Roman"/>
         </w:rPr>
-        <w:t xml:space="preserve">). All robustness checks—including a one-way fixed-effects model </w:t>
-      </w:r>
-      <w:r>
-        <w:rPr>
-          <w:rFonts w:ascii="Times New Roman" w:hAnsi="Times New Roman" w:cs="Times New Roman"/>
-        </w:rPr>
-        <w:lastRenderedPageBreak/>
-        <w:t>with year fixed effects and GLS models with AR(1)</w:t>
+        <w:t>).</w:t>
+      </w:r>
+      <w:ins w:id="308" w:author="Thiago Oliveira" w:date="2025-12-16T20:57:00Z" w16du:dateUtc="2025-12-16T20:57:00Z">
+        <w:r>
+          <w:rPr>
+            <w:rFonts w:ascii="Times New Roman" w:hAnsi="Times New Roman" w:cs="Times New Roman"/>
+          </w:rPr>
+          <w:t xml:space="preserve"> </w:t>
+        </w:r>
+        <w:commentRangeStart w:id="309"/>
+        <w:r>
+          <w:rPr>
+            <w:rFonts w:ascii="Times New Roman" w:hAnsi="Times New Roman" w:cs="Times New Roman"/>
+          </w:rPr>
+          <w:t xml:space="preserve">This implies that every additional </w:t>
+        </w:r>
+      </w:ins>
+      <w:ins w:id="310" w:author="Thiago Oliveira" w:date="2025-12-16T20:58:00Z" w16du:dateUtc="2025-12-16T20:58:00Z">
+        <w:r>
+          <w:rPr>
+            <w:rFonts w:ascii="Times New Roman" w:hAnsi="Times New Roman" w:cs="Times New Roman"/>
+          </w:rPr>
+          <w:t>unit of precipitation</w:t>
+        </w:r>
+      </w:ins>
+      <w:ins w:id="311" w:author="Thiago Oliveira" w:date="2025-12-16T20:59:00Z" w16du:dateUtc="2025-12-16T20:59:00Z">
+        <w:r>
+          <w:rPr>
+            <w:rFonts w:ascii="Times New Roman" w:hAnsi="Times New Roman" w:cs="Times New Roman"/>
+          </w:rPr>
+          <w:t xml:space="preserve"> in a month above the long-term average for that calendar month is associated </w:t>
+        </w:r>
+      </w:ins>
+      <w:ins w:id="312" w:author="Thiago Oliveira" w:date="2025-12-16T21:00:00Z" w16du:dateUtc="2025-12-16T21:00:00Z">
+        <w:r>
+          <w:rPr>
+            <w:rFonts w:ascii="Times New Roman" w:hAnsi="Times New Roman" w:cs="Times New Roman"/>
+          </w:rPr>
+          <w:t xml:space="preserve">with an expected </w:t>
+        </w:r>
+      </w:ins>
+      <w:ins w:id="313" w:author="Thiago Oliveira" w:date="2025-12-16T21:10:00Z" w16du:dateUtc="2025-12-16T21:10:00Z">
+        <w:r>
+          <w:rPr>
+            <w:rFonts w:ascii="Times New Roman" w:hAnsi="Times New Roman" w:cs="Times New Roman"/>
+          </w:rPr>
+          <w:t>negative deviation</w:t>
+        </w:r>
+      </w:ins>
+      <w:ins w:id="314" w:author="Thiago Oliveira" w:date="2025-12-16T21:00:00Z" w16du:dateUtc="2025-12-16T21:00:00Z">
+        <w:r>
+          <w:rPr>
+            <w:rFonts w:ascii="Times New Roman" w:hAnsi="Times New Roman" w:cs="Times New Roman"/>
+          </w:rPr>
+          <w:t xml:space="preserve"> of 0.17 homicides </w:t>
+        </w:r>
+      </w:ins>
+      <w:ins w:id="315" w:author="Thiago Oliveira" w:date="2025-12-16T21:11:00Z" w16du:dateUtc="2025-12-16T21:11:00Z">
+        <w:r>
+          <w:rPr>
+            <w:rFonts w:ascii="Times New Roman" w:hAnsi="Times New Roman" w:cs="Times New Roman"/>
+          </w:rPr>
+          <w:t>from</w:t>
+        </w:r>
+      </w:ins>
+      <w:ins w:id="316" w:author="Thiago Oliveira" w:date="2025-12-16T21:00:00Z" w16du:dateUtc="2025-12-16T21:00:00Z">
+        <w:r>
+          <w:rPr>
+            <w:rFonts w:ascii="Times New Roman" w:hAnsi="Times New Roman" w:cs="Times New Roman"/>
+          </w:rPr>
+          <w:t xml:space="preserve"> that </w:t>
+        </w:r>
+      </w:ins>
+      <w:ins w:id="317" w:author="Thiago Oliveira" w:date="2025-12-16T21:01:00Z" w16du:dateUtc="2025-12-16T21:01:00Z">
+        <w:r>
+          <w:rPr>
+            <w:rFonts w:ascii="Times New Roman" w:hAnsi="Times New Roman" w:cs="Times New Roman"/>
+          </w:rPr>
+          <w:t>calendar month’s average.</w:t>
+        </w:r>
+        <w:commentRangeEnd w:id="309"/>
+        <w:r>
+          <w:rPr>
+            <w:rStyle w:val="CommentReference"/>
+          </w:rPr>
+          <w:commentReference w:id="309"/>
+        </w:r>
+      </w:ins>
+      <w:r>
+        <w:rPr>
+          <w:rFonts w:ascii="Times New Roman" w:hAnsi="Times New Roman" w:cs="Times New Roman"/>
+        </w:rPr>
+        <w:t xml:space="preserve"> All robustness checks—including a</w:t>
+      </w:r>
+      <w:ins w:id="318" w:author="Thiago Oliveira" w:date="2025-12-16T21:02:00Z" w16du:dateUtc="2025-12-16T21:02:00Z">
+        <w:r>
+          <w:rPr>
+            <w:rFonts w:ascii="Times New Roman" w:hAnsi="Times New Roman" w:cs="Times New Roman"/>
+          </w:rPr>
+          <w:t>nother</w:t>
+        </w:r>
+      </w:ins>
+      <w:r>
+        <w:rPr>
+          <w:rFonts w:ascii="Times New Roman" w:hAnsi="Times New Roman" w:cs="Times New Roman"/>
+        </w:rPr>
+        <w:t xml:space="preserve"> </w:t>
+      </w:r>
+      <w:del w:id="319" w:author="Thiago Oliveira" w:date="2025-12-16T21:02:00Z" w16du:dateUtc="2025-12-16T21:02:00Z">
+        <w:r>
+          <w:rPr>
+            <w:rFonts w:ascii="Times New Roman" w:hAnsi="Times New Roman" w:cs="Times New Roman"/>
+          </w:rPr>
+          <w:delText>one</w:delText>
+        </w:r>
+      </w:del>
+      <w:ins w:id="320" w:author="Thiago Oliveira" w:date="2025-12-16T21:02:00Z" w16du:dateUtc="2025-12-16T21:02:00Z">
+        <w:r>
+          <w:rPr>
+            <w:rFonts w:ascii="Times New Roman" w:hAnsi="Times New Roman" w:cs="Times New Roman"/>
+          </w:rPr>
+          <w:t>two</w:t>
+        </w:r>
+      </w:ins>
+      <w:r>
+        <w:rPr>
+          <w:rFonts w:ascii="Times New Roman" w:hAnsi="Times New Roman" w:cs="Times New Roman"/>
+        </w:rPr>
+        <w:t xml:space="preserve">-way fixed-effects model </w:t>
+      </w:r>
+      <w:del w:id="321" w:author="Thiago Oliveira" w:date="2025-12-16T21:02:00Z" w16du:dateUtc="2025-12-16T21:02:00Z">
+        <w:r>
+          <w:rPr>
+            <w:rFonts w:ascii="Times New Roman" w:hAnsi="Times New Roman" w:cs="Times New Roman"/>
+          </w:rPr>
+          <w:delText>with year fixed effects</w:delText>
+        </w:r>
+      </w:del>
+      <w:ins w:id="322" w:author="Thiago Oliveira" w:date="2025-12-16T21:02:00Z" w16du:dateUtc="2025-12-16T21:02:00Z">
+        <w:r>
+          <w:rPr>
+            <w:rFonts w:ascii="Times New Roman" w:hAnsi="Times New Roman" w:cs="Times New Roman"/>
+          </w:rPr>
+          <w:t>estimated with ordinary least squares</w:t>
+        </w:r>
+      </w:ins>
+      <w:r>
+        <w:rPr>
+          <w:rFonts w:ascii="Times New Roman" w:hAnsi="Times New Roman" w:cs="Times New Roman"/>
+        </w:rPr>
+        <w:t xml:space="preserve"> and GLS models with AR(1)</w:t>
       </w:r>
       <w:r>
         <w:rPr>
@@ -3363,7 +6367,7 @@
           <w:rStyle w:val="FootnoteReference"/>
           <w:rFonts w:ascii="Times New Roman" w:hAnsi="Times New Roman" w:cs="Times New Roman"/>
         </w:rPr>
-        <w:footnoteReference w:id="8"/>
+        <w:footnoteReference w:id="9"/>
       </w:r>
     </w:p>
     <w:p>
@@ -3419,7 +6423,7 @@
           <w:rStyle w:val="FootnoteReference"/>
           <w:rFonts w:ascii="Times New Roman" w:hAnsi="Times New Roman" w:cs="Times New Roman"/>
         </w:rPr>
-        <w:footnoteReference w:id="9"/>
+        <w:footnoteReference w:id="10"/>
       </w:r>
       <w:r>
         <w:rPr>
@@ -3427,12 +6431,27 @@
         </w:rPr>
         <w:t xml:space="preserve"> </w:t>
       </w:r>
-      <w:commentRangeStart w:id="2"/>
-      <w:r>
-        <w:rPr>
-          <w:rFonts w:ascii="Times New Roman" w:hAnsi="Times New Roman" w:cs="Times New Roman"/>
-        </w:rPr>
-        <w:t xml:space="preserve">Although the coefficient is slightly negative, its small magnitude likely reflects the averaging of heterogeneous local dynamics: some municipalities exhibit relatively stronger negative associations between rainfall anomalies and violence, while others display effects that are very close to zero. When pooled, these differing magnitudes compress into a </w:t>
+      <w:commentRangeStart w:id="323"/>
+      <w:commentRangeStart w:id="324"/>
+      <w:r>
+        <w:rPr>
+          <w:rFonts w:ascii="Times New Roman" w:hAnsi="Times New Roman" w:cs="Times New Roman"/>
+        </w:rPr>
+        <w:t>Although the coefficient is slightly negative, its small magnitude likely reflects</w:t>
+      </w:r>
+      <w:ins w:id="325" w:author="Thiago Oliveira" w:date="2025-12-16T21:04:00Z" w16du:dateUtc="2025-12-16T21:04:00Z">
+        <w:r>
+          <w:rPr>
+            <w:rFonts w:ascii="Times New Roman" w:hAnsi="Times New Roman" w:cs="Times New Roman"/>
+          </w:rPr>
+          <w:t xml:space="preserve"> the much smaller geographic scope under investigation and</w:t>
+        </w:r>
+      </w:ins>
+      <w:r>
+        <w:rPr>
+          <w:rFonts w:ascii="Times New Roman" w:hAnsi="Times New Roman" w:cs="Times New Roman"/>
+        </w:rPr>
+        <w:t xml:space="preserve"> the averaging of heterogeneous local dynamics: some municipalities exhibit relatively stronger negative associations between rainfall anomalies and violence, while others display effects that are very close to zero. When pooled, these differing magnitudes compress into a </w:t>
       </w:r>
       <w:r>
         <w:rPr>
@@ -3446,14 +6465,21 @@
         </w:rPr>
         <w:t xml:space="preserve"> average effect, motivating a closer examination of municipality-specific slopes.</w:t>
       </w:r>
-      <w:commentRangeEnd w:id="2"/>
+      <w:commentRangeEnd w:id="323"/>
       <w:r>
         <w:rPr>
           <w:rStyle w:val="CommentReference"/>
           <w:sz w:val="24"/>
           <w:szCs w:val="24"/>
         </w:rPr>
-        <w:commentReference w:id="2"/>
+        <w:commentReference w:id="323"/>
+      </w:r>
+      <w:commentRangeEnd w:id="324"/>
+      <w:r>
+        <w:rPr>
+          <w:rStyle w:val="CommentReference"/>
+        </w:rPr>
+        <w:commentReference w:id="324"/>
       </w:r>
       <w:r>
         <w:t xml:space="preserve"> </w:t>
@@ -3462,7 +6488,27 @@
         <w:rPr>
           <w:rFonts w:ascii="Times New Roman" w:hAnsi="Times New Roman" w:cs="Times New Roman"/>
         </w:rPr>
-        <w:t>The small pooled effect also likely reflects the structure of the model</w:t>
+        <w:t xml:space="preserve">The </w:t>
+      </w:r>
+      <w:commentRangeStart w:id="326"/>
+      <w:r>
+        <w:rPr>
+          <w:rFonts w:ascii="Times New Roman" w:hAnsi="Times New Roman" w:cs="Times New Roman"/>
+        </w:rPr>
+        <w:t>small pooled effect</w:t>
+      </w:r>
+      <w:commentRangeEnd w:id="326"/>
+      <w:r>
+        <w:rPr>
+          <w:rStyle w:val="CommentReference"/>
+        </w:rPr>
+        <w:commentReference w:id="326"/>
+      </w:r>
+      <w:r>
+        <w:rPr>
+          <w:rFonts w:ascii="Times New Roman" w:hAnsi="Times New Roman" w:cs="Times New Roman"/>
+        </w:rPr>
+        <w:t xml:space="preserve"> also likely reflects the structure of the model</w:t>
       </w:r>
       <w:r>
         <w:rPr>
@@ -3474,7 +6520,14 @@
         <w:rPr>
           <w:rFonts w:ascii="Times New Roman" w:hAnsi="Times New Roman" w:cs="Times New Roman"/>
         </w:rPr>
-        <w:t>: municipality fixed effects and temporal controls absorb most cross-sectional and seasonal variation, leaving only small month-level anomalies</w:t>
+        <w:t xml:space="preserve">: </w:t>
+      </w:r>
+      <w:commentRangeStart w:id="327"/>
+      <w:r>
+        <w:rPr>
+          <w:rFonts w:ascii="Times New Roman" w:hAnsi="Times New Roman" w:cs="Times New Roman"/>
+        </w:rPr>
+        <w:t>municipality fixed effects and temporal controls absorb most cross-sectional and seasonal variation, leaving only small month-level anomalies</w:t>
       </w:r>
       <w:r>
         <w:rPr>
@@ -3482,6 +6535,13 @@
         </w:rPr>
         <w:t>—often noisy in smaller municipalities—to identify the slope</w:t>
       </w:r>
+      <w:commentRangeEnd w:id="327"/>
+      <w:r>
+        <w:rPr>
+          <w:rStyle w:val="CommentReference"/>
+        </w:rPr>
+        <w:commentReference w:id="327"/>
+      </w:r>
       <w:r>
         <w:rPr>
           <w:rFonts w:ascii="Times New Roman" w:hAnsi="Times New Roman" w:cs="Times New Roman"/>
@@ -3505,7 +6565,49 @@
         <w:rPr>
           <w:rFonts w:ascii="Times New Roman" w:hAnsi="Times New Roman" w:cs="Times New Roman"/>
         </w:rPr>
-        <w:t>To uncover this hidden variation, we estimate a one-way fixed-effects model with municipality-specific slopes. These results show that nearly all local slopes are negative (Figure 1e), indicating a consistent tendency for wetter-than-usual months to coincide with lower violence. However, the strength of this negative association varies geographically, with stronger effects concentrated in several municipalities around the Andes (e.g., Cali, Bucaramanga) and parts of the Caribbean region (e.g., Cartagena).</w:t>
+        <w:t xml:space="preserve">To uncover this hidden variation, we estimate a </w:t>
+      </w:r>
+      <w:del w:id="328" w:author="Thiago Oliveira" w:date="2025-12-16T21:06:00Z" w16du:dateUtc="2025-12-16T21:06:00Z">
+        <w:r>
+          <w:rPr>
+            <w:rFonts w:ascii="Times New Roman" w:hAnsi="Times New Roman" w:cs="Times New Roman"/>
+          </w:rPr>
+          <w:delText>one</w:delText>
+        </w:r>
+      </w:del>
+      <w:ins w:id="329" w:author="Thiago Oliveira" w:date="2025-12-16T21:06:00Z" w16du:dateUtc="2025-12-16T21:06:00Z">
+        <w:r>
+          <w:rPr>
+            <w:rFonts w:ascii="Times New Roman" w:hAnsi="Times New Roman" w:cs="Times New Roman"/>
+          </w:rPr>
+          <w:t>three</w:t>
+        </w:r>
+      </w:ins>
+      <w:r>
+        <w:rPr>
+          <w:rFonts w:ascii="Times New Roman" w:hAnsi="Times New Roman" w:cs="Times New Roman"/>
+        </w:rPr>
+        <w:t xml:space="preserve">-way fixed-effects model with municipality-specific slopes. These results show that nearly all local slopes are negative (Figure 1e), indicating a consistent tendency for wetter-than-usual months to coincide with lower violence. However, the strength of this negative association varies geographically, with stronger effects concentrated in several municipalities around the Andes (e.g., Cali, </w:t>
+      </w:r>
+      <w:commentRangeStart w:id="330"/>
+      <w:r>
+        <w:rPr>
+          <w:rFonts w:ascii="Times New Roman" w:hAnsi="Times New Roman" w:cs="Times New Roman"/>
+        </w:rPr>
+        <w:t>Bucaramanga</w:t>
+      </w:r>
+      <w:commentRangeEnd w:id="330"/>
+      <w:r>
+        <w:rPr>
+          <w:rStyle w:val="CommentReference"/>
+        </w:rPr>
+        <w:commentReference w:id="330"/>
+      </w:r>
+      <w:r>
+        <w:rPr>
+          <w:rFonts w:ascii="Times New Roman" w:hAnsi="Times New Roman" w:cs="Times New Roman"/>
+        </w:rPr>
+        <w:t>) and parts of the Caribbean region (e.g., Cartagena).</w:t>
       </w:r>
     </w:p>
     <w:p>
@@ -3713,13 +6815,113 @@
           <w:rStyle w:val="FootnoteReference"/>
           <w:rFonts w:ascii="Times New Roman" w:hAnsi="Times New Roman" w:cs="Times New Roman"/>
         </w:rPr>
-        <w:footnoteReference w:id="10"/>
-      </w:r>
-      <w:r>
-        <w:rPr>
-          <w:rFonts w:ascii="Times New Roman" w:hAnsi="Times New Roman" w:cs="Times New Roman"/>
-        </w:rPr>
-        <w:t xml:space="preserve"> At the national level, wetter-than-usual months tend to coincide with lower-than-usual homicide levels.</w:t>
+        <w:footnoteReference w:id="11"/>
+      </w:r>
+      <w:r>
+        <w:rPr>
+          <w:rFonts w:ascii="Times New Roman" w:hAnsi="Times New Roman" w:cs="Times New Roman"/>
+        </w:rPr>
+        <w:t xml:space="preserve"> </w:t>
+      </w:r>
+      <w:ins w:id="331" w:author="Thiago Oliveira" w:date="2025-12-16T21:09:00Z" w16du:dateUtc="2025-12-16T21:09:00Z">
+        <w:r>
+          <w:rPr>
+            <w:rFonts w:ascii="Times New Roman" w:hAnsi="Times New Roman" w:cs="Times New Roman"/>
+          </w:rPr>
+          <w:t xml:space="preserve">This indicates that </w:t>
+        </w:r>
+      </w:ins>
+      <w:ins w:id="332" w:author="Thiago Oliveira" w:date="2025-12-16T21:10:00Z" w16du:dateUtc="2025-12-16T21:10:00Z">
+        <w:r>
+          <w:rPr>
+            <w:rFonts w:ascii="Times New Roman" w:hAnsi="Times New Roman" w:cs="Times New Roman"/>
+          </w:rPr>
+          <w:t xml:space="preserve">every additional unit of precipitation in a month above the long-term average for that calendar month is associated with an expected </w:t>
+        </w:r>
+        <w:r>
+          <w:rPr>
+            <w:rFonts w:ascii="Times New Roman" w:hAnsi="Times New Roman" w:cs="Times New Roman"/>
+          </w:rPr>
+          <w:t>negative deviation</w:t>
+        </w:r>
+        <w:r>
+          <w:rPr>
+            <w:rFonts w:ascii="Times New Roman" w:hAnsi="Times New Roman" w:cs="Times New Roman"/>
+          </w:rPr>
+          <w:t xml:space="preserve"> of 0.</w:t>
+        </w:r>
+        <w:r>
+          <w:rPr>
+            <w:rFonts w:ascii="Times New Roman" w:hAnsi="Times New Roman" w:cs="Times New Roman"/>
+          </w:rPr>
+          <w:t>22</w:t>
+        </w:r>
+        <w:r>
+          <w:rPr>
+            <w:rFonts w:ascii="Times New Roman" w:hAnsi="Times New Roman" w:cs="Times New Roman"/>
+          </w:rPr>
+          <w:t xml:space="preserve"> homicides </w:t>
+        </w:r>
+        <w:r>
+          <w:rPr>
+            <w:rFonts w:ascii="Times New Roman" w:hAnsi="Times New Roman" w:cs="Times New Roman"/>
+          </w:rPr>
+          <w:t>from</w:t>
+        </w:r>
+        <w:r>
+          <w:rPr>
+            <w:rFonts w:ascii="Times New Roman" w:hAnsi="Times New Roman" w:cs="Times New Roman"/>
+          </w:rPr>
+          <w:t xml:space="preserve"> that calendar month’s average</w:t>
+        </w:r>
+        <w:r>
+          <w:rPr>
+            <w:rFonts w:ascii="Times New Roman" w:hAnsi="Times New Roman" w:cs="Times New Roman"/>
+          </w:rPr>
+          <w:t xml:space="preserve">. </w:t>
+        </w:r>
+      </w:ins>
+      <w:r>
+        <w:rPr>
+          <w:rFonts w:ascii="Times New Roman" w:hAnsi="Times New Roman" w:cs="Times New Roman"/>
+        </w:rPr>
+        <w:t xml:space="preserve">At the national level, wetter-than-usual months </w:t>
+      </w:r>
+      <w:del w:id="333" w:author="Thiago Oliveira" w:date="2025-12-16T21:11:00Z" w16du:dateUtc="2025-12-16T21:11:00Z">
+        <w:r>
+          <w:rPr>
+            <w:rFonts w:ascii="Times New Roman" w:hAnsi="Times New Roman" w:cs="Times New Roman"/>
+          </w:rPr>
+          <w:delText>tend to coincide with</w:delText>
+        </w:r>
+      </w:del>
+      <w:ins w:id="334" w:author="Thiago Oliveira" w:date="2025-12-16T21:11:00Z" w16du:dateUtc="2025-12-16T21:11:00Z">
+        <w:r>
+          <w:rPr>
+            <w:rFonts w:ascii="Times New Roman" w:hAnsi="Times New Roman" w:cs="Times New Roman"/>
+          </w:rPr>
+          <w:t>and</w:t>
+        </w:r>
+      </w:ins>
+      <w:r>
+        <w:rPr>
+          <w:rFonts w:ascii="Times New Roman" w:hAnsi="Times New Roman" w:cs="Times New Roman"/>
+        </w:rPr>
+        <w:t xml:space="preserve"> lower-than-usual homicide levels</w:t>
+      </w:r>
+      <w:ins w:id="335" w:author="Thiago Oliveira" w:date="2025-12-16T21:11:00Z" w16du:dateUtc="2025-12-16T21:11:00Z">
+        <w:r>
+          <w:rPr>
+            <w:rFonts w:ascii="Times New Roman" w:hAnsi="Times New Roman" w:cs="Times New Roman"/>
+          </w:rPr>
+          <w:t xml:space="preserve"> tend to co-occur</w:t>
+        </w:r>
+      </w:ins>
+      <w:r>
+        <w:rPr>
+          <w:rFonts w:ascii="Times New Roman" w:hAnsi="Times New Roman" w:cs="Times New Roman"/>
+        </w:rPr>
+        <w:t>.</w:t>
       </w:r>
     </w:p>
     <w:p>
@@ -3750,27 +6952,175 @@
         <w:rPr>
           <w:rFonts w:ascii="Times New Roman" w:hAnsi="Times New Roman" w:cs="Times New Roman"/>
         </w:rPr>
-        <w:t>. A three-way fixed-effects model with state, year, and month fixed effects produces a small but statistically consistent negative effect (β = –0.028; ±2 SE = –0.050 to –0.006), and two robustness models yield virtually identical estimates.</w:t>
+        <w:t xml:space="preserve">. A three-way fixed-effects model with state, year, and month fixed effects produces a small but statistically </w:t>
+      </w:r>
+      <w:commentRangeStart w:id="336"/>
+      <w:r>
+        <w:rPr>
+          <w:rFonts w:ascii="Times New Roman" w:hAnsi="Times New Roman" w:cs="Times New Roman"/>
+        </w:rPr>
+        <w:t xml:space="preserve">consistent </w:t>
+      </w:r>
+      <w:commentRangeEnd w:id="336"/>
+      <w:r>
+        <w:rPr>
+          <w:rStyle w:val="CommentReference"/>
+        </w:rPr>
+        <w:commentReference w:id="336"/>
+      </w:r>
+      <w:r>
+        <w:rPr>
+          <w:rFonts w:ascii="Times New Roman" w:hAnsi="Times New Roman" w:cs="Times New Roman"/>
+        </w:rPr>
+        <w:t xml:space="preserve">negative </w:t>
+      </w:r>
+      <w:del w:id="337" w:author="Thiago Oliveira" w:date="2025-12-16T21:14:00Z" w16du:dateUtc="2025-12-16T21:14:00Z">
+        <w:r>
+          <w:rPr>
+            <w:rFonts w:ascii="Times New Roman" w:hAnsi="Times New Roman" w:cs="Times New Roman"/>
+          </w:rPr>
+          <w:delText xml:space="preserve">effect </w:delText>
+        </w:r>
+      </w:del>
+      <w:ins w:id="338" w:author="Thiago Oliveira" w:date="2025-12-16T21:14:00Z" w16du:dateUtc="2025-12-16T21:14:00Z">
+        <w:r>
+          <w:rPr>
+            <w:rFonts w:ascii="Times New Roman" w:hAnsi="Times New Roman" w:cs="Times New Roman"/>
+          </w:rPr>
+          <w:t>coefficient</w:t>
+        </w:r>
+        <w:r>
+          <w:rPr>
+            <w:rFonts w:ascii="Times New Roman" w:hAnsi="Times New Roman" w:cs="Times New Roman"/>
+          </w:rPr>
+          <w:t xml:space="preserve"> </w:t>
+        </w:r>
+      </w:ins>
+      <w:r>
+        <w:rPr>
+          <w:rFonts w:ascii="Times New Roman" w:hAnsi="Times New Roman" w:cs="Times New Roman"/>
+        </w:rPr>
+        <w:t>(β = –0.028; ±2 SE = –0.050 to –0.006), and two robustness models yield virtually identical estimates.</w:t>
       </w:r>
       <w:r>
         <w:rPr>
           <w:rStyle w:val="FootnoteReference"/>
           <w:rFonts w:ascii="Times New Roman" w:hAnsi="Times New Roman" w:cs="Times New Roman"/>
         </w:rPr>
-        <w:footnoteReference w:id="11"/>
-      </w:r>
+        <w:footnoteReference w:id="12"/>
+      </w:r>
+      <w:ins w:id="348" w:author="Thiago Oliveira" w:date="2025-12-16T21:41:00Z" w16du:dateUtc="2025-12-16T21:41:00Z">
+        <w:r>
+          <w:rPr>
+            <w:rFonts w:ascii="Times New Roman" w:hAnsi="Times New Roman" w:cs="Times New Roman"/>
+          </w:rPr>
+          <w:t xml:space="preserve"> </w:t>
+        </w:r>
+        <w:commentRangeStart w:id="349"/>
+        <w:r>
+          <w:rPr>
+            <w:rFonts w:ascii="Times New Roman" w:hAnsi="Times New Roman" w:cs="Times New Roman"/>
+          </w:rPr>
+          <w:t>As expected, g</w:t>
+        </w:r>
+        <w:r>
+          <w:rPr>
+            <w:rFonts w:ascii="Times New Roman" w:hAnsi="Times New Roman" w:cs="Times New Roman"/>
+          </w:rPr>
+          <w:t xml:space="preserve">iven </w:t>
+        </w:r>
+        <w:r>
+          <w:rPr>
+            <w:rFonts w:ascii="Times New Roman" w:hAnsi="Times New Roman" w:cs="Times New Roman"/>
+          </w:rPr>
+          <w:t xml:space="preserve">the </w:t>
+        </w:r>
+        <w:r>
+          <w:rPr>
+            <w:rFonts w:ascii="Times New Roman" w:hAnsi="Times New Roman" w:cs="Times New Roman"/>
+          </w:rPr>
+          <w:t>bigger level of geographic aggregation</w:t>
+        </w:r>
+        <w:r>
+          <w:rPr>
+            <w:rFonts w:ascii="Times New Roman" w:hAnsi="Times New Roman" w:cs="Times New Roman"/>
+          </w:rPr>
+          <w:t xml:space="preserve"> in this analysis</w:t>
+        </w:r>
+        <w:r>
+          <w:rPr>
+            <w:rFonts w:ascii="Times New Roman" w:hAnsi="Times New Roman" w:cs="Times New Roman"/>
+          </w:rPr>
+          <w:t>,</w:t>
+        </w:r>
+        <w:r>
+          <w:rPr>
+            <w:rFonts w:ascii="Times New Roman" w:hAnsi="Times New Roman" w:cs="Times New Roman"/>
+          </w:rPr>
+          <w:t xml:space="preserve"> results</w:t>
+        </w:r>
+      </w:ins>
       <w:r>
         <w:rPr>
           <w:rFonts w:ascii="Times New Roman" w:hAnsi="Times New Roman" w:cs="Times New Roman"/>
         </w:rPr>
         <w:t xml:space="preserve"> </w:t>
       </w:r>
-      <w:commentRangeStart w:id="3"/>
-      <w:r>
-        <w:rPr>
-          <w:rFonts w:ascii="Times New Roman" w:hAnsi="Times New Roman" w:cs="Times New Roman"/>
-        </w:rPr>
-        <w:t xml:space="preserve">As in Colombia, this pattern likely reflects heterogeneity in </w:t>
+      <w:ins w:id="350" w:author="Thiago Oliveira" w:date="2025-12-16T21:41:00Z" w16du:dateUtc="2025-12-16T21:41:00Z">
+        <w:r>
+          <w:rPr>
+            <w:rFonts w:ascii="Times New Roman" w:hAnsi="Times New Roman" w:cs="Times New Roman"/>
+          </w:rPr>
+          <w:t xml:space="preserve">are </w:t>
+        </w:r>
+      </w:ins>
+      <w:ins w:id="351" w:author="Thiago Oliveira" w:date="2025-12-16T21:42:00Z" w16du:dateUtc="2025-12-16T21:42:00Z">
+        <w:r>
+          <w:rPr>
+            <w:rFonts w:ascii="Times New Roman" w:hAnsi="Times New Roman" w:cs="Times New Roman"/>
+          </w:rPr>
+          <w:t>more precise</w:t>
+        </w:r>
+      </w:ins>
+      <w:commentRangeEnd w:id="349"/>
+      <w:ins w:id="352" w:author="Thiago Oliveira" w:date="2025-12-16T21:44:00Z" w16du:dateUtc="2025-12-16T21:44:00Z">
+        <w:r>
+          <w:rPr>
+            <w:rStyle w:val="CommentReference"/>
+          </w:rPr>
+          <w:commentReference w:id="349"/>
+        </w:r>
+      </w:ins>
+      <w:ins w:id="353" w:author="Thiago Oliveira" w:date="2025-12-16T21:42:00Z" w16du:dateUtc="2025-12-16T21:42:00Z">
+        <w:r>
+          <w:rPr>
+            <w:rFonts w:ascii="Times New Roman" w:hAnsi="Times New Roman" w:cs="Times New Roman"/>
+          </w:rPr>
+          <w:t xml:space="preserve">. Yet, </w:t>
+        </w:r>
+      </w:ins>
+      <w:commentRangeStart w:id="354"/>
+      <w:del w:id="355" w:author="Thiago Oliveira" w:date="2025-12-16T21:42:00Z" w16du:dateUtc="2025-12-16T21:42:00Z">
+        <w:r>
+          <w:rPr>
+            <w:rFonts w:ascii="Times New Roman" w:hAnsi="Times New Roman" w:cs="Times New Roman"/>
+          </w:rPr>
+          <w:delText>A</w:delText>
+        </w:r>
+      </w:del>
+      <w:ins w:id="356" w:author="Thiago Oliveira" w:date="2025-12-16T21:42:00Z" w16du:dateUtc="2025-12-16T21:42:00Z">
+        <w:r>
+          <w:rPr>
+            <w:rFonts w:ascii="Times New Roman" w:hAnsi="Times New Roman" w:cs="Times New Roman"/>
+          </w:rPr>
+          <w:t>a</w:t>
+        </w:r>
+      </w:ins>
+      <w:r>
+        <w:rPr>
+          <w:rFonts w:ascii="Times New Roman" w:hAnsi="Times New Roman" w:cs="Times New Roman"/>
+        </w:rPr>
+        <w:t xml:space="preserve">s in Colombia, this pattern likely reflects heterogeneity in </w:t>
       </w:r>
       <w:r>
         <w:rPr>
@@ -3784,7 +7134,7 @@
         </w:rPr>
         <w:t xml:space="preserve"> conditions: some states exhibit stronger negative rainfall-violence associations, while others show effects close to zero, resulting in a compressed near-zero average when pooled.</w:t>
       </w:r>
-      <w:commentRangeEnd w:id="3"/>
+      <w:commentRangeEnd w:id="354"/>
       <w:r>
         <w:rPr>
           <w:rStyle w:val="CommentReference"/>
@@ -3792,7 +7142,7 @@
           <w:sz w:val="24"/>
           <w:szCs w:val="24"/>
         </w:rPr>
-        <w:commentReference w:id="3"/>
+        <w:commentReference w:id="354"/>
       </w:r>
     </w:p>
     <w:p>
@@ -3838,6 +7188,7 @@
           <w:rFonts w:ascii="Times New Roman" w:hAnsi="Times New Roman" w:cs="Times New Roman"/>
         </w:rPr>
       </w:pPr>
+      <w:commentRangeStart w:id="357"/>
       <w:r>
         <w:rPr>
           <w:noProof/>
@@ -3892,6 +7243,13 @@
           </wp:inline>
         </w:drawing>
       </w:r>
+      <w:commentRangeEnd w:id="357"/>
+      <w:r>
+        <w:rPr>
+          <w:rStyle w:val="CommentReference"/>
+        </w:rPr>
+        <w:commentReference w:id="357"/>
+      </w:r>
     </w:p>
     <w:p>
       <w:pPr>
@@ -3977,16 +7335,44 @@
           <w:rFonts w:ascii="Times New Roman" w:hAnsi="Times New Roman" w:cs="Times New Roman"/>
         </w:rPr>
         <w:lastRenderedPageBreak/>
-        <w:t>violence have shifted as well: violence is now considerably above historical levels in May and June, and below historical levels in August and September (Figures 3b and 3d). We assess the relationship between rainfall and violence anomalies using fixed-effects and panel regression models.</w:t>
-      </w:r>
-    </w:p>
-    <w:p>
-      <w:pPr>
-        <w:rPr>
-          <w:rFonts w:ascii="Times New Roman" w:hAnsi="Times New Roman" w:cs="Times New Roman"/>
-        </w:rPr>
-      </w:pPr>
-      <w:bookmarkStart w:id="4" w:name="_Hlk214003858"/>
+        <w:t xml:space="preserve">violence have shifted as well: violence is now considerably above historical levels in May and June, and below historical levels in August and September (Figures 3b and 3d). We assess the relationship between rainfall and violence anomalies using </w:t>
+      </w:r>
+      <w:proofErr w:type="gramStart"/>
+      <w:r>
+        <w:rPr>
+          <w:rFonts w:ascii="Times New Roman" w:hAnsi="Times New Roman" w:cs="Times New Roman"/>
+        </w:rPr>
+        <w:t>fixed-effects</w:t>
+      </w:r>
+      <w:proofErr w:type="gramEnd"/>
+      <w:r>
+        <w:rPr>
+          <w:rFonts w:ascii="Times New Roman" w:hAnsi="Times New Roman" w:cs="Times New Roman"/>
+        </w:rPr>
+        <w:t xml:space="preserve"> </w:t>
+      </w:r>
+      <w:del w:id="358" w:author="Thiago Oliveira" w:date="2025-12-16T21:44:00Z" w16du:dateUtc="2025-12-16T21:44:00Z">
+        <w:r>
+          <w:rPr>
+            <w:rFonts w:ascii="Times New Roman" w:hAnsi="Times New Roman" w:cs="Times New Roman"/>
+          </w:rPr>
+          <w:delText xml:space="preserve">and panel </w:delText>
+        </w:r>
+      </w:del>
+      <w:r>
+        <w:rPr>
+          <w:rFonts w:ascii="Times New Roman" w:hAnsi="Times New Roman" w:cs="Times New Roman"/>
+        </w:rPr>
+        <w:t>regression models.</w:t>
+      </w:r>
+    </w:p>
+    <w:p>
+      <w:pPr>
+        <w:rPr>
+          <w:rFonts w:ascii="Times New Roman" w:hAnsi="Times New Roman" w:cs="Times New Roman"/>
+        </w:rPr>
+      </w:pPr>
+      <w:bookmarkStart w:id="359" w:name="_Hlk214003858"/>
       <w:r>
         <w:rPr>
           <w:rFonts w:ascii="Times New Roman" w:hAnsi="Times New Roman" w:cs="Times New Roman"/>
@@ -4052,7 +7438,7 @@
           <w:rStyle w:val="FootnoteReference"/>
           <w:rFonts w:ascii="Times New Roman" w:hAnsi="Times New Roman" w:cs="Times New Roman"/>
         </w:rPr>
-        <w:footnoteReference w:id="12"/>
+        <w:footnoteReference w:id="13"/>
       </w:r>
       <w:r>
         <w:rPr>
@@ -4060,12 +7446,48 @@
         </w:rPr>
         <w:t xml:space="preserve"> </w:t>
       </w:r>
-      <w:bookmarkEnd w:id="4"/>
-      <w:r>
-        <w:rPr>
-          <w:rFonts w:ascii="Times New Roman" w:hAnsi="Times New Roman" w:cs="Times New Roman"/>
-        </w:rPr>
-        <w:t>These models suggest a tendency for wetter-than-usual months to coincide with lower-than-usual violence, but caution is warranted, as the estimates are less precise than in the previous two case studies, potentially due to the more restricted length of the time series.</w:t>
+      <w:bookmarkEnd w:id="359"/>
+      <w:r>
+        <w:rPr>
+          <w:rFonts w:ascii="Times New Roman" w:hAnsi="Times New Roman" w:cs="Times New Roman"/>
+        </w:rPr>
+        <w:t xml:space="preserve">These models suggest a tendency for wetter-than-usual months </w:t>
+      </w:r>
+      <w:del w:id="360" w:author="Thiago Oliveira" w:date="2025-12-16T21:45:00Z" w16du:dateUtc="2025-12-16T21:45:00Z">
+        <w:r>
+          <w:rPr>
+            <w:rFonts w:ascii="Times New Roman" w:hAnsi="Times New Roman" w:cs="Times New Roman"/>
+          </w:rPr>
+          <w:delText>to coincide with</w:delText>
+        </w:r>
+      </w:del>
+      <w:ins w:id="361" w:author="Thiago Oliveira" w:date="2025-12-16T21:45:00Z" w16du:dateUtc="2025-12-16T21:45:00Z">
+        <w:r>
+          <w:rPr>
+            <w:rFonts w:ascii="Times New Roman" w:hAnsi="Times New Roman" w:cs="Times New Roman"/>
+          </w:rPr>
+          <w:t>and</w:t>
+        </w:r>
+      </w:ins>
+      <w:r>
+        <w:rPr>
+          <w:rFonts w:ascii="Times New Roman" w:hAnsi="Times New Roman" w:cs="Times New Roman"/>
+        </w:rPr>
+        <w:t xml:space="preserve"> lower-than-usual violence</w:t>
+      </w:r>
+      <w:ins w:id="362" w:author="Thiago Oliveira" w:date="2025-12-16T21:45:00Z" w16du:dateUtc="2025-12-16T21:45:00Z">
+        <w:r>
+          <w:rPr>
+            <w:rFonts w:ascii="Times New Roman" w:hAnsi="Times New Roman" w:cs="Times New Roman"/>
+          </w:rPr>
+          <w:t xml:space="preserve"> to co-occur</w:t>
+        </w:r>
+      </w:ins>
+      <w:r>
+        <w:rPr>
+          <w:rFonts w:ascii="Times New Roman" w:hAnsi="Times New Roman" w:cs="Times New Roman"/>
+        </w:rPr>
+        <w:t>, but caution is warranted, as the estimates are less precise than in the previous two case studies, potentially due to the more restricted length of the time series.</w:t>
       </w:r>
     </w:p>
     <w:p>
@@ -4162,7 +7584,7 @@
         </w:rPr>
         <w:t xml:space="preserve"> Long-Term Shifts in Rainfall Seasonality and Violence Seasonality in </w:t>
       </w:r>
-      <w:bookmarkStart w:id="5" w:name="_Hlk214376973"/>
+      <w:bookmarkStart w:id="363" w:name="_Hlk214376973"/>
       <w:r>
         <w:rPr>
           <w:rFonts w:ascii="Times New Roman" w:hAnsi="Times New Roman" w:cs="Times New Roman"/>
@@ -4171,7 +7593,7 @@
         </w:rPr>
         <w:t>Gainesville, Florida</w:t>
       </w:r>
-      <w:bookmarkEnd w:id="5"/>
+      <w:bookmarkEnd w:id="363"/>
     </w:p>
     <w:p>
       <w:pPr>
@@ -4206,6 +7628,7 @@
           <w:rFonts w:ascii="Times New Roman" w:hAnsi="Times New Roman" w:cs="Times New Roman"/>
         </w:rPr>
       </w:pPr>
+      <w:commentRangeStart w:id="364"/>
       <w:r>
         <w:rPr>
           <w:rFonts w:ascii="Times New Roman" w:hAnsi="Times New Roman" w:cs="Times New Roman"/>
@@ -4216,19 +7639,7 @@
         <w:rPr>
           <w:rFonts w:ascii="Times New Roman" w:hAnsi="Times New Roman" w:cs="Times New Roman"/>
         </w:rPr>
-        <w:t xml:space="preserve"> (</w:t>
-      </w:r>
-      <w:r>
-        <w:rPr>
-          <w:rFonts w:ascii="Times New Roman" w:hAnsi="Times New Roman" w:cs="Times New Roman"/>
-        </w:rPr>
-        <w:t>Dore, 2005; Reyer et al., 2017</w:t>
-      </w:r>
-      <w:r>
-        <w:rPr>
-          <w:rFonts w:ascii="Times New Roman" w:hAnsi="Times New Roman" w:cs="Times New Roman"/>
-        </w:rPr>
-        <w:t>)</w:t>
+        <w:t xml:space="preserve"> (Dore, 2005; Reyer et al., 2017)</w:t>
       </w:r>
       <w:r>
         <w:rPr>
@@ -4283,7 +7694,38 @@
         <w:rPr>
           <w:rFonts w:ascii="Times New Roman" w:hAnsi="Times New Roman" w:cs="Times New Roman"/>
         </w:rPr>
-        <w:t>global warming</w:t>
+        <w:t>global warming-induced destabilization in long-standing seasonal crime patterns</w:t>
+      </w:r>
+      <w:commentRangeEnd w:id="364"/>
+      <w:r>
+        <w:rPr>
+          <w:rStyle w:val="CommentReference"/>
+        </w:rPr>
+        <w:commentReference w:id="364"/>
+      </w:r>
+      <w:r>
+        <w:rPr>
+          <w:rFonts w:ascii="Times New Roman" w:hAnsi="Times New Roman" w:cs="Times New Roman"/>
+        </w:rPr>
+        <w:t xml:space="preserve">. </w:t>
+      </w:r>
+      <w:r>
+        <w:rPr>
+          <w:rFonts w:ascii="Times New Roman" w:hAnsi="Times New Roman" w:cs="Times New Roman"/>
+        </w:rPr>
+        <w:t>Across Colombia, Mexico, and Gainesville, FL, we find consistent evidence that climate change is reshaping rainfall regimes and, in turn, the seasonal timing of violence. In both Colombia and Mexico, long-term shifts in precipitation seasonality are mirrored by corresponding shifts in homicide seasonality, with wetter-than-usual months associated with lower-than-usual violence at the national level. Subnational analyses reveal geographic heterogeneity: m</w:t>
+      </w:r>
+      <w:r>
+        <w:rPr>
+          <w:rFonts w:ascii="Times New Roman" w:hAnsi="Times New Roman" w:cs="Times New Roman"/>
+        </w:rPr>
+        <w:t>ost</w:t>
+      </w:r>
+      <w:r>
+        <w:rPr>
+          <w:rFonts w:ascii="Times New Roman" w:hAnsi="Times New Roman" w:cs="Times New Roman"/>
+        </w:rPr>
+        <w:t xml:space="preserve"> municipalities and states exhibit negative rainfall</w:t>
       </w:r>
       <w:r>
         <w:rPr>
@@ -4295,54 +7737,6 @@
         <w:rPr>
           <w:rFonts w:ascii="Times New Roman" w:hAnsi="Times New Roman" w:cs="Times New Roman"/>
         </w:rPr>
-        <w:t xml:space="preserve">induced destabilization in </w:t>
-      </w:r>
-      <w:r>
-        <w:rPr>
-          <w:rFonts w:ascii="Times New Roman" w:hAnsi="Times New Roman" w:cs="Times New Roman"/>
-        </w:rPr>
-        <w:t>long-standing</w:t>
-      </w:r>
-      <w:r>
-        <w:rPr>
-          <w:rFonts w:ascii="Times New Roman" w:hAnsi="Times New Roman" w:cs="Times New Roman"/>
-        </w:rPr>
-        <w:t xml:space="preserve"> seasonal crime patterns.</w:t>
-      </w:r>
-      <w:r>
-        <w:rPr>
-          <w:rFonts w:ascii="Times New Roman" w:hAnsi="Times New Roman" w:cs="Times New Roman"/>
-        </w:rPr>
-        <w:t xml:space="preserve"> </w:t>
-      </w:r>
-      <w:r>
-        <w:rPr>
-          <w:rFonts w:ascii="Times New Roman" w:hAnsi="Times New Roman" w:cs="Times New Roman"/>
-        </w:rPr>
-        <w:t>Across Colombia, Mexico, and Gainesville, FL, we find consistent evidence that climate change is reshaping rainfall regimes and, in turn, the seasonal timing of violence. In both Colombia and Mexico, long-term shifts in precipitation seasonality are mirrored by corresponding shifts in homicide seasonality, with wetter-than-usual months associated with lower-than-usual violence at the national level. Subnational analyses reveal geographic heterogeneity: m</w:t>
-      </w:r>
-      <w:r>
-        <w:rPr>
-          <w:rFonts w:ascii="Times New Roman" w:hAnsi="Times New Roman" w:cs="Times New Roman"/>
-        </w:rPr>
-        <w:t>ost</w:t>
-      </w:r>
-      <w:r>
-        <w:rPr>
-          <w:rFonts w:ascii="Times New Roman" w:hAnsi="Times New Roman" w:cs="Times New Roman"/>
-        </w:rPr>
-        <w:t xml:space="preserve"> municipalities and states exhibit negative rainfall</w:t>
-      </w:r>
-      <w:r>
-        <w:rPr>
-          <w:rFonts w:ascii="Times New Roman" w:hAnsi="Times New Roman" w:cs="Times New Roman"/>
-        </w:rPr>
-        <w:t>-</w:t>
-      </w:r>
-      <w:r>
-        <w:rPr>
-          <w:rFonts w:ascii="Times New Roman" w:hAnsi="Times New Roman" w:cs="Times New Roman"/>
-        </w:rPr>
         <w:t xml:space="preserve">violence associations, whereas others—especially in arid regions—display effects close to zero or even positive. Models with area-specific slopes highlight the extent to which different local contexts respond differently to hydrological change. Gainesville shows a similar negative pattern, albeit with less precision, reflecting its shorter time series. </w:t>
       </w:r>
       <w:r>
@@ -4374,13 +7768,7 @@
         <w:rPr>
           <w:rFonts w:ascii="Times New Roman" w:hAnsi="Times New Roman" w:cs="Times New Roman"/>
         </w:rPr>
-        <w:t>These climate-induced changes carry important implications for criminological theory. Foundational frameworks—from routine activity theory (Cohen &amp; Felson, 1979) to affective models of heat and aggression (Anderson et al., 1995; Baron &amp; Bell, 1976)—implicitly assume that wet and dry periods occur predictably based on long-term climatic regularities, providing a stable environmental scaffolding that structures mobility, emotion, social interaction, and exposure to risk. Our results suggest that this scaffolding is being eroded by global warming.</w:t>
-      </w:r>
-      <w:r>
-        <w:rPr>
-          <w:rFonts w:ascii="Times New Roman" w:hAnsi="Times New Roman" w:cs="Times New Roman"/>
-        </w:rPr>
-        <w:t xml:space="preserve"> </w:t>
+        <w:t xml:space="preserve">These climate-induced changes carry important implications for criminological theory. Foundational frameworks—from routine activity theory (Cohen &amp; Felson, 1979) to affective models of heat and aggression (Anderson et al., 1995; Baron &amp; Bell, 1976)—implicitly assume that wet and dry periods occur predictably based on long-term climatic regularities, providing a stable environmental scaffolding that structures mobility, emotion, social interaction, and exposure to risk. Our results suggest that this scaffolding is being eroded by global warming. </w:t>
       </w:r>
       <w:r>
         <w:rPr>
@@ -4410,13 +7798,7 @@
         <w:rPr>
           <w:rFonts w:ascii="Times New Roman" w:hAnsi="Times New Roman" w:cs="Times New Roman"/>
         </w:rPr>
-        <w:t>.</w:t>
-      </w:r>
-      <w:r>
-        <w:rPr>
-          <w:rFonts w:ascii="Times New Roman" w:hAnsi="Times New Roman" w:cs="Times New Roman"/>
-        </w:rPr>
-        <w:t xml:space="preserve"> </w:t>
+        <w:t xml:space="preserve">. </w:t>
       </w:r>
       <w:r>
         <w:rPr>
@@ -4566,11 +7948,19 @@
           <w:rFonts w:ascii="Times New Roman" w:hAnsi="Times New Roman" w:cs="Times New Roman"/>
         </w:rPr>
       </w:pPr>
-      <w:r>
-        <w:rPr>
-          <w:rFonts w:ascii="Times New Roman" w:hAnsi="Times New Roman" w:cs="Times New Roman"/>
-        </w:rPr>
-        <w:t xml:space="preserve">Almazroui, M., Islam, M. N., Saeed, F., Saeed, S., Ismail, M., Ehsan, M.A., ... &amp; Barlow, M. (2021). Projected changes in temperature and precipitation over the United States, Central America, and the Caribbean in CMIP6 GCMs. </w:t>
+      <w:proofErr w:type="spellStart"/>
+      <w:r>
+        <w:rPr>
+          <w:rFonts w:ascii="Times New Roman" w:hAnsi="Times New Roman" w:cs="Times New Roman"/>
+        </w:rPr>
+        <w:t>Almazroui</w:t>
+      </w:r>
+      <w:proofErr w:type="spellEnd"/>
+      <w:r>
+        <w:rPr>
+          <w:rFonts w:ascii="Times New Roman" w:hAnsi="Times New Roman" w:cs="Times New Roman"/>
+        </w:rPr>
+        <w:t xml:space="preserve">, M., Islam, M. N., Saeed, F., Saeed, S., Ismail, M., Ehsan, M.A., ... &amp; Barlow, M. (2021). Projected changes in temperature and precipitation over the United States, Central America, and the Caribbean in CMIP6 GCMs. </w:t>
       </w:r>
       <w:r>
         <w:rPr>
@@ -4624,7 +8014,21 @@
         <w:rPr>
           <w:rFonts w:ascii="Times New Roman" w:hAnsi="Times New Roman" w:cs="Times New Roman"/>
         </w:rPr>
-        <w:t xml:space="preserve">Anderson K.B. (1998). Temperature and Aggression: Paradox, Controversy, and a (Fairly) Clear Picture. In R.G. Geen &amp; E.D. Donnerstein (Eds.), </w:t>
+        <w:t xml:space="preserve">Anderson K.B. (1998). Temperature and Aggression: Paradox, Controversy, and a (Fairly) Clear Picture. In R.G. Geen &amp; E.D. </w:t>
+      </w:r>
+      <w:proofErr w:type="spellStart"/>
+      <w:r>
+        <w:rPr>
+          <w:rFonts w:ascii="Times New Roman" w:hAnsi="Times New Roman" w:cs="Times New Roman"/>
+        </w:rPr>
+        <w:t>Donnerstein</w:t>
+      </w:r>
+      <w:proofErr w:type="spellEnd"/>
+      <w:r>
+        <w:rPr>
+          <w:rFonts w:ascii="Times New Roman" w:hAnsi="Times New Roman" w:cs="Times New Roman"/>
+        </w:rPr>
+        <w:t xml:space="preserve"> (Eds.), </w:t>
       </w:r>
       <w:r>
         <w:rPr>
@@ -4693,7 +8097,21 @@
         <w:rPr>
           <w:rFonts w:ascii="Times New Roman" w:hAnsi="Times New Roman" w:cs="Times New Roman"/>
         </w:rPr>
-        <w:t xml:space="preserve">Andresen, M.A., &amp; Malleson, N. (2013). </w:t>
+        <w:t xml:space="preserve">Andresen, M.A., &amp; </w:t>
+      </w:r>
+      <w:proofErr w:type="spellStart"/>
+      <w:r>
+        <w:rPr>
+          <w:rFonts w:ascii="Times New Roman" w:hAnsi="Times New Roman" w:cs="Times New Roman"/>
+        </w:rPr>
+        <w:t>Malleson</w:t>
+      </w:r>
+      <w:proofErr w:type="spellEnd"/>
+      <w:r>
+        <w:rPr>
+          <w:rFonts w:ascii="Times New Roman" w:hAnsi="Times New Roman" w:cs="Times New Roman"/>
+        </w:rPr>
+        <w:t xml:space="preserve">, N. (2013). </w:t>
       </w:r>
       <w:r>
         <w:rPr>
@@ -4743,11 +8161,19 @@
           <w:rFonts w:ascii="Times New Roman" w:hAnsi="Times New Roman" w:cs="Times New Roman"/>
         </w:rPr>
       </w:pPr>
-      <w:r>
-        <w:rPr>
-          <w:rFonts w:ascii="Times New Roman" w:hAnsi="Times New Roman" w:cs="Times New Roman"/>
-        </w:rPr>
-        <w:t xml:space="preserve">Baumer. E., &amp; Wright, R. (1996). Crime Seasonality and Serious Scholarship: A Comment on Farrell and Pease. </w:t>
+      <w:proofErr w:type="spellStart"/>
+      <w:r>
+        <w:rPr>
+          <w:rFonts w:ascii="Times New Roman" w:hAnsi="Times New Roman" w:cs="Times New Roman"/>
+        </w:rPr>
+        <w:t>Baumer</w:t>
+      </w:r>
+      <w:proofErr w:type="spellEnd"/>
+      <w:r>
+        <w:rPr>
+          <w:rFonts w:ascii="Times New Roman" w:hAnsi="Times New Roman" w:cs="Times New Roman"/>
+        </w:rPr>
+        <w:t xml:space="preserve">. E., &amp; Wright, R. (1996). Crime Seasonality and Serious Scholarship: A Comment on Farrell and Pease. </w:t>
       </w:r>
       <w:r>
         <w:rPr>
@@ -4839,11 +8265,19 @@
           <w:rFonts w:ascii="Times New Roman" w:hAnsi="Times New Roman" w:cs="Times New Roman"/>
         </w:rPr>
       </w:pPr>
-      <w:r>
-        <w:rPr>
-          <w:rFonts w:ascii="Times New Roman" w:hAnsi="Times New Roman" w:cs="Times New Roman"/>
-        </w:rPr>
-        <w:t xml:space="preserve">Breetzke, G.D., &amp; Cohn, E.G. (2011). Seasonal Assault and Neighborhood Deprivation in South Africa: Some Preliminary Findings: Some Preliminary Findings. </w:t>
+      <w:proofErr w:type="spellStart"/>
+      <w:r>
+        <w:rPr>
+          <w:rFonts w:ascii="Times New Roman" w:hAnsi="Times New Roman" w:cs="Times New Roman"/>
+        </w:rPr>
+        <w:t>Breetzke</w:t>
+      </w:r>
+      <w:proofErr w:type="spellEnd"/>
+      <w:r>
+        <w:rPr>
+          <w:rFonts w:ascii="Times New Roman" w:hAnsi="Times New Roman" w:cs="Times New Roman"/>
+        </w:rPr>
+        <w:t xml:space="preserve">, G.D., &amp; Cohn, E.G. (2011). Seasonal Assault and Neighborhood Deprivation in South Africa: Some Preliminary Findings: Some Preliminary Findings. </w:t>
       </w:r>
       <w:r>
         <w:rPr>
@@ -5049,7 +8483,7 @@
           <w:rFonts w:ascii="Times New Roman" w:hAnsi="Times New Roman" w:cs="Times New Roman"/>
         </w:rPr>
       </w:pPr>
-      <w:bookmarkStart w:id="6" w:name="_Hlk213926202"/>
+      <w:bookmarkStart w:id="365" w:name="_Hlk213926202"/>
       <w:r>
         <w:rPr>
           <w:rFonts w:ascii="Times New Roman" w:hAnsi="Times New Roman" w:cs="Times New Roman"/>
@@ -5057,7 +8491,7 @@
         <w:lastRenderedPageBreak/>
         <w:t>Corcoran, J., &amp; Zahnow, R. (2021</w:t>
       </w:r>
-      <w:bookmarkEnd w:id="6"/>
+      <w:bookmarkEnd w:id="365"/>
       <w:r>
         <w:rPr>
           <w:rFonts w:ascii="Times New Roman" w:hAnsi="Times New Roman" w:cs="Times New Roman"/>
@@ -5098,7 +8532,12 @@
       <w:pPr>
         <w:rPr>
           <w:rFonts w:ascii="Times New Roman" w:hAnsi="Times New Roman" w:cs="Times New Roman"/>
-          <w:lang w:val="es-ES"/>
+          <w:rPrChange w:id="366" w:author="Thiago Oliveira" w:date="2025-12-16T17:35:00Z" w16du:dateUtc="2025-12-16T17:35:00Z">
+            <w:rPr>
+              <w:rFonts w:ascii="Times New Roman" w:hAnsi="Times New Roman" w:cs="Times New Roman"/>
+              <w:lang w:val="es-ES"/>
+            </w:rPr>
+          </w:rPrChange>
         </w:rPr>
       </w:pPr>
       <w:r>
@@ -5118,31 +8557,64 @@
           <w:rFonts w:ascii="Times New Roman" w:hAnsi="Times New Roman" w:cs="Times New Roman"/>
           <w:i/>
           <w:iCs/>
-          <w:lang w:val="es-ES"/>
+          <w:rPrChange w:id="367" w:author="Thiago Oliveira" w:date="2025-12-16T17:35:00Z" w16du:dateUtc="2025-12-16T17:35:00Z">
+            <w:rPr>
+              <w:rFonts w:ascii="Times New Roman" w:hAnsi="Times New Roman" w:cs="Times New Roman"/>
+              <w:i/>
+              <w:iCs/>
+              <w:lang w:val="es-ES"/>
+            </w:rPr>
+          </w:rPrChange>
         </w:rPr>
         <w:t>Environment International</w:t>
       </w:r>
       <w:r>
         <w:rPr>
           <w:rFonts w:ascii="Times New Roman" w:hAnsi="Times New Roman" w:cs="Times New Roman"/>
-          <w:lang w:val="es-ES"/>
+          <w:rPrChange w:id="368" w:author="Thiago Oliveira" w:date="2025-12-16T17:35:00Z" w16du:dateUtc="2025-12-16T17:35:00Z">
+            <w:rPr>
+              <w:rFonts w:ascii="Times New Roman" w:hAnsi="Times New Roman" w:cs="Times New Roman"/>
+              <w:lang w:val="es-ES"/>
+            </w:rPr>
+          </w:rPrChange>
         </w:rPr>
         <w:t xml:space="preserve">, 31(8), 1167-1181. </w:t>
       </w:r>
-      <w:hyperlink r:id="rId27" w:history="1">
-        <w:r>
-          <w:rPr>
-            <w:rStyle w:val="Hyperlink"/>
-            <w:rFonts w:ascii="Times New Roman" w:hAnsi="Times New Roman" w:cs="Times New Roman"/>
-            <w:lang w:val="es-ES"/>
-          </w:rPr>
-          <w:t>https://doi.org/10.1016/j.envint.2005.03.004</w:t>
-        </w:r>
-      </w:hyperlink>
-      <w:r>
-        <w:rPr>
-          <w:rFonts w:ascii="Times New Roman" w:hAnsi="Times New Roman" w:cs="Times New Roman"/>
-          <w:lang w:val="es-ES"/>
+      <w:r>
+        <w:fldChar w:fldCharType="begin"/>
+      </w:r>
+      <w:r>
+        <w:instrText>HYPERLINK "https://doi.org/10.1016/j.envint.2005.03.004"</w:instrText>
+      </w:r>
+      <w:r>
+        <w:fldChar w:fldCharType="separate"/>
+      </w:r>
+      <w:r>
+        <w:rPr>
+          <w:rStyle w:val="Hyperlink"/>
+          <w:rFonts w:ascii="Times New Roman" w:hAnsi="Times New Roman" w:cs="Times New Roman"/>
+          <w:rPrChange w:id="369" w:author="Thiago Oliveira" w:date="2025-12-16T17:35:00Z" w16du:dateUtc="2025-12-16T17:35:00Z">
+            <w:rPr>
+              <w:rStyle w:val="Hyperlink"/>
+              <w:rFonts w:ascii="Times New Roman" w:hAnsi="Times New Roman" w:cs="Times New Roman"/>
+              <w:lang w:val="es-ES"/>
+            </w:rPr>
+          </w:rPrChange>
+        </w:rPr>
+        <w:t>https://doi.org/10.1016/j.envint.2005.03.004</w:t>
+      </w:r>
+      <w:r>
+        <w:fldChar w:fldCharType="end"/>
+      </w:r>
+      <w:r>
+        <w:rPr>
+          <w:rFonts w:ascii="Times New Roman" w:hAnsi="Times New Roman" w:cs="Times New Roman"/>
+          <w:rPrChange w:id="370" w:author="Thiago Oliveira" w:date="2025-12-16T17:35:00Z" w16du:dateUtc="2025-12-16T17:35:00Z">
+            <w:rPr>
+              <w:rFonts w:ascii="Times New Roman" w:hAnsi="Times New Roman" w:cs="Times New Roman"/>
+              <w:lang w:val="es-ES"/>
+            </w:rPr>
+          </w:rPrChange>
         </w:rPr>
         <w:t xml:space="preserve"> </w:t>
       </w:r>
@@ -5156,7 +8628,12 @@
       <w:r>
         <w:rPr>
           <w:rFonts w:ascii="Times New Roman" w:hAnsi="Times New Roman" w:cs="Times New Roman"/>
-          <w:lang w:val="es-ES"/>
+          <w:rPrChange w:id="371" w:author="Thiago Oliveira" w:date="2025-12-16T17:35:00Z" w16du:dateUtc="2025-12-16T17:35:00Z">
+            <w:rPr>
+              <w:rFonts w:ascii="Times New Roman" w:hAnsi="Times New Roman" w:cs="Times New Roman"/>
+              <w:lang w:val="es-ES"/>
+            </w:rPr>
+          </w:rPrChange>
         </w:rPr>
         <w:t xml:space="preserve">Esteban-Cantillo, O.J., Clerici, N., Avila-Diaz, A., &amp; Quesada, B. (2024). </w:t>
       </w:r>
@@ -5188,7 +8665,7 @@
         </w:rPr>
         <w:t xml:space="preserve"> </w:t>
       </w:r>
-      <w:hyperlink r:id="rId28" w:history="1">
+      <w:hyperlink r:id="rId27" w:history="1">
         <w:r>
           <w:rPr>
             <w:rStyle w:val="Hyperlink"/>
@@ -5230,7 +8707,7 @@
         </w:rPr>
         <w:t xml:space="preserve">, 32(3), 265-276. </w:t>
       </w:r>
-      <w:hyperlink r:id="rId29" w:history="1">
+      <w:hyperlink r:id="rId28" w:history="1">
         <w:r>
           <w:rPr>
             <w:rStyle w:val="Hyperlink"/>
@@ -5266,7 +8743,7 @@
         </w:rPr>
         <w:t xml:space="preserve">, 13(3), 239-246. </w:t>
       </w:r>
-      <w:hyperlink r:id="rId30" w:history="1">
+      <w:hyperlink r:id="rId29" w:history="1">
         <w:r>
           <w:rPr>
             <w:rStyle w:val="Hyperlink"/>
@@ -5308,7 +8785,7 @@
         </w:rPr>
         <w:t xml:space="preserve">, 82(4), 1333-1372. </w:t>
       </w:r>
-      <w:hyperlink r:id="rId31" w:history="1">
+      <w:hyperlink r:id="rId30" w:history="1">
         <w:r>
           <w:rPr>
             <w:rStyle w:val="Hyperlink"/>
@@ -5334,7 +8811,21 @@
         <w:rPr>
           <w:rFonts w:ascii="Times New Roman" w:hAnsi="Times New Roman" w:cs="Times New Roman"/>
         </w:rPr>
-        <w:t xml:space="preserve">Hodgkinson, T., &amp; Vamvakaris, C. (2025). Back to School Days: Crime Seasonality in a Campus-Dominated Community. </w:t>
+        <w:t xml:space="preserve">Hodgkinson, T., &amp; </w:t>
+      </w:r>
+      <w:proofErr w:type="spellStart"/>
+      <w:r>
+        <w:rPr>
+          <w:rFonts w:ascii="Times New Roman" w:hAnsi="Times New Roman" w:cs="Times New Roman"/>
+        </w:rPr>
+        <w:t>Vamvakaris</w:t>
+      </w:r>
+      <w:proofErr w:type="spellEnd"/>
+      <w:r>
+        <w:rPr>
+          <w:rFonts w:ascii="Times New Roman" w:hAnsi="Times New Roman" w:cs="Times New Roman"/>
+        </w:rPr>
+        <w:t xml:space="preserve">, C. (2025). Back to School Days: Crime Seasonality in a Campus-Dominated Community. </w:t>
       </w:r>
       <w:r>
         <w:rPr>
@@ -5350,7 +8841,7 @@
         </w:rPr>
         <w:t xml:space="preserve">, 98, 102388. </w:t>
       </w:r>
-      <w:hyperlink r:id="rId32" w:history="1">
+      <w:hyperlink r:id="rId31" w:history="1">
         <w:r>
           <w:rPr>
             <w:rStyle w:val="Hyperlink"/>
@@ -5372,6 +8863,7 @@
         </w:rPr>
         <w:t xml:space="preserve">Karmalkar, A.V., Taylor, M.A., Campbell, J., Stephenson, T., New, M., Centella, A., ... &amp; Charlery, J. (2013). A review of observed and projected changes in climate for the islands in the Caribbean. </w:t>
       </w:r>
+      <w:proofErr w:type="spellStart"/>
       <w:r>
         <w:rPr>
           <w:rFonts w:ascii="Times New Roman" w:hAnsi="Times New Roman" w:cs="Times New Roman"/>
@@ -5380,13 +8872,14 @@
         </w:rPr>
         <w:t>Atmósfera</w:t>
       </w:r>
+      <w:proofErr w:type="spellEnd"/>
       <w:r>
         <w:rPr>
           <w:rFonts w:ascii="Times New Roman" w:hAnsi="Times New Roman" w:cs="Times New Roman"/>
         </w:rPr>
         <w:t xml:space="preserve">, 26(2), 283-309. </w:t>
       </w:r>
-      <w:hyperlink r:id="rId33" w:history="1">
+      <w:hyperlink r:id="rId32" w:history="1">
         <w:r>
           <w:rPr>
             <w:rStyle w:val="Hyperlink"/>
@@ -5432,19 +8925,7 @@
         <w:rPr>
           <w:rFonts w:ascii="Times New Roman" w:hAnsi="Times New Roman" w:cs="Times New Roman"/>
         </w:rPr>
-        <w:t xml:space="preserve">NCJ </w:t>
-      </w:r>
-      <w:r>
-        <w:rPr>
-          <w:rFonts w:ascii="Times New Roman" w:hAnsi="Times New Roman" w:cs="Times New Roman"/>
-        </w:rPr>
-        <w:t>245959</w:t>
-      </w:r>
-      <w:r>
-        <w:rPr>
-          <w:rFonts w:ascii="Times New Roman" w:hAnsi="Times New Roman" w:cs="Times New Roman"/>
-        </w:rPr>
-        <w:t>.</w:t>
+        <w:t>NCJ 245959.</w:t>
       </w:r>
     </w:p>
     <w:p>
@@ -5539,7 +9020,7 @@
         </w:rPr>
         <w:t xml:space="preserve">208. </w:t>
       </w:r>
-      <w:hyperlink r:id="rId34" w:history="1">
+      <w:hyperlink r:id="rId33" w:history="1">
         <w:r>
           <w:rPr>
             <w:rStyle w:val="Hyperlink"/>
@@ -5581,7 +9062,7 @@
         </w:rPr>
         <w:t xml:space="preserve">, 51(5), 502-529. </w:t>
       </w:r>
-      <w:hyperlink r:id="rId35" w:history="1">
+      <w:hyperlink r:id="rId34" w:history="1">
         <w:r>
           <w:rPr>
             <w:rStyle w:val="Hyperlink"/>
@@ -5623,7 +9104,7 @@
         </w:rPr>
         <w:t xml:space="preserve">, 53(1), 825-846. </w:t>
       </w:r>
-      <w:hyperlink r:id="rId36" w:history="1">
+      <w:hyperlink r:id="rId35" w:history="1">
         <w:r>
           <w:rPr>
             <w:rStyle w:val="Hyperlink"/>
@@ -5665,7 +9146,7 @@
         </w:rPr>
         <w:t xml:space="preserve">, 27, 100309. </w:t>
       </w:r>
-      <w:hyperlink r:id="rId37" w:history="1">
+      <w:hyperlink r:id="rId36" w:history="1">
         <w:r>
           <w:rPr>
             <w:rStyle w:val="Hyperlink"/>
@@ -5708,7 +9189,7 @@
         </w:rPr>
         <w:t xml:space="preserve">, 28, 389-410. </w:t>
       </w:r>
-      <w:hyperlink r:id="rId38" w:history="1">
+      <w:hyperlink r:id="rId37" w:history="1">
         <w:r>
           <w:rPr>
             <w:rStyle w:val="Hyperlink"/>
@@ -5750,7 +9231,7 @@
         </w:rPr>
         <w:t xml:space="preserve">, 5(3), 125-144. </w:t>
       </w:r>
-      <w:hyperlink r:id="rId39" w:history="1">
+      <w:hyperlink r:id="rId38" w:history="1">
         <w:r>
           <w:rPr>
             <w:rStyle w:val="Hyperlink"/>
@@ -5772,11 +9253,19 @@
           <w:rFonts w:ascii="Times New Roman" w:hAnsi="Times New Roman" w:cs="Times New Roman"/>
         </w:rPr>
       </w:pPr>
-      <w:r>
-        <w:rPr>
-          <w:rFonts w:ascii="Times New Roman" w:hAnsi="Times New Roman" w:cs="Times New Roman"/>
-        </w:rPr>
-        <w:t xml:space="preserve">Quetelet, A. (1842). </w:t>
+      <w:proofErr w:type="spellStart"/>
+      <w:r>
+        <w:rPr>
+          <w:rFonts w:ascii="Times New Roman" w:hAnsi="Times New Roman" w:cs="Times New Roman"/>
+        </w:rPr>
+        <w:t>Quetelet</w:t>
+      </w:r>
+      <w:proofErr w:type="spellEnd"/>
+      <w:r>
+        <w:rPr>
+          <w:rFonts w:ascii="Times New Roman" w:hAnsi="Times New Roman" w:cs="Times New Roman"/>
+        </w:rPr>
+        <w:t xml:space="preserve">, A. (1842). </w:t>
       </w:r>
       <w:r>
         <w:rPr>
@@ -5883,7 +9372,21 @@
         <w:rPr>
           <w:rFonts w:ascii="Times New Roman" w:hAnsi="Times New Roman" w:cs="Times New Roman"/>
         </w:rPr>
-        <w:t xml:space="preserve">Reyer, C.P., Adams, S., Albrecht, T., Baarsch, F., Boit, A., Canales Trujillo, N., ... &amp; Thonicke, K. (2017). Climate Change Impacts in Latin America and the Caribbean and Their Implications for Development. </w:t>
+        <w:t xml:space="preserve">Reyer, C.P., Adams, S., Albrecht, T., Baarsch, F., Boit, A., Canales Trujillo, N., ... &amp; </w:t>
+      </w:r>
+      <w:proofErr w:type="spellStart"/>
+      <w:r>
+        <w:rPr>
+          <w:rFonts w:ascii="Times New Roman" w:hAnsi="Times New Roman" w:cs="Times New Roman"/>
+        </w:rPr>
+        <w:t>Thonicke</w:t>
+      </w:r>
+      <w:proofErr w:type="spellEnd"/>
+      <w:r>
+        <w:rPr>
+          <w:rFonts w:ascii="Times New Roman" w:hAnsi="Times New Roman" w:cs="Times New Roman"/>
+        </w:rPr>
+        <w:t xml:space="preserve">, K. (2017). Climate Change Impacts in Latin America and the Caribbean and Their Implications for Development. </w:t>
       </w:r>
       <w:r>
         <w:rPr>
@@ -5899,7 +9402,7 @@
         </w:rPr>
         <w:t xml:space="preserve">, 17(6), 1601-1621. </w:t>
       </w:r>
-      <w:hyperlink r:id="rId40" w:history="1">
+      <w:hyperlink r:id="rId39" w:history="1">
         <w:r>
           <w:rPr>
             <w:rStyle w:val="Hyperlink"/>
@@ -5941,7 +9444,7 @@
         </w:rPr>
         <w:t xml:space="preserve">, 4, 138. </w:t>
       </w:r>
-      <w:hyperlink r:id="rId41" w:history="1">
+      <w:hyperlink r:id="rId40" w:history="1">
         <w:r>
           <w:rPr>
             <w:rStyle w:val="Hyperlink"/>
@@ -5963,11 +9466,19 @@
           <w:rFonts w:ascii="Times New Roman" w:hAnsi="Times New Roman" w:cs="Times New Roman"/>
         </w:rPr>
       </w:pPr>
-      <w:r>
-        <w:rPr>
-          <w:rFonts w:ascii="Times New Roman" w:hAnsi="Times New Roman" w:cs="Times New Roman"/>
-        </w:rPr>
-        <w:t xml:space="preserve">Wesselbaum, D. (2022). Violent Crimes and Homicide in New York City: The Role of Weather and Pollution. </w:t>
+      <w:proofErr w:type="spellStart"/>
+      <w:r>
+        <w:rPr>
+          <w:rFonts w:ascii="Times New Roman" w:hAnsi="Times New Roman" w:cs="Times New Roman"/>
+        </w:rPr>
+        <w:t>Wesselbaum</w:t>
+      </w:r>
+      <w:proofErr w:type="spellEnd"/>
+      <w:r>
+        <w:rPr>
+          <w:rFonts w:ascii="Times New Roman" w:hAnsi="Times New Roman" w:cs="Times New Roman"/>
+        </w:rPr>
+        <w:t xml:space="preserve">, D. (2022). Violent Crimes and Homicide in New York City: The Role of Weather and Pollution. </w:t>
       </w:r>
       <w:r>
         <w:rPr>
@@ -5983,7 +9494,7 @@
         </w:rPr>
         <w:t xml:space="preserve">, 91, 102430. </w:t>
       </w:r>
-      <w:hyperlink r:id="rId42" w:history="1">
+      <w:hyperlink r:id="rId41" w:history="1">
         <w:r>
           <w:rPr>
             <w:rStyle w:val="Hyperlink"/>
@@ -6025,7 +9536,7 @@
         </w:rPr>
         <w:t xml:space="preserve">, 39(1), 85-103. </w:t>
       </w:r>
-      <w:hyperlink r:id="rId43" w:history="1">
+      <w:hyperlink r:id="rId42" w:history="1">
         <w:r>
           <w:rPr>
             <w:rStyle w:val="Hyperlink"/>
@@ -6067,7 +9578,7 @@
         </w:rPr>
         <w:t xml:space="preserve">, 37(1), 17-31. </w:t>
       </w:r>
-      <w:hyperlink r:id="rId44" w:history="1">
+      <w:hyperlink r:id="rId43" w:history="1">
         <w:r>
           <w:rPr>
             <w:rStyle w:val="Hyperlink"/>
@@ -6109,7 +9620,7 @@
         </w:rPr>
         <w:t xml:space="preserve">, 143, 105992. </w:t>
       </w:r>
-      <w:hyperlink r:id="rId45" w:history="1">
+      <w:hyperlink r:id="rId44" w:history="1">
         <w:r>
           <w:rPr>
             <w:rStyle w:val="Hyperlink"/>
@@ -6151,7 +9662,7 @@
         </w:rPr>
         <w:t xml:space="preserve">, 89(2), 871-897. </w:t>
       </w:r>
-      <w:hyperlink r:id="rId46" w:history="1">
+      <w:hyperlink r:id="rId45" w:history="1">
         <w:r>
           <w:rPr>
             <w:rStyle w:val="Hyperlink"/>
@@ -6168,7 +9679,7 @@
       </w:r>
     </w:p>
     <w:sectPr>
-      <w:footerReference w:type="default" r:id="rId47"/>
+      <w:footerReference w:type="default" r:id="rId46"/>
       <w:pgSz w:w="11906" w:h="16838"/>
       <w:pgMar w:top="1440" w:right="1440" w:bottom="1440" w:left="1440" w:header="708" w:footer="708" w:gutter="0"/>
       <w:cols w:space="708"/>
@@ -6180,7 +9691,7 @@
 
 <file path=word/comments.xml><?xml version="1.0" encoding="utf-8"?>
 <w:comments xmlns:wpc="http://schemas.microsoft.com/office/word/2010/wordprocessingCanvas" xmlns:cx="http://schemas.microsoft.com/office/drawing/2014/chartex" xmlns:cx1="http://schemas.microsoft.com/office/drawing/2015/9/8/chartex" xmlns:cx2="http://schemas.microsoft.com/office/drawing/2015/10/21/chartex" xmlns:cx3="http://schemas.microsoft.com/office/drawing/2016/5/9/chartex" xmlns:cx4="http://schemas.microsoft.com/office/drawing/2016/5/10/chartex" xmlns:cx5="http://schemas.microsoft.com/office/drawing/2016/5/11/chartex" xmlns:cx6="http://schemas.microsoft.com/office/drawing/2016/5/12/chartex" xmlns:cx7="http://schemas.microsoft.com/office/drawing/2016/5/13/chartex" xmlns:cx8="http://schemas.microsoft.com/office/drawing/2016/5/14/chartex" xmlns:mc="http://schemas.openxmlformats.org/markup-compatibility/2006" xmlns:aink="http://schemas.microsoft.com/office/drawing/2016/ink" xmlns:am3d="http://schemas.microsoft.com/office/drawing/2017/model3d" xmlns:o="urn:schemas-microsoft-com:office:office" xmlns:oel="http://schemas.microsoft.com/office/2019/extlst" xmlns:r="http://schemas.openxmlformats.org/officeDocument/2006/relationships" xmlns:m="http://schemas.openxmlformats.org/officeDocument/2006/math" xmlns:v="urn:schemas-microsoft-com:vml" xmlns:wp14="http://schemas.microsoft.com/office/word/2010/wordprocessingDrawing" xmlns:wp="http://schemas.openxmlformats.org/drawingml/2006/wordprocessingDrawing" xmlns:w10="urn:schemas-microsoft-com:office:word" xmlns:w="http://schemas.openxmlformats.org/wordprocessingml/2006/main" xmlns:w14="http://schemas.microsoft.com/office/word/2010/wordml" xmlns:w15="http://schemas.microsoft.com/office/word/2012/wordml" xmlns:w16cex="http://schemas.microsoft.com/office/word/2018/wordml/cex" xmlns:w16cid="http://schemas.microsoft.com/office/word/2016/wordml/cid" xmlns:w16="http://schemas.microsoft.com/office/word/2018/wordml" xmlns:w16du="http://schemas.microsoft.com/office/word/2023/wordml/word16du" xmlns:w16sdtdh="http://schemas.microsoft.com/office/word/2020/wordml/sdtdatahash" xmlns:w16sdtfl="http://schemas.microsoft.com/office/word/2024/wordml/sdtformatlock" xmlns:w16se="http://schemas.microsoft.com/office/word/2015/wordml/symex" xmlns:wpg="http://schemas.microsoft.com/office/word/2010/wordprocessingGroup" xmlns:wpi="http://schemas.microsoft.com/office/word/2010/wordprocessingInk" xmlns:wne="http://schemas.microsoft.com/office/word/2006/wordml" xmlns:wps="http://schemas.microsoft.com/office/word/2010/wordprocessingShape" mc:Ignorable="w14 w15 w16se w16cid w16 w16cex w16sdtdh w16sdtfl w16du wp14">
-  <w:comment w:id="0" w:author="David Buil Gil" w:date="2025-11-13T12:10:00Z" w:initials="DB">
+  <w:comment w:id="1" w:author="David Buil Gil" w:date="2025-11-13T12:10:00Z" w:initials="DB">
     <w:p>
       <w:pPr>
         <w:pStyle w:val="CommentText"/>
@@ -6235,7 +9746,157 @@
       </w:r>
     </w:p>
   </w:comment>
-  <w:comment w:id="1" w:author="David Buil Gil" w:date="2025-11-20T14:06:00Z" w:initials="DB">
+  <w:comment w:id="0" w:author="Thiago Oliveira" w:date="2025-12-16T18:15:00Z" w:initials="TO">
+    <w:p>
+      <w:r>
+        <w:rPr>
+          <w:rStyle w:val="CommentReference"/>
+        </w:rPr>
+        <w:annotationRef/>
+      </w:r>
+      <w:r>
+        <w:rPr>
+          <w:sz w:val="20"/>
+          <w:szCs w:val="20"/>
+        </w:rPr>
+        <w:t>How about:</w:t>
+      </w:r>
+    </w:p>
+    <w:p/>
+    <w:p>
+      <w:r>
+        <w:rPr>
+          <w:sz w:val="20"/>
+          <w:szCs w:val="20"/>
+        </w:rPr>
+        <w:t>- Climate Change and Violence</w:t>
+      </w:r>
+    </w:p>
+    <w:p>
+      <w:r>
+        <w:rPr>
+          <w:sz w:val="20"/>
+          <w:szCs w:val="20"/>
+        </w:rPr>
+        <w:t>- Climate Change and Violence: Shifts in Seasonal Violence Patterns</w:t>
+      </w:r>
+    </w:p>
+    <w:p>
+      <w:r>
+        <w:rPr>
+          <w:sz w:val="20"/>
+          <w:szCs w:val="20"/>
+        </w:rPr>
+        <w:t>- Climate Change and Violence: Shifts in Rainfall and Seasonal Violence Patterns</w:t>
+      </w:r>
+    </w:p>
+  </w:comment>
+  <w:comment w:id="21" w:author="Thiago Oliveira" w:date="2025-12-16T18:25:00Z" w:initials="TO">
+    <w:p>
+      <w:r>
+        <w:rPr>
+          <w:rStyle w:val="CommentReference"/>
+        </w:rPr>
+        <w:annotationRef/>
+      </w:r>
+      <w:r>
+        <w:rPr>
+          <w:sz w:val="20"/>
+          <w:szCs w:val="20"/>
+        </w:rPr>
+        <w:t>suggesting to remove because I think the theoretical hook is a weaker hook. OK discuss this but probably not in the first paragraph of the intro</w:t>
+      </w:r>
+    </w:p>
+  </w:comment>
+  <w:comment w:id="51" w:author="Thiago Oliveira" w:date="2025-12-16T18:55:00Z" w:initials="TO">
+    <w:p>
+      <w:r>
+        <w:rPr>
+          <w:rStyle w:val="CommentReference"/>
+        </w:rPr>
+        <w:annotationRef/>
+      </w:r>
+      <w:r>
+        <w:rPr>
+          <w:sz w:val="20"/>
+          <w:szCs w:val="20"/>
+        </w:rPr>
+        <w:t>Should we insert a break and a new section here (e.g., "2. Crime and weather")? I know research notes don't have a literature review section. But I feel like the first two paragraphs do a really good job in introducing the puzzle, and then the third (or perhaps the fourth) paragraph starts some contextualisation.</w:t>
+      </w:r>
+    </w:p>
+    <w:p/>
+    <w:p>
+      <w:r>
+        <w:rPr>
+          <w:sz w:val="20"/>
+          <w:szCs w:val="20"/>
+        </w:rPr>
+        <w:t>Before you complain about floating comments, my suggestion here is the inclusion of another header after paragraph #2 saying something like "2. Crime and weather"</w:t>
+      </w:r>
+    </w:p>
+  </w:comment>
+  <w:comment w:id="57" w:author="Thiago Oliveira" w:date="2025-12-16T19:00:00Z" w:initials="TO">
+    <w:p>
+      <w:r>
+        <w:rPr>
+          <w:rStyle w:val="CommentReference"/>
+        </w:rPr>
+        <w:annotationRef/>
+      </w:r>
+      <w:r>
+        <w:rPr>
+          <w:sz w:val="20"/>
+          <w:szCs w:val="20"/>
+        </w:rPr>
+        <w:t>if we say "a few" here, we should probably include another citation alongside Mares 2013</w:t>
+      </w:r>
+    </w:p>
+  </w:comment>
+  <w:comment w:id="61" w:author="Thiago Oliveira" w:date="2025-12-16T19:09:00Z" w:initials="TO">
+    <w:p>
+      <w:r>
+        <w:rPr>
+          <w:rStyle w:val="CommentReference"/>
+        </w:rPr>
+        <w:annotationRef/>
+      </w:r>
+      <w:r>
+        <w:rPr>
+          <w:sz w:val="20"/>
+          <w:szCs w:val="20"/>
+        </w:rPr>
+        <w:t>Not sure I follow how this is a confounder... if our argument is about climate change, then it applies to both precipitation and temperatures. Not exactly a threat. Second, do we know that temperature causes raining and not the other way around? Could be the difference between a confounder and a mediator. Fine either way, but we probably need to discuss a bit more...</w:t>
+      </w:r>
+    </w:p>
+    <w:p/>
+    <w:p>
+      <w:r>
+        <w:rPr>
+          <w:sz w:val="20"/>
+          <w:szCs w:val="20"/>
+        </w:rPr>
+        <w:t>Probably better not to say anything about confounding bias at this stage.</w:t>
+      </w:r>
+    </w:p>
+  </w:comment>
+  <w:comment w:id="77" w:author="Thiago Oliveira" w:date="2025-12-16T19:15:00Z" w:initials="TO">
+    <w:p>
+      <w:r>
+        <w:rPr>
+          <w:rStyle w:val="CommentReference"/>
+        </w:rPr>
+        <w:annotationRef/>
+      </w:r>
+      <w:r>
+        <w:rPr>
+          <w:sz w:val="20"/>
+          <w:szCs w:val="20"/>
+        </w:rPr>
+        <w:t>We need to add a sentence here on what the weather looks like in  Gainesville.</w:t>
+      </w:r>
+    </w:p>
+  </w:comment>
+  <w:comment w:id="164" w:author="David Buil Gil" w:date="2025-11-20T14:06:00Z" w:initials="DB">
     <w:p>
       <w:pPr>
         <w:pStyle w:val="CommentText"/>
@@ -6283,7 +9944,131 @@
       </w:r>
     </w:p>
   </w:comment>
-  <w:comment w:id="2" w:author="David Buil Gil" w:date="2025-11-20T10:51:00Z" w:initials="DB">
+  <w:comment w:id="167" w:author="Thiago Oliveira" w:date="2025-12-16T19:53:00Z" w:initials="TO">
+    <w:p>
+      <w:r>
+        <w:rPr>
+          <w:rStyle w:val="CommentReference"/>
+        </w:rPr>
+        <w:annotationRef/>
+      </w:r>
+      <w:r>
+        <w:rPr>
+          <w:sz w:val="20"/>
+          <w:szCs w:val="20"/>
+        </w:rPr>
+        <w:t>If we're doing this for Gainesville, it cannot be national-level</w:t>
+      </w:r>
+    </w:p>
+  </w:comment>
+  <w:comment w:id="239" w:author="Thiago Oliveira" w:date="2025-12-16T20:05:00Z" w:initials="TO">
+    <w:p>
+      <w:r>
+        <w:rPr>
+          <w:rStyle w:val="CommentReference"/>
+        </w:rPr>
+        <w:annotationRef/>
+      </w:r>
+      <w:r>
+        <w:rPr>
+          <w:sz w:val="20"/>
+          <w:szCs w:val="20"/>
+        </w:rPr>
+        <w:t>?</w:t>
+      </w:r>
+    </w:p>
+  </w:comment>
+  <w:comment w:id="247" w:author="Thiago Oliveira" w:date="2025-12-16T20:50:00Z" w:initials="TO">
+    <w:p>
+      <w:r>
+        <w:rPr>
+          <w:rStyle w:val="CommentReference"/>
+        </w:rPr>
+        <w:annotationRef/>
+      </w:r>
+      <w:r>
+        <w:rPr>
+          <w:sz w:val="20"/>
+          <w:szCs w:val="20"/>
+        </w:rPr>
+        <w:t>As a reviewer, I would ask about spatial dependence here. I don't think we need to address, esp. as we're talking about weather and (e.g. in Mexico) states, so spatial autocorrelation is not that big of a threat. But it might be something we're asked to address.</w:t>
+      </w:r>
+    </w:p>
+    <w:p/>
+    <w:p>
+      <w:r>
+        <w:rPr>
+          <w:sz w:val="20"/>
+          <w:szCs w:val="20"/>
+        </w:rPr>
+        <w:t>What do you think? I vote to leave as-is and address it in a potential R&amp;R.</w:t>
+      </w:r>
+    </w:p>
+  </w:comment>
+  <w:comment w:id="307" w:author="Thiago Oliveira" w:date="2025-12-16T20:56:00Z" w:initials="TO">
+    <w:p>
+      <w:r>
+        <w:rPr>
+          <w:rStyle w:val="CommentReference"/>
+        </w:rPr>
+        <w:annotationRef/>
+      </w:r>
+      <w:r>
+        <w:rPr>
+          <w:sz w:val="20"/>
+          <w:szCs w:val="20"/>
+        </w:rPr>
+        <w:t>This raises a few (easily addressable) issues:</w:t>
+      </w:r>
+    </w:p>
+    <w:p/>
+    <w:p>
+      <w:r>
+        <w:rPr>
+          <w:sz w:val="20"/>
+          <w:szCs w:val="20"/>
+        </w:rPr>
+        <w:t>- We didn't say we were doing some descriptive analysis in the methods section, nor did we explain what analytic strategy we're using</w:t>
+      </w:r>
+    </w:p>
+    <w:p>
+      <w:r>
+        <w:rPr>
+          <w:sz w:val="20"/>
+          <w:szCs w:val="20"/>
+        </w:rPr>
+        <w:t>- Univariate descriptive analysis of rainfall has a different temporal range than the one indicated in the introduction</w:t>
+      </w:r>
+    </w:p>
+    <w:p/>
+    <w:p>
+      <w:r>
+        <w:rPr>
+          <w:sz w:val="20"/>
+          <w:szCs w:val="20"/>
+        </w:rPr>
+        <w:t>Both easily addressable in a first paragraph in the methods section</w:t>
+      </w:r>
+    </w:p>
+  </w:comment>
+  <w:comment w:id="309" w:author="Thiago Oliveira" w:date="2025-12-16T21:01:00Z" w:initials="TO">
+    <w:p>
+      <w:r>
+        <w:rPr>
+          <w:rStyle w:val="CommentReference"/>
+        </w:rPr>
+        <w:annotationRef/>
+      </w:r>
+      <w:r>
+        <w:rPr>
+          <w:sz w:val="20"/>
+          <w:szCs w:val="20"/>
+        </w:rPr>
+        <w:t>not sure we can say this given that variables are z-standardised, but we should provide an explanation in plain English here</w:t>
+      </w:r>
+    </w:p>
+  </w:comment>
+  <w:comment w:id="323" w:author="David Buil Gil" w:date="2025-11-20T10:51:00Z" w:initials="DB">
     <w:p>
       <w:pPr>
         <w:pStyle w:val="CommentText"/>
@@ -6299,7 +10084,109 @@
       </w:r>
     </w:p>
   </w:comment>
-  <w:comment w:id="3" w:author="David Buil Gil" w:date="2025-11-20T10:54:00Z" w:initials="DB">
+  <w:comment w:id="324" w:author="Thiago Oliveira" w:date="2025-12-16T21:04:00Z" w:initials="TO">
+    <w:p>
+      <w:r>
+        <w:rPr>
+          <w:rStyle w:val="CommentReference"/>
+        </w:rPr>
+        <w:annotationRef/>
+      </w:r>
+      <w:r>
+        <w:rPr>
+          <w:sz w:val="20"/>
+          <w:szCs w:val="20"/>
+        </w:rPr>
+        <w:t>yeah, I buy it. It's a bit of stretch but also 100% true IMO</w:t>
+      </w:r>
+    </w:p>
+  </w:comment>
+  <w:comment w:id="326" w:author="Thiago Oliveira" w:date="2025-12-16T21:05:00Z" w:initials="TO">
+    <w:p>
+      <w:r>
+        <w:rPr>
+          <w:rStyle w:val="CommentReference"/>
+        </w:rPr>
+        <w:annotationRef/>
+      </w:r>
+      <w:r>
+        <w:rPr>
+          <w:sz w:val="20"/>
+          <w:szCs w:val="20"/>
+        </w:rPr>
+        <w:t>not sure what this means</w:t>
+      </w:r>
+    </w:p>
+  </w:comment>
+  <w:comment w:id="327" w:author="Thiago Oliveira" w:date="2025-12-16T21:05:00Z" w:initials="TO">
+    <w:p>
+      <w:r>
+        <w:rPr>
+          <w:rStyle w:val="CommentReference"/>
+        </w:rPr>
+        <w:annotationRef/>
+      </w:r>
+      <w:r>
+        <w:rPr>
+          <w:sz w:val="20"/>
+          <w:szCs w:val="20"/>
+        </w:rPr>
+        <w:t>excellent! I think this explains it all</w:t>
+      </w:r>
+    </w:p>
+  </w:comment>
+  <w:comment w:id="330" w:author="Thiago Oliveira" w:date="2025-12-16T21:07:00Z" w:initials="TO">
+    <w:p>
+      <w:r>
+        <w:rPr>
+          <w:rStyle w:val="CommentReference"/>
+        </w:rPr>
+        <w:annotationRef/>
+      </w:r>
+      <w:r>
+        <w:rPr>
+          <w:sz w:val="20"/>
+          <w:szCs w:val="20"/>
+        </w:rPr>
+        <w:t>Where I'm spending NYE 😊</w:t>
+      </w:r>
+    </w:p>
+  </w:comment>
+  <w:comment w:id="336" w:author="Thiago Oliveira" w:date="2025-12-16T21:13:00Z" w:initials="TO">
+    <w:p>
+      <w:r>
+        <w:rPr>
+          <w:rStyle w:val="CommentReference"/>
+        </w:rPr>
+        <w:annotationRef/>
+      </w:r>
+      <w:r>
+        <w:rPr>
+          <w:sz w:val="20"/>
+          <w:szCs w:val="20"/>
+        </w:rPr>
+        <w:t>hmm... I understand the urge to avoid "statistical significance" here, but "statistically consistent" is weird. IDK, happy to go with what the majority thinks, but I would be more descriptive (e.g., "with estimates up to two standard errors from the point estimate all yielding negative values")</w:t>
+      </w:r>
+    </w:p>
+  </w:comment>
+  <w:comment w:id="349" w:author="Thiago Oliveira" w:date="2025-12-16T21:44:00Z" w:initials="TO">
+    <w:p>
+      <w:r>
+        <w:rPr>
+          <w:rStyle w:val="CommentReference"/>
+        </w:rPr>
+        <w:annotationRef/>
+      </w:r>
+      <w:r>
+        <w:rPr>
+          <w:sz w:val="20"/>
+          <w:szCs w:val="20"/>
+        </w:rPr>
+        <w:t>This makes me wonder if we should try a different level of aggregation in Colombia, instead of municipality...</w:t>
+      </w:r>
+    </w:p>
+  </w:comment>
+  <w:comment w:id="354" w:author="David Buil Gil" w:date="2025-11-20T10:54:00Z" w:initials="DB">
     <w:p>
       <w:pPr>
         <w:pStyle w:val="CommentText"/>
@@ -6312,6 +10199,40 @@
       </w:r>
       <w:r>
         <w:t>Again revise argument if needed</w:t>
+      </w:r>
+    </w:p>
+  </w:comment>
+  <w:comment w:id="357" w:author="Thiago Oliveira" w:date="2025-12-16T21:43:00Z" w:initials="TO">
+    <w:p>
+      <w:r>
+        <w:rPr>
+          <w:rStyle w:val="CommentReference"/>
+        </w:rPr>
+        <w:annotationRef/>
+      </w:r>
+      <w:r>
+        <w:rPr>
+          <w:sz w:val="20"/>
+          <w:szCs w:val="20"/>
+        </w:rPr>
+        <w:t>WTF is going on in Baja California?? So annoying...</w:t>
+      </w:r>
+    </w:p>
+  </w:comment>
+  <w:comment w:id="364" w:author="Thiago Oliveira" w:date="2025-12-16T21:49:00Z" w:initials="TO">
+    <w:p>
+      <w:r>
+        <w:rPr>
+          <w:rStyle w:val="CommentReference"/>
+        </w:rPr>
+        <w:annotationRef/>
+      </w:r>
+      <w:r>
+        <w:rPr>
+          <w:sz w:val="20"/>
+          <w:szCs w:val="20"/>
+        </w:rPr>
+        <w:t>great stuff</w:t>
       </w:r>
     </w:p>
   </w:comment>
@@ -6321,27 +10242,96 @@
 <file path=word/commentsExtended.xml><?xml version="1.0" encoding="utf-8"?>
 <w15:commentsEx xmlns:wpc="http://schemas.microsoft.com/office/word/2010/wordprocessingCanvas" xmlns:cx="http://schemas.microsoft.com/office/drawing/2014/chartex" xmlns:cx1="http://schemas.microsoft.com/office/drawing/2015/9/8/chartex" xmlns:cx2="http://schemas.microsoft.com/office/drawing/2015/10/21/chartex" xmlns:cx3="http://schemas.microsoft.com/office/drawing/2016/5/9/chartex" xmlns:cx4="http://schemas.microsoft.com/office/drawing/2016/5/10/chartex" xmlns:cx5="http://schemas.microsoft.com/office/drawing/2016/5/11/chartex" xmlns:cx6="http://schemas.microsoft.com/office/drawing/2016/5/12/chartex" xmlns:cx7="http://schemas.microsoft.com/office/drawing/2016/5/13/chartex" xmlns:cx8="http://schemas.microsoft.com/office/drawing/2016/5/14/chartex" xmlns:mc="http://schemas.openxmlformats.org/markup-compatibility/2006" xmlns:aink="http://schemas.microsoft.com/office/drawing/2016/ink" xmlns:am3d="http://schemas.microsoft.com/office/drawing/2017/model3d" xmlns:o="urn:schemas-microsoft-com:office:office" xmlns:oel="http://schemas.microsoft.com/office/2019/extlst" xmlns:r="http://schemas.openxmlformats.org/officeDocument/2006/relationships" xmlns:m="http://schemas.openxmlformats.org/officeDocument/2006/math" xmlns:v="urn:schemas-microsoft-com:vml" xmlns:wp14="http://schemas.microsoft.com/office/word/2010/wordprocessingDrawing" xmlns:wp="http://schemas.openxmlformats.org/drawingml/2006/wordprocessingDrawing" xmlns:w10="urn:schemas-microsoft-com:office:word" xmlns:w="http://schemas.openxmlformats.org/wordprocessingml/2006/main" xmlns:w14="http://schemas.microsoft.com/office/word/2010/wordml" xmlns:w15="http://schemas.microsoft.com/office/word/2012/wordml" xmlns:w16cex="http://schemas.microsoft.com/office/word/2018/wordml/cex" xmlns:w16cid="http://schemas.microsoft.com/office/word/2016/wordml/cid" xmlns:w16="http://schemas.microsoft.com/office/word/2018/wordml" xmlns:w16du="http://schemas.microsoft.com/office/word/2023/wordml/word16du" xmlns:w16sdtdh="http://schemas.microsoft.com/office/word/2020/wordml/sdtdatahash" xmlns:w16sdtfl="http://schemas.microsoft.com/office/word/2024/wordml/sdtformatlock" xmlns:w16se="http://schemas.microsoft.com/office/word/2015/wordml/symex" xmlns:wpg="http://schemas.microsoft.com/office/word/2010/wordprocessingGroup" xmlns:wpi="http://schemas.microsoft.com/office/word/2010/wordprocessingInk" xmlns:wne="http://schemas.microsoft.com/office/word/2006/wordml" xmlns:wps="http://schemas.microsoft.com/office/word/2010/wordprocessingShape" mc:Ignorable="w14 w15 w16se w16cid w16 w16cex w16sdtdh w16sdtfl w16du wp14">
   <w15:commentEx w15:paraId="414E74CA" w15:done="0"/>
+  <w15:commentEx w15:paraId="5D2666C5" w15:done="0"/>
+  <w15:commentEx w15:paraId="59FC154C" w15:done="0"/>
+  <w15:commentEx w15:paraId="6B0A6E89" w15:done="0"/>
+  <w15:commentEx w15:paraId="79B7E0A3" w15:done="0"/>
+  <w15:commentEx w15:paraId="4F2F61DD" w15:done="0"/>
+  <w15:commentEx w15:paraId="0B3F5AFB" w15:done="0"/>
   <w15:commentEx w15:paraId="030DCB58" w15:done="0"/>
+  <w15:commentEx w15:paraId="0906B33F" w15:done="0"/>
+  <w15:commentEx w15:paraId="69C4728A" w15:done="0"/>
+  <w15:commentEx w15:paraId="397BBCC0" w15:done="0"/>
+  <w15:commentEx w15:paraId="7FC22786" w15:done="0"/>
+  <w15:commentEx w15:paraId="3FCF7455" w15:done="0"/>
   <w15:commentEx w15:paraId="589EDE28" w15:done="0"/>
+  <w15:commentEx w15:paraId="706665E5" w15:paraIdParent="589EDE28" w15:done="0"/>
+  <w15:commentEx w15:paraId="73AB1F1F" w15:done="0"/>
+  <w15:commentEx w15:paraId="0FE656A5" w15:done="0"/>
+  <w15:commentEx w15:paraId="71F60991" w15:done="0"/>
+  <w15:commentEx w15:paraId="0B47790B" w15:done="0"/>
+  <w15:commentEx w15:paraId="3952EA8C" w15:done="0"/>
   <w15:commentEx w15:paraId="53762C44" w15:done="0"/>
+  <w15:commentEx w15:paraId="52867BED" w15:done="0"/>
+  <w15:commentEx w15:paraId="23D1901D" w15:done="0"/>
 </w15:commentsEx>
 </file>
 
 <file path=word/commentsExtensible.xml><?xml version="1.0" encoding="utf-8"?>
 <w16cex:commentsExtensible xmlns:wpc="http://schemas.microsoft.com/office/word/2010/wordprocessingCanvas" xmlns:cx="http://schemas.microsoft.com/office/drawing/2014/chartex" xmlns:cx1="http://schemas.microsoft.com/office/drawing/2015/9/8/chartex" xmlns:cx2="http://schemas.microsoft.com/office/drawing/2015/10/21/chartex" xmlns:cx3="http://schemas.microsoft.com/office/drawing/2016/5/9/chartex" xmlns:cx4="http://schemas.microsoft.com/office/drawing/2016/5/10/chartex" xmlns:cx5="http://schemas.microsoft.com/office/drawing/2016/5/11/chartex" xmlns:cx6="http://schemas.microsoft.com/office/drawing/2016/5/12/chartex" xmlns:cx7="http://schemas.microsoft.com/office/drawing/2016/5/13/chartex" xmlns:cx8="http://schemas.microsoft.com/office/drawing/2016/5/14/chartex" xmlns:cr="http://schemas.microsoft.com/office/comments/2020/reactions" xmlns:mc="http://schemas.openxmlformats.org/markup-compatibility/2006" xmlns:aink="http://schemas.microsoft.com/office/drawing/2016/ink" xmlns:am3d="http://schemas.microsoft.com/office/drawing/2017/model3d" xmlns:o="urn:schemas-microsoft-com:office:office" xmlns:oel="http://schemas.microsoft.com/office/2019/extlst" xmlns:r="http://schemas.openxmlformats.org/officeDocument/2006/relationships" xmlns:m="http://schemas.openxmlformats.org/officeDocument/2006/math" xmlns:v="urn:schemas-microsoft-com:vml" xmlns:wp14="http://schemas.microsoft.com/office/word/2010/wordprocessingDrawing" xmlns:wp="http://schemas.openxmlformats.org/drawingml/2006/wordprocessingDrawing" xmlns:w10="urn:schemas-microsoft-com:office:word" xmlns:w="http://schemas.openxmlformats.org/wordprocessingml/2006/main" xmlns:w14="http://schemas.microsoft.com/office/word/2010/wordml" xmlns:w15="http://schemas.microsoft.com/office/word/2012/wordml" xmlns:w16cex="http://schemas.microsoft.com/office/word/2018/wordml/cex" xmlns:w16cid="http://schemas.microsoft.com/office/word/2016/wordml/cid" xmlns:w16="http://schemas.microsoft.com/office/word/2018/wordml" xmlns:w16du="http://schemas.microsoft.com/office/word/2023/wordml/word16du" xmlns:w16sdtdh="http://schemas.microsoft.com/office/word/2020/wordml/sdtdatahash" xmlns:w16sdtfl="http://schemas.microsoft.com/office/word/2024/wordml/sdtformatlock" xmlns:w16se="http://schemas.microsoft.com/office/word/2015/wordml/symex" xmlns:wpg="http://schemas.microsoft.com/office/word/2010/wordprocessingGroup" xmlns:wpi="http://schemas.microsoft.com/office/word/2010/wordprocessingInk" xmlns:wne="http://schemas.microsoft.com/office/word/2006/wordml" xmlns:wps="http://schemas.microsoft.com/office/word/2010/wordprocessingShape" mc:Ignorable="w14 w15 w16se w16cid w16 w16cex w16sdtdh w16sdtfl cr w16du wp14">
   <w16cex:commentExtensible w16cex:durableId="20B784AE" w16cex:dateUtc="2025-11-13T12:10:00Z"/>
-  <w16cex:commentExtensible w16cex:durableId="66B23327" w16cex:dateUtc="2025-11-20T14:06:00Z"/>
+  <w16cex:commentExtensible w16cex:durableId="08C52E90" w16cex:dateUtc="2025-12-16T18:15:00Z"/>
+  <w16cex:commentExtensible w16cex:durableId="53AA415D" w16cex:dateUtc="2025-12-16T18:25:00Z"/>
+  <w16cex:commentExtensible w16cex:durableId="013E3A10" w16cex:dateUtc="2025-12-16T18:55:00Z"/>
+  <w16cex:commentExtensible w16cex:durableId="676254CD" w16cex:dateUtc="2025-12-16T19:00:00Z"/>
+  <w16cex:commentExtensible w16cex:durableId="3ACC2561" w16cex:dateUtc="2025-12-16T19:09:00Z"/>
+  <w16cex:commentExtensible w16cex:durableId="5BFE3C52" w16cex:dateUtc="2025-12-16T19:15:00Z"/>
+  <w16cex:commentExtensible w16cex:durableId="66B23327" w16cex:dateUtc="2025-11-20T14:06:00Z">
+    <w16cex:extLst>
+      <w16:ext w16:uri="{CE6994B0-6A32-4C9F-8C6B-6E91EDA988CE}">
+        <cr:reactions xmlns:cr="http://schemas.microsoft.com/office/comments/2020/reactions">
+          <cr:reaction reactionType="1">
+            <cr:reactionInfo dateUtc="2025-12-16T19:39:56Z">
+              <cr:user userId="S::thiago.oliveira@manchester.ac.uk::42857cf5-c68d-4ed7-ac8d-11c053150e5e" userProvider="AD" userName="Thiago Oliveira"/>
+            </cr:reactionInfo>
+          </cr:reaction>
+        </cr:reactions>
+      </w16:ext>
+    </w16cex:extLst>
+  </w16cex:commentExtensible>
+  <w16cex:commentExtensible w16cex:durableId="3408198D" w16cex:dateUtc="2025-12-16T19:53:00Z"/>
+  <w16cex:commentExtensible w16cex:durableId="5B4060C5" w16cex:dateUtc="2025-12-16T20:05:00Z"/>
+  <w16cex:commentExtensible w16cex:durableId="1A8545BD" w16cex:dateUtc="2025-12-16T20:50:00Z"/>
+  <w16cex:commentExtensible w16cex:durableId="0CAA8C85" w16cex:dateUtc="2025-12-16T20:56:00Z"/>
+  <w16cex:commentExtensible w16cex:durableId="24CEEDA5" w16cex:dateUtc="2025-12-16T21:01:00Z"/>
   <w16cex:commentExtensible w16cex:durableId="5CE9AFB6" w16cex:dateUtc="2025-11-20T10:51:00Z"/>
+  <w16cex:commentExtensible w16cex:durableId="6BC6102A" w16cex:dateUtc="2025-12-16T21:04:00Z"/>
+  <w16cex:commentExtensible w16cex:durableId="621AE1A5" w16cex:dateUtc="2025-12-16T21:05:00Z"/>
+  <w16cex:commentExtensible w16cex:durableId="47AC0969" w16cex:dateUtc="2025-12-16T21:05:00Z"/>
+  <w16cex:commentExtensible w16cex:durableId="6F71D910" w16cex:dateUtc="2025-12-16T21:07:00Z"/>
+  <w16cex:commentExtensible w16cex:durableId="65158675" w16cex:dateUtc="2025-12-16T21:13:00Z"/>
+  <w16cex:commentExtensible w16cex:durableId="400C3119" w16cex:dateUtc="2025-12-16T21:44:00Z"/>
   <w16cex:commentExtensible w16cex:durableId="00BE25E6" w16cex:dateUtc="2025-11-20T10:54:00Z"/>
+  <w16cex:commentExtensible w16cex:durableId="0B856237" w16cex:dateUtc="2025-12-16T21:43:00Z"/>
+  <w16cex:commentExtensible w16cex:durableId="545A4CD3" w16cex:dateUtc="2025-12-16T21:49:00Z"/>
 </w16cex:commentsExtensible>
 </file>
 
 <file path=word/commentsIds.xml><?xml version="1.0" encoding="utf-8"?>
 <w16cid:commentsIds xmlns:wpc="http://schemas.microsoft.com/office/word/2010/wordprocessingCanvas" xmlns:cx="http://schemas.microsoft.com/office/drawing/2014/chartex" xmlns:cx1="http://schemas.microsoft.com/office/drawing/2015/9/8/chartex" xmlns:cx2="http://schemas.microsoft.com/office/drawing/2015/10/21/chartex" xmlns:cx3="http://schemas.microsoft.com/office/drawing/2016/5/9/chartex" xmlns:cx4="http://schemas.microsoft.com/office/drawing/2016/5/10/chartex" xmlns:cx5="http://schemas.microsoft.com/office/drawing/2016/5/11/chartex" xmlns:cx6="http://schemas.microsoft.com/office/drawing/2016/5/12/chartex" xmlns:cx7="http://schemas.microsoft.com/office/drawing/2016/5/13/chartex" xmlns:cx8="http://schemas.microsoft.com/office/drawing/2016/5/14/chartex" xmlns:mc="http://schemas.openxmlformats.org/markup-compatibility/2006" xmlns:aink="http://schemas.microsoft.com/office/drawing/2016/ink" xmlns:am3d="http://schemas.microsoft.com/office/drawing/2017/model3d" xmlns:o="urn:schemas-microsoft-com:office:office" xmlns:oel="http://schemas.microsoft.com/office/2019/extlst" xmlns:r="http://schemas.openxmlformats.org/officeDocument/2006/relationships" xmlns:m="http://schemas.openxmlformats.org/officeDocument/2006/math" xmlns:v="urn:schemas-microsoft-com:vml" xmlns:wp14="http://schemas.microsoft.com/office/word/2010/wordprocessingDrawing" xmlns:wp="http://schemas.openxmlformats.org/drawingml/2006/wordprocessingDrawing" xmlns:w10="urn:schemas-microsoft-com:office:word" xmlns:w="http://schemas.openxmlformats.org/wordprocessingml/2006/main" xmlns:w14="http://schemas.microsoft.com/office/word/2010/wordml" xmlns:w15="http://schemas.microsoft.com/office/word/2012/wordml" xmlns:w16cex="http://schemas.microsoft.com/office/word/2018/wordml/cex" xmlns:w16cid="http://schemas.microsoft.com/office/word/2016/wordml/cid" xmlns:w16="http://schemas.microsoft.com/office/word/2018/wordml" xmlns:w16du="http://schemas.microsoft.com/office/word/2023/wordml/word16du" xmlns:w16sdtdh="http://schemas.microsoft.com/office/word/2020/wordml/sdtdatahash" xmlns:w16sdtfl="http://schemas.microsoft.com/office/word/2024/wordml/sdtformatlock" xmlns:w16se="http://schemas.microsoft.com/office/word/2015/wordml/symex" xmlns:wpg="http://schemas.microsoft.com/office/word/2010/wordprocessingGroup" xmlns:wpi="http://schemas.microsoft.com/office/word/2010/wordprocessingInk" xmlns:wne="http://schemas.microsoft.com/office/word/2006/wordml" xmlns:wps="http://schemas.microsoft.com/office/word/2010/wordprocessingShape" mc:Ignorable="w14 w15 w16se w16cid w16 w16cex w16sdtdh w16sdtfl w16du wp14">
   <w16cid:commentId w16cid:paraId="414E74CA" w16cid:durableId="20B784AE"/>
+  <w16cid:commentId w16cid:paraId="5D2666C5" w16cid:durableId="08C52E90"/>
+  <w16cid:commentId w16cid:paraId="59FC154C" w16cid:durableId="53AA415D"/>
+  <w16cid:commentId w16cid:paraId="6B0A6E89" w16cid:durableId="013E3A10"/>
+  <w16cid:commentId w16cid:paraId="79B7E0A3" w16cid:durableId="676254CD"/>
+  <w16cid:commentId w16cid:paraId="4F2F61DD" w16cid:durableId="3ACC2561"/>
+  <w16cid:commentId w16cid:paraId="0B3F5AFB" w16cid:durableId="5BFE3C52"/>
   <w16cid:commentId w16cid:paraId="030DCB58" w16cid:durableId="66B23327"/>
+  <w16cid:commentId w16cid:paraId="0906B33F" w16cid:durableId="3408198D"/>
+  <w16cid:commentId w16cid:paraId="69C4728A" w16cid:durableId="5B4060C5"/>
+  <w16cid:commentId w16cid:paraId="397BBCC0" w16cid:durableId="1A8545BD"/>
+  <w16cid:commentId w16cid:paraId="7FC22786" w16cid:durableId="0CAA8C85"/>
+  <w16cid:commentId w16cid:paraId="3FCF7455" w16cid:durableId="24CEEDA5"/>
   <w16cid:commentId w16cid:paraId="589EDE28" w16cid:durableId="5CE9AFB6"/>
+  <w16cid:commentId w16cid:paraId="706665E5" w16cid:durableId="6BC6102A"/>
+  <w16cid:commentId w16cid:paraId="73AB1F1F" w16cid:durableId="621AE1A5"/>
+  <w16cid:commentId w16cid:paraId="0FE656A5" w16cid:durableId="47AC0969"/>
+  <w16cid:commentId w16cid:paraId="71F60991" w16cid:durableId="6F71D910"/>
+  <w16cid:commentId w16cid:paraId="0B47790B" w16cid:durableId="65158675"/>
+  <w16cid:commentId w16cid:paraId="3952EA8C" w16cid:durableId="400C3119"/>
   <w16cid:commentId w16cid:paraId="53762C44" w16cid:durableId="00BE25E6"/>
+  <w16cid:commentId w16cid:paraId="52867BED" w16cid:durableId="0B856237"/>
+  <w16cid:commentId w16cid:paraId="23D1901D" w16cid:durableId="545A4CD3"/>
 </w16cid:commentsIds>
 </file>
 
@@ -6478,15 +10468,89 @@
         </w:rPr>
         <w:t xml:space="preserve"> </w:t>
       </w:r>
-      <w:hyperlink r:id="rId1" w:history="1">
-        <w:r>
-          <w:rPr>
-            <w:rStyle w:val="Hyperlink"/>
-            <w:rFonts w:ascii="Times New Roman" w:hAnsi="Times New Roman" w:cs="Times New Roman"/>
-          </w:rPr>
-          <w:t>https://www.datos.gov.co/Seguridad-y-Defensa/HOMICIDIO/m8fd-ahd9/about_data</w:t>
-        </w:r>
-      </w:hyperlink>
+      <w:ins w:id="80" w:author="Thiago Oliveira" w:date="2025-12-16T19:17:00Z" w16du:dateUtc="2025-12-16T19:17:00Z">
+        <w:r>
+          <w:rPr>
+            <w:rFonts w:ascii="Times New Roman" w:hAnsi="Times New Roman" w:cs="Times New Roman"/>
+          </w:rPr>
+          <w:t>Retrieved from &lt;</w:t>
+        </w:r>
+        <w:r>
+          <w:rPr>
+            <w:rFonts w:ascii="Times New Roman" w:hAnsi="Times New Roman" w:cs="Times New Roman"/>
+          </w:rPr>
+          <w:fldChar w:fldCharType="begin"/>
+        </w:r>
+        <w:r>
+          <w:rPr>
+            <w:rFonts w:ascii="Times New Roman" w:hAnsi="Times New Roman" w:cs="Times New Roman"/>
+          </w:rPr>
+          <w:instrText>HYPERLINK "</w:instrText>
+        </w:r>
+      </w:ins>
+      <w:r>
+        <w:rPr>
+          <w:rFonts w:ascii="Times New Roman" w:hAnsi="Times New Roman" w:cs="Times New Roman"/>
+          <w:rPrChange w:id="81" w:author="Thiago Oliveira" w:date="2025-12-16T19:17:00Z" w16du:dateUtc="2025-12-16T19:17:00Z">
+            <w:rPr>
+              <w:rStyle w:val="Hyperlink"/>
+              <w:rFonts w:ascii="Times New Roman" w:hAnsi="Times New Roman" w:cs="Times New Roman"/>
+            </w:rPr>
+          </w:rPrChange>
+        </w:rPr>
+        <w:instrText>https://www.datos.gov.co/Seguridad-y-Defensa/HOMICIDIO/m8fd-ahd9/about_data</w:instrText>
+      </w:r>
+      <w:ins w:id="82" w:author="Thiago Oliveira" w:date="2025-12-16T19:17:00Z" w16du:dateUtc="2025-12-16T19:17:00Z">
+        <w:r>
+          <w:rPr>
+            <w:rFonts w:ascii="Times New Roman" w:hAnsi="Times New Roman" w:cs="Times New Roman"/>
+          </w:rPr>
+          <w:instrText>"</w:instrText>
+        </w:r>
+        <w:r>
+          <w:rPr>
+            <w:rFonts w:ascii="Times New Roman" w:hAnsi="Times New Roman" w:cs="Times New Roman"/>
+          </w:rPr>
+          <w:fldChar w:fldCharType="separate"/>
+        </w:r>
+      </w:ins>
+      <w:r>
+        <w:rPr>
+          <w:rStyle w:val="Hyperlink"/>
+          <w:rFonts w:ascii="Times New Roman" w:hAnsi="Times New Roman" w:cs="Times New Roman"/>
+        </w:rPr>
+        <w:t>https://www.datos.gov.co/Seguridad-y-Defensa/HOMICIDIO/m8fd-ahd9/about_data</w:t>
+      </w:r>
+      <w:ins w:id="83" w:author="Thiago Oliveira" w:date="2025-12-16T19:17:00Z" w16du:dateUtc="2025-12-16T19:17:00Z">
+        <w:r>
+          <w:rPr>
+            <w:rFonts w:ascii="Times New Roman" w:hAnsi="Times New Roman" w:cs="Times New Roman"/>
+          </w:rPr>
+          <w:fldChar w:fldCharType="end"/>
+        </w:r>
+        <w:r>
+          <w:rPr>
+            <w:rFonts w:ascii="Times New Roman" w:hAnsi="Times New Roman" w:cs="Times New Roman"/>
+          </w:rPr>
+          <w:t xml:space="preserve">&gt;. Accessed on </w:t>
+        </w:r>
+      </w:ins>
+      <w:ins w:id="84" w:author="Thiago Oliveira" w:date="2025-12-16T19:33:00Z" w16du:dateUtc="2025-12-16T19:33:00Z">
+        <w:r>
+          <w:rPr>
+            <w:rFonts w:ascii="Times New Roman" w:hAnsi="Times New Roman" w:cs="Times New Roman"/>
+          </w:rPr>
+          <w:t>MONTH DAY 2025</w:t>
+        </w:r>
+      </w:ins>
+      <w:ins w:id="85" w:author="Thiago Oliveira" w:date="2025-12-16T19:17:00Z" w16du:dateUtc="2025-12-16T19:17:00Z">
+        <w:r>
+          <w:rPr>
+            <w:rFonts w:ascii="Times New Roman" w:hAnsi="Times New Roman" w:cs="Times New Roman"/>
+          </w:rPr>
+          <w:t>.</w:t>
+        </w:r>
+      </w:ins>
     </w:p>
   </w:footnote>
   <w:footnote w:id="2">
@@ -6510,15 +10574,99 @@
         </w:rPr>
         <w:t xml:space="preserve"> </w:t>
       </w:r>
-      <w:hyperlink r:id="rId2" w:history="1">
-        <w:r>
-          <w:rPr>
-            <w:rStyle w:val="Hyperlink"/>
-            <w:rFonts w:ascii="Times New Roman" w:hAnsi="Times New Roman" w:cs="Times New Roman"/>
-          </w:rPr>
-          <w:t>https://data.humdata.org/dataset/col-rainfall-subnational</w:t>
-        </w:r>
-      </w:hyperlink>
+      <w:ins w:id="88" w:author="Thiago Oliveira" w:date="2025-12-16T19:17:00Z" w16du:dateUtc="2025-12-16T19:17:00Z">
+        <w:r>
+          <w:rPr>
+            <w:rFonts w:ascii="Times New Roman" w:hAnsi="Times New Roman" w:cs="Times New Roman"/>
+          </w:rPr>
+          <w:t xml:space="preserve">Retrieved from </w:t>
+        </w:r>
+      </w:ins>
+      <w:ins w:id="89" w:author="Thiago Oliveira" w:date="2025-12-16T19:18:00Z" w16du:dateUtc="2025-12-16T19:18:00Z">
+        <w:r>
+          <w:rPr>
+            <w:rFonts w:ascii="Times New Roman" w:hAnsi="Times New Roman" w:cs="Times New Roman"/>
+          </w:rPr>
+          <w:t>&lt;</w:t>
+        </w:r>
+        <w:r>
+          <w:rPr>
+            <w:rFonts w:ascii="Times New Roman" w:hAnsi="Times New Roman" w:cs="Times New Roman"/>
+          </w:rPr>
+          <w:fldChar w:fldCharType="begin"/>
+        </w:r>
+        <w:r>
+          <w:rPr>
+            <w:rFonts w:ascii="Times New Roman" w:hAnsi="Times New Roman" w:cs="Times New Roman"/>
+          </w:rPr>
+          <w:instrText>HYPERLINK "</w:instrText>
+        </w:r>
+      </w:ins>
+      <w:r>
+        <w:rPr>
+          <w:rFonts w:ascii="Times New Roman" w:hAnsi="Times New Roman" w:cs="Times New Roman"/>
+          <w:rPrChange w:id="90" w:author="Thiago Oliveira" w:date="2025-12-16T19:18:00Z" w16du:dateUtc="2025-12-16T19:18:00Z">
+            <w:rPr>
+              <w:rStyle w:val="Hyperlink"/>
+              <w:rFonts w:ascii="Times New Roman" w:hAnsi="Times New Roman" w:cs="Times New Roman"/>
+            </w:rPr>
+          </w:rPrChange>
+        </w:rPr>
+        <w:instrText>https://data.humdata.org/dataset/col-rainfall-subnational</w:instrText>
+      </w:r>
+      <w:ins w:id="91" w:author="Thiago Oliveira" w:date="2025-12-16T19:18:00Z" w16du:dateUtc="2025-12-16T19:18:00Z">
+        <w:r>
+          <w:rPr>
+            <w:rFonts w:ascii="Times New Roman" w:hAnsi="Times New Roman" w:cs="Times New Roman"/>
+          </w:rPr>
+          <w:instrText>"</w:instrText>
+        </w:r>
+        <w:r>
+          <w:rPr>
+            <w:rFonts w:ascii="Times New Roman" w:hAnsi="Times New Roman" w:cs="Times New Roman"/>
+          </w:rPr>
+          <w:fldChar w:fldCharType="separate"/>
+        </w:r>
+      </w:ins>
+      <w:r>
+        <w:rPr>
+          <w:rStyle w:val="Hyperlink"/>
+          <w:rFonts w:ascii="Times New Roman" w:hAnsi="Times New Roman" w:cs="Times New Roman"/>
+        </w:rPr>
+        <w:t>https://data.humdata.org/dataset/col-rainfall-subnational</w:t>
+      </w:r>
+      <w:ins w:id="92" w:author="Thiago Oliveira" w:date="2025-12-16T19:18:00Z" w16du:dateUtc="2025-12-16T19:18:00Z">
+        <w:r>
+          <w:rPr>
+            <w:rFonts w:ascii="Times New Roman" w:hAnsi="Times New Roman" w:cs="Times New Roman"/>
+          </w:rPr>
+          <w:fldChar w:fldCharType="end"/>
+        </w:r>
+      </w:ins>
+      <w:ins w:id="93" w:author="Thiago Oliveira" w:date="2025-12-16T19:17:00Z" w16du:dateUtc="2025-12-16T19:17:00Z">
+        <w:r>
+          <w:rPr>
+            <w:rFonts w:ascii="Times New Roman" w:hAnsi="Times New Roman" w:cs="Times New Roman"/>
+          </w:rPr>
+          <w:t xml:space="preserve">&gt;. Accessed on </w:t>
+        </w:r>
+      </w:ins>
+      <w:ins w:id="94" w:author="Thiago Oliveira" w:date="2025-12-16T19:33:00Z" w16du:dateUtc="2025-12-16T19:33:00Z">
+        <w:r>
+          <w:rPr>
+            <w:rFonts w:ascii="Times New Roman" w:hAnsi="Times New Roman" w:cs="Times New Roman"/>
+          </w:rPr>
+          <w:t>MONTH DAY 2025</w:t>
+        </w:r>
+      </w:ins>
+      <w:ins w:id="95" w:author="Thiago Oliveira" w:date="2025-12-16T19:17:00Z" w16du:dateUtc="2025-12-16T19:17:00Z">
+        <w:r>
+          <w:rPr>
+            <w:rFonts w:ascii="Times New Roman" w:hAnsi="Times New Roman" w:cs="Times New Roman"/>
+          </w:rPr>
+          <w:t>.</w:t>
+        </w:r>
+      </w:ins>
       <w:r>
         <w:rPr>
           <w:rFonts w:ascii="Times New Roman" w:hAnsi="Times New Roman" w:cs="Times New Roman"/>
@@ -6548,15 +10696,99 @@
         </w:rPr>
         <w:t xml:space="preserve"> </w:t>
       </w:r>
-      <w:hyperlink r:id="rId3" w:history="1">
-        <w:r>
-          <w:rPr>
-            <w:rStyle w:val="Hyperlink"/>
-            <w:rFonts w:ascii="Times New Roman" w:hAnsi="Times New Roman" w:cs="Times New Roman"/>
-          </w:rPr>
-          <w:t>https://climateknowledgeportal.worldbank.org/download-data</w:t>
-        </w:r>
-      </w:hyperlink>
+      <w:ins w:id="97" w:author="Thiago Oliveira" w:date="2025-12-16T19:17:00Z" w16du:dateUtc="2025-12-16T19:17:00Z">
+        <w:r>
+          <w:rPr>
+            <w:rFonts w:ascii="Times New Roman" w:hAnsi="Times New Roman" w:cs="Times New Roman"/>
+          </w:rPr>
+          <w:t xml:space="preserve">Retrieved from </w:t>
+        </w:r>
+      </w:ins>
+      <w:ins w:id="98" w:author="Thiago Oliveira" w:date="2025-12-16T19:18:00Z" w16du:dateUtc="2025-12-16T19:18:00Z">
+        <w:r>
+          <w:rPr>
+            <w:rFonts w:ascii="Times New Roman" w:hAnsi="Times New Roman" w:cs="Times New Roman"/>
+          </w:rPr>
+          <w:t>&lt;</w:t>
+        </w:r>
+        <w:r>
+          <w:rPr>
+            <w:rFonts w:ascii="Times New Roman" w:hAnsi="Times New Roman" w:cs="Times New Roman"/>
+          </w:rPr>
+          <w:fldChar w:fldCharType="begin"/>
+        </w:r>
+        <w:r>
+          <w:rPr>
+            <w:rFonts w:ascii="Times New Roman" w:hAnsi="Times New Roman" w:cs="Times New Roman"/>
+          </w:rPr>
+          <w:instrText>HYPERLINK "</w:instrText>
+        </w:r>
+      </w:ins>
+      <w:r>
+        <w:rPr>
+          <w:rFonts w:ascii="Times New Roman" w:hAnsi="Times New Roman" w:cs="Times New Roman"/>
+          <w:rPrChange w:id="99" w:author="Thiago Oliveira" w:date="2025-12-16T19:18:00Z" w16du:dateUtc="2025-12-16T19:18:00Z">
+            <w:rPr>
+              <w:rStyle w:val="Hyperlink"/>
+              <w:rFonts w:ascii="Times New Roman" w:hAnsi="Times New Roman" w:cs="Times New Roman"/>
+            </w:rPr>
+          </w:rPrChange>
+        </w:rPr>
+        <w:instrText>https://climateknowledgeportal.worldbank.org/download-data</w:instrText>
+      </w:r>
+      <w:ins w:id="100" w:author="Thiago Oliveira" w:date="2025-12-16T19:18:00Z" w16du:dateUtc="2025-12-16T19:18:00Z">
+        <w:r>
+          <w:rPr>
+            <w:rFonts w:ascii="Times New Roman" w:hAnsi="Times New Roman" w:cs="Times New Roman"/>
+          </w:rPr>
+          <w:instrText>"</w:instrText>
+        </w:r>
+        <w:r>
+          <w:rPr>
+            <w:rFonts w:ascii="Times New Roman" w:hAnsi="Times New Roman" w:cs="Times New Roman"/>
+          </w:rPr>
+          <w:fldChar w:fldCharType="separate"/>
+        </w:r>
+      </w:ins>
+      <w:r>
+        <w:rPr>
+          <w:rStyle w:val="Hyperlink"/>
+          <w:rFonts w:ascii="Times New Roman" w:hAnsi="Times New Roman" w:cs="Times New Roman"/>
+        </w:rPr>
+        <w:t>https://climateknowledgeportal.worldbank.org/download-data</w:t>
+      </w:r>
+      <w:ins w:id="101" w:author="Thiago Oliveira" w:date="2025-12-16T19:18:00Z" w16du:dateUtc="2025-12-16T19:18:00Z">
+        <w:r>
+          <w:rPr>
+            <w:rFonts w:ascii="Times New Roman" w:hAnsi="Times New Roman" w:cs="Times New Roman"/>
+          </w:rPr>
+          <w:fldChar w:fldCharType="end"/>
+        </w:r>
+      </w:ins>
+      <w:ins w:id="102" w:author="Thiago Oliveira" w:date="2025-12-16T19:17:00Z" w16du:dateUtc="2025-12-16T19:17:00Z">
+        <w:r>
+          <w:rPr>
+            <w:rFonts w:ascii="Times New Roman" w:hAnsi="Times New Roman" w:cs="Times New Roman"/>
+          </w:rPr>
+          <w:t xml:space="preserve">&gt;. Accessed on </w:t>
+        </w:r>
+      </w:ins>
+      <w:ins w:id="103" w:author="Thiago Oliveira" w:date="2025-12-16T19:33:00Z" w16du:dateUtc="2025-12-16T19:33:00Z">
+        <w:r>
+          <w:rPr>
+            <w:rFonts w:ascii="Times New Roman" w:hAnsi="Times New Roman" w:cs="Times New Roman"/>
+          </w:rPr>
+          <w:t>MONTH DAY 2025</w:t>
+        </w:r>
+      </w:ins>
+      <w:ins w:id="104" w:author="Thiago Oliveira" w:date="2025-12-16T19:17:00Z" w16du:dateUtc="2025-12-16T19:17:00Z">
+        <w:r>
+          <w:rPr>
+            <w:rFonts w:ascii="Times New Roman" w:hAnsi="Times New Roman" w:cs="Times New Roman"/>
+          </w:rPr>
+          <w:t>.</w:t>
+        </w:r>
+      </w:ins>
       <w:r>
         <w:rPr>
           <w:rFonts w:ascii="Times New Roman" w:hAnsi="Times New Roman" w:cs="Times New Roman"/>
@@ -6586,21 +10818,105 @@
         </w:rPr>
         <w:t xml:space="preserve"> </w:t>
       </w:r>
-      <w:hyperlink r:id="rId4" w:history="1">
-        <w:r>
-          <w:rPr>
-            <w:rStyle w:val="Hyperlink"/>
-            <w:rFonts w:ascii="Times New Roman" w:hAnsi="Times New Roman" w:cs="Times New Roman"/>
-          </w:rPr>
-          <w:t>https://www.gob.mx/sesnsp/acciones-y-programas/datos-abiertos-de-incidencia-delictiva</w:t>
-        </w:r>
-      </w:hyperlink>
-      <w:r>
-        <w:rPr>
-          <w:rFonts w:ascii="Times New Roman" w:hAnsi="Times New Roman" w:cs="Times New Roman"/>
-        </w:rPr>
-        <w:t xml:space="preserve"> </w:t>
-      </w:r>
+      <w:ins w:id="105" w:author="Thiago Oliveira" w:date="2025-12-16T19:17:00Z" w16du:dateUtc="2025-12-16T19:17:00Z">
+        <w:r>
+          <w:rPr>
+            <w:rFonts w:ascii="Times New Roman" w:hAnsi="Times New Roman" w:cs="Times New Roman"/>
+          </w:rPr>
+          <w:t xml:space="preserve">Retrieved from </w:t>
+        </w:r>
+      </w:ins>
+      <w:ins w:id="106" w:author="Thiago Oliveira" w:date="2025-12-16T19:18:00Z" w16du:dateUtc="2025-12-16T19:18:00Z">
+        <w:r>
+          <w:rPr>
+            <w:rFonts w:ascii="Times New Roman" w:hAnsi="Times New Roman" w:cs="Times New Roman"/>
+          </w:rPr>
+          <w:t>&lt;</w:t>
+        </w:r>
+        <w:r>
+          <w:rPr>
+            <w:rFonts w:ascii="Times New Roman" w:hAnsi="Times New Roman" w:cs="Times New Roman"/>
+          </w:rPr>
+          <w:fldChar w:fldCharType="begin"/>
+        </w:r>
+        <w:r>
+          <w:rPr>
+            <w:rFonts w:ascii="Times New Roman" w:hAnsi="Times New Roman" w:cs="Times New Roman"/>
+          </w:rPr>
+          <w:instrText>HYPERLINK "</w:instrText>
+        </w:r>
+      </w:ins>
+      <w:r>
+        <w:rPr>
+          <w:rFonts w:ascii="Times New Roman" w:hAnsi="Times New Roman" w:cs="Times New Roman"/>
+          <w:rPrChange w:id="107" w:author="Thiago Oliveira" w:date="2025-12-16T19:18:00Z" w16du:dateUtc="2025-12-16T19:18:00Z">
+            <w:rPr>
+              <w:rStyle w:val="Hyperlink"/>
+              <w:rFonts w:ascii="Times New Roman" w:hAnsi="Times New Roman" w:cs="Times New Roman"/>
+            </w:rPr>
+          </w:rPrChange>
+        </w:rPr>
+        <w:instrText>https://www.gob.mx/sesnsp/acciones-y-programas/datos-abiertos-de-incidencia-delictiva</w:instrText>
+      </w:r>
+      <w:ins w:id="108" w:author="Thiago Oliveira" w:date="2025-12-16T19:18:00Z" w16du:dateUtc="2025-12-16T19:18:00Z">
+        <w:r>
+          <w:rPr>
+            <w:rFonts w:ascii="Times New Roman" w:hAnsi="Times New Roman" w:cs="Times New Roman"/>
+          </w:rPr>
+          <w:instrText>"</w:instrText>
+        </w:r>
+        <w:r>
+          <w:rPr>
+            <w:rFonts w:ascii="Times New Roman" w:hAnsi="Times New Roman" w:cs="Times New Roman"/>
+          </w:rPr>
+          <w:fldChar w:fldCharType="separate"/>
+        </w:r>
+      </w:ins>
+      <w:r>
+        <w:rPr>
+          <w:rStyle w:val="Hyperlink"/>
+          <w:rFonts w:ascii="Times New Roman" w:hAnsi="Times New Roman" w:cs="Times New Roman"/>
+        </w:rPr>
+        <w:t>https://www.gob.mx/sesnsp/acciones-y-programas/datos-abiertos-de-incidencia-delictiva</w:t>
+      </w:r>
+      <w:ins w:id="109" w:author="Thiago Oliveira" w:date="2025-12-16T19:18:00Z" w16du:dateUtc="2025-12-16T19:18:00Z">
+        <w:r>
+          <w:rPr>
+            <w:rFonts w:ascii="Times New Roman" w:hAnsi="Times New Roman" w:cs="Times New Roman"/>
+          </w:rPr>
+          <w:fldChar w:fldCharType="end"/>
+        </w:r>
+        <w:r>
+          <w:rPr>
+            <w:rFonts w:ascii="Times New Roman" w:hAnsi="Times New Roman" w:cs="Times New Roman"/>
+          </w:rPr>
+          <w:t xml:space="preserve">&gt;. Accessed on </w:t>
+        </w:r>
+      </w:ins>
+      <w:ins w:id="110" w:author="Thiago Oliveira" w:date="2025-12-16T19:33:00Z" w16du:dateUtc="2025-12-16T19:33:00Z">
+        <w:r>
+          <w:rPr>
+            <w:rFonts w:ascii="Times New Roman" w:hAnsi="Times New Roman" w:cs="Times New Roman"/>
+          </w:rPr>
+          <w:t>MONTH DAY 2025</w:t>
+        </w:r>
+      </w:ins>
+      <w:ins w:id="111" w:author="Thiago Oliveira" w:date="2025-12-16T19:18:00Z" w16du:dateUtc="2025-12-16T19:18:00Z">
+        <w:r>
+          <w:rPr>
+            <w:rFonts w:ascii="Times New Roman" w:hAnsi="Times New Roman" w:cs="Times New Roman"/>
+          </w:rPr>
+          <w:t>.</w:t>
+        </w:r>
+      </w:ins>
+      <w:del w:id="112" w:author="Thiago Oliveira" w:date="2025-12-16T19:18:00Z" w16du:dateUtc="2025-12-16T19:18:00Z">
+        <w:r>
+          <w:rPr>
+            <w:rFonts w:ascii="Times New Roman" w:hAnsi="Times New Roman" w:cs="Times New Roman"/>
+          </w:rPr>
+          <w:delText xml:space="preserve"> </w:delText>
+        </w:r>
+      </w:del>
     </w:p>
   </w:footnote>
   <w:footnote w:id="5">
@@ -6624,7 +10940,15 @@
         </w:rPr>
         <w:t xml:space="preserve"> </w:t>
       </w:r>
-      <w:hyperlink r:id="rId5" w:history="1">
+      <w:ins w:id="113" w:author="Thiago Oliveira" w:date="2025-12-16T19:18:00Z" w16du:dateUtc="2025-12-16T19:18:00Z">
+        <w:r>
+          <w:rPr>
+            <w:rFonts w:ascii="Times New Roman" w:hAnsi="Times New Roman" w:cs="Times New Roman"/>
+          </w:rPr>
+          <w:t>Retrieved from &lt;</w:t>
+        </w:r>
+      </w:ins>
+      <w:hyperlink r:id="rId1" w:history="1">
         <w:r>
           <w:rPr>
             <w:rStyle w:val="Hyperlink"/>
@@ -6633,6 +10957,30 @@
           <w:t>https://data.humdata.org/dataset/mex-rainfall-subnational</w:t>
         </w:r>
       </w:hyperlink>
+      <w:ins w:id="114" w:author="Thiago Oliveira" w:date="2025-12-16T19:18:00Z" w16du:dateUtc="2025-12-16T19:18:00Z">
+        <w:r>
+          <w:rPr>
+            <w:rFonts w:ascii="Times New Roman" w:hAnsi="Times New Roman" w:cs="Times New Roman"/>
+          </w:rPr>
+          <w:t xml:space="preserve">&gt;. Accessed on </w:t>
+        </w:r>
+      </w:ins>
+      <w:ins w:id="115" w:author="Thiago Oliveira" w:date="2025-12-16T19:33:00Z" w16du:dateUtc="2025-12-16T19:33:00Z">
+        <w:r>
+          <w:rPr>
+            <w:rFonts w:ascii="Times New Roman" w:hAnsi="Times New Roman" w:cs="Times New Roman"/>
+          </w:rPr>
+          <w:t>MONTH DAY 2025</w:t>
+        </w:r>
+      </w:ins>
+      <w:ins w:id="116" w:author="Thiago Oliveira" w:date="2025-12-16T19:18:00Z" w16du:dateUtc="2025-12-16T19:18:00Z">
+        <w:r>
+          <w:rPr>
+            <w:rFonts w:ascii="Times New Roman" w:hAnsi="Times New Roman" w:cs="Times New Roman"/>
+          </w:rPr>
+          <w:t>.</w:t>
+        </w:r>
+      </w:ins>
       <w:r>
         <w:rPr>
           <w:rFonts w:ascii="Times New Roman" w:hAnsi="Times New Roman" w:cs="Times New Roman"/>
@@ -6659,7 +11007,15 @@
         </w:rPr>
         <w:t xml:space="preserve"> </w:t>
       </w:r>
-      <w:hyperlink r:id="rId6" w:history="1">
+      <w:ins w:id="117" w:author="Thiago Oliveira" w:date="2025-12-16T19:18:00Z" w16du:dateUtc="2025-12-16T19:18:00Z">
+        <w:r>
+          <w:rPr>
+            <w:rFonts w:ascii="Times New Roman" w:hAnsi="Times New Roman" w:cs="Times New Roman"/>
+          </w:rPr>
+          <w:t>Retrieved from &lt;</w:t>
+        </w:r>
+      </w:ins>
+      <w:hyperlink r:id="rId2" w:history="1">
         <w:r>
           <w:rPr>
             <w:rStyle w:val="Hyperlink"/>
@@ -6668,6 +11024,30 @@
           <w:t>https://data.cityofgainesville.org/Public-Safety/Crime-Responses/gvua-xt9q/about_data</w:t>
         </w:r>
       </w:hyperlink>
+      <w:ins w:id="118" w:author="Thiago Oliveira" w:date="2025-12-16T19:18:00Z" w16du:dateUtc="2025-12-16T19:18:00Z">
+        <w:r>
+          <w:rPr>
+            <w:rFonts w:ascii="Times New Roman" w:hAnsi="Times New Roman" w:cs="Times New Roman"/>
+          </w:rPr>
+          <w:t xml:space="preserve">&gt;. Accessed on </w:t>
+        </w:r>
+      </w:ins>
+      <w:ins w:id="119" w:author="Thiago Oliveira" w:date="2025-12-16T19:33:00Z" w16du:dateUtc="2025-12-16T19:33:00Z">
+        <w:r>
+          <w:rPr>
+            <w:rFonts w:ascii="Times New Roman" w:hAnsi="Times New Roman" w:cs="Times New Roman"/>
+          </w:rPr>
+          <w:t>MONTH DAY 2025</w:t>
+        </w:r>
+      </w:ins>
+      <w:ins w:id="120" w:author="Thiago Oliveira" w:date="2025-12-16T19:18:00Z" w16du:dateUtc="2025-12-16T19:18:00Z">
+        <w:r>
+          <w:rPr>
+            <w:rFonts w:ascii="Times New Roman" w:hAnsi="Times New Roman" w:cs="Times New Roman"/>
+          </w:rPr>
+          <w:t>.</w:t>
+        </w:r>
+      </w:ins>
       <w:r>
         <w:rPr>
           <w:rFonts w:ascii="Times New Roman" w:hAnsi="Times New Roman" w:cs="Times New Roman"/>
@@ -6697,7 +11077,15 @@
         </w:rPr>
         <w:t xml:space="preserve"> </w:t>
       </w:r>
-      <w:hyperlink r:id="rId7" w:history="1">
+      <w:ins w:id="121" w:author="Thiago Oliveira" w:date="2025-12-16T19:18:00Z" w16du:dateUtc="2025-12-16T19:18:00Z">
+        <w:r>
+          <w:rPr>
+            <w:rFonts w:ascii="Times New Roman" w:hAnsi="Times New Roman" w:cs="Times New Roman"/>
+          </w:rPr>
+          <w:t>Retrieved from &lt;</w:t>
+        </w:r>
+      </w:ins>
+      <w:hyperlink r:id="rId3" w:history="1">
         <w:r>
           <w:rPr>
             <w:rStyle w:val="Hyperlink"/>
@@ -6706,6 +11094,30 @@
           <w:t>https://climatecenter.fsu.edu/products-services/data/precipitation/gainesville</w:t>
         </w:r>
       </w:hyperlink>
+      <w:ins w:id="122" w:author="Thiago Oliveira" w:date="2025-12-16T19:18:00Z" w16du:dateUtc="2025-12-16T19:18:00Z">
+        <w:r>
+          <w:rPr>
+            <w:rFonts w:ascii="Times New Roman" w:hAnsi="Times New Roman" w:cs="Times New Roman"/>
+          </w:rPr>
+          <w:t xml:space="preserve">&gt;. Accessed on </w:t>
+        </w:r>
+      </w:ins>
+      <w:ins w:id="123" w:author="Thiago Oliveira" w:date="2025-12-16T19:33:00Z" w16du:dateUtc="2025-12-16T19:33:00Z">
+        <w:r>
+          <w:rPr>
+            <w:rFonts w:ascii="Times New Roman" w:hAnsi="Times New Roman" w:cs="Times New Roman"/>
+          </w:rPr>
+          <w:t>MONTH DAY 2025</w:t>
+        </w:r>
+      </w:ins>
+      <w:ins w:id="124" w:author="Thiago Oliveira" w:date="2025-12-16T19:18:00Z" w16du:dateUtc="2025-12-16T19:18:00Z">
+        <w:r>
+          <w:rPr>
+            <w:rFonts w:ascii="Times New Roman" w:hAnsi="Times New Roman" w:cs="Times New Roman"/>
+          </w:rPr>
+          <w:t>.</w:t>
+        </w:r>
+      </w:ins>
       <w:r>
         <w:rPr>
           <w:rFonts w:ascii="Times New Roman" w:hAnsi="Times New Roman" w:cs="Times New Roman"/>
@@ -6720,93 +11132,95 @@
         <w:pStyle w:val="FootnoteText"/>
         <w:rPr>
           <w:rFonts w:ascii="Times New Roman" w:hAnsi="Times New Roman" w:cs="Times New Roman"/>
-        </w:rPr>
-      </w:pPr>
-      <w:r>
-        <w:rPr>
-          <w:rStyle w:val="FootnoteReference"/>
-          <w:rFonts w:ascii="Times New Roman" w:hAnsi="Times New Roman" w:cs="Times New Roman"/>
-        </w:rPr>
-        <w:footnoteRef/>
-      </w:r>
-      <w:r>
-        <w:rPr>
-          <w:rFonts w:ascii="Times New Roman" w:hAnsi="Times New Roman" w:cs="Times New Roman"/>
-        </w:rPr>
-        <w:t xml:space="preserve"> </w:t>
-      </w:r>
-      <w:r>
-        <w:rPr>
-          <w:rFonts w:ascii="Times New Roman" w:hAnsi="Times New Roman" w:cs="Times New Roman"/>
-        </w:rPr>
-        <w:t>OLS with year and month dummy variables</w:t>
-      </w:r>
-      <w:r>
-        <w:rPr>
-          <w:rFonts w:ascii="Times New Roman" w:hAnsi="Times New Roman" w:cs="Times New Roman"/>
-        </w:rPr>
-        <w:t>: β = –0.17</w:t>
-      </w:r>
-      <w:r>
-        <w:rPr>
-          <w:rFonts w:ascii="Times New Roman" w:hAnsi="Times New Roman" w:cs="Times New Roman"/>
-        </w:rPr>
-        <w:t>7</w:t>
-      </w:r>
-      <w:r>
-        <w:rPr>
-          <w:rFonts w:ascii="Times New Roman" w:hAnsi="Times New Roman" w:cs="Times New Roman"/>
-        </w:rPr>
-        <w:t>; ±2 SE = –0.32</w:t>
-      </w:r>
-      <w:r>
-        <w:rPr>
-          <w:rFonts w:ascii="Times New Roman" w:hAnsi="Times New Roman" w:cs="Times New Roman"/>
-        </w:rPr>
-        <w:t>7</w:t>
-      </w:r>
-      <w:r>
-        <w:rPr>
-          <w:rFonts w:ascii="Times New Roman" w:hAnsi="Times New Roman" w:cs="Times New Roman"/>
-        </w:rPr>
-        <w:t xml:space="preserve"> to –0.0</w:t>
-      </w:r>
-      <w:r>
-        <w:rPr>
-          <w:rFonts w:ascii="Times New Roman" w:hAnsi="Times New Roman" w:cs="Times New Roman"/>
-        </w:rPr>
-        <w:t>28</w:t>
-      </w:r>
-      <w:r>
-        <w:rPr>
-          <w:rFonts w:ascii="Times New Roman" w:hAnsi="Times New Roman" w:cs="Times New Roman"/>
-        </w:rPr>
-        <w:t>. GLS with AR(1): β = –0.123; ±2 SE = –0.243 to –0.002. GLS with AR(2): β = –0.119; ±2 SE = –0.239 to 0.00</w:t>
-      </w:r>
-      <w:r>
-        <w:rPr>
-          <w:rFonts w:ascii="Times New Roman" w:hAnsi="Times New Roman" w:cs="Times New Roman"/>
-        </w:rPr>
-        <w:t>2</w:t>
-      </w:r>
-      <w:r>
-        <w:rPr>
-          <w:rFonts w:ascii="Times New Roman" w:hAnsi="Times New Roman" w:cs="Times New Roman"/>
-        </w:rPr>
-        <w:t>. GLS with AR(3): β = –0.128; ±2 SE = –0.24</w:t>
-      </w:r>
-      <w:r>
-        <w:rPr>
-          <w:rFonts w:ascii="Times New Roman" w:hAnsi="Times New Roman" w:cs="Times New Roman"/>
-        </w:rPr>
-        <w:t>8</w:t>
-      </w:r>
-      <w:r>
-        <w:rPr>
-          <w:rFonts w:ascii="Times New Roman" w:hAnsi="Times New Roman" w:cs="Times New Roman"/>
-        </w:rPr>
-        <w:t xml:space="preserve"> to -0.008.</w:t>
-      </w:r>
+          <w:lang w:val="en-GB"/>
+          <w:rPrChange w:id="228" w:author="Thiago Oliveira" w:date="2025-12-16T20:12:00Z" w16du:dateUtc="2025-12-16T20:12:00Z">
+            <w:rPr/>
+          </w:rPrChange>
+        </w:rPr>
+      </w:pPr>
+      <w:ins w:id="229" w:author="Thiago Oliveira" w:date="2025-12-16T20:09:00Z" w16du:dateUtc="2025-12-16T20:09:00Z">
+        <w:r>
+          <w:rPr>
+            <w:rStyle w:val="FootnoteReference"/>
+            <w:rFonts w:ascii="Times New Roman" w:hAnsi="Times New Roman" w:cs="Times New Roman"/>
+            <w:rPrChange w:id="230" w:author="Thiago Oliveira" w:date="2025-12-16T20:12:00Z" w16du:dateUtc="2025-12-16T20:12:00Z">
+              <w:rPr>
+                <w:rStyle w:val="FootnoteReference"/>
+              </w:rPr>
+            </w:rPrChange>
+          </w:rPr>
+          <w:footnoteRef/>
+        </w:r>
+        <w:r>
+          <w:rPr>
+            <w:rFonts w:ascii="Times New Roman" w:hAnsi="Times New Roman" w:cs="Times New Roman"/>
+            <w:rPrChange w:id="231" w:author="Thiago Oliveira" w:date="2025-12-16T20:12:00Z" w16du:dateUtc="2025-12-16T20:12:00Z">
+              <w:rPr/>
+            </w:rPrChange>
+          </w:rPr>
+          <w:t xml:space="preserve"> </w:t>
+        </w:r>
+        <w:r>
+          <w:rPr>
+            <w:rFonts w:ascii="Times New Roman" w:hAnsi="Times New Roman" w:cs="Times New Roman"/>
+            <w:lang w:val="en-GB"/>
+            <w:rPrChange w:id="232" w:author="Thiago Oliveira" w:date="2025-12-16T20:12:00Z" w16du:dateUtc="2025-12-16T20:12:00Z">
+              <w:rPr>
+                <w:lang w:val="en-GB"/>
+              </w:rPr>
+            </w:rPrChange>
+          </w:rPr>
+          <w:t xml:space="preserve">As a robustness check, we also estimated the same model using ordinary least squares with </w:t>
+        </w:r>
+      </w:ins>
+      <w:ins w:id="233" w:author="Thiago Oliveira" w:date="2025-12-16T20:10:00Z" w16du:dateUtc="2025-12-16T20:10:00Z">
+        <w:r>
+          <w:rPr>
+            <w:rFonts w:ascii="Times New Roman" w:hAnsi="Times New Roman" w:cs="Times New Roman"/>
+            <w:lang w:val="en-GB"/>
+            <w:rPrChange w:id="234" w:author="Thiago Oliveira" w:date="2025-12-16T20:12:00Z" w16du:dateUtc="2025-12-16T20:12:00Z">
+              <w:rPr>
+                <w:lang w:val="en-GB"/>
+              </w:rPr>
+            </w:rPrChange>
+          </w:rPr>
+          <w:t xml:space="preserve">explicit year and month dummy variables. </w:t>
+        </w:r>
+        <w:r>
+          <w:rPr>
+            <w:rFonts w:ascii="Times New Roman" w:hAnsi="Times New Roman" w:cs="Times New Roman"/>
+          </w:rPr>
+          <w:t>In addition, because fixed-effects models may mask serial correlation in monthly time series, we also fit generalized least-squares models with</w:t>
+        </w:r>
+        <w:r>
+          <w:rPr>
+            <w:rFonts w:ascii="Times New Roman" w:hAnsi="Times New Roman" w:cs="Times New Roman"/>
+          </w:rPr>
+          <w:t xml:space="preserve"> first-, second-, and third-order </w:t>
+        </w:r>
+        <w:r>
+          <w:rPr>
+            <w:rFonts w:ascii="Times New Roman" w:hAnsi="Times New Roman" w:cs="Times New Roman"/>
+          </w:rPr>
+          <w:t xml:space="preserve">autocorrelation structures. These </w:t>
+        </w:r>
+      </w:ins>
+      <w:ins w:id="235" w:author="Thiago Oliveira" w:date="2025-12-16T20:11:00Z" w16du:dateUtc="2025-12-16T20:11:00Z">
+        <w:r>
+          <w:rPr>
+            <w:rFonts w:ascii="Times New Roman" w:hAnsi="Times New Roman" w:cs="Times New Roman"/>
+          </w:rPr>
+          <w:t>autoregressive</w:t>
+        </w:r>
+      </w:ins>
+      <w:ins w:id="236" w:author="Thiago Oliveira" w:date="2025-12-16T20:10:00Z" w16du:dateUtc="2025-12-16T20:10:00Z">
+        <w:r>
+          <w:rPr>
+            <w:rFonts w:ascii="Times New Roman" w:hAnsi="Times New Roman" w:cs="Times New Roman"/>
+          </w:rPr>
+          <w:t xml:space="preserve"> models serve as robustness checks by assessing whether the estimated relationship persists under flexible error structures.</w:t>
+        </w:r>
+      </w:ins>
     </w:p>
   </w:footnote>
   <w:footnote w:id="9">
@@ -6815,7 +11229,6 @@
         <w:pStyle w:val="FootnoteText"/>
         <w:rPr>
           <w:rFonts w:ascii="Times New Roman" w:hAnsi="Times New Roman" w:cs="Times New Roman"/>
-          <w:highlight w:val="yellow"/>
         </w:rPr>
       </w:pPr>
       <w:r>
@@ -6829,40 +11242,121 @@
         <w:rPr>
           <w:rFonts w:ascii="Times New Roman" w:hAnsi="Times New Roman" w:cs="Times New Roman"/>
         </w:rPr>
-        <w:t xml:space="preserve"> One-way fixed-effects regression with </w:t>
-      </w:r>
-      <w:r>
-        <w:rPr>
-          <w:rFonts w:ascii="Times New Roman" w:hAnsi="Times New Roman" w:cs="Times New Roman"/>
-        </w:rPr>
-        <w:t xml:space="preserve">municipality </w:t>
-      </w:r>
-      <w:r>
-        <w:rPr>
-          <w:rFonts w:ascii="Times New Roman" w:hAnsi="Times New Roman" w:cs="Times New Roman"/>
-        </w:rPr>
-        <w:t>fixed effects: β = –0.003; ±2 SE = –0.007 to 0.001.</w:t>
-      </w:r>
-      <w:r>
         <w:t xml:space="preserve"> </w:t>
       </w:r>
       <w:r>
         <w:rPr>
           <w:rFonts w:ascii="Times New Roman" w:hAnsi="Times New Roman" w:cs="Times New Roman"/>
         </w:rPr>
-        <w:t xml:space="preserve">One-way fixed-effects regression with </w:t>
-      </w:r>
-      <w:r>
-        <w:rPr>
-          <w:rFonts w:ascii="Times New Roman" w:hAnsi="Times New Roman" w:cs="Times New Roman"/>
-        </w:rPr>
-        <w:t xml:space="preserve">year </w:t>
-      </w:r>
-      <w:r>
-        <w:rPr>
-          <w:rFonts w:ascii="Times New Roman" w:hAnsi="Times New Roman" w:cs="Times New Roman"/>
-        </w:rPr>
-        <w:t>fixed effects: β = –0.003; ±2 SE = –0.007 to 0.001.</w:t>
+        <w:t>OLS with year and month dummy variables</w:t>
+      </w:r>
+      <w:r>
+        <w:rPr>
+          <w:rFonts w:ascii="Times New Roman" w:hAnsi="Times New Roman" w:cs="Times New Roman"/>
+        </w:rPr>
+        <w:t>: β = –0.17</w:t>
+      </w:r>
+      <w:r>
+        <w:rPr>
+          <w:rFonts w:ascii="Times New Roman" w:hAnsi="Times New Roman" w:cs="Times New Roman"/>
+        </w:rPr>
+        <w:t>7</w:t>
+      </w:r>
+      <w:r>
+        <w:rPr>
+          <w:rFonts w:ascii="Times New Roman" w:hAnsi="Times New Roman" w:cs="Times New Roman"/>
+        </w:rPr>
+        <w:t>; ±2 SE = –0.32</w:t>
+      </w:r>
+      <w:r>
+        <w:rPr>
+          <w:rFonts w:ascii="Times New Roman" w:hAnsi="Times New Roman" w:cs="Times New Roman"/>
+        </w:rPr>
+        <w:t>7</w:t>
+      </w:r>
+      <w:r>
+        <w:rPr>
+          <w:rFonts w:ascii="Times New Roman" w:hAnsi="Times New Roman" w:cs="Times New Roman"/>
+        </w:rPr>
+        <w:t xml:space="preserve"> to –0.0</w:t>
+      </w:r>
+      <w:r>
+        <w:rPr>
+          <w:rFonts w:ascii="Times New Roman" w:hAnsi="Times New Roman" w:cs="Times New Roman"/>
+        </w:rPr>
+        <w:t>28</w:t>
+      </w:r>
+      <w:r>
+        <w:rPr>
+          <w:rFonts w:ascii="Times New Roman" w:hAnsi="Times New Roman" w:cs="Times New Roman"/>
+        </w:rPr>
+        <w:t xml:space="preserve">. GLS with </w:t>
+      </w:r>
+      <w:proofErr w:type="gramStart"/>
+      <w:r>
+        <w:rPr>
+          <w:rFonts w:ascii="Times New Roman" w:hAnsi="Times New Roman" w:cs="Times New Roman"/>
+        </w:rPr>
+        <w:t>AR(</w:t>
+      </w:r>
+      <w:proofErr w:type="gramEnd"/>
+      <w:r>
+        <w:rPr>
+          <w:rFonts w:ascii="Times New Roman" w:hAnsi="Times New Roman" w:cs="Times New Roman"/>
+        </w:rPr>
+        <w:t xml:space="preserve">1): β = –0.123; ±2 SE = –0.243 to –0.002. GLS with </w:t>
+      </w:r>
+      <w:proofErr w:type="gramStart"/>
+      <w:r>
+        <w:rPr>
+          <w:rFonts w:ascii="Times New Roman" w:hAnsi="Times New Roman" w:cs="Times New Roman"/>
+        </w:rPr>
+        <w:t>AR(</w:t>
+      </w:r>
+      <w:proofErr w:type="gramEnd"/>
+      <w:r>
+        <w:rPr>
+          <w:rFonts w:ascii="Times New Roman" w:hAnsi="Times New Roman" w:cs="Times New Roman"/>
+        </w:rPr>
+        <w:t>2): β = –0.119; ±2 SE = –0.239 to 0.00</w:t>
+      </w:r>
+      <w:r>
+        <w:rPr>
+          <w:rFonts w:ascii="Times New Roman" w:hAnsi="Times New Roman" w:cs="Times New Roman"/>
+        </w:rPr>
+        <w:t>2</w:t>
+      </w:r>
+      <w:r>
+        <w:rPr>
+          <w:rFonts w:ascii="Times New Roman" w:hAnsi="Times New Roman" w:cs="Times New Roman"/>
+        </w:rPr>
+        <w:t xml:space="preserve">. GLS with </w:t>
+      </w:r>
+      <w:proofErr w:type="gramStart"/>
+      <w:r>
+        <w:rPr>
+          <w:rFonts w:ascii="Times New Roman" w:hAnsi="Times New Roman" w:cs="Times New Roman"/>
+        </w:rPr>
+        <w:t>AR(</w:t>
+      </w:r>
+      <w:proofErr w:type="gramEnd"/>
+      <w:r>
+        <w:rPr>
+          <w:rFonts w:ascii="Times New Roman" w:hAnsi="Times New Roman" w:cs="Times New Roman"/>
+        </w:rPr>
+        <w:t>3): β = –0.128; ±2 SE = –0.24</w:t>
+      </w:r>
+      <w:r>
+        <w:rPr>
+          <w:rFonts w:ascii="Times New Roman" w:hAnsi="Times New Roman" w:cs="Times New Roman"/>
+        </w:rPr>
+        <w:t>8</w:t>
+      </w:r>
+      <w:r>
+        <w:rPr>
+          <w:rFonts w:ascii="Times New Roman" w:hAnsi="Times New Roman" w:cs="Times New Roman"/>
+        </w:rPr>
+        <w:t xml:space="preserve"> to -0.008.</w:t>
       </w:r>
     </w:p>
   </w:footnote>
@@ -6872,6 +11366,7 @@
         <w:pStyle w:val="FootnoteText"/>
         <w:rPr>
           <w:rFonts w:ascii="Times New Roman" w:hAnsi="Times New Roman" w:cs="Times New Roman"/>
+          <w:highlight w:val="yellow"/>
         </w:rPr>
       </w:pPr>
       <w:r>
@@ -6885,163 +11380,40 @@
         <w:rPr>
           <w:rFonts w:ascii="Times New Roman" w:hAnsi="Times New Roman" w:cs="Times New Roman"/>
         </w:rPr>
+        <w:t xml:space="preserve"> One-way fixed-effects regression with </w:t>
+      </w:r>
+      <w:r>
+        <w:rPr>
+          <w:rFonts w:ascii="Times New Roman" w:hAnsi="Times New Roman" w:cs="Times New Roman"/>
+        </w:rPr>
+        <w:t xml:space="preserve">municipality </w:t>
+      </w:r>
+      <w:r>
+        <w:rPr>
+          <w:rFonts w:ascii="Times New Roman" w:hAnsi="Times New Roman" w:cs="Times New Roman"/>
+        </w:rPr>
+        <w:t>fixed effects: β = –0.003; ±2 SE = –0.007 to 0.001.</w:t>
+      </w:r>
+      <w:r>
         <w:t xml:space="preserve"> </w:t>
       </w:r>
       <w:r>
         <w:rPr>
           <w:rFonts w:ascii="Times New Roman" w:hAnsi="Times New Roman" w:cs="Times New Roman"/>
         </w:rPr>
-        <w:t>OLS with year and month dummy variables</w:t>
-      </w:r>
-      <w:r>
-        <w:rPr>
-          <w:rFonts w:ascii="Times New Roman" w:hAnsi="Times New Roman" w:cs="Times New Roman"/>
-        </w:rPr>
-        <w:t>: β = –0.22</w:t>
-      </w:r>
-      <w:r>
-        <w:rPr>
-          <w:rFonts w:ascii="Times New Roman" w:hAnsi="Times New Roman" w:cs="Times New Roman"/>
-        </w:rPr>
-        <w:t>3</w:t>
-      </w:r>
-      <w:r>
-        <w:rPr>
-          <w:rFonts w:ascii="Times New Roman" w:hAnsi="Times New Roman" w:cs="Times New Roman"/>
-        </w:rPr>
-        <w:t>; ±2 SE = –0.34</w:t>
-      </w:r>
-      <w:r>
-        <w:rPr>
-          <w:rFonts w:ascii="Times New Roman" w:hAnsi="Times New Roman" w:cs="Times New Roman"/>
-        </w:rPr>
-        <w:t>0</w:t>
-      </w:r>
-      <w:r>
-        <w:rPr>
-          <w:rFonts w:ascii="Times New Roman" w:hAnsi="Times New Roman" w:cs="Times New Roman"/>
-        </w:rPr>
-        <w:t xml:space="preserve"> to –0.1</w:t>
-      </w:r>
-      <w:r>
-        <w:rPr>
-          <w:rFonts w:ascii="Times New Roman" w:hAnsi="Times New Roman" w:cs="Times New Roman"/>
-        </w:rPr>
-        <w:t>05</w:t>
-      </w:r>
-      <w:r>
-        <w:rPr>
-          <w:rFonts w:ascii="Times New Roman" w:hAnsi="Times New Roman" w:cs="Times New Roman"/>
-        </w:rPr>
-        <w:t>. GLS with AR(1): β = –0.17</w:t>
-      </w:r>
-      <w:r>
-        <w:rPr>
-          <w:rFonts w:ascii="Times New Roman" w:hAnsi="Times New Roman" w:cs="Times New Roman"/>
-        </w:rPr>
-        <w:t>5</w:t>
-      </w:r>
-      <w:r>
-        <w:rPr>
-          <w:rFonts w:ascii="Times New Roman" w:hAnsi="Times New Roman" w:cs="Times New Roman"/>
-        </w:rPr>
-        <w:t>; ±2 SE = –0.27</w:t>
-      </w:r>
-      <w:r>
-        <w:rPr>
-          <w:rFonts w:ascii="Times New Roman" w:hAnsi="Times New Roman" w:cs="Times New Roman"/>
-        </w:rPr>
-        <w:t>6</w:t>
-      </w:r>
-      <w:r>
-        <w:rPr>
-          <w:rFonts w:ascii="Times New Roman" w:hAnsi="Times New Roman" w:cs="Times New Roman"/>
-        </w:rPr>
-        <w:t xml:space="preserve"> to –0.07</w:t>
-      </w:r>
-      <w:r>
-        <w:rPr>
-          <w:rFonts w:ascii="Times New Roman" w:hAnsi="Times New Roman" w:cs="Times New Roman"/>
-        </w:rPr>
-        <w:t>4</w:t>
-      </w:r>
-      <w:r>
-        <w:rPr>
-          <w:rFonts w:ascii="Times New Roman" w:hAnsi="Times New Roman" w:cs="Times New Roman"/>
-        </w:rPr>
-        <w:t>. GLS with AR(2): β = –0.17</w:t>
-      </w:r>
-      <w:r>
-        <w:rPr>
-          <w:rFonts w:ascii="Times New Roman" w:hAnsi="Times New Roman" w:cs="Times New Roman"/>
-        </w:rPr>
-        <w:t>5</w:t>
-      </w:r>
-      <w:r>
-        <w:rPr>
-          <w:rFonts w:ascii="Times New Roman" w:hAnsi="Times New Roman" w:cs="Times New Roman"/>
-        </w:rPr>
-        <w:t>; ±2 SE = –0.27</w:t>
-      </w:r>
-      <w:r>
-        <w:rPr>
-          <w:rFonts w:ascii="Times New Roman" w:hAnsi="Times New Roman" w:cs="Times New Roman"/>
-        </w:rPr>
-        <w:t>6</w:t>
-      </w:r>
-      <w:r>
-        <w:rPr>
-          <w:rFonts w:ascii="Times New Roman" w:hAnsi="Times New Roman" w:cs="Times New Roman"/>
-        </w:rPr>
-        <w:t xml:space="preserve"> to –0.07</w:t>
-      </w:r>
-      <w:r>
-        <w:rPr>
-          <w:rFonts w:ascii="Times New Roman" w:hAnsi="Times New Roman" w:cs="Times New Roman"/>
-        </w:rPr>
-        <w:t>5</w:t>
-      </w:r>
-      <w:r>
-        <w:rPr>
-          <w:rFonts w:ascii="Times New Roman" w:hAnsi="Times New Roman" w:cs="Times New Roman"/>
-        </w:rPr>
-        <w:t>. GLS with AR(3): β = –0.17</w:t>
-      </w:r>
-      <w:r>
-        <w:rPr>
-          <w:rFonts w:ascii="Times New Roman" w:hAnsi="Times New Roman" w:cs="Times New Roman"/>
-        </w:rPr>
-        <w:t>3</w:t>
-      </w:r>
-      <w:r>
-        <w:rPr>
-          <w:rFonts w:ascii="Times New Roman" w:hAnsi="Times New Roman" w:cs="Times New Roman"/>
-        </w:rPr>
-        <w:t>; ±2 SE = –0.27</w:t>
-      </w:r>
-      <w:r>
-        <w:rPr>
-          <w:rFonts w:ascii="Times New Roman" w:hAnsi="Times New Roman" w:cs="Times New Roman"/>
-        </w:rPr>
-        <w:t>3</w:t>
-      </w:r>
-      <w:r>
-        <w:rPr>
-          <w:rFonts w:ascii="Times New Roman" w:hAnsi="Times New Roman" w:cs="Times New Roman"/>
-        </w:rPr>
-        <w:t xml:space="preserve"> to -0.07</w:t>
-      </w:r>
-      <w:r>
-        <w:rPr>
-          <w:rFonts w:ascii="Times New Roman" w:hAnsi="Times New Roman" w:cs="Times New Roman"/>
-        </w:rPr>
-        <w:t>2</w:t>
-      </w:r>
-      <w:r>
-        <w:rPr>
-          <w:rFonts w:ascii="Times New Roman" w:hAnsi="Times New Roman" w:cs="Times New Roman"/>
-        </w:rPr>
-        <w:t>.</w:t>
+        <w:t xml:space="preserve">One-way fixed-effects regression with </w:t>
+      </w:r>
+      <w:r>
+        <w:rPr>
+          <w:rFonts w:ascii="Times New Roman" w:hAnsi="Times New Roman" w:cs="Times New Roman"/>
+        </w:rPr>
+        <w:t xml:space="preserve">year </w:t>
+      </w:r>
+      <w:r>
+        <w:rPr>
+          <w:rFonts w:ascii="Times New Roman" w:hAnsi="Times New Roman" w:cs="Times New Roman"/>
+        </w:rPr>
+        <w:t>fixed effects: β = –0.003; ±2 SE = –0.007 to 0.001.</w:t>
       </w:r>
     </w:p>
   </w:footnote>
@@ -7070,16 +11442,199 @@
         <w:rPr>
           <w:rFonts w:ascii="Times New Roman" w:hAnsi="Times New Roman" w:cs="Times New Roman"/>
         </w:rPr>
-        <w:t>One-way fixed-effects regression with state fixed effects: β = –0.027; ±2 SE = –0.049 to –0.005.</w:t>
-      </w:r>
-      <w:r>
-        <w:t xml:space="preserve"> </w:t>
-      </w:r>
-      <w:r>
-        <w:rPr>
-          <w:rFonts w:ascii="Times New Roman" w:hAnsi="Times New Roman" w:cs="Times New Roman"/>
-        </w:rPr>
-        <w:t>One-way fixed-effects regression with year fixed effects: β = –0.027; ±2 SE = –0.049 to –0.005.</w:t>
+        <w:t>OLS with year and month dummy variables</w:t>
+      </w:r>
+      <w:r>
+        <w:rPr>
+          <w:rFonts w:ascii="Times New Roman" w:hAnsi="Times New Roman" w:cs="Times New Roman"/>
+        </w:rPr>
+        <w:t>: β = –0.22</w:t>
+      </w:r>
+      <w:r>
+        <w:rPr>
+          <w:rFonts w:ascii="Times New Roman" w:hAnsi="Times New Roman" w:cs="Times New Roman"/>
+        </w:rPr>
+        <w:t>3</w:t>
+      </w:r>
+      <w:r>
+        <w:rPr>
+          <w:rFonts w:ascii="Times New Roman" w:hAnsi="Times New Roman" w:cs="Times New Roman"/>
+        </w:rPr>
+        <w:t>; ±2 SE = –0.34</w:t>
+      </w:r>
+      <w:r>
+        <w:rPr>
+          <w:rFonts w:ascii="Times New Roman" w:hAnsi="Times New Roman" w:cs="Times New Roman"/>
+        </w:rPr>
+        <w:t>0</w:t>
+      </w:r>
+      <w:r>
+        <w:rPr>
+          <w:rFonts w:ascii="Times New Roman" w:hAnsi="Times New Roman" w:cs="Times New Roman"/>
+        </w:rPr>
+        <w:t xml:space="preserve"> to –0.1</w:t>
+      </w:r>
+      <w:r>
+        <w:rPr>
+          <w:rFonts w:ascii="Times New Roman" w:hAnsi="Times New Roman" w:cs="Times New Roman"/>
+        </w:rPr>
+        <w:t>05</w:t>
+      </w:r>
+      <w:r>
+        <w:rPr>
+          <w:rFonts w:ascii="Times New Roman" w:hAnsi="Times New Roman" w:cs="Times New Roman"/>
+        </w:rPr>
+        <w:t xml:space="preserve">. GLS with </w:t>
+      </w:r>
+      <w:proofErr w:type="gramStart"/>
+      <w:r>
+        <w:rPr>
+          <w:rFonts w:ascii="Times New Roman" w:hAnsi="Times New Roman" w:cs="Times New Roman"/>
+        </w:rPr>
+        <w:t>AR(</w:t>
+      </w:r>
+      <w:proofErr w:type="gramEnd"/>
+      <w:r>
+        <w:rPr>
+          <w:rFonts w:ascii="Times New Roman" w:hAnsi="Times New Roman" w:cs="Times New Roman"/>
+        </w:rPr>
+        <w:t>1): β = –0.17</w:t>
+      </w:r>
+      <w:r>
+        <w:rPr>
+          <w:rFonts w:ascii="Times New Roman" w:hAnsi="Times New Roman" w:cs="Times New Roman"/>
+        </w:rPr>
+        <w:t>5</w:t>
+      </w:r>
+      <w:r>
+        <w:rPr>
+          <w:rFonts w:ascii="Times New Roman" w:hAnsi="Times New Roman" w:cs="Times New Roman"/>
+        </w:rPr>
+        <w:t>; ±2 SE = –0.27</w:t>
+      </w:r>
+      <w:r>
+        <w:rPr>
+          <w:rFonts w:ascii="Times New Roman" w:hAnsi="Times New Roman" w:cs="Times New Roman"/>
+        </w:rPr>
+        <w:t>6</w:t>
+      </w:r>
+      <w:r>
+        <w:rPr>
+          <w:rFonts w:ascii="Times New Roman" w:hAnsi="Times New Roman" w:cs="Times New Roman"/>
+        </w:rPr>
+        <w:t xml:space="preserve"> to –0.07</w:t>
+      </w:r>
+      <w:r>
+        <w:rPr>
+          <w:rFonts w:ascii="Times New Roman" w:hAnsi="Times New Roman" w:cs="Times New Roman"/>
+        </w:rPr>
+        <w:t>4</w:t>
+      </w:r>
+      <w:r>
+        <w:rPr>
+          <w:rFonts w:ascii="Times New Roman" w:hAnsi="Times New Roman" w:cs="Times New Roman"/>
+        </w:rPr>
+        <w:t xml:space="preserve">. GLS with </w:t>
+      </w:r>
+      <w:proofErr w:type="gramStart"/>
+      <w:r>
+        <w:rPr>
+          <w:rFonts w:ascii="Times New Roman" w:hAnsi="Times New Roman" w:cs="Times New Roman"/>
+        </w:rPr>
+        <w:t>AR(</w:t>
+      </w:r>
+      <w:proofErr w:type="gramEnd"/>
+      <w:r>
+        <w:rPr>
+          <w:rFonts w:ascii="Times New Roman" w:hAnsi="Times New Roman" w:cs="Times New Roman"/>
+        </w:rPr>
+        <w:t>2): β = –0.17</w:t>
+      </w:r>
+      <w:r>
+        <w:rPr>
+          <w:rFonts w:ascii="Times New Roman" w:hAnsi="Times New Roman" w:cs="Times New Roman"/>
+        </w:rPr>
+        <w:t>5</w:t>
+      </w:r>
+      <w:r>
+        <w:rPr>
+          <w:rFonts w:ascii="Times New Roman" w:hAnsi="Times New Roman" w:cs="Times New Roman"/>
+        </w:rPr>
+        <w:t>; ±2 SE = –0.27</w:t>
+      </w:r>
+      <w:r>
+        <w:rPr>
+          <w:rFonts w:ascii="Times New Roman" w:hAnsi="Times New Roman" w:cs="Times New Roman"/>
+        </w:rPr>
+        <w:t>6</w:t>
+      </w:r>
+      <w:r>
+        <w:rPr>
+          <w:rFonts w:ascii="Times New Roman" w:hAnsi="Times New Roman" w:cs="Times New Roman"/>
+        </w:rPr>
+        <w:t xml:space="preserve"> to –0.07</w:t>
+      </w:r>
+      <w:r>
+        <w:rPr>
+          <w:rFonts w:ascii="Times New Roman" w:hAnsi="Times New Roman" w:cs="Times New Roman"/>
+        </w:rPr>
+        <w:t>5</w:t>
+      </w:r>
+      <w:r>
+        <w:rPr>
+          <w:rFonts w:ascii="Times New Roman" w:hAnsi="Times New Roman" w:cs="Times New Roman"/>
+        </w:rPr>
+        <w:t xml:space="preserve">. GLS with </w:t>
+      </w:r>
+      <w:proofErr w:type="gramStart"/>
+      <w:r>
+        <w:rPr>
+          <w:rFonts w:ascii="Times New Roman" w:hAnsi="Times New Roman" w:cs="Times New Roman"/>
+        </w:rPr>
+        <w:t>AR(</w:t>
+      </w:r>
+      <w:proofErr w:type="gramEnd"/>
+      <w:r>
+        <w:rPr>
+          <w:rFonts w:ascii="Times New Roman" w:hAnsi="Times New Roman" w:cs="Times New Roman"/>
+        </w:rPr>
+        <w:t>3): β = –0.17</w:t>
+      </w:r>
+      <w:r>
+        <w:rPr>
+          <w:rFonts w:ascii="Times New Roman" w:hAnsi="Times New Roman" w:cs="Times New Roman"/>
+        </w:rPr>
+        <w:t>3</w:t>
+      </w:r>
+      <w:r>
+        <w:rPr>
+          <w:rFonts w:ascii="Times New Roman" w:hAnsi="Times New Roman" w:cs="Times New Roman"/>
+        </w:rPr>
+        <w:t>; ±2 SE = –0.27</w:t>
+      </w:r>
+      <w:r>
+        <w:rPr>
+          <w:rFonts w:ascii="Times New Roman" w:hAnsi="Times New Roman" w:cs="Times New Roman"/>
+        </w:rPr>
+        <w:t>3</w:t>
+      </w:r>
+      <w:r>
+        <w:rPr>
+          <w:rFonts w:ascii="Times New Roman" w:hAnsi="Times New Roman" w:cs="Times New Roman"/>
+        </w:rPr>
+        <w:t xml:space="preserve"> to -0.07</w:t>
+      </w:r>
+      <w:r>
+        <w:rPr>
+          <w:rFonts w:ascii="Times New Roman" w:hAnsi="Times New Roman" w:cs="Times New Roman"/>
+        </w:rPr>
+        <w:t>2</w:t>
+      </w:r>
+      <w:r>
+        <w:rPr>
+          <w:rFonts w:ascii="Times New Roman" w:hAnsi="Times New Roman" w:cs="Times New Roman"/>
+        </w:rPr>
+        <w:t>.</w:t>
       </w:r>
     </w:p>
   </w:footnote>
@@ -7087,6 +11642,9 @@
     <w:p>
       <w:pPr>
         <w:pStyle w:val="FootnoteText"/>
+        <w:rPr>
+          <w:rFonts w:ascii="Times New Roman" w:hAnsi="Times New Roman" w:cs="Times New Roman"/>
+        </w:rPr>
       </w:pPr>
       <w:r>
         <w:rPr>
@@ -7101,6 +11659,125 @@
         </w:rPr>
         <w:t xml:space="preserve"> </w:t>
       </w:r>
+      <w:del w:id="339" w:author="Thiago Oliveira" w:date="2025-12-16T21:38:00Z" w16du:dateUtc="2025-12-16T21:38:00Z">
+        <w:r>
+          <w:rPr>
+            <w:rFonts w:ascii="Times New Roman" w:hAnsi="Times New Roman" w:cs="Times New Roman"/>
+          </w:rPr>
+          <w:delText>One-way f</w:delText>
+        </w:r>
+      </w:del>
+      <w:ins w:id="340" w:author="Thiago Oliveira" w:date="2025-12-16T21:38:00Z" w16du:dateUtc="2025-12-16T21:38:00Z">
+        <w:r>
+          <w:rPr>
+            <w:rFonts w:ascii="Times New Roman" w:hAnsi="Times New Roman" w:cs="Times New Roman"/>
+          </w:rPr>
+          <w:t>Simple s</w:t>
+        </w:r>
+      </w:ins>
+      <w:ins w:id="341" w:author="Thiago Oliveira" w:date="2025-12-16T21:39:00Z" w16du:dateUtc="2025-12-16T21:39:00Z">
+        <w:r>
+          <w:rPr>
+            <w:rFonts w:ascii="Times New Roman" w:hAnsi="Times New Roman" w:cs="Times New Roman"/>
+          </w:rPr>
+          <w:t>tate f</w:t>
+        </w:r>
+      </w:ins>
+      <w:r>
+        <w:rPr>
+          <w:rFonts w:ascii="Times New Roman" w:hAnsi="Times New Roman" w:cs="Times New Roman"/>
+        </w:rPr>
+        <w:t xml:space="preserve">ixed-effects regression </w:t>
+      </w:r>
+      <w:del w:id="342" w:author="Thiago Oliveira" w:date="2025-12-16T21:39:00Z" w16du:dateUtc="2025-12-16T21:39:00Z">
+        <w:r>
+          <w:rPr>
+            <w:rFonts w:ascii="Times New Roman" w:hAnsi="Times New Roman" w:cs="Times New Roman"/>
+          </w:rPr>
+          <w:delText>with state fixed effects</w:delText>
+        </w:r>
+      </w:del>
+      <w:ins w:id="343" w:author="Thiago Oliveira" w:date="2025-12-16T21:39:00Z" w16du:dateUtc="2025-12-16T21:39:00Z">
+        <w:r>
+          <w:rPr>
+            <w:rFonts w:ascii="Times New Roman" w:hAnsi="Times New Roman" w:cs="Times New Roman"/>
+          </w:rPr>
+          <w:t>model</w:t>
+        </w:r>
+      </w:ins>
+      <w:r>
+        <w:rPr>
+          <w:rFonts w:ascii="Times New Roman" w:hAnsi="Times New Roman" w:cs="Times New Roman"/>
+        </w:rPr>
+        <w:t>: β = –0.027; ±2 SE = –0.049 to –0.005.</w:t>
+      </w:r>
+      <w:r>
+        <w:t xml:space="preserve"> </w:t>
+      </w:r>
+      <w:del w:id="344" w:author="Thiago Oliveira" w:date="2025-12-16T21:39:00Z" w16du:dateUtc="2025-12-16T21:39:00Z">
+        <w:r>
+          <w:rPr>
+            <w:rFonts w:ascii="Times New Roman" w:hAnsi="Times New Roman" w:cs="Times New Roman"/>
+          </w:rPr>
+          <w:delText xml:space="preserve">One-way </w:delText>
+        </w:r>
+      </w:del>
+      <w:ins w:id="345" w:author="Thiago Oliveira" w:date="2025-12-16T21:39:00Z" w16du:dateUtc="2025-12-16T21:39:00Z">
+        <w:r>
+          <w:rPr>
+            <w:rFonts w:ascii="Times New Roman" w:hAnsi="Times New Roman" w:cs="Times New Roman"/>
+          </w:rPr>
+          <w:t xml:space="preserve">Simple year </w:t>
+        </w:r>
+      </w:ins>
+      <w:r>
+        <w:rPr>
+          <w:rFonts w:ascii="Times New Roman" w:hAnsi="Times New Roman" w:cs="Times New Roman"/>
+        </w:rPr>
+        <w:t xml:space="preserve">fixed-effects regression </w:t>
+      </w:r>
+      <w:del w:id="346" w:author="Thiago Oliveira" w:date="2025-12-16T21:39:00Z" w16du:dateUtc="2025-12-16T21:39:00Z">
+        <w:r>
+          <w:rPr>
+            <w:rFonts w:ascii="Times New Roman" w:hAnsi="Times New Roman" w:cs="Times New Roman"/>
+          </w:rPr>
+          <w:delText>with year fixed effects</w:delText>
+        </w:r>
+      </w:del>
+      <w:ins w:id="347" w:author="Thiago Oliveira" w:date="2025-12-16T21:39:00Z" w16du:dateUtc="2025-12-16T21:39:00Z">
+        <w:r>
+          <w:rPr>
+            <w:rFonts w:ascii="Times New Roman" w:hAnsi="Times New Roman" w:cs="Times New Roman"/>
+          </w:rPr>
+          <w:t>model</w:t>
+        </w:r>
+      </w:ins>
+      <w:r>
+        <w:rPr>
+          <w:rFonts w:ascii="Times New Roman" w:hAnsi="Times New Roman" w:cs="Times New Roman"/>
+        </w:rPr>
+        <w:t>: β = –0.027; ±2 SE = –0.049 to –0.005.</w:t>
+      </w:r>
+    </w:p>
+  </w:footnote>
+  <w:footnote w:id="13">
+    <w:p>
+      <w:pPr>
+        <w:pStyle w:val="FootnoteText"/>
+      </w:pPr>
+      <w:r>
+        <w:rPr>
+          <w:rStyle w:val="FootnoteReference"/>
+          <w:rFonts w:ascii="Times New Roman" w:hAnsi="Times New Roman" w:cs="Times New Roman"/>
+        </w:rPr>
+        <w:footnoteRef/>
+      </w:r>
+      <w:r>
+        <w:rPr>
+          <w:rFonts w:ascii="Times New Roman" w:hAnsi="Times New Roman" w:cs="Times New Roman"/>
+        </w:rPr>
+        <w:t xml:space="preserve"> </w:t>
+      </w:r>
       <w:r>
         <w:rPr>
           <w:rFonts w:ascii="Times New Roman" w:hAnsi="Times New Roman" w:cs="Times New Roman"/>
@@ -7147,7 +11824,21 @@
         <w:rPr>
           <w:rFonts w:ascii="Times New Roman" w:hAnsi="Times New Roman" w:cs="Times New Roman"/>
         </w:rPr>
-        <w:t>. GLS with AR(1): β = –0.10</w:t>
+        <w:t xml:space="preserve">. GLS with </w:t>
+      </w:r>
+      <w:proofErr w:type="gramStart"/>
+      <w:r>
+        <w:rPr>
+          <w:rFonts w:ascii="Times New Roman" w:hAnsi="Times New Roman" w:cs="Times New Roman"/>
+        </w:rPr>
+        <w:t>AR(</w:t>
+      </w:r>
+      <w:proofErr w:type="gramEnd"/>
+      <w:r>
+        <w:rPr>
+          <w:rFonts w:ascii="Times New Roman" w:hAnsi="Times New Roman" w:cs="Times New Roman"/>
+        </w:rPr>
+        <w:t>1): β = –0.10</w:t>
       </w:r>
       <w:r>
         <w:rPr>
@@ -7183,7 +11874,21 @@
         <w:rPr>
           <w:rFonts w:ascii="Times New Roman" w:hAnsi="Times New Roman" w:cs="Times New Roman"/>
         </w:rPr>
-        <w:t>. GLS with AR(2): β = –0.1</w:t>
+        <w:t xml:space="preserve">. GLS with </w:t>
+      </w:r>
+      <w:proofErr w:type="gramStart"/>
+      <w:r>
+        <w:rPr>
+          <w:rFonts w:ascii="Times New Roman" w:hAnsi="Times New Roman" w:cs="Times New Roman"/>
+        </w:rPr>
+        <w:t>AR(</w:t>
+      </w:r>
+      <w:proofErr w:type="gramEnd"/>
+      <w:r>
+        <w:rPr>
+          <w:rFonts w:ascii="Times New Roman" w:hAnsi="Times New Roman" w:cs="Times New Roman"/>
+        </w:rPr>
+        <w:t>2): β = –0.1</w:t>
       </w:r>
       <w:r>
         <w:rPr>
@@ -7225,7 +11930,21 @@
         <w:rPr>
           <w:rFonts w:ascii="Times New Roman" w:hAnsi="Times New Roman" w:cs="Times New Roman"/>
         </w:rPr>
-        <w:t>. GLS with AR(3): β = –0.</w:t>
+        <w:t xml:space="preserve">. GLS with </w:t>
+      </w:r>
+      <w:proofErr w:type="gramStart"/>
+      <w:r>
+        <w:rPr>
+          <w:rFonts w:ascii="Times New Roman" w:hAnsi="Times New Roman" w:cs="Times New Roman"/>
+        </w:rPr>
+        <w:t>AR(</w:t>
+      </w:r>
+      <w:proofErr w:type="gramEnd"/>
+      <w:r>
+        <w:rPr>
+          <w:rFonts w:ascii="Times New Roman" w:hAnsi="Times New Roman" w:cs="Times New Roman"/>
+        </w:rPr>
+        <w:t>3): β = –0.</w:t>
       </w:r>
       <w:r>
         <w:rPr>
@@ -7399,6 +12118,9 @@
 <w15:people xmlns:wpc="http://schemas.microsoft.com/office/word/2010/wordprocessingCanvas" xmlns:cx="http://schemas.microsoft.com/office/drawing/2014/chartex" xmlns:cx1="http://schemas.microsoft.com/office/drawing/2015/9/8/chartex" xmlns:cx2="http://schemas.microsoft.com/office/drawing/2015/10/21/chartex" xmlns:cx3="http://schemas.microsoft.com/office/drawing/2016/5/9/chartex" xmlns:cx4="http://schemas.microsoft.com/office/drawing/2016/5/10/chartex" xmlns:cx5="http://schemas.microsoft.com/office/drawing/2016/5/11/chartex" xmlns:cx6="http://schemas.microsoft.com/office/drawing/2016/5/12/chartex" xmlns:cx7="http://schemas.microsoft.com/office/drawing/2016/5/13/chartex" xmlns:cx8="http://schemas.microsoft.com/office/drawing/2016/5/14/chartex" xmlns:mc="http://schemas.openxmlformats.org/markup-compatibility/2006" xmlns:aink="http://schemas.microsoft.com/office/drawing/2016/ink" xmlns:am3d="http://schemas.microsoft.com/office/drawing/2017/model3d" xmlns:o="urn:schemas-microsoft-com:office:office" xmlns:oel="http://schemas.microsoft.com/office/2019/extlst" xmlns:r="http://schemas.openxmlformats.org/officeDocument/2006/relationships" xmlns:m="http://schemas.openxmlformats.org/officeDocument/2006/math" xmlns:v="urn:schemas-microsoft-com:vml" xmlns:wp14="http://schemas.microsoft.com/office/word/2010/wordprocessingDrawing" xmlns:wp="http://schemas.openxmlformats.org/drawingml/2006/wordprocessingDrawing" xmlns:w10="urn:schemas-microsoft-com:office:word" xmlns:w="http://schemas.openxmlformats.org/wordprocessingml/2006/main" xmlns:w14="http://schemas.microsoft.com/office/word/2010/wordml" xmlns:w15="http://schemas.microsoft.com/office/word/2012/wordml" xmlns:w16cex="http://schemas.microsoft.com/office/word/2018/wordml/cex" xmlns:w16cid="http://schemas.microsoft.com/office/word/2016/wordml/cid" xmlns:w16="http://schemas.microsoft.com/office/word/2018/wordml" xmlns:w16du="http://schemas.microsoft.com/office/word/2023/wordml/word16du" xmlns:w16sdtdh="http://schemas.microsoft.com/office/word/2020/wordml/sdtdatahash" xmlns:w16sdtfl="http://schemas.microsoft.com/office/word/2024/wordml/sdtformatlock" xmlns:w16se="http://schemas.microsoft.com/office/word/2015/wordml/symex" xmlns:wpg="http://schemas.microsoft.com/office/word/2010/wordprocessingGroup" xmlns:wpi="http://schemas.microsoft.com/office/word/2010/wordprocessingInk" xmlns:wne="http://schemas.microsoft.com/office/word/2006/wordml" xmlns:wps="http://schemas.microsoft.com/office/word/2010/wordprocessingShape" mc:Ignorable="w14 w15 w16se w16cid w16 w16cex w16sdtdh w16sdtfl w16du wp14">
   <w15:person w15:author="David Buil Gil">
     <w15:presenceInfo w15:providerId="AD" w15:userId="S::david.builgil@manchester.ac.uk::107b3106-77f6-44ce-a2ea-28aeac30b91d"/>
+  </w15:person>
+  <w15:person w15:author="Thiago Oliveira">
+    <w15:presenceInfo w15:providerId="AD" w15:userId="S::thiago.oliveira@manchester.ac.uk::42857cf5-c68d-4ed7-ac8d-11c053150e5e"/>
   </w15:person>
 </w15:people>
 </file>
@@ -8513,6 +13235,19 @@
       <w:color w:val="666666"/>
     </w:rPr>
   </w:style>
+  <w:style w:type="paragraph" w:styleId="Revision">
+    <w:name w:val="Revision"/>
+    <w:hidden/>
+    <w:uiPriority w:val="99"/>
+    <w:semiHidden/>
+    <w:rsid w:val="00CA1DF0"/>
+    <w:pPr>
+      <w:spacing w:after="0" w:line="240" w:lineRule="auto"/>
+    </w:pPr>
+    <w:rPr>
+      <w:lang w:val="en-US"/>
+    </w:rPr>
+  </w:style>
 </w:styles>
 </file>
 

--- a/draft-paper_with_temperature.docx
+++ b/draft-paper_with_temperature.docx
@@ -797,15 +797,15 @@
           <w:rPr>
             <w:rFonts w:ascii="Times New Roman" w:hAnsi="Times New Roman" w:cs="Times New Roman"/>
           </w:rPr>
-          <w:t xml:space="preserve"> widely known</w:t>
-        </w:r>
-      </w:ins>
-      <w:ins w:id="38" w:author="Thiago Oliveira" w:date="2025-12-16T18:40:00Z" w16du:dateUtc="2025-12-16T18:40:00Z">
-        <w:r>
-          <w:rPr>
-            <w:rFonts w:ascii="Times New Roman" w:hAnsi="Times New Roman" w:cs="Times New Roman"/>
-          </w:rPr>
-          <w:t xml:space="preserve"> COLORARI</w:t>
+          <w:t xml:space="preserve"> </w:t>
+        </w:r>
+      </w:ins>
+      <w:ins w:id="38" w:author="Thiago Oliveira" w:date="2025-12-17T04:55:00Z" w16du:dateUtc="2025-12-17T09:55:00Z">
+        <w:r>
+          <w:rPr>
+            <w:rFonts w:ascii="Times New Roman" w:hAnsi="Times New Roman" w:cs="Times New Roman"/>
+          </w:rPr>
+          <w:t>canonical findings</w:t>
         </w:r>
       </w:ins>
       <w:ins w:id="39" w:author="Thiago Oliveira" w:date="2025-12-16T18:41:00Z" w16du:dateUtc="2025-12-16T18:41:00Z">
@@ -813,7 +813,7 @@
           <w:rPr>
             <w:rFonts w:ascii="Times New Roman" w:hAnsi="Times New Roman" w:cs="Times New Roman"/>
           </w:rPr>
-          <w:t>ES,</w:t>
+          <w:t>,</w:t>
         </w:r>
       </w:ins>
       <w:ins w:id="40" w:author="Thiago Oliveira" w:date="2025-12-16T18:33:00Z" w16du:dateUtc="2025-12-16T18:33:00Z">
@@ -3174,10 +3174,12 @@
         <m:sSubSup>
           <m:sSubSupPr>
             <m:ctrlPr>
-              <w:rPr>
-                <w:rFonts w:ascii="Cambria Math" w:hAnsi="Cambria Math" w:cs="Times New Roman"/>
-                <w:i/>
-              </w:rPr>
+              <w:ins w:id="177" w:author="Thiago Oliveira" w:date="2025-12-17T04:49:00Z" w16du:dateUtc="2025-12-17T09:49:00Z">
+                <w:rPr>
+                  <w:rFonts w:ascii="Cambria Math" w:hAnsi="Cambria Math" w:cs="Times New Roman"/>
+                  <w:i/>
+                </w:rPr>
+              </w:ins>
             </m:ctrlPr>
           </m:sSubSupPr>
           <m:e>
@@ -3190,7 +3192,7 @@
           </m:e>
           <m:sub>
             <m:r>
-              <w:ins w:id="177" w:author="Thiago Oliveira" w:date="2025-12-16T20:00:00Z" w16du:dateUtc="2025-12-16T20:00:00Z">
+              <w:ins w:id="178" w:author="Thiago Oliveira" w:date="2025-12-16T20:00:00Z" w16du:dateUtc="2025-12-16T20:00:00Z">
                 <w:rPr>
                   <w:rFonts w:ascii="Cambria Math" w:hAnsi="Cambria Math" w:cs="Times New Roman"/>
                 </w:rPr>
@@ -3222,7 +3224,7 @@
         <m:sSub>
           <m:sSubPr>
             <m:ctrlPr>
-              <w:ins w:id="178" w:author="Thiago Oliveira" w:date="2025-12-16T20:01:00Z" w16du:dateUtc="2025-12-16T20:01:00Z">
+              <w:ins w:id="179" w:author="Thiago Oliveira" w:date="2025-12-16T20:01:00Z" w16du:dateUtc="2025-12-16T20:01:00Z">
                 <w:rPr>
                   <w:rFonts w:ascii="Cambria Math" w:hAnsi="Cambria Math" w:cs="Times New Roman"/>
                   <w:i/>
@@ -3232,7 +3234,7 @@
           </m:sSubPr>
           <m:e>
             <m:r>
-              <w:ins w:id="179" w:author="Thiago Oliveira" w:date="2025-12-16T20:01:00Z" w16du:dateUtc="2025-12-16T20:01:00Z">
+              <w:ins w:id="180" w:author="Thiago Oliveira" w:date="2025-12-16T20:01:00Z" w16du:dateUtc="2025-12-16T20:01:00Z">
                 <w:rPr>
                   <w:rFonts w:ascii="Cambria Math" w:hAnsi="Cambria Math" w:cs="Times New Roman"/>
                 </w:rPr>
@@ -3242,7 +3244,7 @@
           </m:e>
           <m:sub>
             <m:r>
-              <w:ins w:id="180" w:author="Thiago Oliveira" w:date="2025-12-16T20:01:00Z" w16du:dateUtc="2025-12-16T20:01:00Z">
+              <w:ins w:id="181" w:author="Thiago Oliveira" w:date="2025-12-16T20:01:00Z" w16du:dateUtc="2025-12-16T20:01:00Z">
                 <w:rPr>
                   <w:rFonts w:ascii="Cambria Math" w:hAnsi="Cambria Math" w:cs="Times New Roman"/>
                 </w:rPr>
@@ -3252,7 +3254,7 @@
           </m:sub>
         </m:sSub>
         <m:r>
-          <w:del w:id="181" w:author="Thiago Oliveira" w:date="2025-12-16T20:01:00Z" w16du:dateUtc="2025-12-16T20:01:00Z">
+          <w:del w:id="182" w:author="Thiago Oliveira" w:date="2025-12-16T20:01:00Z" w16du:dateUtc="2025-12-16T20:01:00Z">
             <w:rPr>
               <w:rFonts w:ascii="Cambria Math" w:hAnsi="Cambria Math" w:cs="Times New Roman"/>
             </w:rPr>
@@ -3262,15 +3264,17 @@
         <m:sSubSup>
           <m:sSubSupPr>
             <m:ctrlPr>
-              <w:rPr>
-                <w:rFonts w:ascii="Cambria Math" w:hAnsi="Cambria Math" w:cs="Times New Roman"/>
-                <w:i/>
-              </w:rPr>
+              <w:ins w:id="183" w:author="Thiago Oliveira" w:date="2025-12-17T04:49:00Z" w16du:dateUtc="2025-12-17T09:49:00Z">
+                <w:rPr>
+                  <w:rFonts w:ascii="Cambria Math" w:hAnsi="Cambria Math" w:cs="Times New Roman"/>
+                  <w:i/>
+                </w:rPr>
+              </w:ins>
             </m:ctrlPr>
           </m:sSubSupPr>
           <m:e>
             <m:r>
-              <w:ins w:id="182" w:author="Thiago Oliveira" w:date="2025-12-16T20:01:00Z" w16du:dateUtc="2025-12-16T20:01:00Z">
+              <w:ins w:id="184" w:author="Thiago Oliveira" w:date="2025-12-16T20:01:00Z" w16du:dateUtc="2025-12-16T20:01:00Z">
                 <w:rPr>
                   <w:rFonts w:ascii="Cambria Math" w:hAnsi="Cambria Math" w:cs="Times New Roman"/>
                 </w:rPr>
@@ -3286,7 +3290,7 @@
           </m:e>
           <m:sub>
             <m:r>
-              <w:ins w:id="183" w:author="Thiago Oliveira" w:date="2025-12-16T20:01:00Z" w16du:dateUtc="2025-12-16T20:01:00Z">
+              <w:ins w:id="185" w:author="Thiago Oliveira" w:date="2025-12-16T20:01:00Z" w16du:dateUtc="2025-12-16T20:01:00Z">
                 <w:rPr>
                   <w:rFonts w:ascii="Cambria Math" w:hAnsi="Cambria Math" w:cs="Times New Roman"/>
                 </w:rPr>
@@ -3318,7 +3322,7 @@
         <m:sSub>
           <m:sSubPr>
             <m:ctrlPr>
-              <w:ins w:id="184" w:author="Thiago Oliveira" w:date="2025-12-16T20:02:00Z" w16du:dateUtc="2025-12-16T20:02:00Z">
+              <w:ins w:id="186" w:author="Thiago Oliveira" w:date="2025-12-16T20:02:00Z" w16du:dateUtc="2025-12-16T20:02:00Z">
                 <w:rPr>
                   <w:rFonts w:ascii="Cambria Math" w:hAnsi="Cambria Math" w:cs="Times New Roman"/>
                   <w:i/>
@@ -3328,7 +3332,7 @@
           </m:sSubPr>
           <m:e>
             <m:r>
-              <w:ins w:id="185" w:author="Thiago Oliveira" w:date="2025-12-16T20:02:00Z" w16du:dateUtc="2025-12-16T20:02:00Z">
+              <w:ins w:id="187" w:author="Thiago Oliveira" w:date="2025-12-16T20:02:00Z" w16du:dateUtc="2025-12-16T20:02:00Z">
                 <w:rPr>
                   <w:rFonts w:ascii="Cambria Math" w:hAnsi="Cambria Math" w:cs="Times New Roman"/>
                 </w:rPr>
@@ -3338,7 +3342,7 @@
           </m:e>
           <m:sub>
             <m:r>
-              <w:ins w:id="186" w:author="Thiago Oliveira" w:date="2025-12-16T20:02:00Z" w16du:dateUtc="2025-12-16T20:02:00Z">
+              <w:ins w:id="188" w:author="Thiago Oliveira" w:date="2025-12-16T20:02:00Z" w16du:dateUtc="2025-12-16T20:02:00Z">
                 <w:rPr>
                   <w:rFonts w:ascii="Cambria Math" w:hAnsi="Cambria Math" w:cs="Times New Roman"/>
                 </w:rPr>
@@ -3348,7 +3352,7 @@
           </m:sub>
         </m:sSub>
         <m:r>
-          <w:del w:id="187" w:author="Thiago Oliveira" w:date="2025-12-16T20:02:00Z" w16du:dateUtc="2025-12-16T20:02:00Z">
+          <w:del w:id="189" w:author="Thiago Oliveira" w:date="2025-12-16T20:02:00Z" w16du:dateUtc="2025-12-16T20:02:00Z">
             <w:rPr>
               <w:rFonts w:ascii="Cambria Math" w:hAnsi="Cambria Math" w:cs="Times New Roman"/>
             </w:rPr>
@@ -3356,7 +3360,7 @@
           </w:del>
         </m:r>
         <m:r>
-          <w:ins w:id="188" w:author="Thiago Oliveira" w:date="2025-12-16T20:02:00Z" w16du:dateUtc="2025-12-16T20:02:00Z">
+          <w:ins w:id="190" w:author="Thiago Oliveira" w:date="2025-12-16T20:02:00Z" w16du:dateUtc="2025-12-16T20:02:00Z">
             <w:rPr>
               <w:rFonts w:ascii="Cambria Math" w:hAnsi="Cambria Math" w:cs="Times New Roman"/>
             </w:rPr>
@@ -3366,10 +3370,12 @@
         <m:sSubSup>
           <m:sSubSupPr>
             <m:ctrlPr>
-              <w:rPr>
-                <w:rFonts w:ascii="Cambria Math" w:hAnsi="Cambria Math" w:cs="Times New Roman"/>
-                <w:i/>
-              </w:rPr>
+              <w:ins w:id="191" w:author="Thiago Oliveira" w:date="2025-12-17T04:49:00Z" w16du:dateUtc="2025-12-17T09:49:00Z">
+                <w:rPr>
+                  <w:rFonts w:ascii="Cambria Math" w:hAnsi="Cambria Math" w:cs="Times New Roman"/>
+                  <w:i/>
+                </w:rPr>
+              </w:ins>
             </m:ctrlPr>
           </m:sSubSupPr>
           <m:e>
@@ -3382,7 +3388,7 @@
           </m:e>
           <m:sub>
             <m:r>
-              <w:ins w:id="189" w:author="Thiago Oliveira" w:date="2025-12-16T20:02:00Z" w16du:dateUtc="2025-12-16T20:02:00Z">
+              <w:ins w:id="192" w:author="Thiago Oliveira" w:date="2025-12-16T20:02:00Z" w16du:dateUtc="2025-12-16T20:02:00Z">
                 <w:rPr>
                   <w:rFonts w:ascii="Cambria Math" w:hAnsi="Cambria Math" w:cs="Times New Roman"/>
                 </w:rPr>
@@ -3414,10 +3420,12 @@
         <m:sSub>
           <m:sSubPr>
             <m:ctrlPr>
-              <w:rPr>
-                <w:rFonts w:ascii="Cambria Math" w:hAnsi="Cambria Math" w:cs="Times New Roman"/>
-                <w:i/>
-              </w:rPr>
+              <w:ins w:id="193" w:author="Thiago Oliveira" w:date="2025-12-17T04:49:00Z" w16du:dateUtc="2025-12-17T09:49:00Z">
+                <w:rPr>
+                  <w:rFonts w:ascii="Cambria Math" w:hAnsi="Cambria Math" w:cs="Times New Roman"/>
+                  <w:i/>
+                </w:rPr>
+              </w:ins>
             </m:ctrlPr>
           </m:sSubPr>
           <m:e>
@@ -3430,7 +3438,7 @@
           </m:e>
           <m:sub>
             <m:r>
-              <w:del w:id="190" w:author="Thiago Oliveira" w:date="2025-12-16T20:03:00Z" w16du:dateUtc="2025-12-16T20:03:00Z">
+              <w:del w:id="194" w:author="Thiago Oliveira" w:date="2025-12-16T20:03:00Z" w16du:dateUtc="2025-12-16T20:03:00Z">
                 <w:rPr>
                   <w:rFonts w:ascii="Cambria Math" w:hAnsi="Cambria Math" w:cs="Times New Roman"/>
                 </w:rPr>
@@ -3444,7 +3452,7 @@
               <m:t>t</m:t>
             </m:r>
             <m:r>
-              <w:del w:id="191" w:author="Thiago Oliveira" w:date="2025-12-16T20:03:00Z" w16du:dateUtc="2025-12-16T20:03:00Z">
+              <w:del w:id="195" w:author="Thiago Oliveira" w:date="2025-12-16T20:03:00Z" w16du:dateUtc="2025-12-16T20:03:00Z">
                 <w:rPr>
                   <w:rFonts w:ascii="Cambria Math" w:hAnsi="Cambria Math" w:cs="Times New Roman"/>
                 </w:rPr>
@@ -3462,10 +3470,12 @@
         <m:sSub>
           <m:sSubPr>
             <m:ctrlPr>
-              <w:rPr>
-                <w:rFonts w:ascii="Cambria Math" w:hAnsi="Cambria Math" w:cs="Times New Roman"/>
-                <w:i/>
-              </w:rPr>
+              <w:ins w:id="196" w:author="Thiago Oliveira" w:date="2025-12-17T04:49:00Z" w16du:dateUtc="2025-12-17T09:49:00Z">
+                <w:rPr>
+                  <w:rFonts w:ascii="Cambria Math" w:hAnsi="Cambria Math" w:cs="Times New Roman"/>
+                  <w:i/>
+                </w:rPr>
+              </w:ins>
             </m:ctrlPr>
           </m:sSubPr>
           <m:e>
@@ -3484,7 +3494,7 @@
               <m:t>m</m:t>
             </m:r>
             <m:r>
-              <w:del w:id="192" w:author="Thiago Oliveira" w:date="2025-12-16T20:03:00Z" w16du:dateUtc="2025-12-16T20:03:00Z">
+              <w:del w:id="197" w:author="Thiago Oliveira" w:date="2025-12-16T20:03:00Z" w16du:dateUtc="2025-12-16T20:03:00Z">
                 <w:rPr>
                   <w:rFonts w:ascii="Cambria Math" w:hAnsi="Cambria Math" w:cs="Times New Roman"/>
                 </w:rPr>
@@ -3502,10 +3512,12 @@
         <m:sSub>
           <m:sSubPr>
             <m:ctrlPr>
-              <w:rPr>
-                <w:rFonts w:ascii="Cambria Math" w:hAnsi="Cambria Math" w:cs="Times New Roman"/>
-                <w:i/>
-              </w:rPr>
+              <w:ins w:id="198" w:author="Thiago Oliveira" w:date="2025-12-17T04:49:00Z" w16du:dateUtc="2025-12-17T09:49:00Z">
+                <w:rPr>
+                  <w:rFonts w:ascii="Cambria Math" w:hAnsi="Cambria Math" w:cs="Times New Roman"/>
+                  <w:i/>
+                </w:rPr>
+              </w:ins>
             </m:ctrlPr>
           </m:sSubPr>
           <m:e>
@@ -3518,7 +3530,7 @@
           </m:e>
           <m:sub>
             <m:r>
-              <w:ins w:id="193" w:author="Thiago Oliveira" w:date="2025-12-16T20:04:00Z" w16du:dateUtc="2025-12-16T20:04:00Z">
+              <w:ins w:id="199" w:author="Thiago Oliveira" w:date="2025-12-16T20:04:00Z" w16du:dateUtc="2025-12-16T20:04:00Z">
                 <w:rPr>
                   <w:rFonts w:ascii="Cambria Math" w:hAnsi="Cambria Math" w:cs="Times New Roman"/>
                 </w:rPr>
@@ -3544,7 +3556,7 @@
     <w:p>
       <w:pPr>
         <w:rPr>
-          <w:del w:id="194" w:author="Thiago Oliveira" w:date="2025-12-16T20:12:00Z" w16du:dateUtc="2025-12-16T20:12:00Z"/>
+          <w:del w:id="200" w:author="Thiago Oliveira" w:date="2025-12-16T20:12:00Z" w16du:dateUtc="2025-12-16T20:12:00Z"/>
           <w:rFonts w:ascii="Times New Roman" w:hAnsi="Times New Roman" w:cs="Times New Roman"/>
         </w:rPr>
       </w:pPr>
@@ -3564,10 +3576,12 @@
         <m:sSubSup>
           <m:sSubSupPr>
             <m:ctrlPr>
-              <w:rPr>
-                <w:rFonts w:ascii="Cambria Math" w:hAnsi="Cambria Math" w:cs="Times New Roman"/>
-                <w:i/>
-              </w:rPr>
+              <w:ins w:id="201" w:author="Thiago Oliveira" w:date="2025-12-17T04:49:00Z" w16du:dateUtc="2025-12-17T09:49:00Z">
+                <w:rPr>
+                  <w:rFonts w:ascii="Cambria Math" w:hAnsi="Cambria Math" w:cs="Times New Roman"/>
+                  <w:i/>
+                </w:rPr>
+              </w:ins>
             </m:ctrlPr>
           </m:sSubSupPr>
           <m:e>
@@ -3580,7 +3594,7 @@
           </m:e>
           <m:sub>
             <m:r>
-              <w:ins w:id="195" w:author="Thiago Oliveira" w:date="2025-12-16T20:00:00Z" w16du:dateUtc="2025-12-16T20:00:00Z">
+              <w:ins w:id="202" w:author="Thiago Oliveira" w:date="2025-12-16T20:00:00Z" w16du:dateUtc="2025-12-16T20:00:00Z">
                 <w:rPr>
                   <w:rFonts w:ascii="Cambria Math" w:hAnsi="Cambria Math" w:cs="Times New Roman"/>
                 </w:rPr>
@@ -3616,7 +3630,7 @@
         </w:rPr>
         <w:t xml:space="preserve">represents the z-standardized violence deviation in month </w:t>
       </w:r>
-      <w:ins w:id="196" w:author="Thiago Oliveira" w:date="2025-12-16T20:00:00Z" w16du:dateUtc="2025-12-16T20:00:00Z">
+      <w:ins w:id="203" w:author="Thiago Oliveira" w:date="2025-12-16T20:00:00Z" w16du:dateUtc="2025-12-16T20:00:00Z">
         <w:r>
           <w:rPr>
             <w:rFonts w:ascii="Times New Roman" w:hAnsi="Times New Roman" w:cs="Times New Roman"/>
@@ -3626,7 +3640,7 @@
           <w:t>m</w:t>
         </w:r>
       </w:ins>
-      <w:del w:id="197" w:author="Thiago Oliveira" w:date="2025-12-16T20:00:00Z" w16du:dateUtc="2025-12-16T20:00:00Z">
+      <w:del w:id="204" w:author="Thiago Oliveira" w:date="2025-12-16T20:00:00Z" w16du:dateUtc="2025-12-16T20:00:00Z">
         <w:r>
           <w:rPr>
             <w:rFonts w:ascii="Times New Roman" w:hAnsi="Times New Roman" w:cs="Times New Roman"/>
@@ -3636,7 +3650,7 @@
           <w:delText>t</w:delText>
         </w:r>
       </w:del>
-      <w:ins w:id="198" w:author="Thiago Oliveira" w:date="2025-12-16T20:00:00Z" w16du:dateUtc="2025-12-16T20:00:00Z">
+      <w:ins w:id="205" w:author="Thiago Oliveira" w:date="2025-12-16T20:00:00Z" w16du:dateUtc="2025-12-16T20:00:00Z">
         <w:r>
           <w:rPr>
             <w:rFonts w:ascii="Times New Roman" w:hAnsi="Times New Roman" w:cs="Times New Roman"/>
@@ -3668,10 +3682,12 @@
         <m:sSubSup>
           <m:sSubSupPr>
             <m:ctrlPr>
-              <w:rPr>
-                <w:rFonts w:ascii="Cambria Math" w:hAnsi="Cambria Math" w:cs="Times New Roman"/>
-                <w:i/>
-              </w:rPr>
+              <w:ins w:id="206" w:author="Thiago Oliveira" w:date="2025-12-17T04:49:00Z" w16du:dateUtc="2025-12-17T09:49:00Z">
+                <w:rPr>
+                  <w:rFonts w:ascii="Cambria Math" w:hAnsi="Cambria Math" w:cs="Times New Roman"/>
+                  <w:i/>
+                </w:rPr>
+              </w:ins>
             </m:ctrlPr>
           </m:sSubSupPr>
           <m:e>
@@ -3684,7 +3700,7 @@
           </m:e>
           <m:sub>
             <m:r>
-              <w:ins w:id="199" w:author="Thiago Oliveira" w:date="2025-12-16T20:00:00Z" w16du:dateUtc="2025-12-16T20:00:00Z">
+              <w:ins w:id="207" w:author="Thiago Oliveira" w:date="2025-12-16T20:00:00Z" w16du:dateUtc="2025-12-16T20:00:00Z">
                 <w:rPr>
                   <w:rFonts w:ascii="Cambria Math" w:hAnsi="Cambria Math" w:cs="Times New Roman"/>
                 </w:rPr>
@@ -3726,7 +3742,7 @@
         </w:rPr>
         <w:t>variable</w:t>
       </w:r>
-      <w:ins w:id="200" w:author="Thiago Oliveira" w:date="2025-12-16T20:01:00Z" w16du:dateUtc="2025-12-16T20:01:00Z">
+      <w:ins w:id="208" w:author="Thiago Oliveira" w:date="2025-12-16T20:01:00Z" w16du:dateUtc="2025-12-16T20:01:00Z">
         <w:r>
           <w:rPr>
             <w:rFonts w:ascii="Times New Roman" w:hAnsi="Times New Roman" w:cs="Times New Roman"/>
@@ -3766,10 +3782,12 @@
         <m:sSubSup>
           <m:sSubSupPr>
             <m:ctrlPr>
-              <w:rPr>
-                <w:rFonts w:ascii="Cambria Math" w:hAnsi="Cambria Math" w:cs="Times New Roman"/>
-                <w:i/>
-              </w:rPr>
+              <w:ins w:id="209" w:author="Thiago Oliveira" w:date="2025-12-17T04:49:00Z" w16du:dateUtc="2025-12-17T09:49:00Z">
+                <w:rPr>
+                  <w:rFonts w:ascii="Cambria Math" w:hAnsi="Cambria Math" w:cs="Times New Roman"/>
+                  <w:i/>
+                </w:rPr>
+              </w:ins>
             </m:ctrlPr>
           </m:sSubSupPr>
           <m:e>
@@ -3782,7 +3800,7 @@
           </m:e>
           <m:sub>
             <m:r>
-              <w:ins w:id="201" w:author="Thiago Oliveira" w:date="2025-12-16T20:02:00Z" w16du:dateUtc="2025-12-16T20:02:00Z">
+              <w:ins w:id="210" w:author="Thiago Oliveira" w:date="2025-12-16T20:02:00Z" w16du:dateUtc="2025-12-16T20:02:00Z">
                 <w:rPr>
                   <w:rFonts w:ascii="Cambria Math" w:hAnsi="Cambria Math" w:cs="Times New Roman"/>
                 </w:rPr>
@@ -3812,7 +3830,7 @@
         </w:rPr>
         <w:t xml:space="preserve"> is the z-standardized temperature variable</w:t>
       </w:r>
-      <w:ins w:id="202" w:author="Thiago Oliveira" w:date="2025-12-16T20:02:00Z" w16du:dateUtc="2025-12-16T20:02:00Z">
+      <w:ins w:id="211" w:author="Thiago Oliveira" w:date="2025-12-16T20:02:00Z" w16du:dateUtc="2025-12-16T20:02:00Z">
         <w:r>
           <w:rPr>
             <w:rFonts w:ascii="Times New Roman" w:hAnsi="Times New Roman" w:cs="Times New Roman"/>
@@ -3858,10 +3876,12 @@
         <m:sSub>
           <m:sSubPr>
             <m:ctrlPr>
-              <w:rPr>
-                <w:rFonts w:ascii="Cambria Math" w:hAnsi="Cambria Math" w:cs="Times New Roman"/>
-                <w:i/>
-              </w:rPr>
+              <w:ins w:id="212" w:author="Thiago Oliveira" w:date="2025-12-17T04:49:00Z" w16du:dateUtc="2025-12-17T09:49:00Z">
+                <w:rPr>
+                  <w:rFonts w:ascii="Cambria Math" w:hAnsi="Cambria Math" w:cs="Times New Roman"/>
+                  <w:i/>
+                </w:rPr>
+              </w:ins>
             </m:ctrlPr>
           </m:sSubPr>
           <m:e>
@@ -3874,7 +3894,7 @@
           </m:e>
           <m:sub>
             <m:r>
-              <w:del w:id="203" w:author="Thiago Oliveira" w:date="2025-12-16T20:03:00Z" w16du:dateUtc="2025-12-16T20:03:00Z">
+              <w:del w:id="213" w:author="Thiago Oliveira" w:date="2025-12-16T20:03:00Z" w16du:dateUtc="2025-12-16T20:03:00Z">
                 <w:rPr>
                   <w:rFonts w:ascii="Cambria Math" w:hAnsi="Cambria Math" w:cs="Times New Roman"/>
                 </w:rPr>
@@ -3888,7 +3908,7 @@
               <m:t>t</m:t>
             </m:r>
             <m:r>
-              <w:del w:id="204" w:author="Thiago Oliveira" w:date="2025-12-16T20:03:00Z" w16du:dateUtc="2025-12-16T20:03:00Z">
+              <w:del w:id="214" w:author="Thiago Oliveira" w:date="2025-12-16T20:03:00Z" w16du:dateUtc="2025-12-16T20:03:00Z">
                 <w:rPr>
                   <w:rFonts w:ascii="Cambria Math" w:hAnsi="Cambria Math" w:cs="Times New Roman"/>
                 </w:rPr>
@@ -3920,10 +3940,12 @@
         <m:sSub>
           <m:sSubPr>
             <m:ctrlPr>
-              <w:rPr>
-                <w:rFonts w:ascii="Cambria Math" w:hAnsi="Cambria Math" w:cs="Times New Roman"/>
-                <w:i/>
-              </w:rPr>
+              <w:ins w:id="215" w:author="Thiago Oliveira" w:date="2025-12-17T04:49:00Z" w16du:dateUtc="2025-12-17T09:49:00Z">
+                <w:rPr>
+                  <w:rFonts w:ascii="Cambria Math" w:hAnsi="Cambria Math" w:cs="Times New Roman"/>
+                  <w:i/>
+                </w:rPr>
+              </w:ins>
             </m:ctrlPr>
           </m:sSubPr>
           <m:e>
@@ -3942,7 +3964,7 @@
               <m:t>m</m:t>
             </m:r>
             <m:r>
-              <w:del w:id="205" w:author="Thiago Oliveira" w:date="2025-12-16T20:03:00Z" w16du:dateUtc="2025-12-16T20:03:00Z">
+              <w:del w:id="216" w:author="Thiago Oliveira" w:date="2025-12-16T20:03:00Z" w16du:dateUtc="2025-12-16T20:03:00Z">
                 <w:rPr>
                   <w:rFonts w:ascii="Cambria Math" w:hAnsi="Cambria Math" w:cs="Times New Roman"/>
                 </w:rPr>
@@ -3970,7 +3992,7 @@
         </w:rPr>
         <w:t xml:space="preserve"> the stable seasonal pattern repeated each calendar year.</w:t>
       </w:r>
-      <w:ins w:id="206" w:author="Thiago Oliveira" w:date="2025-12-16T20:07:00Z" w16du:dateUtc="2025-12-16T20:07:00Z">
+      <w:ins w:id="217" w:author="Thiago Oliveira" w:date="2025-12-16T20:07:00Z" w16du:dateUtc="2025-12-16T20:07:00Z">
         <w:r>
           <w:rPr>
             <w:rFonts w:ascii="Times New Roman" w:hAnsi="Times New Roman" w:cs="Times New Roman"/>
@@ -3982,7 +4004,7 @@
         <m:sSub>
           <m:sSubPr>
             <m:ctrlPr>
-              <w:ins w:id="207" w:author="Thiago Oliveira" w:date="2025-12-16T20:07:00Z" w16du:dateUtc="2025-12-16T20:07:00Z">
+              <w:ins w:id="218" w:author="Thiago Oliveira" w:date="2025-12-16T20:07:00Z" w16du:dateUtc="2025-12-16T20:07:00Z">
                 <w:rPr>
                   <w:rFonts w:ascii="Cambria Math" w:hAnsi="Cambria Math" w:cs="Times New Roman"/>
                   <w:i/>
@@ -3992,7 +4014,7 @@
           </m:sSubPr>
           <m:e>
             <m:r>
-              <w:ins w:id="208" w:author="Thiago Oliveira" w:date="2025-12-16T20:07:00Z" w16du:dateUtc="2025-12-16T20:07:00Z">
+              <w:ins w:id="219" w:author="Thiago Oliveira" w:date="2025-12-16T20:07:00Z" w16du:dateUtc="2025-12-16T20:07:00Z">
                 <w:rPr>
                   <w:rFonts w:ascii="Cambria Math" w:hAnsi="Cambria Math" w:cs="Times New Roman"/>
                 </w:rPr>
@@ -4002,7 +4024,7 @@
           </m:e>
           <m:sub>
             <m:r>
-              <w:ins w:id="209" w:author="Thiago Oliveira" w:date="2025-12-16T20:07:00Z" w16du:dateUtc="2025-12-16T20:07:00Z">
+              <w:ins w:id="220" w:author="Thiago Oliveira" w:date="2025-12-16T20:07:00Z" w16du:dateUtc="2025-12-16T20:07:00Z">
                 <w:rPr>
                   <w:rFonts w:ascii="Cambria Math" w:hAnsi="Cambria Math" w:cs="Times New Roman"/>
                 </w:rPr>
@@ -4012,7 +4034,7 @@
           </m:sub>
         </m:sSub>
       </m:oMath>
-      <w:ins w:id="210" w:author="Thiago Oliveira" w:date="2025-12-16T20:07:00Z" w16du:dateUtc="2025-12-16T20:07:00Z">
+      <w:ins w:id="221" w:author="Thiago Oliveira" w:date="2025-12-16T20:07:00Z" w16du:dateUtc="2025-12-16T20:07:00Z">
         <w:r>
           <w:rPr>
             <w:rFonts w:ascii="Times New Roman" w:hAnsi="Times New Roman" w:cs="Times New Roman"/>
@@ -4024,7 +4046,7 @@
         <m:sSub>
           <m:sSubPr>
             <m:ctrlPr>
-              <w:ins w:id="211" w:author="Thiago Oliveira" w:date="2025-12-16T20:07:00Z" w16du:dateUtc="2025-12-16T20:07:00Z">
+              <w:ins w:id="222" w:author="Thiago Oliveira" w:date="2025-12-16T20:07:00Z" w16du:dateUtc="2025-12-16T20:07:00Z">
                 <w:rPr>
                   <w:rFonts w:ascii="Cambria Math" w:hAnsi="Cambria Math" w:cs="Times New Roman"/>
                   <w:i/>
@@ -4034,7 +4056,7 @@
           </m:sSubPr>
           <m:e>
             <m:r>
-              <w:ins w:id="212" w:author="Thiago Oliveira" w:date="2025-12-16T20:07:00Z" w16du:dateUtc="2025-12-16T20:07:00Z">
+              <w:ins w:id="223" w:author="Thiago Oliveira" w:date="2025-12-16T20:07:00Z" w16du:dateUtc="2025-12-16T20:07:00Z">
                 <w:rPr>
                   <w:rFonts w:ascii="Cambria Math" w:hAnsi="Cambria Math" w:cs="Times New Roman"/>
                 </w:rPr>
@@ -4044,7 +4066,7 @@
           </m:e>
           <m:sub>
             <m:r>
-              <w:ins w:id="213" w:author="Thiago Oliveira" w:date="2025-12-16T20:07:00Z" w16du:dateUtc="2025-12-16T20:07:00Z">
+              <w:ins w:id="224" w:author="Thiago Oliveira" w:date="2025-12-16T20:07:00Z" w16du:dateUtc="2025-12-16T20:07:00Z">
                 <w:rPr>
                   <w:rFonts w:ascii="Cambria Math" w:hAnsi="Cambria Math" w:cs="Times New Roman"/>
                 </w:rPr>
@@ -4054,7 +4076,7 @@
           </m:sub>
         </m:sSub>
       </m:oMath>
-      <w:ins w:id="214" w:author="Thiago Oliveira" w:date="2025-12-16T20:07:00Z" w16du:dateUtc="2025-12-16T20:07:00Z">
+      <w:ins w:id="225" w:author="Thiago Oliveira" w:date="2025-12-16T20:07:00Z" w16du:dateUtc="2025-12-16T20:07:00Z">
         <w:r>
           <w:rPr>
             <w:rFonts w:ascii="Times New Roman" w:hAnsi="Times New Roman" w:cs="Times New Roman"/>
@@ -4062,7 +4084,7 @@
           <w:t xml:space="preserve"> </w:t>
         </w:r>
       </w:ins>
-      <w:ins w:id="215" w:author="Thiago Oliveira" w:date="2025-12-16T20:08:00Z" w16du:dateUtc="2025-12-16T20:08:00Z">
+      <w:ins w:id="226" w:author="Thiago Oliveira" w:date="2025-12-16T20:08:00Z" w16du:dateUtc="2025-12-16T20:08:00Z">
         <w:r>
           <w:rPr>
             <w:rFonts w:ascii="Times New Roman" w:hAnsi="Times New Roman" w:cs="Times New Roman"/>
@@ -4070,7 +4092,7 @@
           <w:t>are parameters reflecting the conditional association between rainfall and temperature anomalies, respectively, and violence deviations</w:t>
         </w:r>
       </w:ins>
-      <w:ins w:id="216" w:author="Thiago Oliveira" w:date="2025-12-16T20:11:00Z" w16du:dateUtc="2025-12-16T20:11:00Z">
+      <w:ins w:id="227" w:author="Thiago Oliveira" w:date="2025-12-16T20:11:00Z" w16du:dateUtc="2025-12-16T20:11:00Z">
         <w:r>
           <w:rPr>
             <w:rFonts w:ascii="Times New Roman" w:hAnsi="Times New Roman" w:cs="Times New Roman"/>
@@ -4082,7 +4104,7 @@
         <m:sSub>
           <m:sSubPr>
             <m:ctrlPr>
-              <w:ins w:id="217" w:author="Thiago Oliveira" w:date="2025-12-16T20:11:00Z" w16du:dateUtc="2025-12-16T20:11:00Z">
+              <w:ins w:id="228" w:author="Thiago Oliveira" w:date="2025-12-16T20:11:00Z" w16du:dateUtc="2025-12-16T20:11:00Z">
                 <w:rPr>
                   <w:rFonts w:ascii="Cambria Math" w:hAnsi="Cambria Math" w:cs="Times New Roman"/>
                   <w:i/>
@@ -4092,7 +4114,7 @@
           </m:sSubPr>
           <m:e>
             <m:r>
-              <w:ins w:id="218" w:author="Thiago Oliveira" w:date="2025-12-16T20:11:00Z" w16du:dateUtc="2025-12-16T20:11:00Z">
+              <w:ins w:id="229" w:author="Thiago Oliveira" w:date="2025-12-16T20:11:00Z" w16du:dateUtc="2025-12-16T20:11:00Z">
                 <w:rPr>
                   <w:rFonts w:ascii="Cambria Math" w:hAnsi="Cambria Math" w:cs="Times New Roman"/>
                 </w:rPr>
@@ -4102,7 +4124,7 @@
           </m:e>
           <m:sub>
             <m:r>
-              <w:ins w:id="219" w:author="Thiago Oliveira" w:date="2025-12-16T20:11:00Z" w16du:dateUtc="2025-12-16T20:11:00Z">
+              <w:ins w:id="230" w:author="Thiago Oliveira" w:date="2025-12-16T20:11:00Z" w16du:dateUtc="2025-12-16T20:11:00Z">
                 <w:rPr>
                   <w:rFonts w:ascii="Cambria Math" w:hAnsi="Cambria Math" w:cs="Times New Roman"/>
                 </w:rPr>
@@ -4112,7 +4134,7 @@
           </m:sub>
         </m:sSub>
       </m:oMath>
-      <w:ins w:id="220" w:author="Thiago Oliveira" w:date="2025-12-16T20:11:00Z" w16du:dateUtc="2025-12-16T20:11:00Z">
+      <w:ins w:id="231" w:author="Thiago Oliveira" w:date="2025-12-16T20:11:00Z" w16du:dateUtc="2025-12-16T20:11:00Z">
         <w:r>
           <w:rPr>
             <w:rFonts w:ascii="Times New Roman" w:hAnsi="Times New Roman" w:cs="Times New Roman"/>
@@ -4120,7 +4142,7 @@
           <w:t xml:space="preserve"> is a disturbance term</w:t>
         </w:r>
       </w:ins>
-      <w:ins w:id="221" w:author="Thiago Oliveira" w:date="2025-12-16T20:08:00Z" w16du:dateUtc="2025-12-16T20:08:00Z">
+      <w:ins w:id="232" w:author="Thiago Oliveira" w:date="2025-12-16T20:08:00Z" w16du:dateUtc="2025-12-16T20:08:00Z">
         <w:r>
           <w:rPr>
             <w:rFonts w:ascii="Times New Roman" w:hAnsi="Times New Roman" w:cs="Times New Roman"/>
@@ -4128,7 +4150,7 @@
           <w:t>.</w:t>
         </w:r>
       </w:ins>
-      <w:ins w:id="222" w:author="Thiago Oliveira" w:date="2025-12-16T20:06:00Z" w16du:dateUtc="2025-12-16T20:06:00Z">
+      <w:ins w:id="233" w:author="Thiago Oliveira" w:date="2025-12-16T20:06:00Z" w16du:dateUtc="2025-12-16T20:06:00Z">
         <w:r>
           <w:rPr>
             <w:rFonts w:ascii="Times New Roman" w:hAnsi="Times New Roman" w:cs="Times New Roman"/>
@@ -4136,7 +4158,7 @@
           <w:t xml:space="preserve"> Given that monthly anomalies</w:t>
         </w:r>
       </w:ins>
-      <w:ins w:id="223" w:author="Thiago Oliveira" w:date="2025-12-16T20:07:00Z" w16du:dateUtc="2025-12-16T20:07:00Z">
+      <w:ins w:id="234" w:author="Thiago Oliveira" w:date="2025-12-16T20:07:00Z" w16du:dateUtc="2025-12-16T20:07:00Z">
         <w:r>
           <w:rPr>
             <w:rFonts w:ascii="Times New Roman" w:hAnsi="Times New Roman" w:cs="Times New Roman"/>
@@ -4144,39 +4166,47 @@
           <w:t xml:space="preserve"> are normally distributed, </w:t>
         </w:r>
       </w:ins>
-      <w:ins w:id="224" w:author="Thiago Oliveira" w:date="2025-12-16T20:08:00Z" w16du:dateUtc="2025-12-16T20:08:00Z">
+      <w:ins w:id="235" w:author="Thiago Oliveira" w:date="2025-12-16T20:08:00Z" w16du:dateUtc="2025-12-16T20:08:00Z">
         <w:r>
           <w:rPr>
             <w:rFonts w:ascii="Times New Roman" w:hAnsi="Times New Roman" w:cs="Times New Roman"/>
           </w:rPr>
           <w:t xml:space="preserve">this model is estimated using </w:t>
         </w:r>
-        <w:r>
-          <w:rPr>
-            <w:rFonts w:ascii="Times New Roman" w:hAnsi="Times New Roman" w:cs="Times New Roman"/>
-            <w:highlight w:val="yellow"/>
-            <w:rPrChange w:id="225" w:author="Thiago Oliveira" w:date="2025-12-16T20:13:00Z" w16du:dateUtc="2025-12-16T20:13:00Z">
-              <w:rPr>
-                <w:rFonts w:ascii="Times New Roman" w:hAnsi="Times New Roman" w:cs="Times New Roman"/>
-              </w:rPr>
-            </w:rPrChange>
-          </w:rPr>
-          <w:t>gene</w:t>
-        </w:r>
-      </w:ins>
-      <w:ins w:id="226" w:author="Thiago Oliveira" w:date="2025-12-16T20:09:00Z" w16du:dateUtc="2025-12-16T20:09:00Z">
-        <w:r>
-          <w:rPr>
-            <w:rFonts w:ascii="Times New Roman" w:hAnsi="Times New Roman" w:cs="Times New Roman"/>
-            <w:highlight w:val="yellow"/>
-            <w:rPrChange w:id="227" w:author="Thiago Oliveira" w:date="2025-12-16T20:13:00Z" w16du:dateUtc="2025-12-16T20:13:00Z">
-              <w:rPr>
-                <w:rFonts w:ascii="Times New Roman" w:hAnsi="Times New Roman" w:cs="Times New Roman"/>
-              </w:rPr>
-            </w:rPrChange>
-          </w:rPr>
-          <w:t>ralized least squares</w:t>
-        </w:r>
+      </w:ins>
+      <w:ins w:id="236" w:author="Thiago Oliveira" w:date="2025-12-17T04:50:00Z" w16du:dateUtc="2025-12-17T09:50:00Z">
+        <w:r>
+          <w:rPr>
+            <w:rFonts w:ascii="Times New Roman" w:hAnsi="Times New Roman" w:cs="Times New Roman"/>
+          </w:rPr>
+          <w:t>ordinary least squares</w:t>
+        </w:r>
+      </w:ins>
+      <w:ins w:id="237" w:author="Thiago Oliveira" w:date="2025-12-17T04:51:00Z" w16du:dateUtc="2025-12-17T09:51:00Z">
+        <w:r>
+          <w:rPr>
+            <w:rFonts w:ascii="Times New Roman" w:hAnsi="Times New Roman" w:cs="Times New Roman"/>
+          </w:rPr>
+          <w:t xml:space="preserve"> </w:t>
+        </w:r>
+      </w:ins>
+      <w:ins w:id="238" w:author="Thiago Oliveira" w:date="2025-12-17T04:52:00Z" w16du:dateUtc="2025-12-17T09:52:00Z">
+        <w:r>
+          <w:rPr>
+            <w:rFonts w:ascii="Times New Roman" w:hAnsi="Times New Roman" w:cs="Times New Roman"/>
+          </w:rPr>
+          <w:t>with a demeaned fixed effe</w:t>
+        </w:r>
+      </w:ins>
+      <w:ins w:id="239" w:author="Thiago Oliveira" w:date="2025-12-17T04:53:00Z" w16du:dateUtc="2025-12-17T09:53:00Z">
+        <w:r>
+          <w:rPr>
+            <w:rFonts w:ascii="Times New Roman" w:hAnsi="Times New Roman" w:cs="Times New Roman"/>
+          </w:rPr>
+          <w:t>cts estimator</w:t>
+        </w:r>
+      </w:ins>
+      <w:ins w:id="240" w:author="Thiago Oliveira" w:date="2025-12-16T20:09:00Z" w16du:dateUtc="2025-12-16T20:09:00Z">
         <w:r>
           <w:rPr>
             <w:rFonts w:ascii="Times New Roman" w:hAnsi="Times New Roman" w:cs="Times New Roman"/>
@@ -4204,7 +4234,7 @@
         </w:rPr>
         <w:t xml:space="preserve">This </w:t>
       </w:r>
-      <w:del w:id="237" w:author="Thiago Oliveira" w:date="2025-12-16T20:13:00Z" w16du:dateUtc="2025-12-16T20:13:00Z">
+      <w:del w:id="255" w:author="Thiago Oliveira" w:date="2025-12-16T20:13:00Z" w16du:dateUtc="2025-12-16T20:13:00Z">
         <w:r>
           <w:rPr>
             <w:rFonts w:ascii="Times New Roman" w:hAnsi="Times New Roman" w:cs="Times New Roman"/>
@@ -4212,7 +4242,7 @@
           <w:delText>specification asks</w:delText>
         </w:r>
       </w:del>
-      <w:ins w:id="238" w:author="Thiago Oliveira" w:date="2025-12-16T20:13:00Z" w16du:dateUtc="2025-12-16T20:13:00Z">
+      <w:ins w:id="256" w:author="Thiago Oliveira" w:date="2025-12-16T20:13:00Z" w16du:dateUtc="2025-12-16T20:13:00Z">
         <w:r>
           <w:rPr>
             <w:rFonts w:ascii="Times New Roman" w:hAnsi="Times New Roman" w:cs="Times New Roman"/>
@@ -4226,19 +4256,19 @@
         </w:rPr>
         <w:t xml:space="preserve"> whether months that are wetter or drier than historical norms also exhibit correspondingly higher or lower levels of violence after removing </w:t>
       </w:r>
-      <w:commentRangeStart w:id="239"/>
+      <w:commentRangeStart w:id="257"/>
       <w:r>
         <w:rPr>
           <w:rFonts w:ascii="Times New Roman" w:hAnsi="Times New Roman" w:cs="Times New Roman"/>
         </w:rPr>
         <w:t xml:space="preserve">secular </w:t>
       </w:r>
-      <w:commentRangeEnd w:id="239"/>
+      <w:commentRangeEnd w:id="257"/>
       <w:r>
         <w:rPr>
           <w:rStyle w:val="CommentReference"/>
         </w:rPr>
-        <w:commentReference w:id="239"/>
+        <w:commentReference w:id="257"/>
       </w:r>
       <w:r>
         <w:rPr>
@@ -4258,7 +4288,7 @@
         </w:rPr>
         <w:t xml:space="preserve">. </w:t>
       </w:r>
-      <w:del w:id="240" w:author="Thiago Oliveira" w:date="2025-12-16T20:12:00Z" w16du:dateUtc="2025-12-16T20:12:00Z">
+      <w:del w:id="258" w:author="Thiago Oliveira" w:date="2025-12-16T20:12:00Z" w16du:dateUtc="2025-12-16T20:12:00Z">
         <w:r>
           <w:rPr>
             <w:rFonts w:ascii="Times New Roman" w:hAnsi="Times New Roman" w:cs="Times New Roman"/>
@@ -4328,7 +4358,7 @@
         </w:rPr>
         <w:t>we examine whether rainfall anomalies explain monthly fluctuations in violence within subnational units (municipalities in Colombia; states in Mexico).</w:t>
       </w:r>
-      <w:ins w:id="241" w:author="Thiago Oliveira" w:date="2025-12-16T20:23:00Z" w16du:dateUtc="2025-12-16T20:23:00Z">
+      <w:ins w:id="259" w:author="Thiago Oliveira" w:date="2025-12-16T20:23:00Z" w16du:dateUtc="2025-12-16T20:23:00Z">
         <w:r>
           <w:rPr>
             <w:rFonts w:ascii="Times New Roman" w:hAnsi="Times New Roman" w:cs="Times New Roman"/>
@@ -4336,7 +4366,7 @@
           <w:t xml:space="preserve"> Considering monthly anomalies of violence, rainfall, and temperature in</w:t>
         </w:r>
       </w:ins>
-      <w:ins w:id="242" w:author="Thiago Oliveira" w:date="2025-12-16T20:24:00Z" w16du:dateUtc="2025-12-16T20:24:00Z">
+      <w:ins w:id="260" w:author="Thiago Oliveira" w:date="2025-12-16T20:24:00Z" w16du:dateUtc="2025-12-16T20:24:00Z">
         <w:r>
           <w:rPr>
             <w:rFonts w:ascii="Times New Roman" w:hAnsi="Times New Roman" w:cs="Times New Roman"/>
@@ -4394,7 +4424,7 @@
         </w:rPr>
         <w:t xml:space="preserve"> </w:t>
       </w:r>
-      <w:ins w:id="243" w:author="Thiago Oliveira" w:date="2025-12-16T20:24:00Z" w16du:dateUtc="2025-12-16T20:24:00Z">
+      <w:ins w:id="261" w:author="Thiago Oliveira" w:date="2025-12-16T20:24:00Z" w16du:dateUtc="2025-12-16T20:24:00Z">
         <w:r>
           <w:rPr>
             <w:rFonts w:ascii="Times New Roman" w:hAnsi="Times New Roman" w:cs="Times New Roman"/>
@@ -4402,7 +4432,7 @@
           <w:t>w</w:t>
         </w:r>
       </w:ins>
-      <w:del w:id="244" w:author="Thiago Oliveira" w:date="2025-12-16T20:24:00Z" w16du:dateUtc="2025-12-16T20:24:00Z">
+      <w:del w:id="262" w:author="Thiago Oliveira" w:date="2025-12-16T20:24:00Z" w16du:dateUtc="2025-12-16T20:24:00Z">
         <w:r>
           <w:rPr>
             <w:rFonts w:ascii="Times New Roman" w:hAnsi="Times New Roman" w:cs="Times New Roman"/>
@@ -4430,7 +4460,7 @@
         </w:rPr>
         <w:t xml:space="preserve"> a three-way fixed-effects model</w:t>
       </w:r>
-      <w:ins w:id="245" w:author="Thiago Oliveira" w:date="2025-12-16T20:24:00Z" w16du:dateUtc="2025-12-16T20:24:00Z">
+      <w:ins w:id="263" w:author="Thiago Oliveira" w:date="2025-12-16T20:24:00Z" w16du:dateUtc="2025-12-16T20:24:00Z">
         <w:r>
           <w:rPr>
             <w:rFonts w:ascii="Times New Roman" w:hAnsi="Times New Roman" w:cs="Times New Roman"/>
@@ -4438,7 +4468,7 @@
           <w:t>,</w:t>
         </w:r>
       </w:ins>
-      <w:del w:id="246" w:author="Thiago Oliveira" w:date="2025-12-16T20:24:00Z" w16du:dateUtc="2025-12-16T20:24:00Z">
+      <w:del w:id="264" w:author="Thiago Oliveira" w:date="2025-12-16T20:24:00Z" w16du:dateUtc="2025-12-16T20:24:00Z">
         <w:r>
           <w:rPr>
             <w:rFonts w:ascii="Times New Roman" w:hAnsi="Times New Roman" w:cs="Times New Roman"/>
@@ -4447,7 +4477,7 @@
         </w:r>
       </w:del>
     </w:p>
-    <w:commentRangeStart w:id="247"/>
+    <w:commentRangeStart w:id="265"/>
     <w:p>
       <w:pPr>
         <w:jc w:val="center"/>
@@ -4459,10 +4489,12 @@
         <m:sSubSup>
           <m:sSubSupPr>
             <m:ctrlPr>
-              <w:rPr>
-                <w:rFonts w:ascii="Cambria Math" w:hAnsi="Cambria Math" w:cs="Times New Roman"/>
-                <w:i/>
-              </w:rPr>
+              <w:ins w:id="266" w:author="Thiago Oliveira" w:date="2025-12-17T04:49:00Z" w16du:dateUtc="2025-12-17T09:49:00Z">
+                <w:rPr>
+                  <w:rFonts w:ascii="Cambria Math" w:hAnsi="Cambria Math" w:cs="Times New Roman"/>
+                  <w:i/>
+                </w:rPr>
+              </w:ins>
             </m:ctrlPr>
           </m:sSubSupPr>
           <m:e>
@@ -4481,7 +4513,7 @@
               <m:t>i</m:t>
             </m:r>
             <m:r>
-              <w:ins w:id="248" w:author="Thiago Oliveira" w:date="2025-12-16T20:24:00Z" w16du:dateUtc="2025-12-16T20:24:00Z">
+              <w:ins w:id="267" w:author="Thiago Oliveira" w:date="2025-12-16T20:24:00Z" w16du:dateUtc="2025-12-16T20:24:00Z">
                 <w:rPr>
                   <w:rFonts w:ascii="Cambria Math" w:hAnsi="Cambria Math" w:cs="Times New Roman"/>
                 </w:rPr>
@@ -4513,7 +4545,7 @@
         <m:sSub>
           <m:sSubPr>
             <m:ctrlPr>
-              <w:ins w:id="249" w:author="Thiago Oliveira" w:date="2025-12-16T20:25:00Z" w16du:dateUtc="2025-12-16T20:25:00Z">
+              <w:ins w:id="268" w:author="Thiago Oliveira" w:date="2025-12-16T20:25:00Z" w16du:dateUtc="2025-12-16T20:25:00Z">
                 <w:rPr>
                   <w:rFonts w:ascii="Cambria Math" w:hAnsi="Cambria Math" w:cs="Times New Roman"/>
                   <w:i/>
@@ -4523,7 +4555,7 @@
           </m:sSubPr>
           <m:e>
             <m:r>
-              <w:ins w:id="250" w:author="Thiago Oliveira" w:date="2025-12-16T20:25:00Z" w16du:dateUtc="2025-12-16T20:25:00Z">
+              <w:ins w:id="269" w:author="Thiago Oliveira" w:date="2025-12-16T20:25:00Z" w16du:dateUtc="2025-12-16T20:25:00Z">
                 <w:rPr>
                   <w:rFonts w:ascii="Cambria Math" w:hAnsi="Cambria Math" w:cs="Times New Roman"/>
                 </w:rPr>
@@ -4533,7 +4565,7 @@
           </m:e>
           <m:sub>
             <m:r>
-              <w:ins w:id="251" w:author="Thiago Oliveira" w:date="2025-12-16T20:25:00Z" w16du:dateUtc="2025-12-16T20:25:00Z">
+              <w:ins w:id="270" w:author="Thiago Oliveira" w:date="2025-12-16T20:25:00Z" w16du:dateUtc="2025-12-16T20:25:00Z">
                 <w:rPr>
                   <w:rFonts w:ascii="Cambria Math" w:hAnsi="Cambria Math" w:cs="Times New Roman"/>
                 </w:rPr>
@@ -4543,7 +4575,7 @@
           </m:sub>
         </m:sSub>
         <m:r>
-          <w:del w:id="252" w:author="Thiago Oliveira" w:date="2025-12-16T20:25:00Z" w16du:dateUtc="2025-12-16T20:25:00Z">
+          <w:del w:id="271" w:author="Thiago Oliveira" w:date="2025-12-16T20:25:00Z" w16du:dateUtc="2025-12-16T20:25:00Z">
             <w:rPr>
               <w:rFonts w:ascii="Cambria Math" w:hAnsi="Cambria Math" w:cs="Times New Roman"/>
             </w:rPr>
@@ -4551,7 +4583,7 @@
           </w:del>
         </m:r>
         <m:r>
-          <w:ins w:id="253" w:author="Thiago Oliveira" w:date="2025-12-16T20:24:00Z" w16du:dateUtc="2025-12-16T20:24:00Z">
+          <w:ins w:id="272" w:author="Thiago Oliveira" w:date="2025-12-16T20:24:00Z" w16du:dateUtc="2025-12-16T20:24:00Z">
             <w:rPr>
               <w:rFonts w:ascii="Cambria Math" w:hAnsi="Cambria Math" w:cs="Times New Roman"/>
             </w:rPr>
@@ -4561,10 +4593,12 @@
         <m:sSubSup>
           <m:sSubSupPr>
             <m:ctrlPr>
-              <w:rPr>
-                <w:rFonts w:ascii="Cambria Math" w:hAnsi="Cambria Math" w:cs="Times New Roman"/>
-                <w:i/>
-              </w:rPr>
+              <w:ins w:id="273" w:author="Thiago Oliveira" w:date="2025-12-17T04:49:00Z" w16du:dateUtc="2025-12-17T09:49:00Z">
+                <w:rPr>
+                  <w:rFonts w:ascii="Cambria Math" w:hAnsi="Cambria Math" w:cs="Times New Roman"/>
+                  <w:i/>
+                </w:rPr>
+              </w:ins>
             </m:ctrlPr>
           </m:sSubSupPr>
           <m:e>
@@ -4583,7 +4617,7 @@
               <m:t>i</m:t>
             </m:r>
             <m:r>
-              <w:ins w:id="254" w:author="Thiago Oliveira" w:date="2025-12-16T20:25:00Z" w16du:dateUtc="2025-12-16T20:25:00Z">
+              <w:ins w:id="274" w:author="Thiago Oliveira" w:date="2025-12-16T20:25:00Z" w16du:dateUtc="2025-12-16T20:25:00Z">
                 <w:rPr>
                   <w:rFonts w:ascii="Cambria Math" w:hAnsi="Cambria Math" w:cs="Times New Roman"/>
                 </w:rPr>
@@ -4615,7 +4649,7 @@
         <m:sSub>
           <m:sSubPr>
             <m:ctrlPr>
-              <w:ins w:id="255" w:author="Thiago Oliveira" w:date="2025-12-16T20:25:00Z" w16du:dateUtc="2025-12-16T20:25:00Z">
+              <w:ins w:id="275" w:author="Thiago Oliveira" w:date="2025-12-16T20:25:00Z" w16du:dateUtc="2025-12-16T20:25:00Z">
                 <w:rPr>
                   <w:rFonts w:ascii="Cambria Math" w:hAnsi="Cambria Math" w:cs="Times New Roman"/>
                   <w:i/>
@@ -4625,7 +4659,7 @@
           </m:sSubPr>
           <m:e>
             <m:r>
-              <w:ins w:id="256" w:author="Thiago Oliveira" w:date="2025-12-16T20:25:00Z" w16du:dateUtc="2025-12-16T20:25:00Z">
+              <w:ins w:id="276" w:author="Thiago Oliveira" w:date="2025-12-16T20:25:00Z" w16du:dateUtc="2025-12-16T20:25:00Z">
                 <w:rPr>
                   <w:rFonts w:ascii="Cambria Math" w:hAnsi="Cambria Math" w:cs="Times New Roman"/>
                 </w:rPr>
@@ -4635,7 +4669,7 @@
           </m:e>
           <m:sub>
             <m:r>
-              <w:ins w:id="257" w:author="Thiago Oliveira" w:date="2025-12-16T20:25:00Z" w16du:dateUtc="2025-12-16T20:25:00Z">
+              <w:ins w:id="277" w:author="Thiago Oliveira" w:date="2025-12-16T20:25:00Z" w16du:dateUtc="2025-12-16T20:25:00Z">
                 <w:rPr>
                   <w:rFonts w:ascii="Cambria Math" w:hAnsi="Cambria Math" w:cs="Times New Roman"/>
                 </w:rPr>
@@ -4645,7 +4679,7 @@
           </m:sub>
         </m:sSub>
         <m:r>
-          <w:ins w:id="258" w:author="Thiago Oliveira" w:date="2025-12-16T20:25:00Z" w16du:dateUtc="2025-12-16T20:25:00Z">
+          <w:ins w:id="278" w:author="Thiago Oliveira" w:date="2025-12-16T20:25:00Z" w16du:dateUtc="2025-12-16T20:25:00Z">
             <w:rPr>
               <w:rFonts w:ascii="Cambria Math" w:hAnsi="Cambria Math" w:cs="Times New Roman"/>
             </w:rPr>
@@ -4653,7 +4687,7 @@
           </w:ins>
         </m:r>
         <m:r>
-          <w:del w:id="259" w:author="Thiago Oliveira" w:date="2025-12-16T20:25:00Z" w16du:dateUtc="2025-12-16T20:25:00Z">
+          <w:del w:id="279" w:author="Thiago Oliveira" w:date="2025-12-16T20:25:00Z" w16du:dateUtc="2025-12-16T20:25:00Z">
             <w:rPr>
               <w:rFonts w:ascii="Cambria Math" w:hAnsi="Cambria Math" w:cs="Times New Roman"/>
             </w:rPr>
@@ -4663,10 +4697,12 @@
         <m:sSubSup>
           <m:sSubSupPr>
             <m:ctrlPr>
-              <w:rPr>
-                <w:rFonts w:ascii="Cambria Math" w:hAnsi="Cambria Math" w:cs="Times New Roman"/>
-                <w:i/>
-              </w:rPr>
+              <w:ins w:id="280" w:author="Thiago Oliveira" w:date="2025-12-17T04:49:00Z" w16du:dateUtc="2025-12-17T09:49:00Z">
+                <w:rPr>
+                  <w:rFonts w:ascii="Cambria Math" w:hAnsi="Cambria Math" w:cs="Times New Roman"/>
+                  <w:i/>
+                </w:rPr>
+              </w:ins>
             </m:ctrlPr>
           </m:sSubSupPr>
           <m:e>
@@ -4685,7 +4721,7 @@
               <m:t>i</m:t>
             </m:r>
             <m:r>
-              <w:ins w:id="260" w:author="Thiago Oliveira" w:date="2025-12-16T20:25:00Z" w16du:dateUtc="2025-12-16T20:25:00Z">
+              <w:ins w:id="281" w:author="Thiago Oliveira" w:date="2025-12-16T20:25:00Z" w16du:dateUtc="2025-12-16T20:25:00Z">
                 <w:rPr>
                   <w:rFonts w:ascii="Cambria Math" w:hAnsi="Cambria Math" w:cs="Times New Roman"/>
                 </w:rPr>
@@ -4717,10 +4753,12 @@
         <m:sSub>
           <m:sSubPr>
             <m:ctrlPr>
-              <w:rPr>
-                <w:rFonts w:ascii="Cambria Math" w:hAnsi="Cambria Math" w:cs="Times New Roman"/>
-                <w:i/>
-              </w:rPr>
+              <w:ins w:id="282" w:author="Thiago Oliveira" w:date="2025-12-17T04:49:00Z" w16du:dateUtc="2025-12-17T09:49:00Z">
+                <w:rPr>
+                  <w:rFonts w:ascii="Cambria Math" w:hAnsi="Cambria Math" w:cs="Times New Roman"/>
+                  <w:i/>
+                </w:rPr>
+              </w:ins>
             </m:ctrlPr>
           </m:sSubPr>
           <m:e>
@@ -4749,10 +4787,12 @@
         <m:sSub>
           <m:sSubPr>
             <m:ctrlPr>
-              <w:rPr>
-                <w:rFonts w:ascii="Cambria Math" w:hAnsi="Cambria Math" w:cs="Times New Roman"/>
-                <w:i/>
-              </w:rPr>
+              <w:ins w:id="283" w:author="Thiago Oliveira" w:date="2025-12-17T04:49:00Z" w16du:dateUtc="2025-12-17T09:49:00Z">
+                <w:rPr>
+                  <w:rFonts w:ascii="Cambria Math" w:hAnsi="Cambria Math" w:cs="Times New Roman"/>
+                  <w:i/>
+                </w:rPr>
+              </w:ins>
             </m:ctrlPr>
           </m:sSubPr>
           <m:e>
@@ -4765,7 +4805,7 @@
           </m:e>
           <m:sub>
             <m:r>
-              <w:del w:id="261" w:author="Thiago Oliveira" w:date="2025-12-16T20:25:00Z" w16du:dateUtc="2025-12-16T20:25:00Z">
+              <w:del w:id="284" w:author="Thiago Oliveira" w:date="2025-12-16T20:25:00Z" w16du:dateUtc="2025-12-16T20:25:00Z">
                 <w:rPr>
                   <w:rFonts w:ascii="Cambria Math" w:hAnsi="Cambria Math" w:cs="Times New Roman"/>
                 </w:rPr>
@@ -4779,7 +4819,7 @@
               <m:t>t</m:t>
             </m:r>
             <m:r>
-              <w:del w:id="262" w:author="Thiago Oliveira" w:date="2025-12-16T20:25:00Z" w16du:dateUtc="2025-12-16T20:25:00Z">
+              <w:del w:id="285" w:author="Thiago Oliveira" w:date="2025-12-16T20:25:00Z" w16du:dateUtc="2025-12-16T20:25:00Z">
                 <w:rPr>
                   <w:rFonts w:ascii="Cambria Math" w:hAnsi="Cambria Math" w:cs="Times New Roman"/>
                 </w:rPr>
@@ -4797,10 +4837,12 @@
         <m:sSub>
           <m:sSubPr>
             <m:ctrlPr>
-              <w:rPr>
-                <w:rFonts w:ascii="Cambria Math" w:hAnsi="Cambria Math" w:cs="Times New Roman"/>
-                <w:i/>
-              </w:rPr>
+              <w:ins w:id="286" w:author="Thiago Oliveira" w:date="2025-12-17T04:49:00Z" w16du:dateUtc="2025-12-17T09:49:00Z">
+                <w:rPr>
+                  <w:rFonts w:ascii="Cambria Math" w:hAnsi="Cambria Math" w:cs="Times New Roman"/>
+                  <w:i/>
+                </w:rPr>
+              </w:ins>
             </m:ctrlPr>
           </m:sSubPr>
           <m:e>
@@ -4819,7 +4861,7 @@
               <m:t>m</m:t>
             </m:r>
             <m:r>
-              <w:del w:id="263" w:author="Thiago Oliveira" w:date="2025-12-16T20:38:00Z" w16du:dateUtc="2025-12-16T20:38:00Z">
+              <w:del w:id="287" w:author="Thiago Oliveira" w:date="2025-12-16T20:38:00Z" w16du:dateUtc="2025-12-16T20:38:00Z">
                 <w:rPr>
                   <w:rFonts w:ascii="Cambria Math" w:hAnsi="Cambria Math" w:cs="Times New Roman"/>
                 </w:rPr>
@@ -4827,7 +4869,7 @@
               </w:del>
             </m:r>
             <m:r>
-              <w:del w:id="264" w:author="Thiago Oliveira" w:date="2025-12-16T20:26:00Z" w16du:dateUtc="2025-12-16T20:26:00Z">
+              <w:del w:id="288" w:author="Thiago Oliveira" w:date="2025-12-16T20:26:00Z" w16du:dateUtc="2025-12-16T20:26:00Z">
                 <w:rPr>
                   <w:rFonts w:ascii="Cambria Math" w:hAnsi="Cambria Math" w:cs="Times New Roman"/>
                 </w:rPr>
@@ -4845,10 +4887,12 @@
         <m:sSub>
           <m:sSubPr>
             <m:ctrlPr>
-              <w:rPr>
-                <w:rFonts w:ascii="Cambria Math" w:hAnsi="Cambria Math" w:cs="Times New Roman"/>
-                <w:i/>
-              </w:rPr>
+              <w:ins w:id="289" w:author="Thiago Oliveira" w:date="2025-12-17T04:49:00Z" w16du:dateUtc="2025-12-17T09:49:00Z">
+                <w:rPr>
+                  <w:rFonts w:ascii="Cambria Math" w:hAnsi="Cambria Math" w:cs="Times New Roman"/>
+                  <w:i/>
+                </w:rPr>
+              </w:ins>
             </m:ctrlPr>
           </m:sSubPr>
           <m:e>
@@ -4861,7 +4905,7 @@
           </m:e>
           <m:sub>
             <m:r>
-              <w:ins w:id="265" w:author="Thiago Oliveira" w:date="2025-12-16T20:26:00Z" w16du:dateUtc="2025-12-16T20:26:00Z">
+              <w:ins w:id="290" w:author="Thiago Oliveira" w:date="2025-12-16T20:26:00Z" w16du:dateUtc="2025-12-16T20:26:00Z">
                 <w:rPr>
                   <w:rFonts w:ascii="Cambria Math" w:hAnsi="Cambria Math" w:cs="Times New Roman"/>
                 </w:rPr>
@@ -4883,12 +4927,12 @@
         </w:rPr>
         <w:t>,</w:t>
       </w:r>
-      <w:commentRangeEnd w:id="247"/>
+      <w:commentRangeEnd w:id="265"/>
       <w:r>
         <w:rPr>
           <w:rStyle w:val="CommentReference"/>
         </w:rPr>
-        <w:commentReference w:id="247"/>
+        <w:commentReference w:id="265"/>
       </w:r>
     </w:p>
     <w:p>
@@ -4907,10 +4951,12 @@
         <m:sSub>
           <m:sSubPr>
             <m:ctrlPr>
-              <w:rPr>
-                <w:rFonts w:ascii="Cambria Math" w:hAnsi="Cambria Math" w:cs="Times New Roman"/>
-                <w:i/>
-              </w:rPr>
+              <w:ins w:id="291" w:author="Thiago Oliveira" w:date="2025-12-17T04:49:00Z" w16du:dateUtc="2025-12-17T09:49:00Z">
+                <w:rPr>
+                  <w:rFonts w:ascii="Cambria Math" w:hAnsi="Cambria Math" w:cs="Times New Roman"/>
+                  <w:i/>
+                </w:rPr>
+              </w:ins>
             </m:ctrlPr>
           </m:sSubPr>
           <m:e>
@@ -4937,7 +4983,7 @@
         </w:rPr>
         <w:t xml:space="preserve"> </w:t>
       </w:r>
-      <w:ins w:id="266" w:author="Thiago Oliveira" w:date="2025-12-16T20:26:00Z" w16du:dateUtc="2025-12-16T20:26:00Z">
+      <w:ins w:id="292" w:author="Thiago Oliveira" w:date="2025-12-16T20:26:00Z" w16du:dateUtc="2025-12-16T20:26:00Z">
         <w:r>
           <w:rPr>
             <w:rFonts w:ascii="Times New Roman" w:hAnsi="Times New Roman" w:cs="Times New Roman"/>
@@ -4945,7 +4991,7 @@
           <w:t xml:space="preserve">is a fixed-effect accounting for </w:t>
         </w:r>
       </w:ins>
-      <w:del w:id="267" w:author="Thiago Oliveira" w:date="2025-12-16T20:26:00Z" w16du:dateUtc="2025-12-16T20:26:00Z">
+      <w:del w:id="293" w:author="Thiago Oliveira" w:date="2025-12-16T20:26:00Z" w16du:dateUtc="2025-12-16T20:26:00Z">
         <w:r>
           <w:rPr>
             <w:rFonts w:ascii="Times New Roman" w:hAnsi="Times New Roman" w:cs="Times New Roman"/>
@@ -4953,7 +4999,7 @@
           <w:delText xml:space="preserve">controls for </w:delText>
         </w:r>
       </w:del>
-      <w:ins w:id="268" w:author="Thiago Oliveira" w:date="2025-12-16T20:26:00Z" w16du:dateUtc="2025-12-16T20:26:00Z">
+      <w:ins w:id="294" w:author="Thiago Oliveira" w:date="2025-12-16T20:26:00Z" w16du:dateUtc="2025-12-16T20:26:00Z">
         <w:r>
           <w:rPr>
             <w:rFonts w:ascii="Times New Roman" w:hAnsi="Times New Roman" w:cs="Times New Roman"/>
@@ -5001,7 +5047,7 @@
         </w:rPr>
         <w:t xml:space="preserve"> (e.g., socioeconomic conditions, long-term rainfall patterns).</w:t>
       </w:r>
-      <w:ins w:id="269" w:author="Thiago Oliveira" w:date="2025-12-16T20:35:00Z" w16du:dateUtc="2025-12-16T20:35:00Z">
+      <w:ins w:id="295" w:author="Thiago Oliveira" w:date="2025-12-16T20:35:00Z" w16du:dateUtc="2025-12-16T20:35:00Z">
         <w:r>
           <w:rPr>
             <w:rFonts w:ascii="Times New Roman" w:hAnsi="Times New Roman" w:cs="Times New Roman"/>
@@ -5027,7 +5073,7 @@
         <m:sSub>
           <m:sSubPr>
             <m:ctrlPr>
-              <w:ins w:id="270" w:author="Thiago Oliveira" w:date="2025-12-16T20:36:00Z" w16du:dateUtc="2025-12-16T20:36:00Z">
+              <w:ins w:id="296" w:author="Thiago Oliveira" w:date="2025-12-16T20:36:00Z" w16du:dateUtc="2025-12-16T20:36:00Z">
                 <w:rPr>
                   <w:rFonts w:ascii="Cambria Math" w:hAnsi="Cambria Math" w:cs="Times New Roman"/>
                   <w:i/>
@@ -5037,7 +5083,7 @@
           </m:sSubPr>
           <m:e>
             <m:r>
-              <w:ins w:id="271" w:author="Thiago Oliveira" w:date="2025-12-16T20:36:00Z" w16du:dateUtc="2025-12-16T20:36:00Z">
+              <w:ins w:id="297" w:author="Thiago Oliveira" w:date="2025-12-16T20:36:00Z" w16du:dateUtc="2025-12-16T20:36:00Z">
                 <w:rPr>
                   <w:rFonts w:ascii="Cambria Math" w:hAnsi="Cambria Math" w:cs="Times New Roman"/>
                 </w:rPr>
@@ -5047,7 +5093,7 @@
           </m:e>
           <m:sub>
             <m:r>
-              <w:ins w:id="272" w:author="Thiago Oliveira" w:date="2025-12-16T20:36:00Z" w16du:dateUtc="2025-12-16T20:36:00Z">
+              <w:ins w:id="298" w:author="Thiago Oliveira" w:date="2025-12-16T20:36:00Z" w16du:dateUtc="2025-12-16T20:36:00Z">
                 <w:rPr>
                   <w:rFonts w:ascii="Cambria Math" w:hAnsi="Cambria Math" w:cs="Times New Roman"/>
                 </w:rPr>
@@ -5057,7 +5103,7 @@
           </m:sub>
         </m:sSub>
       </m:oMath>
-      <w:ins w:id="273" w:author="Thiago Oliveira" w:date="2025-12-16T20:36:00Z" w16du:dateUtc="2025-12-16T20:36:00Z">
+      <w:ins w:id="299" w:author="Thiago Oliveira" w:date="2025-12-16T20:36:00Z" w16du:dateUtc="2025-12-16T20:36:00Z">
         <w:r>
           <w:rPr>
             <w:rFonts w:ascii="Times New Roman" w:hAnsi="Times New Roman" w:cs="Times New Roman"/>
@@ -5069,7 +5115,7 @@
         <m:sSub>
           <m:sSubPr>
             <m:ctrlPr>
-              <w:ins w:id="274" w:author="Thiago Oliveira" w:date="2025-12-16T20:36:00Z" w16du:dateUtc="2025-12-16T20:36:00Z">
+              <w:ins w:id="300" w:author="Thiago Oliveira" w:date="2025-12-16T20:36:00Z" w16du:dateUtc="2025-12-16T20:36:00Z">
                 <w:rPr>
                   <w:rFonts w:ascii="Cambria Math" w:hAnsi="Cambria Math" w:cs="Times New Roman"/>
                   <w:i/>
@@ -5079,7 +5125,7 @@
           </m:sSubPr>
           <m:e>
             <m:r>
-              <w:ins w:id="275" w:author="Thiago Oliveira" w:date="2025-12-16T20:36:00Z" w16du:dateUtc="2025-12-16T20:36:00Z">
+              <w:ins w:id="301" w:author="Thiago Oliveira" w:date="2025-12-16T20:36:00Z" w16du:dateUtc="2025-12-16T20:36:00Z">
                 <w:rPr>
                   <w:rFonts w:ascii="Cambria Math" w:hAnsi="Cambria Math" w:cs="Times New Roman"/>
                 </w:rPr>
@@ -5089,7 +5135,7 @@
           </m:e>
           <m:sub>
             <m:r>
-              <w:ins w:id="276" w:author="Thiago Oliveira" w:date="2025-12-16T20:36:00Z" w16du:dateUtc="2025-12-16T20:36:00Z">
+              <w:ins w:id="302" w:author="Thiago Oliveira" w:date="2025-12-16T20:36:00Z" w16du:dateUtc="2025-12-16T20:36:00Z">
                 <w:rPr>
                   <w:rFonts w:ascii="Cambria Math" w:hAnsi="Cambria Math" w:cs="Times New Roman"/>
                 </w:rPr>
@@ -5099,7 +5145,7 @@
           </m:sub>
         </m:sSub>
       </m:oMath>
-      <w:ins w:id="277" w:author="Thiago Oliveira" w:date="2025-12-16T20:36:00Z" w16du:dateUtc="2025-12-16T20:36:00Z">
+      <w:ins w:id="303" w:author="Thiago Oliveira" w:date="2025-12-16T20:36:00Z" w16du:dateUtc="2025-12-16T20:36:00Z">
         <w:r>
           <w:rPr>
             <w:rFonts w:ascii="Times New Roman" w:hAnsi="Times New Roman" w:cs="Times New Roman"/>
@@ -5107,7 +5153,7 @@
           <w:t xml:space="preserve"> representing the conditional association between monthly rainfall and temperature anomalies, respectively, and </w:t>
         </w:r>
       </w:ins>
-      <w:ins w:id="278" w:author="Thiago Oliveira" w:date="2025-12-16T20:37:00Z" w16du:dateUtc="2025-12-16T20:37:00Z">
+      <w:ins w:id="304" w:author="Thiago Oliveira" w:date="2025-12-16T20:37:00Z" w16du:dateUtc="2025-12-16T20:37:00Z">
         <w:r>
           <w:rPr>
             <w:rFonts w:ascii="Times New Roman" w:hAnsi="Times New Roman" w:cs="Times New Roman"/>
@@ -5115,7 +5161,7 @@
           <w:t>violence deviations—now, considering each geographic unit-month-year observation</w:t>
         </w:r>
       </w:ins>
-      <w:ins w:id="279" w:author="Thiago Oliveira" w:date="2025-12-16T20:38:00Z" w16du:dateUtc="2025-12-16T20:38:00Z">
+      <w:ins w:id="305" w:author="Thiago Oliveira" w:date="2025-12-16T20:38:00Z" w16du:dateUtc="2025-12-16T20:38:00Z">
         <w:r>
           <w:rPr>
             <w:rFonts w:ascii="Times New Roman" w:hAnsi="Times New Roman" w:cs="Times New Roman"/>
@@ -5127,7 +5173,7 @@
         <m:sSub>
           <m:sSubPr>
             <m:ctrlPr>
-              <w:ins w:id="280" w:author="Thiago Oliveira" w:date="2025-12-16T20:38:00Z" w16du:dateUtc="2025-12-16T20:38:00Z">
+              <w:ins w:id="306" w:author="Thiago Oliveira" w:date="2025-12-16T20:38:00Z" w16du:dateUtc="2025-12-16T20:38:00Z">
                 <w:rPr>
                   <w:rFonts w:ascii="Cambria Math" w:hAnsi="Cambria Math" w:cs="Times New Roman"/>
                   <w:i/>
@@ -5137,7 +5183,7 @@
           </m:sSubPr>
           <m:e>
             <m:r>
-              <w:ins w:id="281" w:author="Thiago Oliveira" w:date="2025-12-16T20:38:00Z" w16du:dateUtc="2025-12-16T20:38:00Z">
+              <w:ins w:id="307" w:author="Thiago Oliveira" w:date="2025-12-16T20:38:00Z" w16du:dateUtc="2025-12-16T20:38:00Z">
                 <w:rPr>
                   <w:rFonts w:ascii="Cambria Math" w:hAnsi="Cambria Math" w:cs="Times New Roman"/>
                 </w:rPr>
@@ -5147,7 +5193,7 @@
           </m:e>
           <m:sub>
             <m:r>
-              <w:ins w:id="282" w:author="Thiago Oliveira" w:date="2025-12-16T20:38:00Z" w16du:dateUtc="2025-12-16T20:38:00Z">
+              <w:ins w:id="308" w:author="Thiago Oliveira" w:date="2025-12-16T20:38:00Z" w16du:dateUtc="2025-12-16T20:38:00Z">
                 <w:rPr>
                   <w:rFonts w:ascii="Cambria Math" w:hAnsi="Cambria Math" w:cs="Times New Roman"/>
                 </w:rPr>
@@ -5157,7 +5203,7 @@
           </m:sub>
         </m:sSub>
       </m:oMath>
-      <w:ins w:id="283" w:author="Thiago Oliveira" w:date="2025-12-16T20:38:00Z" w16du:dateUtc="2025-12-16T20:38:00Z">
+      <w:ins w:id="309" w:author="Thiago Oliveira" w:date="2025-12-16T20:38:00Z" w16du:dateUtc="2025-12-16T20:38:00Z">
         <w:r>
           <w:rPr>
             <w:rFonts w:ascii="Times New Roman" w:hAnsi="Times New Roman" w:cs="Times New Roman"/>
@@ -5169,7 +5215,7 @@
         <m:sSub>
           <m:sSubPr>
             <m:ctrlPr>
-              <w:ins w:id="284" w:author="Thiago Oliveira" w:date="2025-12-16T20:38:00Z" w16du:dateUtc="2025-12-16T20:38:00Z">
+              <w:ins w:id="310" w:author="Thiago Oliveira" w:date="2025-12-16T20:38:00Z" w16du:dateUtc="2025-12-16T20:38:00Z">
                 <w:rPr>
                   <w:rFonts w:ascii="Cambria Math" w:hAnsi="Cambria Math" w:cs="Times New Roman"/>
                   <w:i/>
@@ -5179,7 +5225,7 @@
           </m:sSubPr>
           <m:e>
             <m:r>
-              <w:ins w:id="285" w:author="Thiago Oliveira" w:date="2025-12-16T20:38:00Z" w16du:dateUtc="2025-12-16T20:38:00Z">
+              <w:ins w:id="311" w:author="Thiago Oliveira" w:date="2025-12-16T20:38:00Z" w16du:dateUtc="2025-12-16T20:38:00Z">
                 <w:rPr>
                   <w:rFonts w:ascii="Cambria Math" w:hAnsi="Cambria Math" w:cs="Times New Roman"/>
                 </w:rPr>
@@ -5189,7 +5235,7 @@
           </m:e>
           <m:sub>
             <m:r>
-              <w:ins w:id="286" w:author="Thiago Oliveira" w:date="2025-12-16T20:38:00Z" w16du:dateUtc="2025-12-16T20:38:00Z">
+              <w:ins w:id="312" w:author="Thiago Oliveira" w:date="2025-12-16T20:38:00Z" w16du:dateUtc="2025-12-16T20:38:00Z">
                 <w:rPr>
                   <w:rFonts w:ascii="Cambria Math" w:hAnsi="Cambria Math" w:cs="Times New Roman"/>
                 </w:rPr>
@@ -5199,7 +5245,7 @@
           </m:sub>
         </m:sSub>
       </m:oMath>
-      <w:ins w:id="287" w:author="Thiago Oliveira" w:date="2025-12-16T20:38:00Z" w16du:dateUtc="2025-12-16T20:38:00Z">
+      <w:ins w:id="313" w:author="Thiago Oliveira" w:date="2025-12-16T20:38:00Z" w16du:dateUtc="2025-12-16T20:38:00Z">
         <w:r>
           <w:rPr>
             <w:rFonts w:ascii="Times New Roman" w:hAnsi="Times New Roman" w:cs="Times New Roman"/>
@@ -5207,7 +5253,7 @@
           <w:t xml:space="preserve"> </w:t>
         </w:r>
       </w:ins>
-      <w:ins w:id="288" w:author="Thiago Oliveira" w:date="2025-12-16T20:39:00Z" w16du:dateUtc="2025-12-16T20:39:00Z">
+      <w:ins w:id="314" w:author="Thiago Oliveira" w:date="2025-12-16T20:39:00Z" w16du:dateUtc="2025-12-16T20:39:00Z">
         <w:r>
           <w:rPr>
             <w:rFonts w:ascii="Times New Roman" w:hAnsi="Times New Roman" w:cs="Times New Roman"/>
@@ -5228,7 +5274,7 @@
         </w:rPr>
         <w:t>This model identifies whether deviations in rainfall within a given municipality/state</w:t>
       </w:r>
-      <w:ins w:id="289" w:author="Thiago Oliveira" w:date="2025-12-16T20:39:00Z" w16du:dateUtc="2025-12-16T20:39:00Z">
+      <w:ins w:id="315" w:author="Thiago Oliveira" w:date="2025-12-16T20:39:00Z" w16du:dateUtc="2025-12-16T20:39:00Z">
         <w:r>
           <w:rPr>
             <w:rFonts w:ascii="Times New Roman" w:hAnsi="Times New Roman" w:cs="Times New Roman"/>
@@ -5242,7 +5288,7 @@
         </w:rPr>
         <w:t xml:space="preserve"> </w:t>
       </w:r>
-      <w:del w:id="290" w:author="Thiago Oliveira" w:date="2025-12-16T20:39:00Z" w16du:dateUtc="2025-12-16T20:39:00Z">
+      <w:del w:id="316" w:author="Thiago Oliveira" w:date="2025-12-16T20:39:00Z" w16du:dateUtc="2025-12-16T20:39:00Z">
         <w:r>
           <w:rPr>
             <w:rFonts w:ascii="Times New Roman" w:hAnsi="Times New Roman" w:cs="Times New Roman"/>
@@ -5256,7 +5302,7 @@
         </w:rPr>
         <w:t>month</w:t>
       </w:r>
-      <w:ins w:id="291" w:author="Thiago Oliveira" w:date="2025-12-16T20:39:00Z" w16du:dateUtc="2025-12-16T20:39:00Z">
+      <w:ins w:id="317" w:author="Thiago Oliveira" w:date="2025-12-16T20:39:00Z" w16du:dateUtc="2025-12-16T20:39:00Z">
         <w:r>
           <w:rPr>
             <w:rFonts w:ascii="Times New Roman" w:hAnsi="Times New Roman" w:cs="Times New Roman"/>
@@ -5278,7 +5324,7 @@
         </w:rPr>
         <w:t xml:space="preserve"> predict deviations in violence in the same place</w:t>
       </w:r>
-      <w:ins w:id="292" w:author="Thiago Oliveira" w:date="2025-12-16T20:39:00Z" w16du:dateUtc="2025-12-16T20:39:00Z">
+      <w:ins w:id="318" w:author="Thiago Oliveira" w:date="2025-12-16T20:39:00Z" w16du:dateUtc="2025-12-16T20:39:00Z">
         <w:r>
           <w:rPr>
             <w:rFonts w:ascii="Times New Roman" w:hAnsi="Times New Roman" w:cs="Times New Roman"/>
@@ -5292,7 +5338,7 @@
         </w:rPr>
         <w:t xml:space="preserve"> </w:t>
       </w:r>
-      <w:del w:id="293" w:author="Thiago Oliveira" w:date="2025-12-16T20:39:00Z" w16du:dateUtc="2025-12-16T20:39:00Z">
+      <w:del w:id="319" w:author="Thiago Oliveira" w:date="2025-12-16T20:39:00Z" w16du:dateUtc="2025-12-16T20:39:00Z">
         <w:r>
           <w:rPr>
             <w:rFonts w:ascii="Times New Roman" w:hAnsi="Times New Roman" w:cs="Times New Roman"/>
@@ -5306,7 +5352,7 @@
         </w:rPr>
         <w:t>month</w:t>
       </w:r>
-      <w:ins w:id="294" w:author="Thiago Oliveira" w:date="2025-12-16T20:39:00Z" w16du:dateUtc="2025-12-16T20:39:00Z">
+      <w:ins w:id="320" w:author="Thiago Oliveira" w:date="2025-12-16T20:39:00Z" w16du:dateUtc="2025-12-16T20:39:00Z">
         <w:r>
           <w:rPr>
             <w:rFonts w:ascii="Times New Roman" w:hAnsi="Times New Roman" w:cs="Times New Roman"/>
@@ -5338,7 +5384,7 @@
         </w:rPr>
         <w:t xml:space="preserve">a </w:t>
       </w:r>
-      <w:del w:id="295" w:author="Thiago Oliveira" w:date="2025-12-16T20:40:00Z" w16du:dateUtc="2025-12-16T20:40:00Z">
+      <w:del w:id="321" w:author="Thiago Oliveira" w:date="2025-12-16T20:40:00Z" w16du:dateUtc="2025-12-16T20:40:00Z">
         <w:r>
           <w:rPr>
             <w:rFonts w:ascii="Times New Roman" w:hAnsi="Times New Roman" w:cs="Times New Roman"/>
@@ -5346,7 +5392,7 @@
           <w:delText>one-way</w:delText>
         </w:r>
       </w:del>
-      <w:ins w:id="296" w:author="Thiago Oliveira" w:date="2025-12-16T20:40:00Z" w16du:dateUtc="2025-12-16T20:40:00Z">
+      <w:ins w:id="322" w:author="Thiago Oliveira" w:date="2025-12-16T20:40:00Z" w16du:dateUtc="2025-12-16T20:40:00Z">
         <w:r>
           <w:rPr>
             <w:rFonts w:ascii="Times New Roman" w:hAnsi="Times New Roman" w:cs="Times New Roman"/>
@@ -5360,7 +5406,7 @@
         </w:rPr>
         <w:t xml:space="preserve"> </w:t>
       </w:r>
-      <w:ins w:id="297" w:author="Thiago Oliveira" w:date="2025-12-16T20:40:00Z" w16du:dateUtc="2025-12-16T20:40:00Z">
+      <w:ins w:id="323" w:author="Thiago Oliveira" w:date="2025-12-16T20:40:00Z" w16du:dateUtc="2025-12-16T20:40:00Z">
         <w:r>
           <w:rPr>
             <w:rFonts w:ascii="Times New Roman" w:hAnsi="Times New Roman" w:cs="Times New Roman"/>
@@ -5374,7 +5420,7 @@
         </w:rPr>
         <w:t xml:space="preserve">fixed-effects </w:t>
       </w:r>
-      <w:del w:id="298" w:author="Thiago Oliveira" w:date="2025-12-16T20:40:00Z" w16du:dateUtc="2025-12-16T20:40:00Z">
+      <w:del w:id="324" w:author="Thiago Oliveira" w:date="2025-12-16T20:40:00Z" w16du:dateUtc="2025-12-16T20:40:00Z">
         <w:r>
           <w:rPr>
             <w:rFonts w:ascii="Times New Roman" w:hAnsi="Times New Roman" w:cs="Times New Roman"/>
@@ -5400,7 +5446,7 @@
         </w:rPr>
         <w:t xml:space="preserve">a </w:t>
       </w:r>
-      <w:del w:id="299" w:author="Thiago Oliveira" w:date="2025-12-16T20:40:00Z" w16du:dateUtc="2025-12-16T20:40:00Z">
+      <w:del w:id="325" w:author="Thiago Oliveira" w:date="2025-12-16T20:40:00Z" w16du:dateUtc="2025-12-16T20:40:00Z">
         <w:r>
           <w:rPr>
             <w:rFonts w:ascii="Times New Roman" w:hAnsi="Times New Roman" w:cs="Times New Roman"/>
@@ -5414,7 +5460,7 @@
           <w:delText xml:space="preserve">-way </w:delText>
         </w:r>
       </w:del>
-      <w:ins w:id="300" w:author="Thiago Oliveira" w:date="2025-12-16T20:40:00Z" w16du:dateUtc="2025-12-16T20:40:00Z">
+      <w:ins w:id="326" w:author="Thiago Oliveira" w:date="2025-12-16T20:40:00Z" w16du:dateUtc="2025-12-16T20:40:00Z">
         <w:r>
           <w:rPr>
             <w:rFonts w:ascii="Times New Roman" w:hAnsi="Times New Roman" w:cs="Times New Roman"/>
@@ -5428,7 +5474,7 @@
         </w:rPr>
         <w:t>fixed-effects model</w:t>
       </w:r>
-      <w:del w:id="301" w:author="Thiago Oliveira" w:date="2025-12-16T20:40:00Z" w16du:dateUtc="2025-12-16T20:40:00Z">
+      <w:del w:id="327" w:author="Thiago Oliveira" w:date="2025-12-16T20:40:00Z" w16du:dateUtc="2025-12-16T20:40:00Z">
         <w:r>
           <w:rPr>
             <w:rFonts w:ascii="Times New Roman" w:hAnsi="Times New Roman" w:cs="Times New Roman"/>
@@ -5475,7 +5521,7 @@
         </w:rPr>
         <w:t xml:space="preserve">, 2013). Instead of assuming a single slope </w:t>
       </w:r>
-      <w:ins w:id="302" w:author="Thiago Oliveira" w:date="2025-12-16T20:41:00Z" w16du:dateUtc="2025-12-16T20:41:00Z">
+      <w:ins w:id="328" w:author="Thiago Oliveira" w:date="2025-12-16T20:41:00Z" w16du:dateUtc="2025-12-16T20:41:00Z">
         <w:r>
           <w:rPr>
             <w:rFonts w:ascii="Times New Roman" w:hAnsi="Times New Roman" w:cs="Times New Roman"/>
@@ -5483,7 +5529,7 @@
           <w:t xml:space="preserve">indicating the average association between </w:t>
         </w:r>
       </w:ins>
-      <w:ins w:id="303" w:author="Thiago Oliveira" w:date="2025-12-16T20:42:00Z" w16du:dateUtc="2025-12-16T20:42:00Z">
+      <w:ins w:id="329" w:author="Thiago Oliveira" w:date="2025-12-16T20:42:00Z" w16du:dateUtc="2025-12-16T20:42:00Z">
         <w:r>
           <w:rPr>
             <w:rFonts w:ascii="Times New Roman" w:hAnsi="Times New Roman" w:cs="Times New Roman"/>
@@ -5497,7 +5543,7 @@
         </w:rPr>
         <w:t xml:space="preserve">across all geographic </w:t>
       </w:r>
-      <w:del w:id="304" w:author="Thiago Oliveira" w:date="2025-12-16T20:42:00Z" w16du:dateUtc="2025-12-16T20:42:00Z">
+      <w:del w:id="330" w:author="Thiago Oliveira" w:date="2025-12-16T20:42:00Z" w16du:dateUtc="2025-12-16T20:42:00Z">
         <w:r>
           <w:rPr>
             <w:rFonts w:ascii="Times New Roman" w:hAnsi="Times New Roman" w:cs="Times New Roman"/>
@@ -5505,7 +5551,7 @@
           <w:delText>zones</w:delText>
         </w:r>
       </w:del>
-      <w:ins w:id="305" w:author="Thiago Oliveira" w:date="2025-12-16T20:42:00Z" w16du:dateUtc="2025-12-16T20:42:00Z">
+      <w:ins w:id="331" w:author="Thiago Oliveira" w:date="2025-12-16T20:42:00Z" w16du:dateUtc="2025-12-16T20:42:00Z">
         <w:r>
           <w:rPr>
             <w:rFonts w:ascii="Times New Roman" w:hAnsi="Times New Roman" w:cs="Times New Roman"/>
@@ -5531,10 +5577,12 @@
         <m:sSubSup>
           <m:sSubSupPr>
             <m:ctrlPr>
-              <w:rPr>
-                <w:rFonts w:ascii="Cambria Math" w:hAnsi="Cambria Math" w:cs="Times New Roman"/>
-                <w:i/>
-              </w:rPr>
+              <w:ins w:id="332" w:author="Thiago Oliveira" w:date="2025-12-17T04:49:00Z" w16du:dateUtc="2025-12-17T09:49:00Z">
+                <w:rPr>
+                  <w:rFonts w:ascii="Cambria Math" w:hAnsi="Cambria Math" w:cs="Times New Roman"/>
+                  <w:i/>
+                </w:rPr>
+              </w:ins>
             </m:ctrlPr>
           </m:sSubSupPr>
           <m:e>
@@ -5553,7 +5601,7 @@
               <m:t>i</m:t>
             </m:r>
             <m:r>
-              <w:ins w:id="306" w:author="Thiago Oliveira" w:date="2025-12-16T20:42:00Z" w16du:dateUtc="2025-12-16T20:42:00Z">
+              <w:ins w:id="333" w:author="Thiago Oliveira" w:date="2025-12-16T20:42:00Z" w16du:dateUtc="2025-12-16T20:42:00Z">
                 <w:rPr>
                   <w:rFonts w:ascii="Cambria Math" w:hAnsi="Cambria Math" w:cs="Times New Roman"/>
                 </w:rPr>
@@ -5585,10 +5633,12 @@
         <m:sSub>
           <m:sSubPr>
             <m:ctrlPr>
-              <w:rPr>
-                <w:rFonts w:ascii="Cambria Math" w:hAnsi="Cambria Math" w:cs="Times New Roman"/>
-                <w:i/>
-              </w:rPr>
+              <w:ins w:id="334" w:author="Thiago Oliveira" w:date="2025-12-17T04:49:00Z" w16du:dateUtc="2025-12-17T09:49:00Z">
+                <w:rPr>
+                  <w:rFonts w:ascii="Cambria Math" w:hAnsi="Cambria Math" w:cs="Times New Roman"/>
+                  <w:i/>
+                </w:rPr>
+              </w:ins>
             </m:ctrlPr>
           </m:sSubPr>
           <m:e>
@@ -5611,10 +5661,12 @@
         <m:sSubSup>
           <m:sSubSupPr>
             <m:ctrlPr>
-              <w:rPr>
-                <w:rFonts w:ascii="Cambria Math" w:hAnsi="Cambria Math" w:cs="Times New Roman"/>
-                <w:i/>
-              </w:rPr>
+              <w:ins w:id="335" w:author="Thiago Oliveira" w:date="2025-12-17T04:49:00Z" w16du:dateUtc="2025-12-17T09:49:00Z">
+                <w:rPr>
+                  <w:rFonts w:ascii="Cambria Math" w:hAnsi="Cambria Math" w:cs="Times New Roman"/>
+                  <w:i/>
+                </w:rPr>
+              </w:ins>
             </m:ctrlPr>
           </m:sSubSupPr>
           <m:e>
@@ -5654,10 +5706,12 @@
             <m:limLoc m:val="subSup"/>
             <m:supHide m:val="1"/>
             <m:ctrlPr>
-              <w:rPr>
-                <w:rFonts w:ascii="Cambria Math" w:hAnsi="Cambria Math" w:cs="Times New Roman"/>
-                <w:i/>
-              </w:rPr>
+              <w:ins w:id="336" w:author="Thiago Oliveira" w:date="2025-12-17T04:49:00Z" w16du:dateUtc="2025-12-17T09:49:00Z">
+                <w:rPr>
+                  <w:rFonts w:ascii="Cambria Math" w:hAnsi="Cambria Math" w:cs="Times New Roman"/>
+                  <w:i/>
+                </w:rPr>
+              </w:ins>
             </m:ctrlPr>
           </m:naryPr>
           <m:sub>
@@ -5673,10 +5727,12 @@
             <m:sSub>
               <m:sSubPr>
                 <m:ctrlPr>
-                  <w:rPr>
-                    <w:rFonts w:ascii="Cambria Math" w:hAnsi="Cambria Math" w:cs="Times New Roman"/>
-                    <w:i/>
-                  </w:rPr>
+                  <w:ins w:id="337" w:author="Thiago Oliveira" w:date="2025-12-17T04:49:00Z" w16du:dateUtc="2025-12-17T09:49:00Z">
+                    <w:rPr>
+                      <w:rFonts w:ascii="Cambria Math" w:hAnsi="Cambria Math" w:cs="Times New Roman"/>
+                      <w:i/>
+                    </w:rPr>
+                  </w:ins>
                 </m:ctrlPr>
               </m:sSubPr>
               <m:e>
@@ -5707,10 +5763,12 @@
         <m:sSubSup>
           <m:sSubSupPr>
             <m:ctrlPr>
-              <w:rPr>
-                <w:rFonts w:ascii="Cambria Math" w:hAnsi="Cambria Math" w:cs="Times New Roman"/>
-                <w:i/>
-              </w:rPr>
+              <w:ins w:id="338" w:author="Thiago Oliveira" w:date="2025-12-17T04:49:00Z" w16du:dateUtc="2025-12-17T09:49:00Z">
+                <w:rPr>
+                  <w:rFonts w:ascii="Cambria Math" w:hAnsi="Cambria Math" w:cs="Times New Roman"/>
+                  <w:i/>
+                </w:rPr>
+              </w:ins>
             </m:ctrlPr>
           </m:sSubSupPr>
           <m:e>
@@ -5747,10 +5805,12 @@
         <m:sSub>
           <m:sSubPr>
             <m:ctrlPr>
-              <w:rPr>
-                <w:rFonts w:ascii="Cambria Math" w:hAnsi="Cambria Math" w:cs="Times New Roman"/>
-                <w:i/>
-              </w:rPr>
+              <w:ins w:id="339" w:author="Thiago Oliveira" w:date="2025-12-17T04:49:00Z" w16du:dateUtc="2025-12-17T09:49:00Z">
+                <w:rPr>
+                  <w:rFonts w:ascii="Cambria Math" w:hAnsi="Cambria Math" w:cs="Times New Roman"/>
+                  <w:i/>
+                </w:rPr>
+              </w:ins>
             </m:ctrlPr>
           </m:sSubPr>
           <m:e>
@@ -5779,10 +5839,12 @@
         <m:sSubSup>
           <m:sSubSupPr>
             <m:ctrlPr>
-              <w:rPr>
-                <w:rFonts w:ascii="Cambria Math" w:hAnsi="Cambria Math" w:cs="Times New Roman"/>
-                <w:i/>
-              </w:rPr>
+              <w:ins w:id="340" w:author="Thiago Oliveira" w:date="2025-12-17T04:49:00Z" w16du:dateUtc="2025-12-17T09:49:00Z">
+                <w:rPr>
+                  <w:rFonts w:ascii="Cambria Math" w:hAnsi="Cambria Math" w:cs="Times New Roman"/>
+                  <w:i/>
+                </w:rPr>
+              </w:ins>
             </m:ctrlPr>
           </m:sSubSupPr>
           <m:e>
@@ -5819,10 +5881,12 @@
         <m:sSub>
           <m:sSubPr>
             <m:ctrlPr>
-              <w:rPr>
-                <w:rFonts w:ascii="Cambria Math" w:hAnsi="Cambria Math" w:cs="Times New Roman"/>
-                <w:i/>
-              </w:rPr>
+              <w:ins w:id="341" w:author="Thiago Oliveira" w:date="2025-12-17T04:49:00Z" w16du:dateUtc="2025-12-17T09:49:00Z">
+                <w:rPr>
+                  <w:rFonts w:ascii="Cambria Math" w:hAnsi="Cambria Math" w:cs="Times New Roman"/>
+                  <w:i/>
+                </w:rPr>
+              </w:ins>
             </m:ctrlPr>
           </m:sSubPr>
           <m:e>
@@ -5851,10 +5915,12 @@
         <m:sSub>
           <m:sSubPr>
             <m:ctrlPr>
-              <w:rPr>
-                <w:rFonts w:ascii="Cambria Math" w:hAnsi="Cambria Math" w:cs="Times New Roman"/>
-                <w:i/>
-              </w:rPr>
+              <w:ins w:id="342" w:author="Thiago Oliveira" w:date="2025-12-17T04:49:00Z" w16du:dateUtc="2025-12-17T09:49:00Z">
+                <w:rPr>
+                  <w:rFonts w:ascii="Cambria Math" w:hAnsi="Cambria Math" w:cs="Times New Roman"/>
+                  <w:i/>
+                </w:rPr>
+              </w:ins>
             </m:ctrlPr>
           </m:sSubPr>
           <m:e>
@@ -5883,10 +5949,12 @@
         <m:sSub>
           <m:sSubPr>
             <m:ctrlPr>
-              <w:rPr>
-                <w:rFonts w:ascii="Cambria Math" w:hAnsi="Cambria Math" w:cs="Times New Roman"/>
-                <w:i/>
-              </w:rPr>
+              <w:ins w:id="343" w:author="Thiago Oliveira" w:date="2025-12-17T04:49:00Z" w16du:dateUtc="2025-12-17T09:49:00Z">
+                <w:rPr>
+                  <w:rFonts w:ascii="Cambria Math" w:hAnsi="Cambria Math" w:cs="Times New Roman"/>
+                  <w:i/>
+                </w:rPr>
+              </w:ins>
             </m:ctrlPr>
           </m:sSubPr>
           <m:e>
@@ -5930,10 +5998,12 @@
         <m:sSub>
           <m:sSubPr>
             <m:ctrlPr>
-              <w:rPr>
-                <w:rFonts w:ascii="Cambria Math" w:hAnsi="Cambria Math" w:cs="Times New Roman"/>
-                <w:i/>
-              </w:rPr>
+              <w:ins w:id="344" w:author="Thiago Oliveira" w:date="2025-12-17T04:49:00Z" w16du:dateUtc="2025-12-17T09:49:00Z">
+                <w:rPr>
+                  <w:rFonts w:ascii="Cambria Math" w:hAnsi="Cambria Math" w:cs="Times New Roman"/>
+                  <w:i/>
+                </w:rPr>
+              </w:ins>
             </m:ctrlPr>
           </m:sSubPr>
           <m:e>
@@ -5980,10 +6050,12 @@
         <m:sSub>
           <m:sSubPr>
             <m:ctrlPr>
-              <w:rPr>
-                <w:rFonts w:ascii="Cambria Math" w:hAnsi="Cambria Math" w:cs="Times New Roman"/>
-                <w:i/>
-              </w:rPr>
+              <w:ins w:id="345" w:author="Thiago Oliveira" w:date="2025-12-17T04:49:00Z" w16du:dateUtc="2025-12-17T09:49:00Z">
+                <w:rPr>
+                  <w:rFonts w:ascii="Cambria Math" w:hAnsi="Cambria Math" w:cs="Times New Roman"/>
+                  <w:i/>
+                </w:rPr>
+              </w:ins>
             </m:ctrlPr>
           </m:sSubPr>
           <m:e>
@@ -6088,19 +6160,19 @@
           <w:rFonts w:ascii="Times New Roman" w:hAnsi="Times New Roman" w:cs="Times New Roman"/>
         </w:rPr>
       </w:pPr>
-      <w:commentRangeStart w:id="307"/>
+      <w:commentRangeStart w:id="346"/>
       <w:r>
         <w:rPr>
           <w:rFonts w:ascii="Times New Roman" w:hAnsi="Times New Roman" w:cs="Times New Roman"/>
         </w:rPr>
         <w:t>Seasonal rainfall regimes in Colombia have shifted markedly over the past four decades. Figure 1a and 1c show that the early months of the year (particularly February and March) are now wetter than in previous decades, while rainfall during the latter part of the year (September through December) has steadily declined.</w:t>
       </w:r>
-      <w:commentRangeEnd w:id="307"/>
+      <w:commentRangeEnd w:id="346"/>
       <w:r>
         <w:rPr>
           <w:rStyle w:val="CommentReference"/>
         </w:rPr>
-        <w:commentReference w:id="307"/>
+        <w:commentReference w:id="346"/>
       </w:r>
       <w:r>
         <w:rPr>
@@ -6200,14 +6272,14 @@
         </w:rPr>
         <w:t>).</w:t>
       </w:r>
-      <w:ins w:id="308" w:author="Thiago Oliveira" w:date="2025-12-16T20:57:00Z" w16du:dateUtc="2025-12-16T20:57:00Z">
+      <w:ins w:id="347" w:author="Thiago Oliveira" w:date="2025-12-16T20:57:00Z" w16du:dateUtc="2025-12-16T20:57:00Z">
         <w:r>
           <w:rPr>
             <w:rFonts w:ascii="Times New Roman" w:hAnsi="Times New Roman" w:cs="Times New Roman"/>
           </w:rPr>
           <w:t xml:space="preserve"> </w:t>
         </w:r>
-        <w:commentRangeStart w:id="309"/>
+        <w:commentRangeStart w:id="348"/>
         <w:r>
           <w:rPr>
             <w:rFonts w:ascii="Times New Roman" w:hAnsi="Times New Roman" w:cs="Times New Roman"/>
@@ -6215,7 +6287,7 @@
           <w:t xml:space="preserve">This implies that every additional </w:t>
         </w:r>
       </w:ins>
-      <w:ins w:id="310" w:author="Thiago Oliveira" w:date="2025-12-16T20:58:00Z" w16du:dateUtc="2025-12-16T20:58:00Z">
+      <w:ins w:id="349" w:author="Thiago Oliveira" w:date="2025-12-16T20:58:00Z" w16du:dateUtc="2025-12-16T20:58:00Z">
         <w:r>
           <w:rPr>
             <w:rFonts w:ascii="Times New Roman" w:hAnsi="Times New Roman" w:cs="Times New Roman"/>
@@ -6223,7 +6295,7 @@
           <w:t>unit of precipitation</w:t>
         </w:r>
       </w:ins>
-      <w:ins w:id="311" w:author="Thiago Oliveira" w:date="2025-12-16T20:59:00Z" w16du:dateUtc="2025-12-16T20:59:00Z">
+      <w:ins w:id="350" w:author="Thiago Oliveira" w:date="2025-12-16T20:59:00Z" w16du:dateUtc="2025-12-16T20:59:00Z">
         <w:r>
           <w:rPr>
             <w:rFonts w:ascii="Times New Roman" w:hAnsi="Times New Roman" w:cs="Times New Roman"/>
@@ -6231,7 +6303,7 @@
           <w:t xml:space="preserve"> in a month above the long-term average for that calendar month is associated </w:t>
         </w:r>
       </w:ins>
-      <w:ins w:id="312" w:author="Thiago Oliveira" w:date="2025-12-16T21:00:00Z" w16du:dateUtc="2025-12-16T21:00:00Z">
+      <w:ins w:id="351" w:author="Thiago Oliveira" w:date="2025-12-16T21:00:00Z" w16du:dateUtc="2025-12-16T21:00:00Z">
         <w:r>
           <w:rPr>
             <w:rFonts w:ascii="Times New Roman" w:hAnsi="Times New Roman" w:cs="Times New Roman"/>
@@ -6239,7 +6311,7 @@
           <w:t xml:space="preserve">with an expected </w:t>
         </w:r>
       </w:ins>
-      <w:ins w:id="313" w:author="Thiago Oliveira" w:date="2025-12-16T21:10:00Z" w16du:dateUtc="2025-12-16T21:10:00Z">
+      <w:ins w:id="352" w:author="Thiago Oliveira" w:date="2025-12-16T21:10:00Z" w16du:dateUtc="2025-12-16T21:10:00Z">
         <w:r>
           <w:rPr>
             <w:rFonts w:ascii="Times New Roman" w:hAnsi="Times New Roman" w:cs="Times New Roman"/>
@@ -6247,7 +6319,7 @@
           <w:t>negative deviation</w:t>
         </w:r>
       </w:ins>
-      <w:ins w:id="314" w:author="Thiago Oliveira" w:date="2025-12-16T21:00:00Z" w16du:dateUtc="2025-12-16T21:00:00Z">
+      <w:ins w:id="353" w:author="Thiago Oliveira" w:date="2025-12-16T21:00:00Z" w16du:dateUtc="2025-12-16T21:00:00Z">
         <w:r>
           <w:rPr>
             <w:rFonts w:ascii="Times New Roman" w:hAnsi="Times New Roman" w:cs="Times New Roman"/>
@@ -6255,7 +6327,7 @@
           <w:t xml:space="preserve"> of 0.17 homicides </w:t>
         </w:r>
       </w:ins>
-      <w:ins w:id="315" w:author="Thiago Oliveira" w:date="2025-12-16T21:11:00Z" w16du:dateUtc="2025-12-16T21:11:00Z">
+      <w:ins w:id="354" w:author="Thiago Oliveira" w:date="2025-12-16T21:11:00Z" w16du:dateUtc="2025-12-16T21:11:00Z">
         <w:r>
           <w:rPr>
             <w:rFonts w:ascii="Times New Roman" w:hAnsi="Times New Roman" w:cs="Times New Roman"/>
@@ -6263,7 +6335,7 @@
           <w:t>from</w:t>
         </w:r>
       </w:ins>
-      <w:ins w:id="316" w:author="Thiago Oliveira" w:date="2025-12-16T21:00:00Z" w16du:dateUtc="2025-12-16T21:00:00Z">
+      <w:ins w:id="355" w:author="Thiago Oliveira" w:date="2025-12-16T21:00:00Z" w16du:dateUtc="2025-12-16T21:00:00Z">
         <w:r>
           <w:rPr>
             <w:rFonts w:ascii="Times New Roman" w:hAnsi="Times New Roman" w:cs="Times New Roman"/>
@@ -6271,19 +6343,19 @@
           <w:t xml:space="preserve"> that </w:t>
         </w:r>
       </w:ins>
-      <w:ins w:id="317" w:author="Thiago Oliveira" w:date="2025-12-16T21:01:00Z" w16du:dateUtc="2025-12-16T21:01:00Z">
+      <w:ins w:id="356" w:author="Thiago Oliveira" w:date="2025-12-16T21:01:00Z" w16du:dateUtc="2025-12-16T21:01:00Z">
         <w:r>
           <w:rPr>
             <w:rFonts w:ascii="Times New Roman" w:hAnsi="Times New Roman" w:cs="Times New Roman"/>
           </w:rPr>
           <w:t>calendar month’s average.</w:t>
         </w:r>
-        <w:commentRangeEnd w:id="309"/>
+        <w:commentRangeEnd w:id="348"/>
         <w:r>
           <w:rPr>
             <w:rStyle w:val="CommentReference"/>
           </w:rPr>
-          <w:commentReference w:id="309"/>
+          <w:commentReference w:id="348"/>
         </w:r>
       </w:ins>
       <w:r>
@@ -6292,7 +6364,7 @@
         </w:rPr>
         <w:t xml:space="preserve"> All robustness checks—including a</w:t>
       </w:r>
-      <w:ins w:id="318" w:author="Thiago Oliveira" w:date="2025-12-16T21:02:00Z" w16du:dateUtc="2025-12-16T21:02:00Z">
+      <w:ins w:id="357" w:author="Thiago Oliveira" w:date="2025-12-16T21:02:00Z" w16du:dateUtc="2025-12-16T21:02:00Z">
         <w:r>
           <w:rPr>
             <w:rFonts w:ascii="Times New Roman" w:hAnsi="Times New Roman" w:cs="Times New Roman"/>
@@ -6306,7 +6378,7 @@
         </w:rPr>
         <w:t xml:space="preserve"> </w:t>
       </w:r>
-      <w:del w:id="319" w:author="Thiago Oliveira" w:date="2025-12-16T21:02:00Z" w16du:dateUtc="2025-12-16T21:02:00Z">
+      <w:del w:id="358" w:author="Thiago Oliveira" w:date="2025-12-16T21:02:00Z" w16du:dateUtc="2025-12-16T21:02:00Z">
         <w:r>
           <w:rPr>
             <w:rFonts w:ascii="Times New Roman" w:hAnsi="Times New Roman" w:cs="Times New Roman"/>
@@ -6314,7 +6386,7 @@
           <w:delText>one</w:delText>
         </w:r>
       </w:del>
-      <w:ins w:id="320" w:author="Thiago Oliveira" w:date="2025-12-16T21:02:00Z" w16du:dateUtc="2025-12-16T21:02:00Z">
+      <w:ins w:id="359" w:author="Thiago Oliveira" w:date="2025-12-16T21:02:00Z" w16du:dateUtc="2025-12-16T21:02:00Z">
         <w:r>
           <w:rPr>
             <w:rFonts w:ascii="Times New Roman" w:hAnsi="Times New Roman" w:cs="Times New Roman"/>
@@ -6328,7 +6400,7 @@
         </w:rPr>
         <w:t xml:space="preserve">-way fixed-effects model </w:t>
       </w:r>
-      <w:del w:id="321" w:author="Thiago Oliveira" w:date="2025-12-16T21:02:00Z" w16du:dateUtc="2025-12-16T21:02:00Z">
+      <w:del w:id="360" w:author="Thiago Oliveira" w:date="2025-12-16T21:02:00Z" w16du:dateUtc="2025-12-16T21:02:00Z">
         <w:r>
           <w:rPr>
             <w:rFonts w:ascii="Times New Roman" w:hAnsi="Times New Roman" w:cs="Times New Roman"/>
@@ -6336,7 +6408,7 @@
           <w:delText>with year fixed effects</w:delText>
         </w:r>
       </w:del>
-      <w:ins w:id="322" w:author="Thiago Oliveira" w:date="2025-12-16T21:02:00Z" w16du:dateUtc="2025-12-16T21:02:00Z">
+      <w:ins w:id="361" w:author="Thiago Oliveira" w:date="2025-12-16T21:02:00Z" w16du:dateUtc="2025-12-16T21:02:00Z">
         <w:r>
           <w:rPr>
             <w:rFonts w:ascii="Times New Roman" w:hAnsi="Times New Roman" w:cs="Times New Roman"/>
@@ -6431,15 +6503,15 @@
         </w:rPr>
         <w:t xml:space="preserve"> </w:t>
       </w:r>
-      <w:commentRangeStart w:id="323"/>
-      <w:commentRangeStart w:id="324"/>
+      <w:commentRangeStart w:id="362"/>
+      <w:commentRangeStart w:id="363"/>
       <w:r>
         <w:rPr>
           <w:rFonts w:ascii="Times New Roman" w:hAnsi="Times New Roman" w:cs="Times New Roman"/>
         </w:rPr>
         <w:t>Although the coefficient is slightly negative, its small magnitude likely reflects</w:t>
       </w:r>
-      <w:ins w:id="325" w:author="Thiago Oliveira" w:date="2025-12-16T21:04:00Z" w16du:dateUtc="2025-12-16T21:04:00Z">
+      <w:ins w:id="364" w:author="Thiago Oliveira" w:date="2025-12-16T21:04:00Z" w16du:dateUtc="2025-12-16T21:04:00Z">
         <w:r>
           <w:rPr>
             <w:rFonts w:ascii="Times New Roman" w:hAnsi="Times New Roman" w:cs="Times New Roman"/>
@@ -6465,21 +6537,21 @@
         </w:rPr>
         <w:t xml:space="preserve"> average effect, motivating a closer examination of municipality-specific slopes.</w:t>
       </w:r>
-      <w:commentRangeEnd w:id="323"/>
+      <w:commentRangeEnd w:id="362"/>
       <w:r>
         <w:rPr>
           <w:rStyle w:val="CommentReference"/>
           <w:sz w:val="24"/>
           <w:szCs w:val="24"/>
         </w:rPr>
-        <w:commentReference w:id="323"/>
-      </w:r>
-      <w:commentRangeEnd w:id="324"/>
+        <w:commentReference w:id="362"/>
+      </w:r>
+      <w:commentRangeEnd w:id="363"/>
       <w:r>
         <w:rPr>
           <w:rStyle w:val="CommentReference"/>
         </w:rPr>
-        <w:commentReference w:id="324"/>
+        <w:commentReference w:id="363"/>
       </w:r>
       <w:r>
         <w:t xml:space="preserve"> </w:t>
@@ -6490,19 +6562,19 @@
         </w:rPr>
         <w:t xml:space="preserve">The </w:t>
       </w:r>
-      <w:commentRangeStart w:id="326"/>
+      <w:commentRangeStart w:id="365"/>
       <w:r>
         <w:rPr>
           <w:rFonts w:ascii="Times New Roman" w:hAnsi="Times New Roman" w:cs="Times New Roman"/>
         </w:rPr>
         <w:t>small pooled effect</w:t>
       </w:r>
-      <w:commentRangeEnd w:id="326"/>
+      <w:commentRangeEnd w:id="365"/>
       <w:r>
         <w:rPr>
           <w:rStyle w:val="CommentReference"/>
         </w:rPr>
-        <w:commentReference w:id="326"/>
+        <w:commentReference w:id="365"/>
       </w:r>
       <w:r>
         <w:rPr>
@@ -6522,7 +6594,7 @@
         </w:rPr>
         <w:t xml:space="preserve">: </w:t>
       </w:r>
-      <w:commentRangeStart w:id="327"/>
+      <w:commentRangeStart w:id="366"/>
       <w:r>
         <w:rPr>
           <w:rFonts w:ascii="Times New Roman" w:hAnsi="Times New Roman" w:cs="Times New Roman"/>
@@ -6535,12 +6607,12 @@
         </w:rPr>
         <w:t>—often noisy in smaller municipalities—to identify the slope</w:t>
       </w:r>
-      <w:commentRangeEnd w:id="327"/>
+      <w:commentRangeEnd w:id="366"/>
       <w:r>
         <w:rPr>
           <w:rStyle w:val="CommentReference"/>
         </w:rPr>
-        <w:commentReference w:id="327"/>
+        <w:commentReference w:id="366"/>
       </w:r>
       <w:r>
         <w:rPr>
@@ -6567,7 +6639,7 @@
         </w:rPr>
         <w:t xml:space="preserve">To uncover this hidden variation, we estimate a </w:t>
       </w:r>
-      <w:del w:id="328" w:author="Thiago Oliveira" w:date="2025-12-16T21:06:00Z" w16du:dateUtc="2025-12-16T21:06:00Z">
+      <w:del w:id="367" w:author="Thiago Oliveira" w:date="2025-12-16T21:06:00Z" w16du:dateUtc="2025-12-16T21:06:00Z">
         <w:r>
           <w:rPr>
             <w:rFonts w:ascii="Times New Roman" w:hAnsi="Times New Roman" w:cs="Times New Roman"/>
@@ -6575,7 +6647,7 @@
           <w:delText>one</w:delText>
         </w:r>
       </w:del>
-      <w:ins w:id="329" w:author="Thiago Oliveira" w:date="2025-12-16T21:06:00Z" w16du:dateUtc="2025-12-16T21:06:00Z">
+      <w:ins w:id="368" w:author="Thiago Oliveira" w:date="2025-12-16T21:06:00Z" w16du:dateUtc="2025-12-16T21:06:00Z">
         <w:r>
           <w:rPr>
             <w:rFonts w:ascii="Times New Roman" w:hAnsi="Times New Roman" w:cs="Times New Roman"/>
@@ -6589,19 +6661,19 @@
         </w:rPr>
         <w:t xml:space="preserve">-way fixed-effects model with municipality-specific slopes. These results show that nearly all local slopes are negative (Figure 1e), indicating a consistent tendency for wetter-than-usual months to coincide with lower violence. However, the strength of this negative association varies geographically, with stronger effects concentrated in several municipalities around the Andes (e.g., Cali, </w:t>
       </w:r>
-      <w:commentRangeStart w:id="330"/>
+      <w:commentRangeStart w:id="369"/>
       <w:r>
         <w:rPr>
           <w:rFonts w:ascii="Times New Roman" w:hAnsi="Times New Roman" w:cs="Times New Roman"/>
         </w:rPr>
         <w:t>Bucaramanga</w:t>
       </w:r>
-      <w:commentRangeEnd w:id="330"/>
+      <w:commentRangeEnd w:id="369"/>
       <w:r>
         <w:rPr>
           <w:rStyle w:val="CommentReference"/>
         </w:rPr>
-        <w:commentReference w:id="330"/>
+        <w:commentReference w:id="369"/>
       </w:r>
       <w:r>
         <w:rPr>
@@ -6823,7 +6895,7 @@
         </w:rPr>
         <w:t xml:space="preserve"> </w:t>
       </w:r>
-      <w:ins w:id="331" w:author="Thiago Oliveira" w:date="2025-12-16T21:09:00Z" w16du:dateUtc="2025-12-16T21:09:00Z">
+      <w:ins w:id="370" w:author="Thiago Oliveira" w:date="2025-12-16T21:09:00Z" w16du:dateUtc="2025-12-16T21:09:00Z">
         <w:r>
           <w:rPr>
             <w:rFonts w:ascii="Times New Roman" w:hAnsi="Times New Roman" w:cs="Times New Roman"/>
@@ -6831,7 +6903,7 @@
           <w:t xml:space="preserve">This indicates that </w:t>
         </w:r>
       </w:ins>
-      <w:ins w:id="332" w:author="Thiago Oliveira" w:date="2025-12-16T21:10:00Z" w16du:dateUtc="2025-12-16T21:10:00Z">
+      <w:ins w:id="371" w:author="Thiago Oliveira" w:date="2025-12-16T21:10:00Z" w16du:dateUtc="2025-12-16T21:10:00Z">
         <w:r>
           <w:rPr>
             <w:rFonts w:ascii="Times New Roman" w:hAnsi="Times New Roman" w:cs="Times New Roman"/>
@@ -6887,7 +6959,7 @@
         </w:rPr>
         <w:t xml:space="preserve">At the national level, wetter-than-usual months </w:t>
       </w:r>
-      <w:del w:id="333" w:author="Thiago Oliveira" w:date="2025-12-16T21:11:00Z" w16du:dateUtc="2025-12-16T21:11:00Z">
+      <w:del w:id="372" w:author="Thiago Oliveira" w:date="2025-12-16T21:11:00Z" w16du:dateUtc="2025-12-16T21:11:00Z">
         <w:r>
           <w:rPr>
             <w:rFonts w:ascii="Times New Roman" w:hAnsi="Times New Roman" w:cs="Times New Roman"/>
@@ -6895,7 +6967,7 @@
           <w:delText>tend to coincide with</w:delText>
         </w:r>
       </w:del>
-      <w:ins w:id="334" w:author="Thiago Oliveira" w:date="2025-12-16T21:11:00Z" w16du:dateUtc="2025-12-16T21:11:00Z">
+      <w:ins w:id="373" w:author="Thiago Oliveira" w:date="2025-12-16T21:11:00Z" w16du:dateUtc="2025-12-16T21:11:00Z">
         <w:r>
           <w:rPr>
             <w:rFonts w:ascii="Times New Roman" w:hAnsi="Times New Roman" w:cs="Times New Roman"/>
@@ -6909,7 +6981,7 @@
         </w:rPr>
         <w:t xml:space="preserve"> lower-than-usual homicide levels</w:t>
       </w:r>
-      <w:ins w:id="335" w:author="Thiago Oliveira" w:date="2025-12-16T21:11:00Z" w16du:dateUtc="2025-12-16T21:11:00Z">
+      <w:ins w:id="374" w:author="Thiago Oliveira" w:date="2025-12-16T21:11:00Z" w16du:dateUtc="2025-12-16T21:11:00Z">
         <w:r>
           <w:rPr>
             <w:rFonts w:ascii="Times New Roman" w:hAnsi="Times New Roman" w:cs="Times New Roman"/>
@@ -6954,19 +7026,19 @@
         </w:rPr>
         <w:t xml:space="preserve">. A three-way fixed-effects model with state, year, and month fixed effects produces a small but statistically </w:t>
       </w:r>
-      <w:commentRangeStart w:id="336"/>
+      <w:commentRangeStart w:id="375"/>
       <w:r>
         <w:rPr>
           <w:rFonts w:ascii="Times New Roman" w:hAnsi="Times New Roman" w:cs="Times New Roman"/>
         </w:rPr>
         <w:t xml:space="preserve">consistent </w:t>
       </w:r>
-      <w:commentRangeEnd w:id="336"/>
+      <w:commentRangeEnd w:id="375"/>
       <w:r>
         <w:rPr>
           <w:rStyle w:val="CommentReference"/>
         </w:rPr>
-        <w:commentReference w:id="336"/>
+        <w:commentReference w:id="375"/>
       </w:r>
       <w:r>
         <w:rPr>
@@ -6974,7 +7046,7 @@
         </w:rPr>
         <w:t xml:space="preserve">negative </w:t>
       </w:r>
-      <w:del w:id="337" w:author="Thiago Oliveira" w:date="2025-12-16T21:14:00Z" w16du:dateUtc="2025-12-16T21:14:00Z">
+      <w:del w:id="376" w:author="Thiago Oliveira" w:date="2025-12-16T21:14:00Z" w16du:dateUtc="2025-12-16T21:14:00Z">
         <w:r>
           <w:rPr>
             <w:rFonts w:ascii="Times New Roman" w:hAnsi="Times New Roman" w:cs="Times New Roman"/>
@@ -6982,7 +7054,7 @@
           <w:delText xml:space="preserve">effect </w:delText>
         </w:r>
       </w:del>
-      <w:ins w:id="338" w:author="Thiago Oliveira" w:date="2025-12-16T21:14:00Z" w16du:dateUtc="2025-12-16T21:14:00Z">
+      <w:ins w:id="377" w:author="Thiago Oliveira" w:date="2025-12-16T21:14:00Z" w16du:dateUtc="2025-12-16T21:14:00Z">
         <w:r>
           <w:rPr>
             <w:rFonts w:ascii="Times New Roman" w:hAnsi="Times New Roman" w:cs="Times New Roman"/>
@@ -7009,55 +7081,19 @@
         </w:rPr>
         <w:footnoteReference w:id="12"/>
       </w:r>
-      <w:ins w:id="348" w:author="Thiago Oliveira" w:date="2025-12-16T21:41:00Z" w16du:dateUtc="2025-12-16T21:41:00Z">
+      <w:ins w:id="387" w:author="Thiago Oliveira" w:date="2025-12-16T21:41:00Z" w16du:dateUtc="2025-12-16T21:41:00Z">
         <w:r>
           <w:rPr>
             <w:rFonts w:ascii="Times New Roman" w:hAnsi="Times New Roman" w:cs="Times New Roman"/>
           </w:rPr>
           <w:t xml:space="preserve"> </w:t>
         </w:r>
-        <w:commentRangeStart w:id="349"/>
-        <w:r>
-          <w:rPr>
-            <w:rFonts w:ascii="Times New Roman" w:hAnsi="Times New Roman" w:cs="Times New Roman"/>
-          </w:rPr>
-          <w:t>As expected, g</w:t>
-        </w:r>
-        <w:r>
-          <w:rPr>
-            <w:rFonts w:ascii="Times New Roman" w:hAnsi="Times New Roman" w:cs="Times New Roman"/>
-          </w:rPr>
-          <w:t xml:space="preserve">iven </w:t>
-        </w:r>
-        <w:r>
-          <w:rPr>
-            <w:rFonts w:ascii="Times New Roman" w:hAnsi="Times New Roman" w:cs="Times New Roman"/>
-          </w:rPr>
-          <w:t xml:space="preserve">the </w:t>
-        </w:r>
-        <w:r>
-          <w:rPr>
-            <w:rFonts w:ascii="Times New Roman" w:hAnsi="Times New Roman" w:cs="Times New Roman"/>
-          </w:rPr>
-          <w:t>bigger level of geographic aggregation</w:t>
-        </w:r>
-        <w:r>
-          <w:rPr>
-            <w:rFonts w:ascii="Times New Roman" w:hAnsi="Times New Roman" w:cs="Times New Roman"/>
-          </w:rPr>
-          <w:t xml:space="preserve"> in this analysis</w:t>
-        </w:r>
-        <w:r>
-          <w:rPr>
-            <w:rFonts w:ascii="Times New Roman" w:hAnsi="Times New Roman" w:cs="Times New Roman"/>
-          </w:rPr>
-          <w:t>,</w:t>
-        </w:r>
-        <w:r>
-          <w:rPr>
-            <w:rFonts w:ascii="Times New Roman" w:hAnsi="Times New Roman" w:cs="Times New Roman"/>
-          </w:rPr>
-          <w:t xml:space="preserve"> results</w:t>
+        <w:commentRangeStart w:id="388"/>
+        <w:r>
+          <w:rPr>
+            <w:rFonts w:ascii="Times New Roman" w:hAnsi="Times New Roman" w:cs="Times New Roman"/>
+          </w:rPr>
+          <w:t>As expected, given the bigger level of geographic aggregation in this analysis, results</w:t>
         </w:r>
       </w:ins>
       <w:r>
@@ -7066,7 +7102,7 @@
         </w:rPr>
         <w:t xml:space="preserve"> </w:t>
       </w:r>
-      <w:ins w:id="350" w:author="Thiago Oliveira" w:date="2025-12-16T21:41:00Z" w16du:dateUtc="2025-12-16T21:41:00Z">
+      <w:ins w:id="389" w:author="Thiago Oliveira" w:date="2025-12-16T21:41:00Z" w16du:dateUtc="2025-12-16T21:41:00Z">
         <w:r>
           <w:rPr>
             <w:rFonts w:ascii="Times New Roman" w:hAnsi="Times New Roman" w:cs="Times New Roman"/>
@@ -7074,7 +7110,7 @@
           <w:t xml:space="preserve">are </w:t>
         </w:r>
       </w:ins>
-      <w:ins w:id="351" w:author="Thiago Oliveira" w:date="2025-12-16T21:42:00Z" w16du:dateUtc="2025-12-16T21:42:00Z">
+      <w:ins w:id="390" w:author="Thiago Oliveira" w:date="2025-12-16T21:42:00Z" w16du:dateUtc="2025-12-16T21:42:00Z">
         <w:r>
           <w:rPr>
             <w:rFonts w:ascii="Times New Roman" w:hAnsi="Times New Roman" w:cs="Times New Roman"/>
@@ -7082,16 +7118,16 @@
           <w:t>more precise</w:t>
         </w:r>
       </w:ins>
-      <w:commentRangeEnd w:id="349"/>
-      <w:ins w:id="352" w:author="Thiago Oliveira" w:date="2025-12-16T21:44:00Z" w16du:dateUtc="2025-12-16T21:44:00Z">
+      <w:commentRangeEnd w:id="388"/>
+      <w:ins w:id="391" w:author="Thiago Oliveira" w:date="2025-12-16T21:44:00Z" w16du:dateUtc="2025-12-16T21:44:00Z">
         <w:r>
           <w:rPr>
             <w:rStyle w:val="CommentReference"/>
           </w:rPr>
-          <w:commentReference w:id="349"/>
-        </w:r>
-      </w:ins>
-      <w:ins w:id="353" w:author="Thiago Oliveira" w:date="2025-12-16T21:42:00Z" w16du:dateUtc="2025-12-16T21:42:00Z">
+          <w:commentReference w:id="388"/>
+        </w:r>
+      </w:ins>
+      <w:ins w:id="392" w:author="Thiago Oliveira" w:date="2025-12-16T21:42:00Z" w16du:dateUtc="2025-12-16T21:42:00Z">
         <w:r>
           <w:rPr>
             <w:rFonts w:ascii="Times New Roman" w:hAnsi="Times New Roman" w:cs="Times New Roman"/>
@@ -7099,8 +7135,8 @@
           <w:t xml:space="preserve">. Yet, </w:t>
         </w:r>
       </w:ins>
-      <w:commentRangeStart w:id="354"/>
-      <w:del w:id="355" w:author="Thiago Oliveira" w:date="2025-12-16T21:42:00Z" w16du:dateUtc="2025-12-16T21:42:00Z">
+      <w:commentRangeStart w:id="393"/>
+      <w:del w:id="394" w:author="Thiago Oliveira" w:date="2025-12-16T21:42:00Z" w16du:dateUtc="2025-12-16T21:42:00Z">
         <w:r>
           <w:rPr>
             <w:rFonts w:ascii="Times New Roman" w:hAnsi="Times New Roman" w:cs="Times New Roman"/>
@@ -7108,7 +7144,7 @@
           <w:delText>A</w:delText>
         </w:r>
       </w:del>
-      <w:ins w:id="356" w:author="Thiago Oliveira" w:date="2025-12-16T21:42:00Z" w16du:dateUtc="2025-12-16T21:42:00Z">
+      <w:ins w:id="395" w:author="Thiago Oliveira" w:date="2025-12-16T21:42:00Z" w16du:dateUtc="2025-12-16T21:42:00Z">
         <w:r>
           <w:rPr>
             <w:rFonts w:ascii="Times New Roman" w:hAnsi="Times New Roman" w:cs="Times New Roman"/>
@@ -7134,7 +7170,7 @@
         </w:rPr>
         <w:t xml:space="preserve"> conditions: some states exhibit stronger negative rainfall-violence associations, while others show effects close to zero, resulting in a compressed near-zero average when pooled.</w:t>
       </w:r>
-      <w:commentRangeEnd w:id="354"/>
+      <w:commentRangeEnd w:id="393"/>
       <w:r>
         <w:rPr>
           <w:rStyle w:val="CommentReference"/>
@@ -7142,7 +7178,7 @@
           <w:sz w:val="24"/>
           <w:szCs w:val="24"/>
         </w:rPr>
-        <w:commentReference w:id="354"/>
+        <w:commentReference w:id="393"/>
       </w:r>
     </w:p>
     <w:p>
@@ -7188,7 +7224,7 @@
           <w:rFonts w:ascii="Times New Roman" w:hAnsi="Times New Roman" w:cs="Times New Roman"/>
         </w:rPr>
       </w:pPr>
-      <w:commentRangeStart w:id="357"/>
+      <w:commentRangeStart w:id="396"/>
       <w:r>
         <w:rPr>
           <w:noProof/>
@@ -7243,12 +7279,12 @@
           </wp:inline>
         </w:drawing>
       </w:r>
-      <w:commentRangeEnd w:id="357"/>
+      <w:commentRangeEnd w:id="396"/>
       <w:r>
         <w:rPr>
           <w:rStyle w:val="CommentReference"/>
         </w:rPr>
-        <w:commentReference w:id="357"/>
+        <w:commentReference w:id="396"/>
       </w:r>
     </w:p>
     <w:p>
@@ -7351,7 +7387,7 @@
         </w:rPr>
         <w:t xml:space="preserve"> </w:t>
       </w:r>
-      <w:del w:id="358" w:author="Thiago Oliveira" w:date="2025-12-16T21:44:00Z" w16du:dateUtc="2025-12-16T21:44:00Z">
+      <w:del w:id="397" w:author="Thiago Oliveira" w:date="2025-12-16T21:44:00Z" w16du:dateUtc="2025-12-16T21:44:00Z">
         <w:r>
           <w:rPr>
             <w:rFonts w:ascii="Times New Roman" w:hAnsi="Times New Roman" w:cs="Times New Roman"/>
@@ -7372,7 +7408,7 @@
           <w:rFonts w:ascii="Times New Roman" w:hAnsi="Times New Roman" w:cs="Times New Roman"/>
         </w:rPr>
       </w:pPr>
-      <w:bookmarkStart w:id="359" w:name="_Hlk214003858"/>
+      <w:bookmarkStart w:id="398" w:name="_Hlk214003858"/>
       <w:r>
         <w:rPr>
           <w:rFonts w:ascii="Times New Roman" w:hAnsi="Times New Roman" w:cs="Times New Roman"/>
@@ -7446,14 +7482,14 @@
         </w:rPr>
         <w:t xml:space="preserve"> </w:t>
       </w:r>
-      <w:bookmarkEnd w:id="359"/>
+      <w:bookmarkEnd w:id="398"/>
       <w:r>
         <w:rPr>
           <w:rFonts w:ascii="Times New Roman" w:hAnsi="Times New Roman" w:cs="Times New Roman"/>
         </w:rPr>
         <w:t xml:space="preserve">These models suggest a tendency for wetter-than-usual months </w:t>
       </w:r>
-      <w:del w:id="360" w:author="Thiago Oliveira" w:date="2025-12-16T21:45:00Z" w16du:dateUtc="2025-12-16T21:45:00Z">
+      <w:del w:id="399" w:author="Thiago Oliveira" w:date="2025-12-16T21:45:00Z" w16du:dateUtc="2025-12-16T21:45:00Z">
         <w:r>
           <w:rPr>
             <w:rFonts w:ascii="Times New Roman" w:hAnsi="Times New Roman" w:cs="Times New Roman"/>
@@ -7461,7 +7497,7 @@
           <w:delText>to coincide with</w:delText>
         </w:r>
       </w:del>
-      <w:ins w:id="361" w:author="Thiago Oliveira" w:date="2025-12-16T21:45:00Z" w16du:dateUtc="2025-12-16T21:45:00Z">
+      <w:ins w:id="400" w:author="Thiago Oliveira" w:date="2025-12-16T21:45:00Z" w16du:dateUtc="2025-12-16T21:45:00Z">
         <w:r>
           <w:rPr>
             <w:rFonts w:ascii="Times New Roman" w:hAnsi="Times New Roman" w:cs="Times New Roman"/>
@@ -7475,7 +7511,7 @@
         </w:rPr>
         <w:t xml:space="preserve"> lower-than-usual violence</w:t>
       </w:r>
-      <w:ins w:id="362" w:author="Thiago Oliveira" w:date="2025-12-16T21:45:00Z" w16du:dateUtc="2025-12-16T21:45:00Z">
+      <w:ins w:id="401" w:author="Thiago Oliveira" w:date="2025-12-16T21:45:00Z" w16du:dateUtc="2025-12-16T21:45:00Z">
         <w:r>
           <w:rPr>
             <w:rFonts w:ascii="Times New Roman" w:hAnsi="Times New Roman" w:cs="Times New Roman"/>
@@ -7584,7 +7620,7 @@
         </w:rPr>
         <w:t xml:space="preserve"> Long-Term Shifts in Rainfall Seasonality and Violence Seasonality in </w:t>
       </w:r>
-      <w:bookmarkStart w:id="363" w:name="_Hlk214376973"/>
+      <w:bookmarkStart w:id="402" w:name="_Hlk214376973"/>
       <w:r>
         <w:rPr>
           <w:rFonts w:ascii="Times New Roman" w:hAnsi="Times New Roman" w:cs="Times New Roman"/>
@@ -7593,7 +7629,7 @@
         </w:rPr>
         <w:t>Gainesville, Florida</w:t>
       </w:r>
-      <w:bookmarkEnd w:id="363"/>
+      <w:bookmarkEnd w:id="402"/>
     </w:p>
     <w:p>
       <w:pPr>
@@ -7628,7 +7664,7 @@
           <w:rFonts w:ascii="Times New Roman" w:hAnsi="Times New Roman" w:cs="Times New Roman"/>
         </w:rPr>
       </w:pPr>
-      <w:commentRangeStart w:id="364"/>
+      <w:commentRangeStart w:id="403"/>
       <w:r>
         <w:rPr>
           <w:rFonts w:ascii="Times New Roman" w:hAnsi="Times New Roman" w:cs="Times New Roman"/>
@@ -7696,12 +7732,12 @@
         </w:rPr>
         <w:t>global warming-induced destabilization in long-standing seasonal crime patterns</w:t>
       </w:r>
-      <w:commentRangeEnd w:id="364"/>
+      <w:commentRangeEnd w:id="403"/>
       <w:r>
         <w:rPr>
           <w:rStyle w:val="CommentReference"/>
         </w:rPr>
-        <w:commentReference w:id="364"/>
+        <w:commentReference w:id="403"/>
       </w:r>
       <w:r>
         <w:rPr>
@@ -8483,7 +8519,7 @@
           <w:rFonts w:ascii="Times New Roman" w:hAnsi="Times New Roman" w:cs="Times New Roman"/>
         </w:rPr>
       </w:pPr>
-      <w:bookmarkStart w:id="365" w:name="_Hlk213926202"/>
+      <w:bookmarkStart w:id="404" w:name="_Hlk213926202"/>
       <w:r>
         <w:rPr>
           <w:rFonts w:ascii="Times New Roman" w:hAnsi="Times New Roman" w:cs="Times New Roman"/>
@@ -8491,7 +8527,7 @@
         <w:lastRenderedPageBreak/>
         <w:t>Corcoran, J., &amp; Zahnow, R. (2021</w:t>
       </w:r>
-      <w:bookmarkEnd w:id="365"/>
+      <w:bookmarkEnd w:id="404"/>
       <w:r>
         <w:rPr>
           <w:rFonts w:ascii="Times New Roman" w:hAnsi="Times New Roman" w:cs="Times New Roman"/>
@@ -8532,7 +8568,7 @@
       <w:pPr>
         <w:rPr>
           <w:rFonts w:ascii="Times New Roman" w:hAnsi="Times New Roman" w:cs="Times New Roman"/>
-          <w:rPrChange w:id="366" w:author="Thiago Oliveira" w:date="2025-12-16T17:35:00Z" w16du:dateUtc="2025-12-16T17:35:00Z">
+          <w:rPrChange w:id="405" w:author="Thiago Oliveira" w:date="2025-12-16T17:35:00Z" w16du:dateUtc="2025-12-16T17:35:00Z">
             <w:rPr>
               <w:rFonts w:ascii="Times New Roman" w:hAnsi="Times New Roman" w:cs="Times New Roman"/>
               <w:lang w:val="es-ES"/>
@@ -8557,7 +8593,7 @@
           <w:rFonts w:ascii="Times New Roman" w:hAnsi="Times New Roman" w:cs="Times New Roman"/>
           <w:i/>
           <w:iCs/>
-          <w:rPrChange w:id="367" w:author="Thiago Oliveira" w:date="2025-12-16T17:35:00Z" w16du:dateUtc="2025-12-16T17:35:00Z">
+          <w:rPrChange w:id="406" w:author="Thiago Oliveira" w:date="2025-12-16T17:35:00Z" w16du:dateUtc="2025-12-16T17:35:00Z">
             <w:rPr>
               <w:rFonts w:ascii="Times New Roman" w:hAnsi="Times New Roman" w:cs="Times New Roman"/>
               <w:i/>
@@ -8571,7 +8607,7 @@
       <w:r>
         <w:rPr>
           <w:rFonts w:ascii="Times New Roman" w:hAnsi="Times New Roman" w:cs="Times New Roman"/>
-          <w:rPrChange w:id="368" w:author="Thiago Oliveira" w:date="2025-12-16T17:35:00Z" w16du:dateUtc="2025-12-16T17:35:00Z">
+          <w:rPrChange w:id="407" w:author="Thiago Oliveira" w:date="2025-12-16T17:35:00Z" w16du:dateUtc="2025-12-16T17:35:00Z">
             <w:rPr>
               <w:rFonts w:ascii="Times New Roman" w:hAnsi="Times New Roman" w:cs="Times New Roman"/>
               <w:lang w:val="es-ES"/>
@@ -8593,7 +8629,7 @@
         <w:rPr>
           <w:rStyle w:val="Hyperlink"/>
           <w:rFonts w:ascii="Times New Roman" w:hAnsi="Times New Roman" w:cs="Times New Roman"/>
-          <w:rPrChange w:id="369" w:author="Thiago Oliveira" w:date="2025-12-16T17:35:00Z" w16du:dateUtc="2025-12-16T17:35:00Z">
+          <w:rPrChange w:id="408" w:author="Thiago Oliveira" w:date="2025-12-16T17:35:00Z" w16du:dateUtc="2025-12-16T17:35:00Z">
             <w:rPr>
               <w:rStyle w:val="Hyperlink"/>
               <w:rFonts w:ascii="Times New Roman" w:hAnsi="Times New Roman" w:cs="Times New Roman"/>
@@ -8609,7 +8645,7 @@
       <w:r>
         <w:rPr>
           <w:rFonts w:ascii="Times New Roman" w:hAnsi="Times New Roman" w:cs="Times New Roman"/>
-          <w:rPrChange w:id="370" w:author="Thiago Oliveira" w:date="2025-12-16T17:35:00Z" w16du:dateUtc="2025-12-16T17:35:00Z">
+          <w:rPrChange w:id="409" w:author="Thiago Oliveira" w:date="2025-12-16T17:35:00Z" w16du:dateUtc="2025-12-16T17:35:00Z">
             <w:rPr>
               <w:rFonts w:ascii="Times New Roman" w:hAnsi="Times New Roman" w:cs="Times New Roman"/>
               <w:lang w:val="es-ES"/>
@@ -8628,7 +8664,7 @@
       <w:r>
         <w:rPr>
           <w:rFonts w:ascii="Times New Roman" w:hAnsi="Times New Roman" w:cs="Times New Roman"/>
-          <w:rPrChange w:id="371" w:author="Thiago Oliveira" w:date="2025-12-16T17:35:00Z" w16du:dateUtc="2025-12-16T17:35:00Z">
+          <w:rPrChange w:id="410" w:author="Thiago Oliveira" w:date="2025-12-16T17:35:00Z" w16du:dateUtc="2025-12-16T17:35:00Z">
             <w:rPr>
               <w:rFonts w:ascii="Times New Roman" w:hAnsi="Times New Roman" w:cs="Times New Roman"/>
               <w:lang w:val="es-ES"/>
@@ -9961,7 +9997,7 @@
       </w:r>
     </w:p>
   </w:comment>
-  <w:comment w:id="239" w:author="Thiago Oliveira" w:date="2025-12-16T20:05:00Z" w:initials="TO">
+  <w:comment w:id="257" w:author="Thiago Oliveira" w:date="2025-12-16T20:05:00Z" w:initials="TO">
     <w:p>
       <w:r>
         <w:rPr>
@@ -9978,7 +10014,7 @@
       </w:r>
     </w:p>
   </w:comment>
-  <w:comment w:id="247" w:author="Thiago Oliveira" w:date="2025-12-16T20:50:00Z" w:initials="TO">
+  <w:comment w:id="265" w:author="Thiago Oliveira" w:date="2025-12-16T20:50:00Z" w:initials="TO">
     <w:p>
       <w:r>
         <w:rPr>
@@ -10005,7 +10041,7 @@
       </w:r>
     </w:p>
   </w:comment>
-  <w:comment w:id="307" w:author="Thiago Oliveira" w:date="2025-12-16T20:56:00Z" w:initials="TO">
+  <w:comment w:id="346" w:author="Thiago Oliveira" w:date="2025-12-16T20:56:00Z" w:initials="TO">
     <w:p>
       <w:r>
         <w:rPr>
@@ -10051,7 +10087,7 @@
       </w:r>
     </w:p>
   </w:comment>
-  <w:comment w:id="309" w:author="Thiago Oliveira" w:date="2025-12-16T21:01:00Z" w:initials="TO">
+  <w:comment w:id="348" w:author="Thiago Oliveira" w:date="2025-12-16T21:01:00Z" w:initials="TO">
     <w:p>
       <w:r>
         <w:rPr>
@@ -10068,7 +10104,7 @@
       </w:r>
     </w:p>
   </w:comment>
-  <w:comment w:id="323" w:author="David Buil Gil" w:date="2025-11-20T10:51:00Z" w:initials="DB">
+  <w:comment w:id="362" w:author="David Buil Gil" w:date="2025-11-20T10:51:00Z" w:initials="DB">
     <w:p>
       <w:pPr>
         <w:pStyle w:val="CommentText"/>
@@ -10084,7 +10120,7 @@
       </w:r>
     </w:p>
   </w:comment>
-  <w:comment w:id="324" w:author="Thiago Oliveira" w:date="2025-12-16T21:04:00Z" w:initials="TO">
+  <w:comment w:id="363" w:author="Thiago Oliveira" w:date="2025-12-16T21:04:00Z" w:initials="TO">
     <w:p>
       <w:r>
         <w:rPr>
@@ -10101,7 +10137,7 @@
       </w:r>
     </w:p>
   </w:comment>
-  <w:comment w:id="326" w:author="Thiago Oliveira" w:date="2025-12-16T21:05:00Z" w:initials="TO">
+  <w:comment w:id="365" w:author="Thiago Oliveira" w:date="2025-12-16T21:05:00Z" w:initials="TO">
     <w:p>
       <w:r>
         <w:rPr>
@@ -10118,7 +10154,7 @@
       </w:r>
     </w:p>
   </w:comment>
-  <w:comment w:id="327" w:author="Thiago Oliveira" w:date="2025-12-16T21:05:00Z" w:initials="TO">
+  <w:comment w:id="366" w:author="Thiago Oliveira" w:date="2025-12-16T21:05:00Z" w:initials="TO">
     <w:p>
       <w:r>
         <w:rPr>
@@ -10135,7 +10171,7 @@
       </w:r>
     </w:p>
   </w:comment>
-  <w:comment w:id="330" w:author="Thiago Oliveira" w:date="2025-12-16T21:07:00Z" w:initials="TO">
+  <w:comment w:id="369" w:author="Thiago Oliveira" w:date="2025-12-16T21:07:00Z" w:initials="TO">
     <w:p>
       <w:r>
         <w:rPr>
@@ -10152,7 +10188,7 @@
       </w:r>
     </w:p>
   </w:comment>
-  <w:comment w:id="336" w:author="Thiago Oliveira" w:date="2025-12-16T21:13:00Z" w:initials="TO">
+  <w:comment w:id="375" w:author="Thiago Oliveira" w:date="2025-12-16T21:13:00Z" w:initials="TO">
     <w:p>
       <w:r>
         <w:rPr>
@@ -10169,7 +10205,7 @@
       </w:r>
     </w:p>
   </w:comment>
-  <w:comment w:id="349" w:author="Thiago Oliveira" w:date="2025-12-16T21:44:00Z" w:initials="TO">
+  <w:comment w:id="388" w:author="Thiago Oliveira" w:date="2025-12-16T21:44:00Z" w:initials="TO">
     <w:p>
       <w:r>
         <w:rPr>
@@ -10186,7 +10222,7 @@
       </w:r>
     </w:p>
   </w:comment>
-  <w:comment w:id="354" w:author="David Buil Gil" w:date="2025-11-20T10:54:00Z" w:initials="DB">
+  <w:comment w:id="393" w:author="David Buil Gil" w:date="2025-11-20T10:54:00Z" w:initials="DB">
     <w:p>
       <w:pPr>
         <w:pStyle w:val="CommentText"/>
@@ -10202,7 +10238,7 @@
       </w:r>
     </w:p>
   </w:comment>
-  <w:comment w:id="357" w:author="Thiago Oliveira" w:date="2025-12-16T21:43:00Z" w:initials="TO">
+  <w:comment w:id="396" w:author="Thiago Oliveira" w:date="2025-12-16T21:43:00Z" w:initials="TO">
     <w:p>
       <w:r>
         <w:rPr>
@@ -10219,7 +10255,7 @@
       </w:r>
     </w:p>
   </w:comment>
-  <w:comment w:id="364" w:author="Thiago Oliveira" w:date="2025-12-16T21:49:00Z" w:initials="TO">
+  <w:comment w:id="403" w:author="Thiago Oliveira" w:date="2025-12-16T21:49:00Z" w:initials="TO">
     <w:p>
       <w:r>
         <w:rPr>
@@ -10490,7 +10526,6 @@
       </w:ins>
       <w:r>
         <w:rPr>
-          <w:rFonts w:ascii="Times New Roman" w:hAnsi="Times New Roman" w:cs="Times New Roman"/>
           <w:rPrChange w:id="81" w:author="Thiago Oliveira" w:date="2025-12-16T19:17:00Z" w16du:dateUtc="2025-12-16T19:17:00Z">
             <w:rPr>
               <w:rStyle w:val="Hyperlink"/>
@@ -10511,6 +10546,11 @@
           <w:rPr>
             <w:rFonts w:ascii="Times New Roman" w:hAnsi="Times New Roman" w:cs="Times New Roman"/>
           </w:rPr>
+        </w:r>
+        <w:r>
+          <w:rPr>
+            <w:rFonts w:ascii="Times New Roman" w:hAnsi="Times New Roman" w:cs="Times New Roman"/>
+          </w:rPr>
           <w:fldChar w:fldCharType="separate"/>
         </w:r>
       </w:ins>
@@ -10604,7 +10644,6 @@
       </w:ins>
       <w:r>
         <w:rPr>
-          <w:rFonts w:ascii="Times New Roman" w:hAnsi="Times New Roman" w:cs="Times New Roman"/>
           <w:rPrChange w:id="90" w:author="Thiago Oliveira" w:date="2025-12-16T19:18:00Z" w16du:dateUtc="2025-12-16T19:18:00Z">
             <w:rPr>
               <w:rStyle w:val="Hyperlink"/>
@@ -10625,6 +10664,11 @@
           <w:rPr>
             <w:rFonts w:ascii="Times New Roman" w:hAnsi="Times New Roman" w:cs="Times New Roman"/>
           </w:rPr>
+        </w:r>
+        <w:r>
+          <w:rPr>
+            <w:rFonts w:ascii="Times New Roman" w:hAnsi="Times New Roman" w:cs="Times New Roman"/>
+          </w:rPr>
           <w:fldChar w:fldCharType="separate"/>
         </w:r>
       </w:ins>
@@ -10726,7 +10770,6 @@
       </w:ins>
       <w:r>
         <w:rPr>
-          <w:rFonts w:ascii="Times New Roman" w:hAnsi="Times New Roman" w:cs="Times New Roman"/>
           <w:rPrChange w:id="99" w:author="Thiago Oliveira" w:date="2025-12-16T19:18:00Z" w16du:dateUtc="2025-12-16T19:18:00Z">
             <w:rPr>
               <w:rStyle w:val="Hyperlink"/>
@@ -10747,6 +10790,11 @@
           <w:rPr>
             <w:rFonts w:ascii="Times New Roman" w:hAnsi="Times New Roman" w:cs="Times New Roman"/>
           </w:rPr>
+        </w:r>
+        <w:r>
+          <w:rPr>
+            <w:rFonts w:ascii="Times New Roman" w:hAnsi="Times New Roman" w:cs="Times New Roman"/>
+          </w:rPr>
           <w:fldChar w:fldCharType="separate"/>
         </w:r>
       </w:ins>
@@ -10848,7 +10896,6 @@
       </w:ins>
       <w:r>
         <w:rPr>
-          <w:rFonts w:ascii="Times New Roman" w:hAnsi="Times New Roman" w:cs="Times New Roman"/>
           <w:rPrChange w:id="107" w:author="Thiago Oliveira" w:date="2025-12-16T19:18:00Z" w16du:dateUtc="2025-12-16T19:18:00Z">
             <w:rPr>
               <w:rStyle w:val="Hyperlink"/>
@@ -10869,6 +10916,11 @@
           <w:rPr>
             <w:rFonts w:ascii="Times New Roman" w:hAnsi="Times New Roman" w:cs="Times New Roman"/>
           </w:rPr>
+        </w:r>
+        <w:r>
+          <w:rPr>
+            <w:rFonts w:ascii="Times New Roman" w:hAnsi="Times New Roman" w:cs="Times New Roman"/>
+          </w:rPr>
           <w:fldChar w:fldCharType="separate"/>
         </w:r>
       </w:ins>
@@ -11133,17 +11185,17 @@
         <w:rPr>
           <w:rFonts w:ascii="Times New Roman" w:hAnsi="Times New Roman" w:cs="Times New Roman"/>
           <w:lang w:val="en-GB"/>
-          <w:rPrChange w:id="228" w:author="Thiago Oliveira" w:date="2025-12-16T20:12:00Z" w16du:dateUtc="2025-12-16T20:12:00Z">
+          <w:rPrChange w:id="241" w:author="Thiago Oliveira" w:date="2025-12-16T20:12:00Z" w16du:dateUtc="2025-12-16T20:12:00Z">
             <w:rPr/>
           </w:rPrChange>
         </w:rPr>
       </w:pPr>
-      <w:ins w:id="229" w:author="Thiago Oliveira" w:date="2025-12-16T20:09:00Z" w16du:dateUtc="2025-12-16T20:09:00Z">
+      <w:ins w:id="242" w:author="Thiago Oliveira" w:date="2025-12-16T20:09:00Z" w16du:dateUtc="2025-12-16T20:09:00Z">
         <w:r>
           <w:rPr>
             <w:rStyle w:val="FootnoteReference"/>
             <w:rFonts w:ascii="Times New Roman" w:hAnsi="Times New Roman" w:cs="Times New Roman"/>
-            <w:rPrChange w:id="230" w:author="Thiago Oliveira" w:date="2025-12-16T20:12:00Z" w16du:dateUtc="2025-12-16T20:12:00Z">
+            <w:rPrChange w:id="243" w:author="Thiago Oliveira" w:date="2025-12-16T20:12:00Z" w16du:dateUtc="2025-12-16T20:12:00Z">
               <w:rPr>
                 <w:rStyle w:val="FootnoteReference"/>
               </w:rPr>
@@ -11154,7 +11206,7 @@
         <w:r>
           <w:rPr>
             <w:rFonts w:ascii="Times New Roman" w:hAnsi="Times New Roman" w:cs="Times New Roman"/>
-            <w:rPrChange w:id="231" w:author="Thiago Oliveira" w:date="2025-12-16T20:12:00Z" w16du:dateUtc="2025-12-16T20:12:00Z">
+            <w:rPrChange w:id="244" w:author="Thiago Oliveira" w:date="2025-12-16T20:12:00Z" w16du:dateUtc="2025-12-16T20:12:00Z">
               <w:rPr/>
             </w:rPrChange>
           </w:rPr>
@@ -11164,48 +11216,77 @@
           <w:rPr>
             <w:rFonts w:ascii="Times New Roman" w:hAnsi="Times New Roman" w:cs="Times New Roman"/>
             <w:lang w:val="en-GB"/>
-            <w:rPrChange w:id="232" w:author="Thiago Oliveira" w:date="2025-12-16T20:12:00Z" w16du:dateUtc="2025-12-16T20:12:00Z">
+            <w:rPrChange w:id="245" w:author="Thiago Oliveira" w:date="2025-12-16T20:12:00Z" w16du:dateUtc="2025-12-16T20:12:00Z">
               <w:rPr>
                 <w:lang w:val="en-GB"/>
               </w:rPr>
             </w:rPrChange>
           </w:rPr>
-          <w:t xml:space="preserve">As a robustness check, we also estimated the same model using ordinary least squares with </w:t>
-        </w:r>
-      </w:ins>
-      <w:ins w:id="233" w:author="Thiago Oliveira" w:date="2025-12-16T20:10:00Z" w16du:dateUtc="2025-12-16T20:10:00Z">
+          <w:t xml:space="preserve">As a robustness check, we also estimated the same model using </w:t>
+        </w:r>
+      </w:ins>
+      <w:ins w:id="246" w:author="Thiago Oliveira" w:date="2025-12-17T04:53:00Z" w16du:dateUtc="2025-12-17T09:53:00Z">
         <w:r>
           <w:rPr>
             <w:rFonts w:ascii="Times New Roman" w:hAnsi="Times New Roman" w:cs="Times New Roman"/>
             <w:lang w:val="en-GB"/>
-            <w:rPrChange w:id="234" w:author="Thiago Oliveira" w:date="2025-12-16T20:12:00Z" w16du:dateUtc="2025-12-16T20:12:00Z">
+          </w:rPr>
+          <w:t>least squares dummy variables, in which the fixed effects e</w:t>
+        </w:r>
+      </w:ins>
+      <w:ins w:id="247" w:author="Thiago Oliveira" w:date="2025-12-17T04:54:00Z" w16du:dateUtc="2025-12-17T09:54:00Z">
+        <w:r>
+          <w:rPr>
+            <w:rFonts w:ascii="Times New Roman" w:hAnsi="Times New Roman" w:cs="Times New Roman"/>
+            <w:lang w:val="en-GB"/>
+          </w:rPr>
+          <w:t>stimator is computed</w:t>
+        </w:r>
+      </w:ins>
+      <w:ins w:id="248" w:author="Thiago Oliveira" w:date="2025-12-17T04:53:00Z" w16du:dateUtc="2025-12-17T09:53:00Z">
+        <w:r>
+          <w:rPr>
+            <w:rFonts w:ascii="Times New Roman" w:hAnsi="Times New Roman" w:cs="Times New Roman"/>
+            <w:lang w:val="en-GB"/>
+          </w:rPr>
+          <w:t xml:space="preserve"> </w:t>
+        </w:r>
+      </w:ins>
+      <w:ins w:id="249" w:author="Thiago Oliveira" w:date="2025-12-16T20:09:00Z" w16du:dateUtc="2025-12-16T20:09:00Z">
+        <w:r>
+          <w:rPr>
+            <w:rFonts w:ascii="Times New Roman" w:hAnsi="Times New Roman" w:cs="Times New Roman"/>
+            <w:lang w:val="en-GB"/>
+            <w:rPrChange w:id="250" w:author="Thiago Oliveira" w:date="2025-12-16T20:12:00Z" w16du:dateUtc="2025-12-16T20:12:00Z">
               <w:rPr>
                 <w:lang w:val="en-GB"/>
               </w:rPr>
             </w:rPrChange>
           </w:rPr>
+          <w:t xml:space="preserve">with </w:t>
+        </w:r>
+      </w:ins>
+      <w:ins w:id="251" w:author="Thiago Oliveira" w:date="2025-12-16T20:10:00Z" w16du:dateUtc="2025-12-16T20:10:00Z">
+        <w:r>
+          <w:rPr>
+            <w:rFonts w:ascii="Times New Roman" w:hAnsi="Times New Roman" w:cs="Times New Roman"/>
+            <w:lang w:val="en-GB"/>
+            <w:rPrChange w:id="252" w:author="Thiago Oliveira" w:date="2025-12-16T20:12:00Z" w16du:dateUtc="2025-12-16T20:12:00Z">
+              <w:rPr>
+                <w:lang w:val="en-GB"/>
+              </w:rPr>
+            </w:rPrChange>
+          </w:rPr>
           <w:t xml:space="preserve">explicit year and month dummy variables. </w:t>
         </w:r>
         <w:r>
           <w:rPr>
             <w:rFonts w:ascii="Times New Roman" w:hAnsi="Times New Roman" w:cs="Times New Roman"/>
           </w:rPr>
-          <w:t>In addition, because fixed-effects models may mask serial correlation in monthly time series, we also fit generalized least-squares models with</w:t>
-        </w:r>
-        <w:r>
-          <w:rPr>
-            <w:rFonts w:ascii="Times New Roman" w:hAnsi="Times New Roman" w:cs="Times New Roman"/>
-          </w:rPr>
-          <w:t xml:space="preserve"> first-, second-, and third-order </w:t>
-        </w:r>
-        <w:r>
-          <w:rPr>
-            <w:rFonts w:ascii="Times New Roman" w:hAnsi="Times New Roman" w:cs="Times New Roman"/>
-          </w:rPr>
-          <w:t xml:space="preserve">autocorrelation structures. These </w:t>
-        </w:r>
-      </w:ins>
-      <w:ins w:id="235" w:author="Thiago Oliveira" w:date="2025-12-16T20:11:00Z" w16du:dateUtc="2025-12-16T20:11:00Z">
+          <w:t xml:space="preserve">In addition, because fixed-effects models may mask serial correlation in monthly time series, we also fit generalized least-squares models with first-, second-, and third-order autocorrelation structures. These </w:t>
+        </w:r>
+      </w:ins>
+      <w:ins w:id="253" w:author="Thiago Oliveira" w:date="2025-12-16T20:11:00Z" w16du:dateUtc="2025-12-16T20:11:00Z">
         <w:r>
           <w:rPr>
             <w:rFonts w:ascii="Times New Roman" w:hAnsi="Times New Roman" w:cs="Times New Roman"/>
@@ -11213,7 +11294,7 @@
           <w:t>autoregressive</w:t>
         </w:r>
       </w:ins>
-      <w:ins w:id="236" w:author="Thiago Oliveira" w:date="2025-12-16T20:10:00Z" w16du:dateUtc="2025-12-16T20:10:00Z">
+      <w:ins w:id="254" w:author="Thiago Oliveira" w:date="2025-12-16T20:10:00Z" w16du:dateUtc="2025-12-16T20:10:00Z">
         <w:r>
           <w:rPr>
             <w:rFonts w:ascii="Times New Roman" w:hAnsi="Times New Roman" w:cs="Times New Roman"/>
@@ -11659,7 +11740,7 @@
         </w:rPr>
         <w:t xml:space="preserve"> </w:t>
       </w:r>
-      <w:del w:id="339" w:author="Thiago Oliveira" w:date="2025-12-16T21:38:00Z" w16du:dateUtc="2025-12-16T21:38:00Z">
+      <w:del w:id="378" w:author="Thiago Oliveira" w:date="2025-12-16T21:38:00Z" w16du:dateUtc="2025-12-16T21:38:00Z">
         <w:r>
           <w:rPr>
             <w:rFonts w:ascii="Times New Roman" w:hAnsi="Times New Roman" w:cs="Times New Roman"/>
@@ -11667,7 +11748,7 @@
           <w:delText>One-way f</w:delText>
         </w:r>
       </w:del>
-      <w:ins w:id="340" w:author="Thiago Oliveira" w:date="2025-12-16T21:38:00Z" w16du:dateUtc="2025-12-16T21:38:00Z">
+      <w:ins w:id="379" w:author="Thiago Oliveira" w:date="2025-12-16T21:38:00Z" w16du:dateUtc="2025-12-16T21:38:00Z">
         <w:r>
           <w:rPr>
             <w:rFonts w:ascii="Times New Roman" w:hAnsi="Times New Roman" w:cs="Times New Roman"/>
@@ -11675,7 +11756,7 @@
           <w:t>Simple s</w:t>
         </w:r>
       </w:ins>
-      <w:ins w:id="341" w:author="Thiago Oliveira" w:date="2025-12-16T21:39:00Z" w16du:dateUtc="2025-12-16T21:39:00Z">
+      <w:ins w:id="380" w:author="Thiago Oliveira" w:date="2025-12-16T21:39:00Z" w16du:dateUtc="2025-12-16T21:39:00Z">
         <w:r>
           <w:rPr>
             <w:rFonts w:ascii="Times New Roman" w:hAnsi="Times New Roman" w:cs="Times New Roman"/>
@@ -11689,7 +11770,7 @@
         </w:rPr>
         <w:t xml:space="preserve">ixed-effects regression </w:t>
       </w:r>
-      <w:del w:id="342" w:author="Thiago Oliveira" w:date="2025-12-16T21:39:00Z" w16du:dateUtc="2025-12-16T21:39:00Z">
+      <w:del w:id="381" w:author="Thiago Oliveira" w:date="2025-12-16T21:39:00Z" w16du:dateUtc="2025-12-16T21:39:00Z">
         <w:r>
           <w:rPr>
             <w:rFonts w:ascii="Times New Roman" w:hAnsi="Times New Roman" w:cs="Times New Roman"/>
@@ -11697,7 +11778,7 @@
           <w:delText>with state fixed effects</w:delText>
         </w:r>
       </w:del>
-      <w:ins w:id="343" w:author="Thiago Oliveira" w:date="2025-12-16T21:39:00Z" w16du:dateUtc="2025-12-16T21:39:00Z">
+      <w:ins w:id="382" w:author="Thiago Oliveira" w:date="2025-12-16T21:39:00Z" w16du:dateUtc="2025-12-16T21:39:00Z">
         <w:r>
           <w:rPr>
             <w:rFonts w:ascii="Times New Roman" w:hAnsi="Times New Roman" w:cs="Times New Roman"/>
@@ -11714,7 +11795,7 @@
       <w:r>
         <w:t xml:space="preserve"> </w:t>
       </w:r>
-      <w:del w:id="344" w:author="Thiago Oliveira" w:date="2025-12-16T21:39:00Z" w16du:dateUtc="2025-12-16T21:39:00Z">
+      <w:del w:id="383" w:author="Thiago Oliveira" w:date="2025-12-16T21:39:00Z" w16du:dateUtc="2025-12-16T21:39:00Z">
         <w:r>
           <w:rPr>
             <w:rFonts w:ascii="Times New Roman" w:hAnsi="Times New Roman" w:cs="Times New Roman"/>
@@ -11722,7 +11803,7 @@
           <w:delText xml:space="preserve">One-way </w:delText>
         </w:r>
       </w:del>
-      <w:ins w:id="345" w:author="Thiago Oliveira" w:date="2025-12-16T21:39:00Z" w16du:dateUtc="2025-12-16T21:39:00Z">
+      <w:ins w:id="384" w:author="Thiago Oliveira" w:date="2025-12-16T21:39:00Z" w16du:dateUtc="2025-12-16T21:39:00Z">
         <w:r>
           <w:rPr>
             <w:rFonts w:ascii="Times New Roman" w:hAnsi="Times New Roman" w:cs="Times New Roman"/>
@@ -11736,7 +11817,7 @@
         </w:rPr>
         <w:t xml:space="preserve">fixed-effects regression </w:t>
       </w:r>
-      <w:del w:id="346" w:author="Thiago Oliveira" w:date="2025-12-16T21:39:00Z" w16du:dateUtc="2025-12-16T21:39:00Z">
+      <w:del w:id="385" w:author="Thiago Oliveira" w:date="2025-12-16T21:39:00Z" w16du:dateUtc="2025-12-16T21:39:00Z">
         <w:r>
           <w:rPr>
             <w:rFonts w:ascii="Times New Roman" w:hAnsi="Times New Roman" w:cs="Times New Roman"/>
@@ -11744,7 +11825,7 @@
           <w:delText>with year fixed effects</w:delText>
         </w:r>
       </w:del>
-      <w:ins w:id="347" w:author="Thiago Oliveira" w:date="2025-12-16T21:39:00Z" w16du:dateUtc="2025-12-16T21:39:00Z">
+      <w:ins w:id="386" w:author="Thiago Oliveira" w:date="2025-12-16T21:39:00Z" w16du:dateUtc="2025-12-16T21:39:00Z">
         <w:r>
           <w:rPr>
             <w:rFonts w:ascii="Times New Roman" w:hAnsi="Times New Roman" w:cs="Times New Roman"/>
